--- a/Proposta_Formal_TCC.docx
+++ b/Proposta_Formal_TCC.docx
@@ -1,6 +1,6 @@
 
 <file path=word/document.xml><?xml version="1.0" encoding="utf-8"?>
-<w:document xmlns:wpc="http://schemas.microsoft.com/office/word/2010/wordprocessingCanvas" xmlns:cx="http://schemas.microsoft.com/office/drawing/2014/chartex" xmlns:cx1="http://schemas.microsoft.com/office/drawing/2015/9/8/chartex" xmlns:cx2="http://schemas.microsoft.com/office/drawing/2015/10/21/chartex" xmlns:cx3="http://schemas.microsoft.com/office/drawing/2016/5/9/chartex" xmlns:cx4="http://schemas.microsoft.com/office/drawing/2016/5/10/chartex" xmlns:cx5="http://schemas.microsoft.com/office/drawing/2016/5/11/chartex" xmlns:cx6="http://schemas.microsoft.com/office/drawing/2016/5/12/chartex" xmlns:cx7="http://schemas.microsoft.com/office/drawing/2016/5/13/chartex" xmlns:cx8="http://schemas.microsoft.com/office/drawing/2016/5/14/chartex" xmlns:mc="http://schemas.openxmlformats.org/markup-compatibility/2006" xmlns:aink="http://schemas.microsoft.com/office/drawing/2016/ink" xmlns:am3d="http://schemas.microsoft.com/office/drawing/2017/model3d" xmlns:o="urn:schemas-microsoft-com:office:office" xmlns:r="http://schemas.openxmlformats.org/officeDocument/2006/relationships" xmlns:m="http://schemas.openxmlformats.org/officeDocument/2006/math" xmlns:v="urn:schemas-microsoft-com:vml" xmlns:wp14="http://schemas.microsoft.com/office/word/2010/wordprocessingDrawing" xmlns:wp="http://schemas.openxmlformats.org/drawingml/2006/wordprocessingDrawing" xmlns:w10="urn:schemas-microsoft-com:office:word" xmlns:w="http://schemas.openxmlformats.org/wordprocessingml/2006/main" xmlns:w14="http://schemas.microsoft.com/office/word/2010/wordml" xmlns:w15="http://schemas.microsoft.com/office/word/2012/wordml" xmlns:w16cid="http://schemas.microsoft.com/office/word/2016/wordml/cid" xmlns:w16se="http://schemas.microsoft.com/office/word/2015/wordml/symex" xmlns:wpg="http://schemas.microsoft.com/office/word/2010/wordprocessingGroup" xmlns:wpi="http://schemas.microsoft.com/office/word/2010/wordprocessingInk" xmlns:wne="http://schemas.microsoft.com/office/word/2006/wordml" xmlns:wps="http://schemas.microsoft.com/office/word/2010/wordprocessingShape" mc:Ignorable="w14 w15 w16se w16cid wp14">
+<w:document xmlns:wpc="http://schemas.microsoft.com/office/word/2010/wordprocessingCanvas" xmlns:cx="http://schemas.microsoft.com/office/drawing/2014/chartex" xmlns:cx1="http://schemas.microsoft.com/office/drawing/2015/9/8/chartex" xmlns:cx2="http://schemas.microsoft.com/office/drawing/2015/10/21/chartex" xmlns:cx3="http://schemas.microsoft.com/office/drawing/2016/5/9/chartex" xmlns:cx4="http://schemas.microsoft.com/office/drawing/2016/5/10/chartex" xmlns:cx5="http://schemas.microsoft.com/office/drawing/2016/5/11/chartex" xmlns:cx6="http://schemas.microsoft.com/office/drawing/2016/5/12/chartex" xmlns:cx7="http://schemas.microsoft.com/office/drawing/2016/5/13/chartex" xmlns:cx8="http://schemas.microsoft.com/office/drawing/2016/5/14/chartex" xmlns:mc="http://schemas.openxmlformats.org/markup-compatibility/2006" xmlns:aink="http://schemas.microsoft.com/office/drawing/2016/ink" xmlns:am3d="http://schemas.microsoft.com/office/drawing/2017/model3d" xmlns:o="urn:schemas-microsoft-com:office:office" xmlns:oel="http://schemas.microsoft.com/office/2019/extlst" xmlns:r="http://schemas.openxmlformats.org/officeDocument/2006/relationships" xmlns:m="http://schemas.openxmlformats.org/officeDocument/2006/math" xmlns:v="urn:schemas-microsoft-com:vml" xmlns:wp14="http://schemas.microsoft.com/office/word/2010/wordprocessingDrawing" xmlns:wp="http://schemas.openxmlformats.org/drawingml/2006/wordprocessingDrawing" xmlns:w10="urn:schemas-microsoft-com:office:word" xmlns:w="http://schemas.openxmlformats.org/wordprocessingml/2006/main" xmlns:w14="http://schemas.microsoft.com/office/word/2010/wordml" xmlns:w15="http://schemas.microsoft.com/office/word/2012/wordml" xmlns:w16cex="http://schemas.microsoft.com/office/word/2018/wordml/cex" xmlns:w16cid="http://schemas.microsoft.com/office/word/2016/wordml/cid" xmlns:w16="http://schemas.microsoft.com/office/word/2018/wordml" xmlns:w16du="http://schemas.microsoft.com/office/word/2023/wordml/word16du" xmlns:w16sdtdh="http://schemas.microsoft.com/office/word/2020/wordml/sdtdatahash" xmlns:w16sdtfl="http://schemas.microsoft.com/office/word/2024/wordml/sdtformatlock" xmlns:w16se="http://schemas.microsoft.com/office/word/2015/wordml/symex" xmlns:wpg="http://schemas.microsoft.com/office/word/2010/wordprocessingGroup" xmlns:wpi="http://schemas.microsoft.com/office/word/2010/wordprocessingInk" xmlns:wne="http://schemas.microsoft.com/office/word/2006/wordml" xmlns:wps="http://schemas.microsoft.com/office/word/2010/wordprocessingShape" mc:Ignorable="w14 w15 w16se w16cid w16 w16cex w16sdtdh w16sdtfl w16du wp14">
   <w:body>
     <w:p>
       <w:pPr>
@@ -253,7 +253,43 @@
           <w:szCs w:val="24"/>
           <w:lang w:val="pt-BR"/>
         </w:rPr>
-        <w:t>SISTEMA ERP PARA GESTÃO DE ESTOQUE E PRODUÇÃO</w:t>
+        <w:t>Plataforma de controle de estoque com IA aplicada para an</w:t>
+      </w:r>
+      <w:r>
+        <w:rPr>
+          <w:rFonts w:ascii="Arial" w:hAnsi="Arial" w:cs="Arial"/>
+          <w:b/>
+          <w:bCs/>
+          <w:color w:val="000000" w:themeColor="text1"/>
+          <w:sz w:val="24"/>
+          <w:szCs w:val="24"/>
+          <w:lang w:val="pt-BR"/>
+        </w:rPr>
+        <w:t>á</w:t>
+      </w:r>
+      <w:r>
+        <w:rPr>
+          <w:rFonts w:ascii="Arial" w:hAnsi="Arial" w:cs="Arial"/>
+          <w:b/>
+          <w:bCs/>
+          <w:color w:val="000000" w:themeColor="text1"/>
+          <w:sz w:val="24"/>
+          <w:szCs w:val="24"/>
+          <w:lang w:val="pt-BR"/>
+        </w:rPr>
+        <w:t>lise de</w:t>
+      </w:r>
+      <w:r>
+        <w:rPr>
+          <w:rFonts w:ascii="Arial" w:hAnsi="Arial" w:cs="Arial"/>
+          <w:b/>
+          <w:bCs/>
+          <w:color w:val="000000" w:themeColor="text1"/>
+          <w:sz w:val="24"/>
+          <w:szCs w:val="24"/>
+          <w:lang w:val="pt-BR"/>
+        </w:rPr>
+        <w:t xml:space="preserve"> dados</w:t>
       </w:r>
     </w:p>
     <w:p>
@@ -393,6 +429,8 @@
         <w:jc w:val="center"/>
         <w:rPr>
           <w:rFonts w:ascii="Arial" w:hAnsi="Arial" w:cs="Arial"/>
+          <w:b/>
+          <w:bCs/>
           <w:color w:val="000000" w:themeColor="text1"/>
           <w:sz w:val="24"/>
           <w:szCs w:val="24"/>
@@ -405,15 +443,19 @@
         <w:jc w:val="center"/>
         <w:rPr>
           <w:rFonts w:ascii="Arial" w:hAnsi="Arial" w:cs="Arial"/>
-          <w:color w:val="000000" w:themeColor="text1"/>
-          <w:sz w:val="24"/>
-          <w:szCs w:val="24"/>
-          <w:lang w:val="pt-BR"/>
-        </w:rPr>
-      </w:pPr>
-      <w:r>
-        <w:rPr>
-          <w:rFonts w:ascii="Arial" w:hAnsi="Arial" w:cs="Arial"/>
+          <w:b/>
+          <w:bCs/>
+          <w:color w:val="000000" w:themeColor="text1"/>
+          <w:sz w:val="24"/>
+          <w:szCs w:val="24"/>
+          <w:lang w:val="pt-BR"/>
+        </w:rPr>
+      </w:pPr>
+      <w:r>
+        <w:rPr>
+          <w:rFonts w:ascii="Arial" w:hAnsi="Arial" w:cs="Arial"/>
+          <w:b/>
+          <w:bCs/>
           <w:color w:val="000000" w:themeColor="text1"/>
           <w:sz w:val="24"/>
           <w:szCs w:val="24"/>
@@ -424,6 +466,8 @@
       <w:r>
         <w:rPr>
           <w:rFonts w:ascii="Arial" w:hAnsi="Arial" w:cs="Arial"/>
+          <w:b/>
+          <w:bCs/>
           <w:color w:val="000000" w:themeColor="text1"/>
           <w:sz w:val="24"/>
           <w:szCs w:val="24"/>
@@ -450,23 +494,25 @@
         <w:jc w:val="both"/>
         <w:rPr>
           <w:rFonts w:ascii="Arial" w:hAnsi="Arial" w:cs="Arial"/>
-          <w:color w:val="000000" w:themeColor="text1"/>
-          <w:sz w:val="24"/>
-          <w:szCs w:val="24"/>
-          <w:lang w:val="pt-BR"/>
-        </w:rPr>
-      </w:pPr>
-      <w:r>
-        <w:rPr>
-          <w:rFonts w:ascii="Arial" w:hAnsi="Arial" w:cs="Arial"/>
-          <w:color w:val="000000" w:themeColor="text1"/>
-          <w:sz w:val="24"/>
-          <w:szCs w:val="24"/>
-          <w:lang w:val="pt-BR"/>
-        </w:rPr>
-        <w:pict w14:anchorId="68B6588B">
-          <v:rect id="_x0000_i1061" style="width:0;height:1.5pt" o:hralign="center" o:hrstd="t" o:hr="t" fillcolor="#a0a0a0" stroked="f"/>
-        </w:pict>
+          <w:b/>
+          <w:bCs/>
+          <w:color w:val="000000" w:themeColor="text1"/>
+          <w:sz w:val="24"/>
+          <w:szCs w:val="24"/>
+          <w:lang w:val="pt-BR"/>
+        </w:rPr>
+      </w:pPr>
+      <w:r>
+        <w:rPr>
+          <w:rFonts w:ascii="Arial" w:hAnsi="Arial" w:cs="Arial"/>
+          <w:b/>
+          <w:bCs/>
+          <w:color w:val="000000" w:themeColor="text1"/>
+          <w:sz w:val="24"/>
+          <w:szCs w:val="24"/>
+          <w:lang w:val="pt-BR"/>
+        </w:rPr>
+        <w:t>INTRODUÇÃO</w:t>
       </w:r>
     </w:p>
     <w:p>
@@ -492,7 +538,7 @@
           <w:szCs w:val="24"/>
           <w:lang w:val="pt-BR"/>
         </w:rPr>
-        <w:t>1. INTRODUÇÃO</w:t>
+        <w:t>PROBLEMA</w:t>
       </w:r>
     </w:p>
     <w:p>
@@ -514,29 +560,7 @@
           <w:szCs w:val="24"/>
           <w:lang w:val="pt-BR"/>
         </w:rPr>
-        <w:t xml:space="preserve">Com o crescimento do comércio digital e a necessidade de maior controle operacional, as empresas vêm adotando sistemas integrados de gestão empresarial (ERP – Enterprise </w:t>
-      </w:r>
-      <w:proofErr w:type="spellStart"/>
-      <w:r>
-        <w:rPr>
-          <w:rFonts w:ascii="Arial" w:hAnsi="Arial" w:cs="Arial"/>
-          <w:color w:val="000000" w:themeColor="text1"/>
-          <w:sz w:val="24"/>
-          <w:szCs w:val="24"/>
-          <w:lang w:val="pt-BR"/>
-        </w:rPr>
-        <w:t>Resource</w:t>
-      </w:r>
-      <w:proofErr w:type="spellEnd"/>
-      <w:r>
-        <w:rPr>
-          <w:rFonts w:ascii="Arial" w:hAnsi="Arial" w:cs="Arial"/>
-          <w:color w:val="000000" w:themeColor="text1"/>
-          <w:sz w:val="24"/>
-          <w:szCs w:val="24"/>
-          <w:lang w:val="pt-BR"/>
-        </w:rPr>
-        <w:t xml:space="preserve"> Planning) para otimizar seus processos internos. Esses sistemas permitem a centralização das informações e o gerenciamento eficiente de áreas como estoque, produção, compras e vendas.</w:t>
+        <w:t>Depois de conversar com os responsáveis pela Fama Fashion e conhecer melhor como a empresa funciona, percebemos que um dos principais problemas enfrentados atualmente está relacionado ao controle de estoque.</w:t>
       </w:r>
     </w:p>
     <w:p>
@@ -558,7 +582,49 @@
           <w:szCs w:val="24"/>
           <w:lang w:val="pt-BR"/>
         </w:rPr>
-        <w:t>Segundo estudos sobre gestão de estoques e sistemas ERP, a integração dos processos empresariais contribui significativamente para a redução de erros operacionais, melhoria da tomada de decisão e aumento da produtividade organizacional.</w:t>
+        <w:t xml:space="preserve">A Fama Fashion é uma empresa familiar que trabalha com a produção de roupas femininas, principalmente calças legging, calças </w:t>
+      </w:r>
+      <w:proofErr w:type="spellStart"/>
+      <w:r>
+        <w:rPr>
+          <w:rFonts w:ascii="Arial" w:hAnsi="Arial" w:cs="Arial"/>
+          <w:color w:val="000000" w:themeColor="text1"/>
+          <w:sz w:val="24"/>
+          <w:szCs w:val="24"/>
+          <w:lang w:val="pt-BR"/>
+        </w:rPr>
+        <w:t>flare</w:t>
+      </w:r>
+      <w:proofErr w:type="spellEnd"/>
+      <w:r>
+        <w:rPr>
+          <w:rFonts w:ascii="Arial" w:hAnsi="Arial" w:cs="Arial"/>
+          <w:color w:val="000000" w:themeColor="text1"/>
+          <w:sz w:val="24"/>
+          <w:szCs w:val="24"/>
+          <w:lang w:val="pt-BR"/>
+        </w:rPr>
+        <w:t xml:space="preserve"> e regatas.</w:t>
+      </w:r>
+      <w:r>
+        <w:rPr>
+          <w:rFonts w:ascii="Arial" w:hAnsi="Arial" w:cs="Arial"/>
+          <w:color w:val="000000" w:themeColor="text1"/>
+          <w:sz w:val="24"/>
+          <w:szCs w:val="24"/>
+          <w:lang w:val="pt-BR"/>
+        </w:rPr>
+        <w:t xml:space="preserve"> Percebe-se que os donos não tem facilidade de mexer com a tecnologia e por isso perdem muito na questão agilidade por usarem registros manuais.</w:t>
+      </w:r>
+      <w:r>
+        <w:rPr>
+          <w:rFonts w:ascii="Arial" w:hAnsi="Arial" w:cs="Arial"/>
+          <w:color w:val="000000" w:themeColor="text1"/>
+          <w:sz w:val="24"/>
+          <w:szCs w:val="24"/>
+          <w:lang w:val="pt-BR"/>
+        </w:rPr>
+        <w:t xml:space="preserve"> O processo começa com a compra dos tecidos, depois as peças são cortadas e enviadas para costureiros terceirizados. Após a costura, as roupas retornam para a empresa e são distribuídas para revendedores, para a loja física e também para a loja online.</w:t>
       </w:r>
     </w:p>
     <w:p>
@@ -574,57 +640,13 @@
       </w:pPr>
       <w:r>
         <w:rPr>
-          <w:noProof/>
-          <w:color w:val="000000" w:themeColor="text1"/>
-        </w:rPr>
-        <w:drawing>
-          <wp:inline distT="0" distB="0" distL="0" distR="0" wp14:anchorId="4F4A766A" wp14:editId="402520FF">
-            <wp:extent cx="5486400" cy="3235197"/>
-            <wp:effectExtent l="0" t="0" r="0" b="3810"/>
-            <wp:docPr id="1" name="Imagem 1" descr="Dashboard.png"/>
-            <wp:cNvGraphicFramePr>
-              <a:graphicFrameLocks xmlns:a="http://schemas.openxmlformats.org/drawingml/2006/main" noChangeAspect="1"/>
-            </wp:cNvGraphicFramePr>
-            <a:graphic xmlns:a="http://schemas.openxmlformats.org/drawingml/2006/main">
-              <a:graphicData uri="http://schemas.openxmlformats.org/drawingml/2006/picture">
-                <pic:pic xmlns:pic="http://schemas.openxmlformats.org/drawingml/2006/picture">
-                  <pic:nvPicPr>
-                    <pic:cNvPr id="0" name="Picture 49" descr="Dashboard.png"/>
-                    <pic:cNvPicPr>
-                      <a:picLocks noChangeAspect="1" noChangeArrowheads="1"/>
-                    </pic:cNvPicPr>
-                  </pic:nvPicPr>
-                  <pic:blipFill>
-                    <a:blip r:embed="rId6">
-                      <a:extLst>
-                        <a:ext uri="{28A0092B-C50C-407E-A947-70E740481C1C}">
-                          <a14:useLocalDpi xmlns:a14="http://schemas.microsoft.com/office/drawing/2010/main" val="0"/>
-                        </a:ext>
-                      </a:extLst>
-                    </a:blip>
-                    <a:srcRect/>
-                    <a:stretch>
-                      <a:fillRect/>
-                    </a:stretch>
-                  </pic:blipFill>
-                  <pic:spPr bwMode="auto">
-                    <a:xfrm>
-                      <a:off x="0" y="0"/>
-                      <a:ext cx="5486400" cy="3235197"/>
-                    </a:xfrm>
-                    <a:prstGeom prst="rect">
-                      <a:avLst/>
-                    </a:prstGeom>
-                    <a:noFill/>
-                    <a:ln>
-                      <a:noFill/>
-                    </a:ln>
-                  </pic:spPr>
-                </pic:pic>
-              </a:graphicData>
-            </a:graphic>
-          </wp:inline>
-        </w:drawing>
+          <w:rFonts w:ascii="Arial" w:hAnsi="Arial" w:cs="Arial"/>
+          <w:color w:val="000000" w:themeColor="text1"/>
+          <w:sz w:val="24"/>
+          <w:szCs w:val="24"/>
+          <w:lang w:val="pt-BR"/>
+        </w:rPr>
+        <w:t>Durante as entrevistas realizadas, foi possível identificar algumas dificuldades que acabam prejudicando a organização da empresa, principalmente nas vendas feitas pela internet.</w:t>
       </w:r>
     </w:p>
     <w:p>
@@ -632,121 +654,277 @@
         <w:jc w:val="both"/>
         <w:rPr>
           <w:rFonts w:ascii="Arial" w:hAnsi="Arial" w:cs="Arial"/>
-          <w:i/>
-          <w:iCs/>
-          <w:color w:val="000000" w:themeColor="text1"/>
-          <w:sz w:val="24"/>
-          <w:szCs w:val="24"/>
-          <w:lang w:val="pt-BR"/>
-        </w:rPr>
-      </w:pPr>
+          <w:color w:val="000000" w:themeColor="text1"/>
+          <w:sz w:val="24"/>
+          <w:szCs w:val="24"/>
+          <w:lang w:val="pt-BR"/>
+        </w:rPr>
+      </w:pPr>
+      <w:r>
+        <w:rPr>
+          <w:rFonts w:ascii="Arial" w:hAnsi="Arial" w:cs="Arial"/>
+          <w:color w:val="000000" w:themeColor="text1"/>
+          <w:sz w:val="24"/>
+          <w:szCs w:val="24"/>
+          <w:lang w:val="pt-BR"/>
+        </w:rPr>
+        <w:t>O principa</w:t>
+      </w:r>
+      <w:r>
+        <w:rPr>
+          <w:rFonts w:ascii="Arial" w:hAnsi="Arial" w:cs="Arial"/>
+          <w:color w:val="000000" w:themeColor="text1"/>
+          <w:sz w:val="24"/>
+          <w:szCs w:val="24"/>
+          <w:lang w:val="pt-BR"/>
+        </w:rPr>
+        <w:t>l</w:t>
+      </w:r>
+      <w:r>
+        <w:rPr>
+          <w:rFonts w:ascii="Arial" w:hAnsi="Arial" w:cs="Arial"/>
+          <w:color w:val="000000" w:themeColor="text1"/>
+          <w:sz w:val="24"/>
+          <w:szCs w:val="24"/>
+          <w:lang w:val="pt-BR"/>
+        </w:rPr>
+        <w:t xml:space="preserve"> problema encontrado fo</w:t>
+      </w:r>
+      <w:r>
+        <w:rPr>
+          <w:rFonts w:ascii="Arial" w:hAnsi="Arial" w:cs="Arial"/>
+          <w:color w:val="000000" w:themeColor="text1"/>
+          <w:sz w:val="24"/>
+          <w:szCs w:val="24"/>
+          <w:lang w:val="pt-BR"/>
+        </w:rPr>
+        <w:t>i</w:t>
+      </w:r>
+      <w:r>
+        <w:rPr>
+          <w:rFonts w:ascii="Arial" w:hAnsi="Arial" w:cs="Arial"/>
+          <w:color w:val="000000" w:themeColor="text1"/>
+          <w:sz w:val="24"/>
+          <w:szCs w:val="24"/>
+          <w:lang w:val="pt-BR"/>
+        </w:rPr>
+        <w:t>:</w:t>
+      </w:r>
     </w:p>
     <w:p>
       <w:pPr>
+        <w:numPr>
+          <w:ilvl w:val="0"/>
+          <w:numId w:val="24"/>
+        </w:numPr>
         <w:jc w:val="both"/>
         <w:rPr>
           <w:rFonts w:ascii="Arial" w:hAnsi="Arial" w:cs="Arial"/>
-          <w:i/>
-          <w:iCs/>
-          <w:color w:val="000000" w:themeColor="text1"/>
-          <w:sz w:val="24"/>
-          <w:szCs w:val="24"/>
-          <w:lang w:val="pt-BR"/>
-        </w:rPr>
-      </w:pPr>
+          <w:color w:val="000000" w:themeColor="text1"/>
+          <w:sz w:val="24"/>
+          <w:szCs w:val="24"/>
+          <w:lang w:val="pt-BR"/>
+        </w:rPr>
+      </w:pPr>
+      <w:r>
+        <w:rPr>
+          <w:rFonts w:ascii="Arial" w:hAnsi="Arial" w:cs="Arial"/>
+          <w:color w:val="000000" w:themeColor="text1"/>
+          <w:sz w:val="24"/>
+          <w:szCs w:val="24"/>
+          <w:lang w:val="pt-BR"/>
+        </w:rPr>
+        <w:t>Falta de um controle atualizado da quantidade de produtos disponíveis.</w:t>
+      </w:r>
     </w:p>
     <w:p>
       <w:pPr>
+        <w:numPr>
+          <w:ilvl w:val="0"/>
+          <w:numId w:val="24"/>
+        </w:numPr>
         <w:jc w:val="both"/>
         <w:rPr>
           <w:rFonts w:ascii="Arial" w:hAnsi="Arial" w:cs="Arial"/>
-          <w:i/>
-          <w:iCs/>
-          <w:color w:val="000000" w:themeColor="text1"/>
-          <w:sz w:val="24"/>
-          <w:szCs w:val="24"/>
-          <w:lang w:val="pt-BR"/>
-        </w:rPr>
-      </w:pPr>
+          <w:color w:val="000000" w:themeColor="text1"/>
+          <w:sz w:val="24"/>
+          <w:szCs w:val="24"/>
+          <w:lang w:val="pt-BR"/>
+        </w:rPr>
+      </w:pPr>
+      <w:r>
+        <w:rPr>
+          <w:rFonts w:ascii="Arial" w:hAnsi="Arial" w:cs="Arial"/>
+          <w:color w:val="000000" w:themeColor="text1"/>
+          <w:sz w:val="24"/>
+          <w:szCs w:val="24"/>
+          <w:lang w:val="pt-BR"/>
+        </w:rPr>
+        <w:t>Vendas de produtos que já não estão mais em estoque.</w:t>
+      </w:r>
     </w:p>
     <w:p>
       <w:pPr>
+        <w:numPr>
+          <w:ilvl w:val="0"/>
+          <w:numId w:val="24"/>
+        </w:numPr>
         <w:jc w:val="both"/>
         <w:rPr>
           <w:rFonts w:ascii="Arial" w:hAnsi="Arial" w:cs="Arial"/>
-          <w:i/>
-          <w:iCs/>
-          <w:color w:val="000000" w:themeColor="text1"/>
-          <w:sz w:val="24"/>
-          <w:szCs w:val="24"/>
-          <w:lang w:val="pt-BR"/>
-        </w:rPr>
-      </w:pPr>
+          <w:color w:val="000000" w:themeColor="text1"/>
+          <w:sz w:val="24"/>
+          <w:szCs w:val="24"/>
+          <w:lang w:val="pt-BR"/>
+        </w:rPr>
+      </w:pPr>
+      <w:r>
+        <w:rPr>
+          <w:rFonts w:ascii="Arial" w:hAnsi="Arial" w:cs="Arial"/>
+          <w:color w:val="000000" w:themeColor="text1"/>
+          <w:sz w:val="24"/>
+          <w:szCs w:val="24"/>
+          <w:lang w:val="pt-BR"/>
+        </w:rPr>
+        <w:t>Falta de agilidade para encontrar registros do estoque</w:t>
+      </w:r>
     </w:p>
     <w:p>
       <w:pPr>
         <w:jc w:val="both"/>
         <w:rPr>
           <w:rFonts w:ascii="Arial" w:hAnsi="Arial" w:cs="Arial"/>
-          <w:i/>
-          <w:iCs/>
-          <w:color w:val="000000" w:themeColor="text1"/>
-          <w:sz w:val="24"/>
-          <w:szCs w:val="24"/>
-          <w:lang w:val="pt-BR"/>
-        </w:rPr>
-      </w:pPr>
+          <w:color w:val="000000" w:themeColor="text1"/>
+          <w:sz w:val="24"/>
+          <w:szCs w:val="24"/>
+          <w:lang w:val="pt-BR"/>
+        </w:rPr>
+      </w:pPr>
+      <w:r>
+        <w:rPr>
+          <w:rFonts w:ascii="Arial" w:hAnsi="Arial" w:cs="Arial"/>
+          <w:color w:val="000000" w:themeColor="text1"/>
+          <w:sz w:val="24"/>
+          <w:szCs w:val="24"/>
+          <w:lang w:val="pt-BR"/>
+        </w:rPr>
+        <w:t>Esses problemas podem causar prejuízos para a empresa e também gerar insatisfação nos clientes, que esperam receber seus produtos sem atrasos ou cancelamentos.</w:t>
+      </w:r>
     </w:p>
     <w:p>
       <w:pPr>
         <w:jc w:val="both"/>
         <w:rPr>
           <w:rFonts w:ascii="Arial" w:hAnsi="Arial" w:cs="Arial"/>
-          <w:i/>
-          <w:iCs/>
-          <w:color w:val="000000" w:themeColor="text1"/>
-          <w:sz w:val="24"/>
-          <w:szCs w:val="24"/>
-          <w:lang w:val="pt-BR"/>
-        </w:rPr>
-      </w:pPr>
+          <w:b/>
+          <w:bCs/>
+          <w:color w:val="000000" w:themeColor="text1"/>
+          <w:sz w:val="24"/>
+          <w:szCs w:val="24"/>
+          <w:lang w:val="pt-BR"/>
+        </w:rPr>
+      </w:pPr>
+      <w:r>
+        <w:rPr>
+          <w:rFonts w:ascii="Arial" w:hAnsi="Arial" w:cs="Arial"/>
+          <w:b/>
+          <w:bCs/>
+          <w:color w:val="000000" w:themeColor="text1"/>
+          <w:sz w:val="24"/>
+          <w:szCs w:val="24"/>
+          <w:lang w:val="pt-BR"/>
+        </w:rPr>
+        <w:t>OBJETIVO GERAL</w:t>
+      </w:r>
     </w:p>
     <w:p>
       <w:pPr>
         <w:jc w:val="both"/>
         <w:rPr>
           <w:rFonts w:ascii="Arial" w:hAnsi="Arial" w:cs="Arial"/>
-          <w:i/>
-          <w:iCs/>
-          <w:color w:val="000000" w:themeColor="text1"/>
-          <w:sz w:val="24"/>
-          <w:szCs w:val="24"/>
-          <w:lang w:val="pt-BR"/>
-        </w:rPr>
-      </w:pPr>
+          <w:color w:val="000000" w:themeColor="text1"/>
+          <w:sz w:val="24"/>
+          <w:szCs w:val="24"/>
+          <w:lang w:val="pt-BR"/>
+        </w:rPr>
+      </w:pPr>
+      <w:r>
+        <w:rPr>
+          <w:rFonts w:ascii="Arial" w:hAnsi="Arial" w:cs="Arial"/>
+          <w:color w:val="000000" w:themeColor="text1"/>
+          <w:sz w:val="24"/>
+          <w:szCs w:val="24"/>
+          <w:lang w:val="pt-BR"/>
+        </w:rPr>
+        <w:t xml:space="preserve">O objetivo deste projeto é desenvolver um Sistema Inteligente de Controle de Estoque para a Fama Fashion, </w:t>
+      </w:r>
+      <w:r>
+        <w:rPr>
+          <w:rFonts w:ascii="Arial" w:hAnsi="Arial" w:cs="Arial"/>
+          <w:color w:val="000000" w:themeColor="text1"/>
+          <w:sz w:val="24"/>
+          <w:szCs w:val="24"/>
+          <w:lang w:val="pt-BR"/>
+        </w:rPr>
+        <w:t xml:space="preserve">de maneira bem simplificada e que entregue o </w:t>
+      </w:r>
+      <w:proofErr w:type="gramStart"/>
+      <w:r>
+        <w:rPr>
+          <w:rFonts w:ascii="Arial" w:hAnsi="Arial" w:cs="Arial"/>
+          <w:color w:val="000000" w:themeColor="text1"/>
+          <w:sz w:val="24"/>
+          <w:szCs w:val="24"/>
+          <w:lang w:val="pt-BR"/>
+        </w:rPr>
+        <w:t>que  a</w:t>
+      </w:r>
+      <w:proofErr w:type="gramEnd"/>
+      <w:r>
+        <w:rPr>
+          <w:rFonts w:ascii="Arial" w:hAnsi="Arial" w:cs="Arial"/>
+          <w:color w:val="000000" w:themeColor="text1"/>
+          <w:sz w:val="24"/>
+          <w:szCs w:val="24"/>
+          <w:lang w:val="pt-BR"/>
+        </w:rPr>
+        <w:t xml:space="preserve"> empresa precisa de maneira bem mastigada, </w:t>
+      </w:r>
+      <w:r>
+        <w:rPr>
+          <w:rFonts w:ascii="Arial" w:hAnsi="Arial" w:cs="Arial"/>
+          <w:color w:val="000000" w:themeColor="text1"/>
+          <w:sz w:val="24"/>
+          <w:szCs w:val="24"/>
+          <w:lang w:val="pt-BR"/>
+        </w:rPr>
+        <w:t>utilizando Inteligência Artificial para ajudar no controle dos produtos e melhorar a organização da empresa.</w:t>
+      </w:r>
     </w:p>
     <w:p>
       <w:pPr>
         <w:jc w:val="both"/>
         <w:rPr>
           <w:rFonts w:ascii="Arial" w:hAnsi="Arial" w:cs="Arial"/>
-          <w:color w:val="000000" w:themeColor="text1"/>
-          <w:sz w:val="24"/>
-          <w:szCs w:val="24"/>
-          <w:lang w:val="pt-BR"/>
-        </w:rPr>
-      </w:pPr>
-      <w:r>
-        <w:rPr>
-          <w:rFonts w:ascii="Arial" w:hAnsi="Arial" w:cs="Arial"/>
-          <w:color w:val="000000" w:themeColor="text1"/>
-          <w:sz w:val="24"/>
-          <w:szCs w:val="24"/>
-          <w:lang w:val="pt-BR"/>
-        </w:rPr>
-        <w:pict w14:anchorId="366FCBA6">
-          <v:rect id="_x0000_i1062" style="width:0;height:1.5pt" o:hralign="center" o:hrstd="t" o:hr="t" fillcolor="#a0a0a0" stroked="f"/>
-        </w:pict>
+          <w:b/>
+          <w:bCs/>
+          <w:color w:val="000000" w:themeColor="text1"/>
+          <w:sz w:val="24"/>
+          <w:szCs w:val="24"/>
+          <w:lang w:val="pt-BR"/>
+        </w:rPr>
+      </w:pPr>
+      <w:r>
+        <w:rPr>
+          <w:rFonts w:ascii="Arial" w:hAnsi="Arial" w:cs="Arial"/>
+          <w:b/>
+          <w:bCs/>
+          <w:color w:val="000000" w:themeColor="text1"/>
+          <w:sz w:val="24"/>
+          <w:szCs w:val="24"/>
+          <w:lang w:val="pt-BR"/>
+        </w:rPr>
+        <w:t>OBJETIVOS ESPECÍFICOS</w:t>
       </w:r>
     </w:p>
     <w:p>
@@ -754,6 +932,233 @@
         <w:jc w:val="both"/>
         <w:rPr>
           <w:rFonts w:ascii="Arial" w:hAnsi="Arial" w:cs="Arial"/>
+          <w:color w:val="000000" w:themeColor="text1"/>
+          <w:sz w:val="24"/>
+          <w:szCs w:val="24"/>
+          <w:lang w:val="pt-BR"/>
+        </w:rPr>
+      </w:pPr>
+      <w:r>
+        <w:rPr>
+          <w:rFonts w:ascii="Arial" w:hAnsi="Arial" w:cs="Arial"/>
+          <w:color w:val="000000" w:themeColor="text1"/>
+          <w:sz w:val="24"/>
+          <w:szCs w:val="24"/>
+          <w:lang w:val="pt-BR"/>
+        </w:rPr>
+        <w:t>O sistema será desenvolvido para reunir e organizar todas as informações relacionadas ao estoque da empresa em um único lugar, facilitando o controle e a análise dos dados.</w:t>
+      </w:r>
+    </w:p>
+    <w:p>
+      <w:pPr>
+        <w:jc w:val="both"/>
+        <w:rPr>
+          <w:rFonts w:ascii="Arial" w:hAnsi="Arial" w:cs="Arial"/>
+          <w:color w:val="000000" w:themeColor="text1"/>
+          <w:sz w:val="24"/>
+          <w:szCs w:val="24"/>
+          <w:lang w:val="pt-BR"/>
+        </w:rPr>
+      </w:pPr>
+      <w:r>
+        <w:rPr>
+          <w:rFonts w:ascii="Arial" w:hAnsi="Arial" w:cs="Arial"/>
+          <w:color w:val="000000" w:themeColor="text1"/>
+          <w:sz w:val="24"/>
+          <w:szCs w:val="24"/>
+          <w:lang w:val="pt-BR"/>
+        </w:rPr>
+        <w:lastRenderedPageBreak/>
+        <w:t>Entre os objetivos específicos estão:</w:t>
+      </w:r>
+    </w:p>
+    <w:p>
+      <w:pPr>
+        <w:numPr>
+          <w:ilvl w:val="0"/>
+          <w:numId w:val="25"/>
+        </w:numPr>
+        <w:jc w:val="both"/>
+        <w:rPr>
+          <w:rFonts w:ascii="Arial" w:hAnsi="Arial" w:cs="Arial"/>
+          <w:color w:val="000000" w:themeColor="text1"/>
+          <w:sz w:val="24"/>
+          <w:szCs w:val="24"/>
+          <w:lang w:val="pt-BR"/>
+        </w:rPr>
+      </w:pPr>
+      <w:r>
+        <w:rPr>
+          <w:rFonts w:ascii="Arial" w:hAnsi="Arial" w:cs="Arial"/>
+          <w:color w:val="000000" w:themeColor="text1"/>
+          <w:sz w:val="24"/>
+          <w:szCs w:val="24"/>
+          <w:lang w:val="pt-BR"/>
+        </w:rPr>
+        <w:t>Criar uma plataforma para cadastrar e gerenciar produtos.</w:t>
+      </w:r>
+    </w:p>
+    <w:p>
+      <w:pPr>
+        <w:numPr>
+          <w:ilvl w:val="0"/>
+          <w:numId w:val="25"/>
+        </w:numPr>
+        <w:jc w:val="both"/>
+        <w:rPr>
+          <w:rFonts w:ascii="Arial" w:hAnsi="Arial" w:cs="Arial"/>
+          <w:color w:val="000000" w:themeColor="text1"/>
+          <w:sz w:val="24"/>
+          <w:szCs w:val="24"/>
+          <w:lang w:val="pt-BR"/>
+        </w:rPr>
+      </w:pPr>
+      <w:r>
+        <w:rPr>
+          <w:rFonts w:ascii="Arial" w:hAnsi="Arial" w:cs="Arial"/>
+          <w:color w:val="000000" w:themeColor="text1"/>
+          <w:sz w:val="24"/>
+          <w:szCs w:val="24"/>
+          <w:lang w:val="pt-BR"/>
+        </w:rPr>
+        <w:t>Armazenar as informações em um banco de dados.</w:t>
+      </w:r>
+    </w:p>
+    <w:p>
+      <w:pPr>
+        <w:numPr>
+          <w:ilvl w:val="0"/>
+          <w:numId w:val="25"/>
+        </w:numPr>
+        <w:jc w:val="both"/>
+        <w:rPr>
+          <w:rFonts w:ascii="Arial" w:hAnsi="Arial" w:cs="Arial"/>
+          <w:color w:val="000000" w:themeColor="text1"/>
+          <w:sz w:val="24"/>
+          <w:szCs w:val="24"/>
+          <w:lang w:val="pt-BR"/>
+        </w:rPr>
+      </w:pPr>
+      <w:r>
+        <w:rPr>
+          <w:rFonts w:ascii="Arial" w:hAnsi="Arial" w:cs="Arial"/>
+          <w:color w:val="000000" w:themeColor="text1"/>
+          <w:sz w:val="24"/>
+          <w:szCs w:val="24"/>
+          <w:lang w:val="pt-BR"/>
+        </w:rPr>
+        <w:t>Registrar todas as entradas e saídas de produtos.</w:t>
+      </w:r>
+    </w:p>
+    <w:p>
+      <w:pPr>
+        <w:numPr>
+          <w:ilvl w:val="0"/>
+          <w:numId w:val="25"/>
+        </w:numPr>
+        <w:jc w:val="both"/>
+        <w:rPr>
+          <w:rFonts w:ascii="Arial" w:hAnsi="Arial" w:cs="Arial"/>
+          <w:color w:val="000000" w:themeColor="text1"/>
+          <w:sz w:val="24"/>
+          <w:szCs w:val="24"/>
+          <w:lang w:val="pt-BR"/>
+        </w:rPr>
+      </w:pPr>
+      <w:r>
+        <w:rPr>
+          <w:rFonts w:ascii="Arial" w:hAnsi="Arial" w:cs="Arial"/>
+          <w:color w:val="000000" w:themeColor="text1"/>
+          <w:sz w:val="24"/>
+          <w:szCs w:val="24"/>
+          <w:lang w:val="pt-BR"/>
+        </w:rPr>
+        <w:t>Controlar o estoque de acordo com cada canal de venda.</w:t>
+      </w:r>
+    </w:p>
+    <w:p>
+      <w:pPr>
+        <w:numPr>
+          <w:ilvl w:val="0"/>
+          <w:numId w:val="25"/>
+        </w:numPr>
+        <w:jc w:val="both"/>
+        <w:rPr>
+          <w:rFonts w:ascii="Arial" w:hAnsi="Arial" w:cs="Arial"/>
+          <w:color w:val="000000" w:themeColor="text1"/>
+          <w:sz w:val="24"/>
+          <w:szCs w:val="24"/>
+          <w:lang w:val="pt-BR"/>
+        </w:rPr>
+      </w:pPr>
+      <w:r>
+        <w:rPr>
+          <w:rFonts w:ascii="Arial" w:hAnsi="Arial" w:cs="Arial"/>
+          <w:color w:val="000000" w:themeColor="text1"/>
+          <w:sz w:val="24"/>
+          <w:szCs w:val="24"/>
+          <w:lang w:val="pt-BR"/>
+        </w:rPr>
+        <w:t>Utilizar Inteligência Artificial para analisar os dados armazenados.</w:t>
+      </w:r>
+    </w:p>
+    <w:p>
+      <w:pPr>
+        <w:numPr>
+          <w:ilvl w:val="0"/>
+          <w:numId w:val="25"/>
+        </w:numPr>
+        <w:jc w:val="both"/>
+        <w:rPr>
+          <w:rFonts w:ascii="Arial" w:hAnsi="Arial" w:cs="Arial"/>
+          <w:color w:val="000000" w:themeColor="text1"/>
+          <w:sz w:val="24"/>
+          <w:szCs w:val="24"/>
+          <w:lang w:val="pt-BR"/>
+        </w:rPr>
+      </w:pPr>
+      <w:r>
+        <w:rPr>
+          <w:rFonts w:ascii="Arial" w:hAnsi="Arial" w:cs="Arial"/>
+          <w:color w:val="000000" w:themeColor="text1"/>
+          <w:sz w:val="24"/>
+          <w:szCs w:val="24"/>
+          <w:lang w:val="pt-BR"/>
+        </w:rPr>
+        <w:t>Gerar sugestões que auxiliem na tomada de decisões.</w:t>
+      </w:r>
+    </w:p>
+    <w:p>
+      <w:pPr>
+        <w:numPr>
+          <w:ilvl w:val="0"/>
+          <w:numId w:val="25"/>
+        </w:numPr>
+        <w:jc w:val="both"/>
+        <w:rPr>
+          <w:rFonts w:ascii="Arial" w:hAnsi="Arial" w:cs="Arial"/>
+          <w:color w:val="000000" w:themeColor="text1"/>
+          <w:sz w:val="24"/>
+          <w:szCs w:val="24"/>
+          <w:lang w:val="pt-BR"/>
+        </w:rPr>
+      </w:pPr>
+      <w:r>
+        <w:rPr>
+          <w:rFonts w:ascii="Arial" w:hAnsi="Arial" w:cs="Arial"/>
+          <w:color w:val="000000" w:themeColor="text1"/>
+          <w:sz w:val="24"/>
+          <w:szCs w:val="24"/>
+          <w:lang w:val="pt-BR"/>
+        </w:rPr>
+        <w:t>Exibir informações em gráficos e painéis de fácil entendimento.</w:t>
+      </w:r>
+    </w:p>
+    <w:p>
+      <w:pPr>
+        <w:jc w:val="both"/>
+        <w:rPr>
+          <w:rFonts w:ascii="Arial" w:hAnsi="Arial" w:cs="Arial"/>
           <w:b/>
           <w:bCs/>
           <w:color w:val="000000" w:themeColor="text1"/>
@@ -772,7 +1177,7 @@
           <w:szCs w:val="24"/>
           <w:lang w:val="pt-BR"/>
         </w:rPr>
-        <w:t>2. DEFINIÇÃO DO PROBLEMA</w:t>
+        <w:t>METODOLOGIA</w:t>
       </w:r>
     </w:p>
     <w:p>
@@ -780,6 +1185,433 @@
         <w:jc w:val="both"/>
         <w:rPr>
           <w:rFonts w:ascii="Arial" w:hAnsi="Arial" w:cs="Arial"/>
+          <w:color w:val="000000" w:themeColor="text1"/>
+          <w:sz w:val="24"/>
+          <w:szCs w:val="24"/>
+          <w:lang w:val="pt-BR"/>
+        </w:rPr>
+      </w:pPr>
+      <w:r>
+        <w:rPr>
+          <w:rFonts w:ascii="Arial" w:hAnsi="Arial" w:cs="Arial"/>
+          <w:color w:val="000000" w:themeColor="text1"/>
+          <w:sz w:val="24"/>
+          <w:szCs w:val="24"/>
+          <w:lang w:val="pt-BR"/>
+        </w:rPr>
+        <w:t>Para o desenvolvimento deste projeto foram utilizadas diferentes formas de pesquisa e estudo.</w:t>
+      </w:r>
+    </w:p>
+    <w:p>
+      <w:pPr>
+        <w:jc w:val="both"/>
+        <w:rPr>
+          <w:rFonts w:ascii="Arial" w:hAnsi="Arial" w:cs="Arial"/>
+          <w:color w:val="000000" w:themeColor="text1"/>
+          <w:sz w:val="24"/>
+          <w:szCs w:val="24"/>
+          <w:lang w:val="pt-BR"/>
+        </w:rPr>
+      </w:pPr>
+      <w:r>
+        <w:rPr>
+          <w:rFonts w:ascii="Arial" w:hAnsi="Arial" w:cs="Arial"/>
+          <w:color w:val="000000" w:themeColor="text1"/>
+          <w:sz w:val="24"/>
+          <w:szCs w:val="24"/>
+          <w:lang w:val="pt-BR"/>
+        </w:rPr>
+        <w:t>As principais metodologias utilizadas foram:</w:t>
+      </w:r>
+    </w:p>
+    <w:p>
+      <w:pPr>
+        <w:numPr>
+          <w:ilvl w:val="0"/>
+          <w:numId w:val="26"/>
+        </w:numPr>
+        <w:jc w:val="both"/>
+        <w:rPr>
+          <w:rFonts w:ascii="Arial" w:hAnsi="Arial" w:cs="Arial"/>
+          <w:color w:val="000000" w:themeColor="text1"/>
+          <w:sz w:val="24"/>
+          <w:szCs w:val="24"/>
+          <w:lang w:val="pt-BR"/>
+        </w:rPr>
+      </w:pPr>
+      <w:r>
+        <w:rPr>
+          <w:rFonts w:ascii="Arial" w:hAnsi="Arial" w:cs="Arial"/>
+          <w:color w:val="000000" w:themeColor="text1"/>
+          <w:sz w:val="24"/>
+          <w:szCs w:val="24"/>
+          <w:lang w:val="pt-BR"/>
+        </w:rPr>
+        <w:t>Entrevistas e pesquisas realizadas com os responsáveis pela Fama Fashion.</w:t>
+      </w:r>
+    </w:p>
+    <w:p>
+      <w:pPr>
+        <w:numPr>
+          <w:ilvl w:val="0"/>
+          <w:numId w:val="26"/>
+        </w:numPr>
+        <w:jc w:val="both"/>
+        <w:rPr>
+          <w:rFonts w:ascii="Arial" w:hAnsi="Arial" w:cs="Arial"/>
+          <w:color w:val="000000" w:themeColor="text1"/>
+          <w:sz w:val="24"/>
+          <w:szCs w:val="24"/>
+          <w:lang w:val="pt-BR"/>
+        </w:rPr>
+      </w:pPr>
+      <w:r>
+        <w:rPr>
+          <w:rFonts w:ascii="Arial" w:hAnsi="Arial" w:cs="Arial"/>
+          <w:color w:val="000000" w:themeColor="text1"/>
+          <w:sz w:val="24"/>
+          <w:szCs w:val="24"/>
+          <w:lang w:val="pt-BR"/>
+        </w:rPr>
+        <w:t>Pesquisas sobre gestão de estoque.</w:t>
+      </w:r>
+    </w:p>
+    <w:p>
+      <w:pPr>
+        <w:numPr>
+          <w:ilvl w:val="0"/>
+          <w:numId w:val="26"/>
+        </w:numPr>
+        <w:jc w:val="both"/>
+        <w:rPr>
+          <w:rFonts w:ascii="Arial" w:hAnsi="Arial" w:cs="Arial"/>
+          <w:color w:val="000000" w:themeColor="text1"/>
+          <w:sz w:val="24"/>
+          <w:szCs w:val="24"/>
+          <w:lang w:val="pt-BR"/>
+        </w:rPr>
+      </w:pPr>
+      <w:r>
+        <w:rPr>
+          <w:rFonts w:ascii="Arial" w:hAnsi="Arial" w:cs="Arial"/>
+          <w:color w:val="000000" w:themeColor="text1"/>
+          <w:sz w:val="24"/>
+          <w:szCs w:val="24"/>
+          <w:lang w:val="pt-BR"/>
+        </w:rPr>
+        <w:t>Estudos sobre banco de dados.</w:t>
+      </w:r>
+    </w:p>
+    <w:p>
+      <w:pPr>
+        <w:numPr>
+          <w:ilvl w:val="0"/>
+          <w:numId w:val="26"/>
+        </w:numPr>
+        <w:jc w:val="both"/>
+        <w:rPr>
+          <w:rFonts w:ascii="Arial" w:hAnsi="Arial" w:cs="Arial"/>
+          <w:color w:val="000000" w:themeColor="text1"/>
+          <w:sz w:val="24"/>
+          <w:szCs w:val="24"/>
+          <w:lang w:val="pt-BR"/>
+        </w:rPr>
+      </w:pPr>
+      <w:r>
+        <w:rPr>
+          <w:rFonts w:ascii="Arial" w:hAnsi="Arial" w:cs="Arial"/>
+          <w:color w:val="000000" w:themeColor="text1"/>
+          <w:sz w:val="24"/>
+          <w:szCs w:val="24"/>
+          <w:lang w:val="pt-BR"/>
+        </w:rPr>
+        <w:t xml:space="preserve">Pesquisas relacionadas ao Business </w:t>
+      </w:r>
+      <w:proofErr w:type="spellStart"/>
+      <w:r>
+        <w:rPr>
+          <w:rFonts w:ascii="Arial" w:hAnsi="Arial" w:cs="Arial"/>
+          <w:color w:val="000000" w:themeColor="text1"/>
+          <w:sz w:val="24"/>
+          <w:szCs w:val="24"/>
+          <w:lang w:val="pt-BR"/>
+        </w:rPr>
+        <w:t>Intelligence</w:t>
+      </w:r>
+      <w:proofErr w:type="spellEnd"/>
+      <w:r>
+        <w:rPr>
+          <w:rFonts w:ascii="Arial" w:hAnsi="Arial" w:cs="Arial"/>
+          <w:color w:val="000000" w:themeColor="text1"/>
+          <w:sz w:val="24"/>
+          <w:szCs w:val="24"/>
+          <w:lang w:val="pt-BR"/>
+        </w:rPr>
+        <w:t xml:space="preserve"> (BI).</w:t>
+      </w:r>
+    </w:p>
+    <w:p>
+      <w:pPr>
+        <w:numPr>
+          <w:ilvl w:val="0"/>
+          <w:numId w:val="26"/>
+        </w:numPr>
+        <w:jc w:val="both"/>
+        <w:rPr>
+          <w:rFonts w:ascii="Arial" w:hAnsi="Arial" w:cs="Arial"/>
+          <w:color w:val="000000" w:themeColor="text1"/>
+          <w:sz w:val="24"/>
+          <w:szCs w:val="24"/>
+          <w:lang w:val="pt-BR"/>
+        </w:rPr>
+      </w:pPr>
+      <w:r>
+        <w:rPr>
+          <w:rFonts w:ascii="Arial" w:hAnsi="Arial" w:cs="Arial"/>
+          <w:color w:val="000000" w:themeColor="text1"/>
+          <w:sz w:val="24"/>
+          <w:szCs w:val="24"/>
+          <w:lang w:val="pt-BR"/>
+        </w:rPr>
+        <w:t>Leitura de artigos sobre Inteligência Artificial aplicada à análise de dados.</w:t>
+      </w:r>
+    </w:p>
+    <w:p>
+      <w:pPr>
+        <w:numPr>
+          <w:ilvl w:val="0"/>
+          <w:numId w:val="26"/>
+        </w:numPr>
+        <w:jc w:val="both"/>
+        <w:rPr>
+          <w:rFonts w:ascii="Arial" w:hAnsi="Arial" w:cs="Arial"/>
+          <w:color w:val="000000" w:themeColor="text1"/>
+          <w:sz w:val="24"/>
+          <w:szCs w:val="24"/>
+          <w:lang w:val="pt-BR"/>
+        </w:rPr>
+      </w:pPr>
+      <w:r>
+        <w:rPr>
+          <w:rFonts w:ascii="Arial" w:hAnsi="Arial" w:cs="Arial"/>
+          <w:color w:val="000000" w:themeColor="text1"/>
+          <w:sz w:val="24"/>
+          <w:szCs w:val="24"/>
+          <w:lang w:val="pt-BR"/>
+        </w:rPr>
+        <w:t>Utilização da metodologia ágil Scrum para organizar o desenvolvimento.</w:t>
+      </w:r>
+    </w:p>
+    <w:p>
+      <w:pPr>
+        <w:jc w:val="both"/>
+        <w:rPr>
+          <w:rFonts w:ascii="Arial" w:hAnsi="Arial" w:cs="Arial"/>
+          <w:color w:val="000000" w:themeColor="text1"/>
+          <w:sz w:val="24"/>
+          <w:szCs w:val="24"/>
+          <w:lang w:val="pt-BR"/>
+        </w:rPr>
+      </w:pPr>
+      <w:r>
+        <w:rPr>
+          <w:rFonts w:ascii="Arial" w:hAnsi="Arial" w:cs="Arial"/>
+          <w:color w:val="000000" w:themeColor="text1"/>
+          <w:sz w:val="24"/>
+          <w:szCs w:val="24"/>
+          <w:lang w:val="pt-BR"/>
+        </w:rPr>
+        <w:t>As etapas do projeto serão:</w:t>
+      </w:r>
+    </w:p>
+    <w:p>
+      <w:pPr>
+        <w:numPr>
+          <w:ilvl w:val="0"/>
+          <w:numId w:val="27"/>
+        </w:numPr>
+        <w:jc w:val="both"/>
+        <w:rPr>
+          <w:rFonts w:ascii="Arial" w:hAnsi="Arial" w:cs="Arial"/>
+          <w:color w:val="000000" w:themeColor="text1"/>
+          <w:sz w:val="24"/>
+          <w:szCs w:val="24"/>
+          <w:lang w:val="pt-BR"/>
+        </w:rPr>
+      </w:pPr>
+      <w:r>
+        <w:rPr>
+          <w:rFonts w:ascii="Arial" w:hAnsi="Arial" w:cs="Arial"/>
+          <w:color w:val="000000" w:themeColor="text1"/>
+          <w:sz w:val="24"/>
+          <w:szCs w:val="24"/>
+          <w:lang w:val="pt-BR"/>
+        </w:rPr>
+        <w:t>Levantamento dos requisitos da empresa.</w:t>
+      </w:r>
+    </w:p>
+    <w:p>
+      <w:pPr>
+        <w:numPr>
+          <w:ilvl w:val="0"/>
+          <w:numId w:val="27"/>
+        </w:numPr>
+        <w:jc w:val="both"/>
+        <w:rPr>
+          <w:rFonts w:ascii="Arial" w:hAnsi="Arial" w:cs="Arial"/>
+          <w:color w:val="000000" w:themeColor="text1"/>
+          <w:sz w:val="24"/>
+          <w:szCs w:val="24"/>
+          <w:lang w:val="pt-BR"/>
+        </w:rPr>
+      </w:pPr>
+      <w:r>
+        <w:rPr>
+          <w:rFonts w:ascii="Arial" w:hAnsi="Arial" w:cs="Arial"/>
+          <w:color w:val="000000" w:themeColor="text1"/>
+          <w:sz w:val="24"/>
+          <w:szCs w:val="24"/>
+          <w:lang w:val="pt-BR"/>
+        </w:rPr>
+        <w:t>Criação do banco de dados.</w:t>
+      </w:r>
+    </w:p>
+    <w:p>
+      <w:pPr>
+        <w:numPr>
+          <w:ilvl w:val="0"/>
+          <w:numId w:val="27"/>
+        </w:numPr>
+        <w:jc w:val="both"/>
+        <w:rPr>
+          <w:rFonts w:ascii="Arial" w:hAnsi="Arial" w:cs="Arial"/>
+          <w:color w:val="000000" w:themeColor="text1"/>
+          <w:sz w:val="24"/>
+          <w:szCs w:val="24"/>
+          <w:lang w:val="pt-BR"/>
+        </w:rPr>
+      </w:pPr>
+      <w:r>
+        <w:rPr>
+          <w:rFonts w:ascii="Arial" w:hAnsi="Arial" w:cs="Arial"/>
+          <w:color w:val="000000" w:themeColor="text1"/>
+          <w:sz w:val="24"/>
+          <w:szCs w:val="24"/>
+          <w:lang w:val="pt-BR"/>
+        </w:rPr>
+        <w:t>Desenvolvimento do sistema.</w:t>
+      </w:r>
+    </w:p>
+    <w:p>
+      <w:pPr>
+        <w:numPr>
+          <w:ilvl w:val="0"/>
+          <w:numId w:val="27"/>
+        </w:numPr>
+        <w:jc w:val="both"/>
+        <w:rPr>
+          <w:rFonts w:ascii="Arial" w:hAnsi="Arial" w:cs="Arial"/>
+          <w:color w:val="000000" w:themeColor="text1"/>
+          <w:sz w:val="24"/>
+          <w:szCs w:val="24"/>
+          <w:lang w:val="pt-BR"/>
+        </w:rPr>
+      </w:pPr>
+      <w:r>
+        <w:rPr>
+          <w:rFonts w:ascii="Arial" w:hAnsi="Arial" w:cs="Arial"/>
+          <w:color w:val="000000" w:themeColor="text1"/>
+          <w:sz w:val="24"/>
+          <w:szCs w:val="24"/>
+          <w:lang w:val="pt-BR"/>
+        </w:rPr>
+        <w:t>Implementação dos recursos de Inteligência Artificial.</w:t>
+      </w:r>
+    </w:p>
+    <w:p>
+      <w:pPr>
+        <w:numPr>
+          <w:ilvl w:val="0"/>
+          <w:numId w:val="27"/>
+        </w:numPr>
+        <w:jc w:val="both"/>
+        <w:rPr>
+          <w:rFonts w:ascii="Arial" w:hAnsi="Arial" w:cs="Arial"/>
+          <w:color w:val="000000" w:themeColor="text1"/>
+          <w:sz w:val="24"/>
+          <w:szCs w:val="24"/>
+          <w:lang w:val="pt-BR"/>
+        </w:rPr>
+      </w:pPr>
+      <w:r>
+        <w:rPr>
+          <w:rFonts w:ascii="Arial" w:hAnsi="Arial" w:cs="Arial"/>
+          <w:color w:val="000000" w:themeColor="text1"/>
+          <w:sz w:val="24"/>
+          <w:szCs w:val="24"/>
+          <w:lang w:val="pt-BR"/>
+        </w:rPr>
+        <w:t>Criação dos dashboards.</w:t>
+      </w:r>
+    </w:p>
+    <w:p>
+      <w:pPr>
+        <w:numPr>
+          <w:ilvl w:val="0"/>
+          <w:numId w:val="27"/>
+        </w:numPr>
+        <w:jc w:val="both"/>
+        <w:rPr>
+          <w:rFonts w:ascii="Arial" w:hAnsi="Arial" w:cs="Arial"/>
+          <w:color w:val="000000" w:themeColor="text1"/>
+          <w:sz w:val="24"/>
+          <w:szCs w:val="24"/>
+          <w:lang w:val="pt-BR"/>
+        </w:rPr>
+      </w:pPr>
+      <w:r>
+        <w:rPr>
+          <w:rFonts w:ascii="Arial" w:hAnsi="Arial" w:cs="Arial"/>
+          <w:color w:val="000000" w:themeColor="text1"/>
+          <w:sz w:val="24"/>
+          <w:szCs w:val="24"/>
+          <w:lang w:val="pt-BR"/>
+        </w:rPr>
+        <w:t>Realização dos testes.</w:t>
+      </w:r>
+    </w:p>
+    <w:p>
+      <w:pPr>
+        <w:numPr>
+          <w:ilvl w:val="0"/>
+          <w:numId w:val="27"/>
+        </w:numPr>
+        <w:jc w:val="both"/>
+        <w:rPr>
+          <w:rFonts w:ascii="Arial" w:hAnsi="Arial" w:cs="Arial"/>
+          <w:color w:val="000000" w:themeColor="text1"/>
+          <w:sz w:val="24"/>
+          <w:szCs w:val="24"/>
+          <w:lang w:val="pt-BR"/>
+        </w:rPr>
+      </w:pPr>
+      <w:r>
+        <w:rPr>
+          <w:rFonts w:ascii="Arial" w:hAnsi="Arial" w:cs="Arial"/>
+          <w:color w:val="000000" w:themeColor="text1"/>
+          <w:sz w:val="24"/>
+          <w:szCs w:val="24"/>
+          <w:lang w:val="pt-BR"/>
+        </w:rPr>
+        <w:lastRenderedPageBreak/>
+        <w:t>Validação da solução junto à empresa.</w:t>
+      </w:r>
+    </w:p>
+    <w:p>
+      <w:pPr>
+        <w:jc w:val="both"/>
+        <w:rPr>
+          <w:rFonts w:ascii="Arial" w:hAnsi="Arial" w:cs="Arial"/>
           <w:b/>
           <w:bCs/>
           <w:color w:val="000000" w:themeColor="text1"/>
@@ -798,7 +1630,7 @@
           <w:szCs w:val="24"/>
           <w:lang w:val="pt-BR"/>
         </w:rPr>
-        <w:t>2.1 Falta de Sincronização de Estoque Multicanal</w:t>
+        <w:t>SOLUÇÃO</w:t>
       </w:r>
     </w:p>
     <w:p>
@@ -806,21 +1638,25 @@
         <w:jc w:val="both"/>
         <w:rPr>
           <w:rFonts w:ascii="Arial" w:hAnsi="Arial" w:cs="Arial"/>
-          <w:color w:val="000000" w:themeColor="text1"/>
-          <w:sz w:val="24"/>
-          <w:szCs w:val="24"/>
-          <w:lang w:val="pt-BR"/>
-        </w:rPr>
-      </w:pPr>
-      <w:r>
-        <w:rPr>
-          <w:rFonts w:ascii="Arial" w:hAnsi="Arial" w:cs="Arial"/>
-          <w:color w:val="000000" w:themeColor="text1"/>
-          <w:sz w:val="24"/>
-          <w:szCs w:val="24"/>
-          <w:lang w:val="pt-BR"/>
-        </w:rPr>
-        <w:t>Atualmente, a empresa realiza o controle de estoque de forma descentralizada, sem integração entre os diferentes canais de venda. A ausência de atualização automática das movimentações de entrada e saída dificulta a visualização da disponibilidade real dos produtos.</w:t>
+          <w:b/>
+          <w:bCs/>
+          <w:color w:val="000000" w:themeColor="text1"/>
+          <w:sz w:val="24"/>
+          <w:szCs w:val="24"/>
+          <w:lang w:val="pt-BR"/>
+        </w:rPr>
+      </w:pPr>
+      <w:r>
+        <w:rPr>
+          <w:rFonts w:ascii="Arial" w:hAnsi="Arial" w:cs="Arial"/>
+          <w:b/>
+          <w:bCs/>
+          <w:color w:val="000000" w:themeColor="text1"/>
+          <w:sz w:val="24"/>
+          <w:szCs w:val="24"/>
+          <w:lang w:val="pt-BR"/>
+        </w:rPr>
+        <w:t>Como o sistema irá resolver o problema?</w:t>
       </w:r>
     </w:p>
     <w:p>
@@ -842,7 +1678,7 @@
           <w:szCs w:val="24"/>
           <w:lang w:val="pt-BR"/>
         </w:rPr>
-        <w:t>Essa situação pode ocasionar divergências entre o estoque físico e o estoque registrado, gerando problemas como vendas duplicadas, indisponibilidade de produtos e perda de credibilidade perante os clientes.</w:t>
+        <w:t>Para solucionar as dificuldades encontradas na Fama Fashion, será desenvolvido um Sistema Inteligente de Controle de Estoque com recursos de Inteligência Artificial.</w:t>
       </w:r>
     </w:p>
     <w:p>
@@ -864,7 +1700,7 @@
           <w:szCs w:val="24"/>
           <w:lang w:val="pt-BR"/>
         </w:rPr>
-        <w:t>De acordo com pesquisas sobre gestão de estoques, a inexistência de sistemas de controle em tempo real é uma das principais causas de inconsistências operacionais.</w:t>
+        <w:t>O sistema permitirá que todas as informações sobre os produtos fiquem centralizadas em uma única plataforma. Dessa forma, será possível acompanhar em tempo real a quantidade disponível de cada item, além de registrar entradas e saídas do estoque.</w:t>
       </w:r>
     </w:p>
     <w:p>
@@ -872,67 +1708,21 @@
         <w:jc w:val="both"/>
         <w:rPr>
           <w:rFonts w:ascii="Arial" w:hAnsi="Arial" w:cs="Arial"/>
-          <w:i/>
-          <w:iCs/>
-          <w:color w:val="000000" w:themeColor="text1"/>
-          <w:sz w:val="24"/>
-          <w:szCs w:val="24"/>
-          <w:lang w:val="pt-BR"/>
-        </w:rPr>
-      </w:pPr>
-      <w:r>
-        <w:rPr>
-          <w:noProof/>
-          <w:color w:val="000000" w:themeColor="text1"/>
-        </w:rPr>
-        <w:drawing>
-          <wp:inline distT="0" distB="0" distL="0" distR="0" wp14:anchorId="29F0F8A5" wp14:editId="15D35539">
-            <wp:extent cx="5486400" cy="3172772"/>
-            <wp:effectExtent l="0" t="0" r="0" b="8890"/>
-            <wp:docPr id="2" name="Imagem 2" descr="Registrar_Nova_Movimentacao.png"/>
-            <wp:cNvGraphicFramePr>
-              <a:graphicFrameLocks xmlns:a="http://schemas.openxmlformats.org/drawingml/2006/main" noChangeAspect="1"/>
-            </wp:cNvGraphicFramePr>
-            <a:graphic xmlns:a="http://schemas.openxmlformats.org/drawingml/2006/main">
-              <a:graphicData uri="http://schemas.openxmlformats.org/drawingml/2006/picture">
-                <pic:pic xmlns:pic="http://schemas.openxmlformats.org/drawingml/2006/picture">
-                  <pic:nvPicPr>
-                    <pic:cNvPr id="0" name="Picture 51" descr="Registrar_Nova_Movimentacao.png"/>
-                    <pic:cNvPicPr>
-                      <a:picLocks noChangeAspect="1" noChangeArrowheads="1"/>
-                    </pic:cNvPicPr>
-                  </pic:nvPicPr>
-                  <pic:blipFill>
-                    <a:blip r:embed="rId7">
-                      <a:extLst>
-                        <a:ext uri="{28A0092B-C50C-407E-A947-70E740481C1C}">
-                          <a14:useLocalDpi xmlns:a14="http://schemas.microsoft.com/office/drawing/2010/main" val="0"/>
-                        </a:ext>
-                      </a:extLst>
-                    </a:blip>
-                    <a:srcRect/>
-                    <a:stretch>
-                      <a:fillRect/>
-                    </a:stretch>
-                  </pic:blipFill>
-                  <pic:spPr bwMode="auto">
-                    <a:xfrm>
-                      <a:off x="0" y="0"/>
-                      <a:ext cx="5486400" cy="3172772"/>
-                    </a:xfrm>
-                    <a:prstGeom prst="rect">
-                      <a:avLst/>
-                    </a:prstGeom>
-                    <a:noFill/>
-                    <a:ln>
-                      <a:noFill/>
-                    </a:ln>
-                  </pic:spPr>
-                </pic:pic>
-              </a:graphicData>
-            </a:graphic>
-          </wp:inline>
-        </w:drawing>
+          <w:color w:val="000000" w:themeColor="text1"/>
+          <w:sz w:val="24"/>
+          <w:szCs w:val="24"/>
+          <w:lang w:val="pt-BR"/>
+        </w:rPr>
+      </w:pPr>
+      <w:r>
+        <w:rPr>
+          <w:rFonts w:ascii="Arial" w:hAnsi="Arial" w:cs="Arial"/>
+          <w:color w:val="000000" w:themeColor="text1"/>
+          <w:sz w:val="24"/>
+          <w:szCs w:val="24"/>
+          <w:lang w:val="pt-BR"/>
+        </w:rPr>
+        <w:t>Todas as informações serão armazenadas em um banco de dados, garantindo mais organização e segurança.</w:t>
       </w:r>
     </w:p>
     <w:p>
@@ -940,59 +1730,103 @@
         <w:jc w:val="both"/>
         <w:rPr>
           <w:rFonts w:ascii="Arial" w:hAnsi="Arial" w:cs="Arial"/>
-          <w:i/>
-          <w:iCs/>
-          <w:color w:val="000000" w:themeColor="text1"/>
-          <w:sz w:val="24"/>
-          <w:szCs w:val="24"/>
-          <w:lang w:val="pt-BR"/>
-        </w:rPr>
-      </w:pPr>
+          <w:color w:val="000000" w:themeColor="text1"/>
+          <w:sz w:val="24"/>
+          <w:szCs w:val="24"/>
+          <w:lang w:val="pt-BR"/>
+        </w:rPr>
+      </w:pPr>
+      <w:r>
+        <w:rPr>
+          <w:rFonts w:ascii="Arial" w:hAnsi="Arial" w:cs="Arial"/>
+          <w:color w:val="000000" w:themeColor="text1"/>
+          <w:sz w:val="24"/>
+          <w:szCs w:val="24"/>
+          <w:lang w:val="pt-BR"/>
+        </w:rPr>
+        <w:t>Além disso, a Inteligência Artificial ajudará a analisar os dados registrados no sistema. Com isso, será possível identificar quais produtos vendem mais, quais períodos possuem maior demanda e quando será necessário repor determinados itens.</w:t>
+      </w:r>
     </w:p>
     <w:p>
       <w:pPr>
         <w:jc w:val="both"/>
         <w:rPr>
           <w:rFonts w:ascii="Arial" w:hAnsi="Arial" w:cs="Arial"/>
-          <w:i/>
-          <w:iCs/>
-          <w:color w:val="000000" w:themeColor="text1"/>
-          <w:sz w:val="24"/>
-          <w:szCs w:val="24"/>
-          <w:lang w:val="pt-BR"/>
-        </w:rPr>
-      </w:pPr>
+          <w:color w:val="000000" w:themeColor="text1"/>
+          <w:sz w:val="24"/>
+          <w:szCs w:val="24"/>
+          <w:lang w:val="pt-BR"/>
+        </w:rPr>
+      </w:pPr>
+      <w:r>
+        <w:rPr>
+          <w:rFonts w:ascii="Arial" w:hAnsi="Arial" w:cs="Arial"/>
+          <w:color w:val="000000" w:themeColor="text1"/>
+          <w:sz w:val="24"/>
+          <w:szCs w:val="24"/>
+          <w:lang w:val="pt-BR"/>
+        </w:rPr>
+        <w:t>As principais funcionalidades do sistema serão:</w:t>
+      </w:r>
     </w:p>
     <w:p>
       <w:pPr>
+        <w:numPr>
+          <w:ilvl w:val="0"/>
+          <w:numId w:val="28"/>
+        </w:numPr>
         <w:jc w:val="both"/>
         <w:rPr>
           <w:rFonts w:ascii="Arial" w:hAnsi="Arial" w:cs="Arial"/>
-          <w:i/>
-          <w:iCs/>
-          <w:color w:val="000000" w:themeColor="text1"/>
-          <w:sz w:val="24"/>
-          <w:szCs w:val="24"/>
-          <w:lang w:val="pt-BR"/>
-        </w:rPr>
-      </w:pPr>
+          <w:color w:val="000000" w:themeColor="text1"/>
+          <w:sz w:val="24"/>
+          <w:szCs w:val="24"/>
+          <w:lang w:val="pt-BR"/>
+        </w:rPr>
+      </w:pPr>
+      <w:r>
+        <w:rPr>
+          <w:rFonts w:ascii="Arial" w:hAnsi="Arial" w:cs="Arial"/>
+          <w:color w:val="000000" w:themeColor="text1"/>
+          <w:sz w:val="24"/>
+          <w:szCs w:val="24"/>
+          <w:lang w:val="pt-BR"/>
+        </w:rPr>
+        <w:t>Cadastro e gerenciamento de produtos</w:t>
+      </w:r>
     </w:p>
     <w:p>
       <w:pPr>
+        <w:numPr>
+          <w:ilvl w:val="0"/>
+          <w:numId w:val="28"/>
+        </w:numPr>
         <w:jc w:val="both"/>
         <w:rPr>
           <w:rFonts w:ascii="Arial" w:hAnsi="Arial" w:cs="Arial"/>
-          <w:i/>
-          <w:iCs/>
-          <w:color w:val="000000" w:themeColor="text1"/>
-          <w:sz w:val="24"/>
-          <w:szCs w:val="24"/>
-          <w:lang w:val="pt-BR"/>
-        </w:rPr>
-      </w:pPr>
+          <w:color w:val="000000" w:themeColor="text1"/>
+          <w:sz w:val="24"/>
+          <w:szCs w:val="24"/>
+          <w:lang w:val="pt-BR"/>
+        </w:rPr>
+      </w:pPr>
+      <w:r>
+        <w:rPr>
+          <w:rFonts w:ascii="Arial" w:hAnsi="Arial" w:cs="Arial"/>
+          <w:color w:val="000000" w:themeColor="text1"/>
+          <w:sz w:val="24"/>
+          <w:szCs w:val="24"/>
+          <w:lang w:val="pt-BR"/>
+        </w:rPr>
+        <w:t>Controle de entradas e saídas.</w:t>
+      </w:r>
     </w:p>
     <w:p>
       <w:pPr>
+        <w:numPr>
+          <w:ilvl w:val="0"/>
+          <w:numId w:val="28"/>
+        </w:numPr>
         <w:jc w:val="both"/>
         <w:rPr>
           <w:rFonts w:ascii="Arial" w:hAnsi="Arial" w:cs="Arial"/>
@@ -1002,9 +1836,23 @@
           <w:lang w:val="pt-BR"/>
         </w:rPr>
       </w:pPr>
+      <w:r>
+        <w:rPr>
+          <w:rFonts w:ascii="Arial" w:hAnsi="Arial" w:cs="Arial"/>
+          <w:color w:val="000000" w:themeColor="text1"/>
+          <w:sz w:val="24"/>
+          <w:szCs w:val="24"/>
+          <w:lang w:val="pt-BR"/>
+        </w:rPr>
+        <w:t>Controle do estoque por canal de venda.</w:t>
+      </w:r>
     </w:p>
     <w:p>
       <w:pPr>
+        <w:numPr>
+          <w:ilvl w:val="0"/>
+          <w:numId w:val="28"/>
+        </w:numPr>
         <w:jc w:val="both"/>
         <w:rPr>
           <w:rFonts w:ascii="Arial" w:hAnsi="Arial" w:cs="Arial"/>
@@ -1022,13 +1870,111 @@
           <w:szCs w:val="24"/>
           <w:lang w:val="pt-BR"/>
         </w:rPr>
-        <w:pict w14:anchorId="79E48282">
-          <v:rect id="_x0000_i1063" style="width:0;height:1.5pt" o:hralign="center" o:hrstd="t" o:hr="t" fillcolor="#a0a0a0" stroked="f"/>
-        </w:pict>
+        <w:t>Emissão de relatórios automáticos.</w:t>
       </w:r>
     </w:p>
     <w:p>
       <w:pPr>
+        <w:numPr>
+          <w:ilvl w:val="0"/>
+          <w:numId w:val="28"/>
+        </w:numPr>
+        <w:jc w:val="both"/>
+        <w:rPr>
+          <w:rFonts w:ascii="Arial" w:hAnsi="Arial" w:cs="Arial"/>
+          <w:color w:val="000000" w:themeColor="text1"/>
+          <w:sz w:val="24"/>
+          <w:szCs w:val="24"/>
+          <w:lang w:val="pt-BR"/>
+        </w:rPr>
+      </w:pPr>
+      <w:r>
+        <w:rPr>
+          <w:rFonts w:ascii="Arial" w:hAnsi="Arial" w:cs="Arial"/>
+          <w:color w:val="000000" w:themeColor="text1"/>
+          <w:sz w:val="24"/>
+          <w:szCs w:val="24"/>
+          <w:lang w:val="pt-BR"/>
+        </w:rPr>
+        <w:t>Análise inteligente dos dados.</w:t>
+      </w:r>
+    </w:p>
+    <w:p>
+      <w:pPr>
+        <w:numPr>
+          <w:ilvl w:val="0"/>
+          <w:numId w:val="28"/>
+        </w:numPr>
+        <w:jc w:val="both"/>
+        <w:rPr>
+          <w:rFonts w:ascii="Arial" w:hAnsi="Arial" w:cs="Arial"/>
+          <w:color w:val="000000" w:themeColor="text1"/>
+          <w:sz w:val="24"/>
+          <w:szCs w:val="24"/>
+          <w:lang w:val="pt-BR"/>
+        </w:rPr>
+      </w:pPr>
+      <w:r>
+        <w:rPr>
+          <w:rFonts w:ascii="Arial" w:hAnsi="Arial" w:cs="Arial"/>
+          <w:color w:val="000000" w:themeColor="text1"/>
+          <w:sz w:val="24"/>
+          <w:szCs w:val="24"/>
+          <w:lang w:val="pt-BR"/>
+        </w:rPr>
+        <w:t>Sugestões de reposição de estoque</w:t>
+      </w:r>
+    </w:p>
+    <w:p>
+      <w:pPr>
+        <w:numPr>
+          <w:ilvl w:val="0"/>
+          <w:numId w:val="28"/>
+        </w:numPr>
+        <w:jc w:val="both"/>
+        <w:rPr>
+          <w:rFonts w:ascii="Arial" w:hAnsi="Arial" w:cs="Arial"/>
+          <w:color w:val="000000" w:themeColor="text1"/>
+          <w:sz w:val="24"/>
+          <w:szCs w:val="24"/>
+          <w:lang w:val="pt-BR"/>
+        </w:rPr>
+      </w:pPr>
+      <w:r>
+        <w:rPr>
+          <w:rFonts w:ascii="Arial" w:hAnsi="Arial" w:cs="Arial"/>
+          <w:color w:val="000000" w:themeColor="text1"/>
+          <w:sz w:val="24"/>
+          <w:szCs w:val="24"/>
+          <w:lang w:val="pt-BR"/>
+        </w:rPr>
+        <w:t>Dashboards com indicadores e gráficos.</w:t>
+      </w:r>
+    </w:p>
+    <w:p>
+      <w:pPr>
+        <w:jc w:val="both"/>
+        <w:rPr>
+          <w:rFonts w:ascii="Arial" w:hAnsi="Arial" w:cs="Arial"/>
+          <w:color w:val="000000" w:themeColor="text1"/>
+          <w:sz w:val="24"/>
+          <w:szCs w:val="24"/>
+          <w:lang w:val="pt-BR"/>
+        </w:rPr>
+      </w:pPr>
+      <w:r>
+        <w:rPr>
+          <w:rFonts w:ascii="Arial" w:hAnsi="Arial" w:cs="Arial"/>
+          <w:color w:val="000000" w:themeColor="text1"/>
+          <w:sz w:val="24"/>
+          <w:szCs w:val="24"/>
+          <w:lang w:val="pt-BR"/>
+        </w:rPr>
+        <w:t>Com essas funcionalidades, a empresa poderá reduzir erros, melhorar o planejamento da produção e ter um controle mais eficiente do estoque.</w:t>
+      </w:r>
+    </w:p>
+    <w:p>
+      <w:pPr>
         <w:jc w:val="both"/>
         <w:rPr>
           <w:rFonts w:ascii="Arial" w:hAnsi="Arial" w:cs="Arial"/>
@@ -1050,7 +1996,7 @@
           <w:szCs w:val="24"/>
           <w:lang w:val="pt-BR"/>
         </w:rPr>
-        <w:t>2.2 Ineficiência no Fluxo de Pedidos B2B</w:t>
+        <w:t>DESENVOLVIMENTO</w:t>
       </w:r>
     </w:p>
     <w:p>
@@ -1072,7 +2018,17 @@
           <w:szCs w:val="24"/>
           <w:lang w:val="pt-BR"/>
         </w:rPr>
-        <w:t>O processo atual de recebimento e gerenciamento dos pedidos atacadistas ocorre predominantemente por meios informais, como mensagens e comunicação verbal.</w:t>
+        <w:t>O controle</w:t>
+      </w:r>
+      <w:r>
+        <w:rPr>
+          <w:rFonts w:ascii="Arial" w:hAnsi="Arial" w:cs="Arial"/>
+          <w:color w:val="000000" w:themeColor="text1"/>
+          <w:sz w:val="24"/>
+          <w:szCs w:val="24"/>
+          <w:lang w:val="pt-BR"/>
+        </w:rPr>
+        <w:t xml:space="preserve"> de estoque é o processo responsável por controlar a entrada, o armazenamento e a saída dos produtos de uma empresa.</w:t>
       </w:r>
     </w:p>
     <w:p>
@@ -1094,7 +2050,8 @@
           <w:szCs w:val="24"/>
           <w:lang w:val="pt-BR"/>
         </w:rPr>
-        <w:t>A falta de padronização dificulta o registro adequado das informações, aumentando a ocorrência de erros relacionados a quantidades, prazos de entrega e especificações dos produtos. Além disso, a ausência de histórico estruturado reduz a rastreabilidade dos pedidos.</w:t>
+        <w:lastRenderedPageBreak/>
+        <w:t>Seu principal objetivo é garantir que os produtos estejam disponíveis quando forem necessários, evitando tanto a falta quanto o excesso de mercadorias.</w:t>
       </w:r>
     </w:p>
     <w:p>
@@ -1102,166 +2059,252 @@
         <w:jc w:val="both"/>
         <w:rPr>
           <w:rFonts w:ascii="Arial" w:hAnsi="Arial" w:cs="Arial"/>
-          <w:i/>
-          <w:iCs/>
-          <w:color w:val="000000" w:themeColor="text1"/>
-          <w:sz w:val="24"/>
-          <w:szCs w:val="24"/>
-          <w:lang w:val="pt-BR"/>
-        </w:rPr>
-      </w:pPr>
-      <w:r>
-        <w:rPr>
-          <w:noProof/>
-          <w:color w:val="000000" w:themeColor="text1"/>
-        </w:rPr>
-        <w:drawing>
-          <wp:inline distT="0" distB="0" distL="0" distR="0" wp14:anchorId="31309E61" wp14:editId="1C85230E">
-            <wp:extent cx="5486400" cy="3204210"/>
-            <wp:effectExtent l="0" t="0" r="0" b="0"/>
-            <wp:docPr id="339680929" name="Imagem 3"/>
-            <wp:cNvGraphicFramePr>
-              <a:graphicFrameLocks xmlns:a="http://schemas.openxmlformats.org/drawingml/2006/main" noChangeAspect="1"/>
-            </wp:cNvGraphicFramePr>
-            <a:graphic xmlns:a="http://schemas.openxmlformats.org/drawingml/2006/main">
-              <a:graphicData uri="http://schemas.openxmlformats.org/drawingml/2006/picture">
-                <pic:pic xmlns:pic="http://schemas.openxmlformats.org/drawingml/2006/picture">
-                  <pic:nvPicPr>
-                    <pic:cNvPr id="0" name="Picture 125"/>
-                    <pic:cNvPicPr>
-                      <a:picLocks noChangeAspect="1" noChangeArrowheads="1"/>
-                    </pic:cNvPicPr>
-                  </pic:nvPicPr>
-                  <pic:blipFill>
-                    <a:blip r:embed="rId8">
-                      <a:extLst>
-                        <a:ext uri="{28A0092B-C50C-407E-A947-70E740481C1C}">
-                          <a14:useLocalDpi xmlns:a14="http://schemas.microsoft.com/office/drawing/2010/main" val="0"/>
-                        </a:ext>
-                      </a:extLst>
-                    </a:blip>
-                    <a:srcRect/>
-                    <a:stretch>
-                      <a:fillRect/>
-                    </a:stretch>
-                  </pic:blipFill>
-                  <pic:spPr bwMode="auto">
-                    <a:xfrm>
-                      <a:off x="0" y="0"/>
-                      <a:ext cx="5486400" cy="3204210"/>
-                    </a:xfrm>
-                    <a:prstGeom prst="rect">
-                      <a:avLst/>
-                    </a:prstGeom>
-                    <a:noFill/>
-                    <a:ln>
-                      <a:noFill/>
-                    </a:ln>
-                  </pic:spPr>
-                </pic:pic>
-              </a:graphicData>
-            </a:graphic>
-          </wp:inline>
-        </w:drawing>
+          <w:b/>
+          <w:bCs/>
+          <w:color w:val="000000" w:themeColor="text1"/>
+          <w:sz w:val="24"/>
+          <w:szCs w:val="24"/>
+          <w:lang w:val="pt-BR"/>
+        </w:rPr>
+      </w:pPr>
+      <w:r>
+        <w:rPr>
+          <w:rFonts w:ascii="Arial" w:hAnsi="Arial" w:cs="Arial"/>
+          <w:b/>
+          <w:bCs/>
+          <w:color w:val="000000" w:themeColor="text1"/>
+          <w:sz w:val="24"/>
+          <w:szCs w:val="24"/>
+          <w:lang w:val="pt-BR"/>
+        </w:rPr>
+        <w:t>Benefícios d</w:t>
+      </w:r>
+      <w:r>
+        <w:rPr>
+          <w:rFonts w:ascii="Arial" w:hAnsi="Arial" w:cs="Arial"/>
+          <w:b/>
+          <w:bCs/>
+          <w:color w:val="000000" w:themeColor="text1"/>
+          <w:sz w:val="24"/>
+          <w:szCs w:val="24"/>
+          <w:lang w:val="pt-BR"/>
+        </w:rPr>
+        <w:t>o</w:t>
+      </w:r>
+      <w:r>
+        <w:rPr>
+          <w:rFonts w:ascii="Arial" w:hAnsi="Arial" w:cs="Arial"/>
+          <w:b/>
+          <w:bCs/>
+          <w:color w:val="000000" w:themeColor="text1"/>
+          <w:sz w:val="24"/>
+          <w:szCs w:val="24"/>
+          <w:lang w:val="pt-BR"/>
+        </w:rPr>
+        <w:t xml:space="preserve"> </w:t>
+      </w:r>
+      <w:r>
+        <w:rPr>
+          <w:rFonts w:ascii="Arial" w:hAnsi="Arial" w:cs="Arial"/>
+          <w:b/>
+          <w:bCs/>
+          <w:color w:val="000000" w:themeColor="text1"/>
+          <w:sz w:val="24"/>
+          <w:szCs w:val="24"/>
+          <w:lang w:val="pt-BR"/>
+        </w:rPr>
+        <w:t>controle</w:t>
+      </w:r>
+      <w:r>
+        <w:rPr>
+          <w:rFonts w:ascii="Arial" w:hAnsi="Arial" w:cs="Arial"/>
+          <w:b/>
+          <w:bCs/>
+          <w:color w:val="000000" w:themeColor="text1"/>
+          <w:sz w:val="24"/>
+          <w:szCs w:val="24"/>
+          <w:lang w:val="pt-BR"/>
+        </w:rPr>
+        <w:t xml:space="preserve"> de estoque</w:t>
       </w:r>
     </w:p>
     <w:p>
       <w:pPr>
+        <w:numPr>
+          <w:ilvl w:val="0"/>
+          <w:numId w:val="29"/>
+        </w:numPr>
         <w:jc w:val="both"/>
         <w:rPr>
           <w:rFonts w:ascii="Arial" w:hAnsi="Arial" w:cs="Arial"/>
-          <w:i/>
-          <w:iCs/>
-          <w:color w:val="000000" w:themeColor="text1"/>
-          <w:sz w:val="24"/>
-          <w:szCs w:val="24"/>
-          <w:lang w:val="pt-BR"/>
-        </w:rPr>
-      </w:pPr>
+          <w:color w:val="000000" w:themeColor="text1"/>
+          <w:sz w:val="24"/>
+          <w:szCs w:val="24"/>
+          <w:lang w:val="pt-BR"/>
+        </w:rPr>
+      </w:pPr>
+      <w:r>
+        <w:rPr>
+          <w:rFonts w:ascii="Arial" w:hAnsi="Arial" w:cs="Arial"/>
+          <w:color w:val="000000" w:themeColor="text1"/>
+          <w:sz w:val="24"/>
+          <w:szCs w:val="24"/>
+          <w:lang w:val="pt-BR"/>
+        </w:rPr>
+        <w:t>Maior organização dos produtos.</w:t>
+      </w:r>
     </w:p>
     <w:p>
       <w:pPr>
+        <w:numPr>
+          <w:ilvl w:val="0"/>
+          <w:numId w:val="29"/>
+        </w:numPr>
         <w:jc w:val="both"/>
         <w:rPr>
           <w:rFonts w:ascii="Arial" w:hAnsi="Arial" w:cs="Arial"/>
-          <w:i/>
-          <w:iCs/>
-          <w:color w:val="000000" w:themeColor="text1"/>
-          <w:sz w:val="24"/>
-          <w:szCs w:val="24"/>
-          <w:lang w:val="pt-BR"/>
-        </w:rPr>
-      </w:pPr>
+          <w:color w:val="000000" w:themeColor="text1"/>
+          <w:sz w:val="24"/>
+          <w:szCs w:val="24"/>
+          <w:lang w:val="pt-BR"/>
+        </w:rPr>
+      </w:pPr>
+      <w:r>
+        <w:rPr>
+          <w:rFonts w:ascii="Arial" w:hAnsi="Arial" w:cs="Arial"/>
+          <w:color w:val="000000" w:themeColor="text1"/>
+          <w:sz w:val="24"/>
+          <w:szCs w:val="24"/>
+          <w:lang w:val="pt-BR"/>
+        </w:rPr>
+        <w:t>Redução de perdas e desperdícios.</w:t>
+      </w:r>
     </w:p>
     <w:p>
       <w:pPr>
+        <w:numPr>
+          <w:ilvl w:val="0"/>
+          <w:numId w:val="29"/>
+        </w:numPr>
         <w:jc w:val="both"/>
         <w:rPr>
           <w:rFonts w:ascii="Arial" w:hAnsi="Arial" w:cs="Arial"/>
-          <w:i/>
-          <w:iCs/>
-          <w:color w:val="000000" w:themeColor="text1"/>
-          <w:sz w:val="24"/>
-          <w:szCs w:val="24"/>
-          <w:lang w:val="pt-BR"/>
-        </w:rPr>
-      </w:pPr>
+          <w:color w:val="000000" w:themeColor="text1"/>
+          <w:sz w:val="24"/>
+          <w:szCs w:val="24"/>
+          <w:lang w:val="pt-BR"/>
+        </w:rPr>
+      </w:pPr>
+      <w:r>
+        <w:rPr>
+          <w:rFonts w:ascii="Arial" w:hAnsi="Arial" w:cs="Arial"/>
+          <w:color w:val="000000" w:themeColor="text1"/>
+          <w:sz w:val="24"/>
+          <w:szCs w:val="24"/>
+          <w:lang w:val="pt-BR"/>
+        </w:rPr>
+        <w:t>Melhor planejamento da produção.</w:t>
+      </w:r>
     </w:p>
     <w:p>
       <w:pPr>
+        <w:numPr>
+          <w:ilvl w:val="0"/>
+          <w:numId w:val="29"/>
+        </w:numPr>
         <w:jc w:val="both"/>
         <w:rPr>
           <w:rFonts w:ascii="Arial" w:hAnsi="Arial" w:cs="Arial"/>
-          <w:i/>
-          <w:iCs/>
-          <w:color w:val="000000" w:themeColor="text1"/>
-          <w:sz w:val="24"/>
-          <w:szCs w:val="24"/>
-          <w:lang w:val="pt-BR"/>
-        </w:rPr>
-      </w:pPr>
+          <w:color w:val="000000" w:themeColor="text1"/>
+          <w:sz w:val="24"/>
+          <w:szCs w:val="24"/>
+          <w:lang w:val="pt-BR"/>
+        </w:rPr>
+      </w:pPr>
+      <w:r>
+        <w:rPr>
+          <w:rFonts w:ascii="Arial" w:hAnsi="Arial" w:cs="Arial"/>
+          <w:color w:val="000000" w:themeColor="text1"/>
+          <w:sz w:val="24"/>
+          <w:szCs w:val="24"/>
+          <w:lang w:val="pt-BR"/>
+        </w:rPr>
+        <w:t>Mais eficiência nas operações da empresa.</w:t>
+      </w:r>
     </w:p>
     <w:p>
       <w:pPr>
+        <w:numPr>
+          <w:ilvl w:val="0"/>
+          <w:numId w:val="29"/>
+        </w:numPr>
         <w:jc w:val="both"/>
         <w:rPr>
           <w:rFonts w:ascii="Arial" w:hAnsi="Arial" w:cs="Arial"/>
-          <w:i/>
-          <w:iCs/>
-          <w:color w:val="000000" w:themeColor="text1"/>
-          <w:sz w:val="24"/>
-          <w:szCs w:val="24"/>
-          <w:lang w:val="pt-BR"/>
-        </w:rPr>
-      </w:pPr>
+          <w:color w:val="000000" w:themeColor="text1"/>
+          <w:sz w:val="24"/>
+          <w:szCs w:val="24"/>
+          <w:lang w:val="pt-BR"/>
+        </w:rPr>
+      </w:pPr>
+      <w:r>
+        <w:rPr>
+          <w:rFonts w:ascii="Arial" w:hAnsi="Arial" w:cs="Arial"/>
+          <w:color w:val="000000" w:themeColor="text1"/>
+          <w:sz w:val="24"/>
+          <w:szCs w:val="24"/>
+          <w:lang w:val="pt-BR"/>
+        </w:rPr>
+        <w:t>Maior satisfação dos clientes.</w:t>
+      </w:r>
     </w:p>
     <w:p>
       <w:pPr>
         <w:jc w:val="both"/>
         <w:rPr>
           <w:rFonts w:ascii="Arial" w:hAnsi="Arial" w:cs="Arial"/>
-          <w:i/>
-          <w:iCs/>
-          <w:color w:val="000000" w:themeColor="text1"/>
-          <w:sz w:val="24"/>
-          <w:szCs w:val="24"/>
-          <w:lang w:val="pt-BR"/>
-        </w:rPr>
-      </w:pPr>
+          <w:b/>
+          <w:bCs/>
+          <w:color w:val="000000" w:themeColor="text1"/>
+          <w:sz w:val="24"/>
+          <w:szCs w:val="24"/>
+          <w:lang w:val="pt-BR"/>
+        </w:rPr>
+      </w:pPr>
+      <w:r>
+        <w:rPr>
+          <w:rFonts w:ascii="Arial" w:hAnsi="Arial" w:cs="Arial"/>
+          <w:b/>
+          <w:bCs/>
+          <w:color w:val="000000" w:themeColor="text1"/>
+          <w:sz w:val="24"/>
+          <w:szCs w:val="24"/>
+          <w:lang w:val="pt-BR"/>
+        </w:rPr>
+        <w:t>BANCO DE DADOS</w:t>
+      </w:r>
     </w:p>
     <w:p>
       <w:pPr>
         <w:jc w:val="both"/>
         <w:rPr>
           <w:rFonts w:ascii="Arial" w:hAnsi="Arial" w:cs="Arial"/>
-          <w:i/>
-          <w:iCs/>
-          <w:color w:val="000000" w:themeColor="text1"/>
-          <w:sz w:val="24"/>
-          <w:szCs w:val="24"/>
-          <w:lang w:val="pt-BR"/>
-        </w:rPr>
-      </w:pPr>
+          <w:color w:val="000000" w:themeColor="text1"/>
+          <w:sz w:val="24"/>
+          <w:szCs w:val="24"/>
+          <w:lang w:val="pt-BR"/>
+        </w:rPr>
+      </w:pPr>
+      <w:r>
+        <w:rPr>
+          <w:rFonts w:ascii="Arial" w:hAnsi="Arial" w:cs="Arial"/>
+          <w:color w:val="000000" w:themeColor="text1"/>
+          <w:sz w:val="24"/>
+          <w:szCs w:val="24"/>
+          <w:lang w:val="pt-BR"/>
+        </w:rPr>
+        <w:t>O banco de dados será responsável por armazenar todas as informações do sistema de forma organizada.</w:t>
+      </w:r>
     </w:p>
     <w:p>
       <w:pPr>
@@ -1274,9 +2317,23 @@
           <w:lang w:val="pt-BR"/>
         </w:rPr>
       </w:pPr>
+      <w:r>
+        <w:rPr>
+          <w:rFonts w:ascii="Arial" w:hAnsi="Arial" w:cs="Arial"/>
+          <w:color w:val="000000" w:themeColor="text1"/>
+          <w:sz w:val="24"/>
+          <w:szCs w:val="24"/>
+          <w:lang w:val="pt-BR"/>
+        </w:rPr>
+        <w:t>Por meio dele será possível registrar:</w:t>
+      </w:r>
     </w:p>
     <w:p>
       <w:pPr>
+        <w:numPr>
+          <w:ilvl w:val="0"/>
+          <w:numId w:val="30"/>
+        </w:numPr>
         <w:jc w:val="both"/>
         <w:rPr>
           <w:rFonts w:ascii="Arial" w:hAnsi="Arial" w:cs="Arial"/>
@@ -1294,13 +2351,141 @@
           <w:szCs w:val="24"/>
           <w:lang w:val="pt-BR"/>
         </w:rPr>
-        <w:pict w14:anchorId="4E6FA1F2">
-          <v:rect id="_x0000_i1064" style="width:0;height:1.5pt" o:hralign="center" o:hrstd="t" o:hr="t" fillcolor="#a0a0a0" stroked="f"/>
-        </w:pict>
+        <w:t>Produtos cadastrados.</w:t>
       </w:r>
     </w:p>
     <w:p>
       <w:pPr>
+        <w:numPr>
+          <w:ilvl w:val="0"/>
+          <w:numId w:val="30"/>
+        </w:numPr>
+        <w:jc w:val="both"/>
+        <w:rPr>
+          <w:rFonts w:ascii="Arial" w:hAnsi="Arial" w:cs="Arial"/>
+          <w:color w:val="000000" w:themeColor="text1"/>
+          <w:sz w:val="24"/>
+          <w:szCs w:val="24"/>
+          <w:lang w:val="pt-BR"/>
+        </w:rPr>
+      </w:pPr>
+      <w:r>
+        <w:rPr>
+          <w:rFonts w:ascii="Arial" w:hAnsi="Arial" w:cs="Arial"/>
+          <w:color w:val="000000" w:themeColor="text1"/>
+          <w:sz w:val="24"/>
+          <w:szCs w:val="24"/>
+          <w:lang w:val="pt-BR"/>
+        </w:rPr>
+        <w:t>Quantidade disponível em estoque.</w:t>
+      </w:r>
+    </w:p>
+    <w:p>
+      <w:pPr>
+        <w:numPr>
+          <w:ilvl w:val="0"/>
+          <w:numId w:val="30"/>
+        </w:numPr>
+        <w:jc w:val="both"/>
+        <w:rPr>
+          <w:rFonts w:ascii="Arial" w:hAnsi="Arial" w:cs="Arial"/>
+          <w:color w:val="000000" w:themeColor="text1"/>
+          <w:sz w:val="24"/>
+          <w:szCs w:val="24"/>
+          <w:lang w:val="pt-BR"/>
+        </w:rPr>
+      </w:pPr>
+      <w:r>
+        <w:rPr>
+          <w:rFonts w:ascii="Arial" w:hAnsi="Arial" w:cs="Arial"/>
+          <w:color w:val="000000" w:themeColor="text1"/>
+          <w:sz w:val="24"/>
+          <w:szCs w:val="24"/>
+          <w:lang w:val="pt-BR"/>
+        </w:rPr>
+        <w:t>Entradas de mercadorias.</w:t>
+      </w:r>
+    </w:p>
+    <w:p>
+      <w:pPr>
+        <w:numPr>
+          <w:ilvl w:val="0"/>
+          <w:numId w:val="30"/>
+        </w:numPr>
+        <w:jc w:val="both"/>
+        <w:rPr>
+          <w:rFonts w:ascii="Arial" w:hAnsi="Arial" w:cs="Arial"/>
+          <w:color w:val="000000" w:themeColor="text1"/>
+          <w:sz w:val="24"/>
+          <w:szCs w:val="24"/>
+          <w:lang w:val="pt-BR"/>
+        </w:rPr>
+      </w:pPr>
+      <w:r>
+        <w:rPr>
+          <w:rFonts w:ascii="Arial" w:hAnsi="Arial" w:cs="Arial"/>
+          <w:color w:val="000000" w:themeColor="text1"/>
+          <w:sz w:val="24"/>
+          <w:szCs w:val="24"/>
+          <w:lang w:val="pt-BR"/>
+        </w:rPr>
+        <w:t>Saídas de produtos.</w:t>
+      </w:r>
+    </w:p>
+    <w:p>
+      <w:pPr>
+        <w:numPr>
+          <w:ilvl w:val="0"/>
+          <w:numId w:val="30"/>
+        </w:numPr>
+        <w:jc w:val="both"/>
+        <w:rPr>
+          <w:rFonts w:ascii="Arial" w:hAnsi="Arial" w:cs="Arial"/>
+          <w:color w:val="000000" w:themeColor="text1"/>
+          <w:sz w:val="24"/>
+          <w:szCs w:val="24"/>
+          <w:lang w:val="pt-BR"/>
+        </w:rPr>
+      </w:pPr>
+      <w:r>
+        <w:rPr>
+          <w:rFonts w:ascii="Arial" w:hAnsi="Arial" w:cs="Arial"/>
+          <w:color w:val="000000" w:themeColor="text1"/>
+          <w:sz w:val="24"/>
+          <w:szCs w:val="24"/>
+          <w:lang w:val="pt-BR"/>
+        </w:rPr>
+        <w:t>Histórico de movimentações.</w:t>
+      </w:r>
+    </w:p>
+    <w:p>
+      <w:pPr>
+        <w:numPr>
+          <w:ilvl w:val="0"/>
+          <w:numId w:val="30"/>
+        </w:numPr>
+        <w:jc w:val="both"/>
+        <w:rPr>
+          <w:rFonts w:ascii="Arial" w:hAnsi="Arial" w:cs="Arial"/>
+          <w:color w:val="000000" w:themeColor="text1"/>
+          <w:sz w:val="24"/>
+          <w:szCs w:val="24"/>
+          <w:lang w:val="pt-BR"/>
+        </w:rPr>
+      </w:pPr>
+      <w:r>
+        <w:rPr>
+          <w:rFonts w:ascii="Arial" w:hAnsi="Arial" w:cs="Arial"/>
+          <w:color w:val="000000" w:themeColor="text1"/>
+          <w:sz w:val="24"/>
+          <w:szCs w:val="24"/>
+          <w:lang w:val="pt-BR"/>
+        </w:rPr>
+        <w:t>Informações dos canais de venda.</w:t>
+      </w:r>
+    </w:p>
+    <w:p>
+      <w:pPr>
         <w:jc w:val="both"/>
         <w:rPr>
           <w:rFonts w:ascii="Arial" w:hAnsi="Arial" w:cs="Arial"/>
@@ -1322,11 +2507,15 @@
           <w:szCs w:val="24"/>
           <w:lang w:val="pt-BR"/>
         </w:rPr>
-        <w:t>2.3 Baixa Eficiência Operacional e Integração Produtiva</w:t>
+        <w:t>Benefícios do banco de dados</w:t>
       </w:r>
     </w:p>
     <w:p>
       <w:pPr>
+        <w:numPr>
+          <w:ilvl w:val="0"/>
+          <w:numId w:val="31"/>
+        </w:numPr>
         <w:jc w:val="both"/>
         <w:rPr>
           <w:rFonts w:ascii="Arial" w:hAnsi="Arial" w:cs="Arial"/>
@@ -1344,11 +2533,15 @@
           <w:szCs w:val="24"/>
           <w:lang w:val="pt-BR"/>
         </w:rPr>
-        <w:t>Grande parte dos processos da empresa é executada manualmente, tornando as atividades mais lentas e suscetíveis a falhas humanas.</w:t>
+        <w:t>Organização das informações.</w:t>
       </w:r>
     </w:p>
     <w:p>
       <w:pPr>
+        <w:numPr>
+          <w:ilvl w:val="0"/>
+          <w:numId w:val="31"/>
+        </w:numPr>
         <w:jc w:val="both"/>
         <w:rPr>
           <w:rFonts w:ascii="Arial" w:hAnsi="Arial" w:cs="Arial"/>
@@ -1366,11 +2559,15 @@
           <w:szCs w:val="24"/>
           <w:lang w:val="pt-BR"/>
         </w:rPr>
-        <w:t>Além disso, não existe integração entre o controle de matérias-primas e a produção dos produtos acabados. Como consequência, torna-se difícil calcular corretamente o consumo de materiais, desperdícios e necessidades futuras de reposição.</w:t>
+        <w:t>Facilidade para consultas.</w:t>
       </w:r>
     </w:p>
     <w:p>
       <w:pPr>
+        <w:numPr>
+          <w:ilvl w:val="0"/>
+          <w:numId w:val="31"/>
+        </w:numPr>
         <w:jc w:val="both"/>
         <w:rPr>
           <w:rFonts w:ascii="Arial" w:hAnsi="Arial" w:cs="Arial"/>
@@ -1388,59 +2585,85 @@
           <w:szCs w:val="24"/>
           <w:lang w:val="pt-BR"/>
         </w:rPr>
-        <w:t>Essa falta de integração compromete o planejamento produtivo e dificulta a tomada de decisões estratégicas.</w:t>
+        <w:t>Maior segurança dos dados.</w:t>
       </w:r>
     </w:p>
     <w:p>
       <w:pPr>
+        <w:numPr>
+          <w:ilvl w:val="0"/>
+          <w:numId w:val="31"/>
+        </w:numPr>
         <w:jc w:val="both"/>
         <w:rPr>
           <w:rFonts w:ascii="Arial" w:hAnsi="Arial" w:cs="Arial"/>
-          <w:i/>
-          <w:iCs/>
-          <w:color w:val="000000" w:themeColor="text1"/>
-          <w:sz w:val="24"/>
-          <w:szCs w:val="24"/>
-          <w:lang w:val="pt-BR"/>
-        </w:rPr>
-      </w:pPr>
+          <w:color w:val="000000" w:themeColor="text1"/>
+          <w:sz w:val="24"/>
+          <w:szCs w:val="24"/>
+          <w:lang w:val="pt-BR"/>
+        </w:rPr>
+      </w:pPr>
+      <w:r>
+        <w:rPr>
+          <w:rFonts w:ascii="Arial" w:hAnsi="Arial" w:cs="Arial"/>
+          <w:color w:val="000000" w:themeColor="text1"/>
+          <w:sz w:val="24"/>
+          <w:szCs w:val="24"/>
+          <w:lang w:val="pt-BR"/>
+        </w:rPr>
+        <w:t>Redução de erros manuais.</w:t>
+      </w:r>
     </w:p>
     <w:p>
       <w:pPr>
+        <w:numPr>
+          <w:ilvl w:val="0"/>
+          <w:numId w:val="31"/>
+        </w:numPr>
         <w:jc w:val="both"/>
         <w:rPr>
           <w:rFonts w:ascii="Arial" w:hAnsi="Arial" w:cs="Arial"/>
-          <w:i/>
-          <w:iCs/>
-          <w:color w:val="000000" w:themeColor="text1"/>
-          <w:sz w:val="24"/>
-          <w:szCs w:val="24"/>
-          <w:lang w:val="pt-BR"/>
-        </w:rPr>
-      </w:pPr>
+          <w:color w:val="000000" w:themeColor="text1"/>
+          <w:sz w:val="24"/>
+          <w:szCs w:val="24"/>
+          <w:lang w:val="pt-BR"/>
+        </w:rPr>
+      </w:pPr>
+      <w:r>
+        <w:rPr>
+          <w:rFonts w:ascii="Arial" w:hAnsi="Arial" w:cs="Arial"/>
+          <w:color w:val="000000" w:themeColor="text1"/>
+          <w:sz w:val="24"/>
+          <w:szCs w:val="24"/>
+          <w:lang w:val="pt-BR"/>
+        </w:rPr>
+        <w:t>Auxílio na tomada de decisões.</w:t>
+      </w:r>
     </w:p>
     <w:p>
       <w:pPr>
         <w:jc w:val="both"/>
         <w:rPr>
           <w:rFonts w:ascii="Arial" w:hAnsi="Arial" w:cs="Arial"/>
-          <w:color w:val="000000" w:themeColor="text1"/>
-          <w:sz w:val="24"/>
-          <w:szCs w:val="24"/>
-          <w:lang w:val="pt-BR"/>
-        </w:rPr>
-      </w:pPr>
-      <w:r>
-        <w:rPr>
-          <w:rFonts w:ascii="Arial" w:hAnsi="Arial" w:cs="Arial"/>
-          <w:color w:val="000000" w:themeColor="text1"/>
-          <w:sz w:val="24"/>
-          <w:szCs w:val="24"/>
-          <w:lang w:val="pt-BR"/>
-        </w:rPr>
-        <w:pict w14:anchorId="2BA4B056">
-          <v:rect id="_x0000_i1065" style="width:0;height:1.5pt" o:hralign="center" o:hrstd="t" o:hr="t" fillcolor="#a0a0a0" stroked="f"/>
-        </w:pict>
+          <w:b/>
+          <w:bCs/>
+          <w:color w:val="000000" w:themeColor="text1"/>
+          <w:sz w:val="24"/>
+          <w:szCs w:val="24"/>
+          <w:lang w:val="pt-BR"/>
+        </w:rPr>
+      </w:pPr>
+      <w:r>
+        <w:rPr>
+          <w:rFonts w:ascii="Arial" w:hAnsi="Arial" w:cs="Arial"/>
+          <w:b/>
+          <w:bCs/>
+          <w:color w:val="000000" w:themeColor="text1"/>
+          <w:sz w:val="24"/>
+          <w:szCs w:val="24"/>
+          <w:lang w:val="pt-BR"/>
+        </w:rPr>
+        <w:t>INTELIGÊNCIA ARTIFICIAL</w:t>
       </w:r>
     </w:p>
     <w:p>
@@ -1448,6 +2671,93 @@
         <w:jc w:val="both"/>
         <w:rPr>
           <w:rFonts w:ascii="Arial" w:hAnsi="Arial" w:cs="Arial"/>
+          <w:color w:val="000000" w:themeColor="text1"/>
+          <w:sz w:val="24"/>
+          <w:szCs w:val="24"/>
+          <w:lang w:val="pt-BR"/>
+        </w:rPr>
+      </w:pPr>
+      <w:r>
+        <w:rPr>
+          <w:rFonts w:ascii="Arial" w:hAnsi="Arial" w:cs="Arial"/>
+          <w:color w:val="000000" w:themeColor="text1"/>
+          <w:sz w:val="24"/>
+          <w:szCs w:val="24"/>
+          <w:lang w:val="pt-BR"/>
+        </w:rPr>
+        <w:lastRenderedPageBreak/>
+        <w:t xml:space="preserve">A </w:t>
+      </w:r>
+      <w:proofErr w:type="spellStart"/>
+      <w:r>
+        <w:rPr>
+          <w:rFonts w:ascii="Arial" w:hAnsi="Arial" w:cs="Arial"/>
+          <w:color w:val="000000" w:themeColor="text1"/>
+          <w:sz w:val="24"/>
+          <w:szCs w:val="24"/>
+          <w:lang w:val="pt-BR"/>
+        </w:rPr>
+        <w:t>Intelig</w:t>
+      </w:r>
+      <w:r>
+        <w:rPr>
+          <w:rFonts w:ascii="Arial" w:hAnsi="Arial" w:cs="Arial"/>
+          <w:color w:val="000000" w:themeColor="text1"/>
+          <w:sz w:val="24"/>
+          <w:szCs w:val="24"/>
+          <w:lang w:val="pt-BR"/>
+        </w:rPr>
+        <w:t>e</w:t>
+      </w:r>
+      <w:r>
+        <w:rPr>
+          <w:rFonts w:ascii="Arial" w:hAnsi="Arial" w:cs="Arial"/>
+          <w:color w:val="000000" w:themeColor="text1"/>
+          <w:sz w:val="24"/>
+          <w:szCs w:val="24"/>
+          <w:lang w:val="pt-BR"/>
+        </w:rPr>
+        <w:t>ncia</w:t>
+      </w:r>
+      <w:proofErr w:type="spellEnd"/>
+      <w:r>
+        <w:rPr>
+          <w:rFonts w:ascii="Arial" w:hAnsi="Arial" w:cs="Arial"/>
+          <w:color w:val="000000" w:themeColor="text1"/>
+          <w:sz w:val="24"/>
+          <w:szCs w:val="24"/>
+          <w:lang w:val="pt-BR"/>
+        </w:rPr>
+        <w:t xml:space="preserve"> Artificial será utilizada para analisar as informações registradas no sistema e ajudar os gestores a tomarem decisões mais rápidas e eficientes.</w:t>
+      </w:r>
+    </w:p>
+    <w:p>
+      <w:pPr>
+        <w:jc w:val="both"/>
+        <w:rPr>
+          <w:rFonts w:ascii="Arial" w:hAnsi="Arial" w:cs="Arial"/>
+          <w:color w:val="000000" w:themeColor="text1"/>
+          <w:sz w:val="24"/>
+          <w:szCs w:val="24"/>
+          <w:lang w:val="pt-BR"/>
+        </w:rPr>
+      </w:pPr>
+      <w:r>
+        <w:rPr>
+          <w:rFonts w:ascii="Arial" w:hAnsi="Arial" w:cs="Arial"/>
+          <w:color w:val="000000" w:themeColor="text1"/>
+          <w:sz w:val="24"/>
+          <w:szCs w:val="24"/>
+          <w:lang w:val="pt-BR"/>
+        </w:rPr>
+        <w:t>Através dessa análise, será possível transformar dados em informações importantes para o planejamento da empresa.</w:t>
+      </w:r>
+    </w:p>
+    <w:p>
+      <w:pPr>
+        <w:jc w:val="both"/>
+        <w:rPr>
+          <w:rFonts w:ascii="Arial" w:hAnsi="Arial" w:cs="Arial"/>
           <w:b/>
           <w:bCs/>
           <w:color w:val="000000" w:themeColor="text1"/>
@@ -1466,11 +2776,15 @@
           <w:szCs w:val="24"/>
           <w:lang w:val="pt-BR"/>
         </w:rPr>
-        <w:t>3. PROPOSTA DE SOLUÇÃO</w:t>
+        <w:t>Principais funcionalidades da IA</w:t>
       </w:r>
     </w:p>
     <w:p>
       <w:pPr>
+        <w:numPr>
+          <w:ilvl w:val="0"/>
+          <w:numId w:val="32"/>
+        </w:numPr>
         <w:jc w:val="both"/>
         <w:rPr>
           <w:rFonts w:ascii="Arial" w:hAnsi="Arial" w:cs="Arial"/>
@@ -1488,11 +2802,15 @@
           <w:szCs w:val="24"/>
           <w:lang w:val="pt-BR"/>
         </w:rPr>
-        <w:t>Como solução para os problemas identificados, propõe-se o desenvolvimento e implementação de um Sistema ERP personalizado para a gestão integrada de estoque, produção e pedidos.</w:t>
+        <w:t>Análise do histórico de vendas.</w:t>
       </w:r>
     </w:p>
     <w:p>
       <w:pPr>
+        <w:numPr>
+          <w:ilvl w:val="0"/>
+          <w:numId w:val="32"/>
+        </w:numPr>
         <w:jc w:val="both"/>
         <w:rPr>
           <w:rFonts w:ascii="Arial" w:hAnsi="Arial" w:cs="Arial"/>
@@ -1510,13 +2828,115 @@
           <w:szCs w:val="24"/>
           <w:lang w:val="pt-BR"/>
         </w:rPr>
-        <w:pict w14:anchorId="680D8A8A">
-          <v:rect id="_x0000_i1066" style="width:0;height:1.5pt" o:hralign="center" o:hrstd="t" o:hr="t" fillcolor="#a0a0a0" stroked="f"/>
-        </w:pict>
+        <w:t>Identificação dos produtos mais vendidos.</w:t>
       </w:r>
     </w:p>
     <w:p>
       <w:pPr>
+        <w:numPr>
+          <w:ilvl w:val="0"/>
+          <w:numId w:val="32"/>
+        </w:numPr>
+        <w:jc w:val="both"/>
+        <w:rPr>
+          <w:rFonts w:ascii="Arial" w:hAnsi="Arial" w:cs="Arial"/>
+          <w:color w:val="000000" w:themeColor="text1"/>
+          <w:sz w:val="24"/>
+          <w:szCs w:val="24"/>
+          <w:lang w:val="pt-BR"/>
+        </w:rPr>
+      </w:pPr>
+      <w:r>
+        <w:rPr>
+          <w:rFonts w:ascii="Arial" w:hAnsi="Arial" w:cs="Arial"/>
+          <w:color w:val="000000" w:themeColor="text1"/>
+          <w:sz w:val="24"/>
+          <w:szCs w:val="24"/>
+          <w:lang w:val="pt-BR"/>
+        </w:rPr>
+        <w:t>Comparação entre diferentes períodos de vendas.</w:t>
+      </w:r>
+    </w:p>
+    <w:p>
+      <w:pPr>
+        <w:numPr>
+          <w:ilvl w:val="0"/>
+          <w:numId w:val="32"/>
+        </w:numPr>
+        <w:jc w:val="both"/>
+        <w:rPr>
+          <w:rFonts w:ascii="Arial" w:hAnsi="Arial" w:cs="Arial"/>
+          <w:color w:val="000000" w:themeColor="text1"/>
+          <w:sz w:val="24"/>
+          <w:szCs w:val="24"/>
+          <w:lang w:val="pt-BR"/>
+        </w:rPr>
+      </w:pPr>
+      <w:r>
+        <w:rPr>
+          <w:rFonts w:ascii="Arial" w:hAnsi="Arial" w:cs="Arial"/>
+          <w:color w:val="000000" w:themeColor="text1"/>
+          <w:sz w:val="24"/>
+          <w:szCs w:val="24"/>
+          <w:lang w:val="pt-BR"/>
+        </w:rPr>
+        <w:t>Identificação de tendências de consumo.</w:t>
+      </w:r>
+    </w:p>
+    <w:p>
+      <w:pPr>
+        <w:numPr>
+          <w:ilvl w:val="0"/>
+          <w:numId w:val="32"/>
+        </w:numPr>
+        <w:jc w:val="both"/>
+        <w:rPr>
+          <w:rFonts w:ascii="Arial" w:hAnsi="Arial" w:cs="Arial"/>
+          <w:color w:val="000000" w:themeColor="text1"/>
+          <w:sz w:val="24"/>
+          <w:szCs w:val="24"/>
+          <w:lang w:val="pt-BR"/>
+        </w:rPr>
+      </w:pPr>
+      <w:r>
+        <w:rPr>
+          <w:rFonts w:ascii="Arial" w:hAnsi="Arial" w:cs="Arial"/>
+          <w:color w:val="000000" w:themeColor="text1"/>
+          <w:sz w:val="24"/>
+          <w:szCs w:val="24"/>
+          <w:lang w:val="pt-BR"/>
+        </w:rPr>
+        <w:t>Sugestões para reposição de estoque.</w:t>
+      </w:r>
+    </w:p>
+    <w:p>
+      <w:pPr>
+        <w:numPr>
+          <w:ilvl w:val="0"/>
+          <w:numId w:val="32"/>
+        </w:numPr>
+        <w:jc w:val="both"/>
+        <w:rPr>
+          <w:rFonts w:ascii="Arial" w:hAnsi="Arial" w:cs="Arial"/>
+          <w:color w:val="000000" w:themeColor="text1"/>
+          <w:sz w:val="24"/>
+          <w:szCs w:val="24"/>
+          <w:lang w:val="pt-BR"/>
+        </w:rPr>
+      </w:pPr>
+      <w:r>
+        <w:rPr>
+          <w:rFonts w:ascii="Arial" w:hAnsi="Arial" w:cs="Arial"/>
+          <w:color w:val="000000" w:themeColor="text1"/>
+          <w:sz w:val="24"/>
+          <w:szCs w:val="24"/>
+          <w:lang w:val="pt-BR"/>
+        </w:rPr>
+        <w:t>Geração de recomendações automáticas.</w:t>
+      </w:r>
+    </w:p>
+    <w:p>
+      <w:pPr>
         <w:jc w:val="both"/>
         <w:rPr>
           <w:rFonts w:ascii="Arial" w:hAnsi="Arial" w:cs="Arial"/>
@@ -1538,11 +2958,15 @@
           <w:szCs w:val="24"/>
           <w:lang w:val="pt-BR"/>
         </w:rPr>
-        <w:t>3.1 Controle de Estoque Unificado</w:t>
+        <w:t>Benefícios da IA</w:t>
       </w:r>
     </w:p>
     <w:p>
       <w:pPr>
+        <w:numPr>
+          <w:ilvl w:val="0"/>
+          <w:numId w:val="33"/>
+        </w:numPr>
         <w:jc w:val="both"/>
         <w:rPr>
           <w:rFonts w:ascii="Arial" w:hAnsi="Arial" w:cs="Arial"/>
@@ -1560,11 +2984,15 @@
           <w:szCs w:val="24"/>
           <w:lang w:val="pt-BR"/>
         </w:rPr>
-        <w:t>O sistema deverá possuir um banco de dados centralizado responsável por registrar todas as movimentações de estoque em tempo real.</w:t>
+        <w:t>Decisões mais rápidas e precisas.</w:t>
       </w:r>
     </w:p>
     <w:p>
       <w:pPr>
+        <w:numPr>
+          <w:ilvl w:val="0"/>
+          <w:numId w:val="33"/>
+        </w:numPr>
         <w:jc w:val="both"/>
         <w:rPr>
           <w:rFonts w:ascii="Arial" w:hAnsi="Arial" w:cs="Arial"/>
@@ -1582,14 +3010,14 @@
           <w:szCs w:val="24"/>
           <w:lang w:val="pt-BR"/>
         </w:rPr>
-        <w:t>Entre as principais funcionalidades estão:</w:t>
+        <w:t>Melhor planejamento da produção.</w:t>
       </w:r>
     </w:p>
     <w:p>
       <w:pPr>
         <w:numPr>
           <w:ilvl w:val="0"/>
-          <w:numId w:val="15"/>
+          <w:numId w:val="33"/>
         </w:numPr>
         <w:jc w:val="both"/>
         <w:rPr>
@@ -1608,14 +3036,155 @@
           <w:szCs w:val="24"/>
           <w:lang w:val="pt-BR"/>
         </w:rPr>
-        <w:t>Cadastro de produtos por SKU ou código de barras;</w:t>
+        <w:t>Redução da falta de produtos.</w:t>
       </w:r>
     </w:p>
     <w:p>
       <w:pPr>
+        <w:ind w:left="360"/>
+        <w:jc w:val="both"/>
+        <w:rPr>
+          <w:rFonts w:ascii="Arial" w:hAnsi="Arial" w:cs="Arial"/>
+          <w:color w:val="000000" w:themeColor="text1"/>
+          <w:sz w:val="24"/>
+          <w:szCs w:val="24"/>
+          <w:lang w:val="pt-BR"/>
+        </w:rPr>
+      </w:pPr>
+      <w:r>
+        <w:rPr>
+          <w:rFonts w:ascii="Arial" w:hAnsi="Arial" w:cs="Arial"/>
+          <w:color w:val="000000" w:themeColor="text1"/>
+          <w:sz w:val="24"/>
+          <w:szCs w:val="24"/>
+          <w:lang w:val="pt-BR"/>
+        </w:rPr>
+        <w:t>.</w:t>
+      </w:r>
+    </w:p>
+    <w:p>
+      <w:pPr>
+        <w:jc w:val="both"/>
+        <w:rPr>
+          <w:rFonts w:ascii="Arial" w:hAnsi="Arial" w:cs="Arial"/>
+          <w:b/>
+          <w:bCs/>
+          <w:color w:val="000000" w:themeColor="text1"/>
+          <w:sz w:val="24"/>
+          <w:szCs w:val="24"/>
+          <w:lang w:val="pt-BR"/>
+        </w:rPr>
+      </w:pPr>
+      <w:r>
+        <w:rPr>
+          <w:rFonts w:ascii="Arial" w:hAnsi="Arial" w:cs="Arial"/>
+          <w:b/>
+          <w:bCs/>
+          <w:color w:val="000000" w:themeColor="text1"/>
+          <w:sz w:val="24"/>
+          <w:szCs w:val="24"/>
+          <w:lang w:val="pt-BR"/>
+        </w:rPr>
+        <w:t>BUSINESS INTELLIGENCE (BI)</w:t>
+      </w:r>
+    </w:p>
+    <w:p>
+      <w:pPr>
+        <w:jc w:val="both"/>
+        <w:rPr>
+          <w:rFonts w:ascii="Arial" w:hAnsi="Arial" w:cs="Arial"/>
+          <w:color w:val="000000" w:themeColor="text1"/>
+          <w:sz w:val="24"/>
+          <w:szCs w:val="24"/>
+          <w:lang w:val="pt-BR"/>
+        </w:rPr>
+      </w:pPr>
+      <w:r>
+        <w:rPr>
+          <w:rFonts w:ascii="Arial" w:hAnsi="Arial" w:cs="Arial"/>
+          <w:color w:val="000000" w:themeColor="text1"/>
+          <w:sz w:val="24"/>
+          <w:szCs w:val="24"/>
+          <w:lang w:val="pt-BR"/>
+        </w:rPr>
+        <w:t xml:space="preserve">Business </w:t>
+      </w:r>
+      <w:proofErr w:type="spellStart"/>
+      <w:r>
+        <w:rPr>
+          <w:rFonts w:ascii="Arial" w:hAnsi="Arial" w:cs="Arial"/>
+          <w:color w:val="000000" w:themeColor="text1"/>
+          <w:sz w:val="24"/>
+          <w:szCs w:val="24"/>
+          <w:lang w:val="pt-BR"/>
+        </w:rPr>
+        <w:t>Intelligence</w:t>
+      </w:r>
+      <w:proofErr w:type="spellEnd"/>
+      <w:r>
+        <w:rPr>
+          <w:rFonts w:ascii="Arial" w:hAnsi="Arial" w:cs="Arial"/>
+          <w:color w:val="000000" w:themeColor="text1"/>
+          <w:sz w:val="24"/>
+          <w:szCs w:val="24"/>
+          <w:lang w:val="pt-BR"/>
+        </w:rPr>
+        <w:t>, ou BI, é um conjunto de ferramentas que ajuda a transformar dados em informações úteis para a empresa.</w:t>
+      </w:r>
+    </w:p>
+    <w:p>
+      <w:pPr>
+        <w:jc w:val="both"/>
+        <w:rPr>
+          <w:rFonts w:ascii="Arial" w:hAnsi="Arial" w:cs="Arial"/>
+          <w:color w:val="000000" w:themeColor="text1"/>
+          <w:sz w:val="24"/>
+          <w:szCs w:val="24"/>
+          <w:lang w:val="pt-BR"/>
+        </w:rPr>
+      </w:pPr>
+      <w:r>
+        <w:rPr>
+          <w:rFonts w:ascii="Arial" w:hAnsi="Arial" w:cs="Arial"/>
+          <w:color w:val="000000" w:themeColor="text1"/>
+          <w:sz w:val="24"/>
+          <w:szCs w:val="24"/>
+          <w:lang w:val="pt-BR"/>
+        </w:rPr>
+        <w:t>No sistema, o BI será utilizado para criar gráficos e painéis que facilitarão a visualização dos dados.</w:t>
+      </w:r>
+    </w:p>
+    <w:p>
+      <w:pPr>
+        <w:jc w:val="both"/>
+        <w:rPr>
+          <w:rFonts w:ascii="Arial" w:hAnsi="Arial" w:cs="Arial"/>
+          <w:b/>
+          <w:bCs/>
+          <w:color w:val="000000" w:themeColor="text1"/>
+          <w:sz w:val="24"/>
+          <w:szCs w:val="24"/>
+          <w:lang w:val="pt-BR"/>
+        </w:rPr>
+      </w:pPr>
+      <w:r>
+        <w:rPr>
+          <w:rFonts w:ascii="Arial" w:hAnsi="Arial" w:cs="Arial"/>
+          <w:b/>
+          <w:bCs/>
+          <w:color w:val="000000" w:themeColor="text1"/>
+          <w:sz w:val="24"/>
+          <w:szCs w:val="24"/>
+          <w:lang w:val="pt-BR"/>
+        </w:rPr>
+        <w:t>Benefícios do BI</w:t>
+      </w:r>
+    </w:p>
+    <w:p>
+      <w:pPr>
         <w:numPr>
           <w:ilvl w:val="0"/>
-          <w:numId w:val="15"/>
+          <w:numId w:val="34"/>
         </w:numPr>
         <w:jc w:val="both"/>
         <w:rPr>
@@ -1634,14 +3203,14 @@
           <w:szCs w:val="24"/>
           <w:lang w:val="pt-BR"/>
         </w:rPr>
-        <w:t>Controle de estoque por canal de venda;</w:t>
+        <w:t>Visualização mais clara das informações.</w:t>
       </w:r>
     </w:p>
     <w:p>
       <w:pPr>
         <w:numPr>
           <w:ilvl w:val="0"/>
-          <w:numId w:val="15"/>
+          <w:numId w:val="34"/>
         </w:numPr>
         <w:jc w:val="both"/>
         <w:rPr>
@@ -1660,14 +3229,14 @@
           <w:szCs w:val="24"/>
           <w:lang w:val="pt-BR"/>
         </w:rPr>
-        <w:t>Atualização automática das quantidades disponíveis;</w:t>
+        <w:t>Acompanhamento do desempenho dos produtos.</w:t>
       </w:r>
     </w:p>
     <w:p>
       <w:pPr>
         <w:numPr>
           <w:ilvl w:val="0"/>
-          <w:numId w:val="15"/>
+          <w:numId w:val="34"/>
         </w:numPr>
         <w:jc w:val="both"/>
         <w:rPr>
@@ -1686,14 +3255,14 @@
           <w:szCs w:val="24"/>
           <w:lang w:val="pt-BR"/>
         </w:rPr>
-        <w:t>Reserva automática de produtos para pedidos em andamento;</w:t>
+        <w:t>Identificação rápida de problemas.</w:t>
       </w:r>
     </w:p>
     <w:p>
       <w:pPr>
         <w:numPr>
           <w:ilvl w:val="0"/>
-          <w:numId w:val="15"/>
+          <w:numId w:val="34"/>
         </w:numPr>
         <w:jc w:val="both"/>
         <w:rPr>
@@ -1712,12 +3281,15 @@
           <w:szCs w:val="24"/>
           <w:lang w:val="pt-BR"/>
         </w:rPr>
-        <w:lastRenderedPageBreak/>
-        <w:t>Emissão de relatórios gerenciais.</w:t>
+        <w:t>Apoio na tomada de decisões.</w:t>
       </w:r>
     </w:p>
     <w:p>
       <w:pPr>
+        <w:numPr>
+          <w:ilvl w:val="0"/>
+          <w:numId w:val="34"/>
+        </w:numPr>
         <w:jc w:val="both"/>
         <w:rPr>
           <w:rFonts w:ascii="Arial" w:hAnsi="Arial" w:cs="Arial"/>
@@ -1729,57 +3301,13 @@
       </w:pPr>
       <w:r>
         <w:rPr>
-          <w:noProof/>
-          <w:color w:val="000000" w:themeColor="text1"/>
-        </w:rPr>
-        <w:drawing>
-          <wp:inline distT="0" distB="0" distL="0" distR="0" wp14:anchorId="604EC232" wp14:editId="7D0FAB89">
-            <wp:extent cx="5486400" cy="3140075"/>
-            <wp:effectExtent l="0" t="0" r="0" b="3175"/>
-            <wp:docPr id="2120786193" name="Imagem 5"/>
-            <wp:cNvGraphicFramePr>
-              <a:graphicFrameLocks xmlns:a="http://schemas.openxmlformats.org/drawingml/2006/main" noChangeAspect="1"/>
-            </wp:cNvGraphicFramePr>
-            <a:graphic xmlns:a="http://schemas.openxmlformats.org/drawingml/2006/main">
-              <a:graphicData uri="http://schemas.openxmlformats.org/drawingml/2006/picture">
-                <pic:pic xmlns:pic="http://schemas.openxmlformats.org/drawingml/2006/picture">
-                  <pic:nvPicPr>
-                    <pic:cNvPr id="0" name="Picture 129"/>
-                    <pic:cNvPicPr>
-                      <a:picLocks noChangeAspect="1" noChangeArrowheads="1"/>
-                    </pic:cNvPicPr>
-                  </pic:nvPicPr>
-                  <pic:blipFill>
-                    <a:blip r:embed="rId9">
-                      <a:extLst>
-                        <a:ext uri="{28A0092B-C50C-407E-A947-70E740481C1C}">
-                          <a14:useLocalDpi xmlns:a14="http://schemas.microsoft.com/office/drawing/2010/main" val="0"/>
-                        </a:ext>
-                      </a:extLst>
-                    </a:blip>
-                    <a:srcRect/>
-                    <a:stretch>
-                      <a:fillRect/>
-                    </a:stretch>
-                  </pic:blipFill>
-                  <pic:spPr bwMode="auto">
-                    <a:xfrm>
-                      <a:off x="0" y="0"/>
-                      <a:ext cx="5486400" cy="3140075"/>
-                    </a:xfrm>
-                    <a:prstGeom prst="rect">
-                      <a:avLst/>
-                    </a:prstGeom>
-                    <a:noFill/>
-                    <a:ln>
-                      <a:noFill/>
-                    </a:ln>
-                  </pic:spPr>
-                </pic:pic>
-              </a:graphicData>
-            </a:graphic>
-          </wp:inline>
-        </w:drawing>
+          <w:rFonts w:ascii="Arial" w:hAnsi="Arial" w:cs="Arial"/>
+          <w:color w:val="000000" w:themeColor="text1"/>
+          <w:sz w:val="24"/>
+          <w:szCs w:val="24"/>
+          <w:lang w:val="pt-BR"/>
+        </w:rPr>
+        <w:t>Melhor compreensão dos dados da empresa.</w:t>
       </w:r>
     </w:p>
     <w:p>
@@ -1787,12 +3315,27 @@
         <w:jc w:val="both"/>
         <w:rPr>
           <w:rFonts w:ascii="Arial" w:hAnsi="Arial" w:cs="Arial"/>
-          <w:color w:val="000000" w:themeColor="text1"/>
-          <w:sz w:val="24"/>
-          <w:szCs w:val="24"/>
-          <w:lang w:val="pt-BR"/>
-        </w:rPr>
-      </w:pPr>
+          <w:b/>
+          <w:bCs/>
+          <w:color w:val="000000" w:themeColor="text1"/>
+          <w:sz w:val="24"/>
+          <w:szCs w:val="24"/>
+          <w:lang w:val="pt-BR"/>
+        </w:rPr>
+      </w:pPr>
+      <w:r>
+        <w:rPr>
+          <w:rFonts w:ascii="Arial" w:hAnsi="Arial" w:cs="Arial"/>
+          <w:b/>
+          <w:bCs/>
+          <w:color w:val="000000" w:themeColor="text1"/>
+          <w:sz w:val="24"/>
+          <w:szCs w:val="24"/>
+          <w:lang w:val="pt-BR"/>
+        </w:rPr>
+        <w:lastRenderedPageBreak/>
+        <w:t>DASHBOARDS</w:t>
+      </w:r>
     </w:p>
     <w:p>
       <w:pPr>
@@ -1813,9 +3356,7 @@
           <w:szCs w:val="24"/>
           <w:lang w:val="pt-BR"/>
         </w:rPr>
-        <w:pict w14:anchorId="6A88ABEB">
-          <v:rect id="_x0000_i1067" style="width:0;height:1.5pt" o:hralign="center" o:hrstd="t" o:hr="t" fillcolor="#a0a0a0" stroked="f"/>
-        </w:pict>
+        <w:t>Os dashboards serão painéis que apresentarão as informações do sistema de forma simples e organizada.</w:t>
       </w:r>
     </w:p>
     <w:p>
@@ -1823,6 +3364,184 @@
         <w:jc w:val="both"/>
         <w:rPr>
           <w:rFonts w:ascii="Arial" w:hAnsi="Arial" w:cs="Arial"/>
+          <w:color w:val="000000" w:themeColor="text1"/>
+          <w:sz w:val="24"/>
+          <w:szCs w:val="24"/>
+          <w:lang w:val="pt-BR"/>
+        </w:rPr>
+      </w:pPr>
+      <w:r>
+        <w:rPr>
+          <w:rFonts w:ascii="Arial" w:hAnsi="Arial" w:cs="Arial"/>
+          <w:color w:val="000000" w:themeColor="text1"/>
+          <w:sz w:val="24"/>
+          <w:szCs w:val="24"/>
+          <w:lang w:val="pt-BR"/>
+        </w:rPr>
+        <w:t>Neles será possível acompanhar:</w:t>
+      </w:r>
+    </w:p>
+    <w:p>
+      <w:pPr>
+        <w:numPr>
+          <w:ilvl w:val="0"/>
+          <w:numId w:val="35"/>
+        </w:numPr>
+        <w:jc w:val="both"/>
+        <w:rPr>
+          <w:rFonts w:ascii="Arial" w:hAnsi="Arial" w:cs="Arial"/>
+          <w:color w:val="000000" w:themeColor="text1"/>
+          <w:sz w:val="24"/>
+          <w:szCs w:val="24"/>
+          <w:lang w:val="pt-BR"/>
+        </w:rPr>
+      </w:pPr>
+      <w:r>
+        <w:rPr>
+          <w:rFonts w:ascii="Arial" w:hAnsi="Arial" w:cs="Arial"/>
+          <w:color w:val="000000" w:themeColor="text1"/>
+          <w:sz w:val="24"/>
+          <w:szCs w:val="24"/>
+          <w:lang w:val="pt-BR"/>
+        </w:rPr>
+        <w:t>Quantidade de produtos em estoque.</w:t>
+      </w:r>
+    </w:p>
+    <w:p>
+      <w:pPr>
+        <w:numPr>
+          <w:ilvl w:val="0"/>
+          <w:numId w:val="35"/>
+        </w:numPr>
+        <w:jc w:val="both"/>
+        <w:rPr>
+          <w:rFonts w:ascii="Arial" w:hAnsi="Arial" w:cs="Arial"/>
+          <w:color w:val="000000" w:themeColor="text1"/>
+          <w:sz w:val="24"/>
+          <w:szCs w:val="24"/>
+          <w:lang w:val="pt-BR"/>
+        </w:rPr>
+      </w:pPr>
+      <w:r>
+        <w:rPr>
+          <w:rFonts w:ascii="Arial" w:hAnsi="Arial" w:cs="Arial"/>
+          <w:color w:val="000000" w:themeColor="text1"/>
+          <w:sz w:val="24"/>
+          <w:szCs w:val="24"/>
+          <w:lang w:val="pt-BR"/>
+        </w:rPr>
+        <w:t>Produtos mais vendidos.</w:t>
+      </w:r>
+    </w:p>
+    <w:p>
+      <w:pPr>
+        <w:numPr>
+          <w:ilvl w:val="0"/>
+          <w:numId w:val="35"/>
+        </w:numPr>
+        <w:jc w:val="both"/>
+        <w:rPr>
+          <w:rFonts w:ascii="Arial" w:hAnsi="Arial" w:cs="Arial"/>
+          <w:color w:val="000000" w:themeColor="text1"/>
+          <w:sz w:val="24"/>
+          <w:szCs w:val="24"/>
+          <w:lang w:val="pt-BR"/>
+        </w:rPr>
+      </w:pPr>
+      <w:r>
+        <w:rPr>
+          <w:rFonts w:ascii="Arial" w:hAnsi="Arial" w:cs="Arial"/>
+          <w:color w:val="000000" w:themeColor="text1"/>
+          <w:sz w:val="24"/>
+          <w:szCs w:val="24"/>
+          <w:lang w:val="pt-BR"/>
+        </w:rPr>
+        <w:t>Produtos menos vendidos.</w:t>
+      </w:r>
+    </w:p>
+    <w:p>
+      <w:pPr>
+        <w:numPr>
+          <w:ilvl w:val="0"/>
+          <w:numId w:val="35"/>
+        </w:numPr>
+        <w:jc w:val="both"/>
+        <w:rPr>
+          <w:rFonts w:ascii="Arial" w:hAnsi="Arial" w:cs="Arial"/>
+          <w:color w:val="000000" w:themeColor="text1"/>
+          <w:sz w:val="24"/>
+          <w:szCs w:val="24"/>
+          <w:lang w:val="pt-BR"/>
+        </w:rPr>
+      </w:pPr>
+      <w:r>
+        <w:rPr>
+          <w:rFonts w:ascii="Arial" w:hAnsi="Arial" w:cs="Arial"/>
+          <w:color w:val="000000" w:themeColor="text1"/>
+          <w:sz w:val="24"/>
+          <w:szCs w:val="24"/>
+          <w:lang w:val="pt-BR"/>
+        </w:rPr>
+        <w:t>Histórico das movimentações.</w:t>
+      </w:r>
+    </w:p>
+    <w:p>
+      <w:pPr>
+        <w:numPr>
+          <w:ilvl w:val="0"/>
+          <w:numId w:val="35"/>
+        </w:numPr>
+        <w:jc w:val="both"/>
+        <w:rPr>
+          <w:rFonts w:ascii="Arial" w:hAnsi="Arial" w:cs="Arial"/>
+          <w:color w:val="000000" w:themeColor="text1"/>
+          <w:sz w:val="24"/>
+          <w:szCs w:val="24"/>
+          <w:lang w:val="pt-BR"/>
+        </w:rPr>
+      </w:pPr>
+      <w:r>
+        <w:rPr>
+          <w:rFonts w:ascii="Arial" w:hAnsi="Arial" w:cs="Arial"/>
+          <w:color w:val="000000" w:themeColor="text1"/>
+          <w:sz w:val="24"/>
+          <w:szCs w:val="24"/>
+          <w:lang w:val="pt-BR"/>
+        </w:rPr>
+        <w:t>Indicadores de vendas.</w:t>
+      </w:r>
+    </w:p>
+    <w:p>
+      <w:pPr>
+        <w:numPr>
+          <w:ilvl w:val="0"/>
+          <w:numId w:val="35"/>
+        </w:numPr>
+        <w:jc w:val="both"/>
+        <w:rPr>
+          <w:rFonts w:ascii="Arial" w:hAnsi="Arial" w:cs="Arial"/>
+          <w:color w:val="000000" w:themeColor="text1"/>
+          <w:sz w:val="24"/>
+          <w:szCs w:val="24"/>
+          <w:lang w:val="pt-BR"/>
+        </w:rPr>
+      </w:pPr>
+      <w:r>
+        <w:rPr>
+          <w:rFonts w:ascii="Arial" w:hAnsi="Arial" w:cs="Arial"/>
+          <w:color w:val="000000" w:themeColor="text1"/>
+          <w:sz w:val="24"/>
+          <w:szCs w:val="24"/>
+          <w:lang w:val="pt-BR"/>
+        </w:rPr>
+        <w:t>Recomendações geradas pela Inteligência Artificial.</w:t>
+      </w:r>
+    </w:p>
+    <w:p>
+      <w:pPr>
+        <w:jc w:val="both"/>
+        <w:rPr>
+          <w:rFonts w:ascii="Arial" w:hAnsi="Arial" w:cs="Arial"/>
           <w:b/>
           <w:bCs/>
           <w:color w:val="000000" w:themeColor="text1"/>
@@ -1841,11 +3560,15 @@
           <w:szCs w:val="24"/>
           <w:lang w:val="pt-BR"/>
         </w:rPr>
-        <w:t>3.2 Gestão do Processo Produtivo</w:t>
+        <w:t>Benefícios dos dashboards</w:t>
       </w:r>
     </w:p>
     <w:p>
       <w:pPr>
+        <w:numPr>
+          <w:ilvl w:val="0"/>
+          <w:numId w:val="36"/>
+        </w:numPr>
         <w:jc w:val="both"/>
         <w:rPr>
           <w:rFonts w:ascii="Arial" w:hAnsi="Arial" w:cs="Arial"/>
@@ -1863,11 +3586,15 @@
           <w:szCs w:val="24"/>
           <w:lang w:val="pt-BR"/>
         </w:rPr>
-        <w:t>O ERP deverá permitir o gerenciamento completo da produção por meio de fichas técnicas digitais.</w:t>
+        <w:t>Facilidade na interpretação dos dados</w:t>
       </w:r>
     </w:p>
     <w:p>
       <w:pPr>
+        <w:numPr>
+          <w:ilvl w:val="0"/>
+          <w:numId w:val="36"/>
+        </w:numPr>
         <w:jc w:val="both"/>
         <w:rPr>
           <w:rFonts w:ascii="Arial" w:hAnsi="Arial" w:cs="Arial"/>
@@ -1885,14 +3612,14 @@
           <w:szCs w:val="24"/>
           <w:lang w:val="pt-BR"/>
         </w:rPr>
-        <w:t>Funcionalidades previstas:</w:t>
+        <w:t>Acompanhamento em tempo real</w:t>
       </w:r>
     </w:p>
     <w:p>
       <w:pPr>
         <w:numPr>
           <w:ilvl w:val="0"/>
-          <w:numId w:val="16"/>
+          <w:numId w:val="36"/>
         </w:numPr>
         <w:jc w:val="both"/>
         <w:rPr>
@@ -1911,14 +3638,14 @@
           <w:szCs w:val="24"/>
           <w:lang w:val="pt-BR"/>
         </w:rPr>
-        <w:t>Cadastro de matérias-primas;</w:t>
+        <w:t>Mais rapidez na tomada de decisões</w:t>
       </w:r>
     </w:p>
     <w:p>
       <w:pPr>
         <w:numPr>
           <w:ilvl w:val="0"/>
-          <w:numId w:val="16"/>
+          <w:numId w:val="36"/>
         </w:numPr>
         <w:jc w:val="both"/>
         <w:rPr>
@@ -1937,41 +3664,37 @@
           <w:szCs w:val="24"/>
           <w:lang w:val="pt-BR"/>
         </w:rPr>
-        <w:t>Controle de consumo de materiais;</w:t>
+        <w:t>Melhor controle dos estoques</w:t>
       </w:r>
     </w:p>
     <w:p>
       <w:pPr>
-        <w:numPr>
-          <w:ilvl w:val="0"/>
-          <w:numId w:val="16"/>
-        </w:numPr>
         <w:jc w:val="both"/>
         <w:rPr>
           <w:rFonts w:ascii="Arial" w:hAnsi="Arial" w:cs="Arial"/>
-          <w:color w:val="000000" w:themeColor="text1"/>
-          <w:sz w:val="24"/>
-          <w:szCs w:val="24"/>
-          <w:lang w:val="pt-BR"/>
-        </w:rPr>
-      </w:pPr>
-      <w:r>
-        <w:rPr>
-          <w:rFonts w:ascii="Arial" w:hAnsi="Arial" w:cs="Arial"/>
-          <w:color w:val="000000" w:themeColor="text1"/>
-          <w:sz w:val="24"/>
-          <w:szCs w:val="24"/>
-          <w:lang w:val="pt-BR"/>
-        </w:rPr>
-        <w:t>Cálculo automático de rendimento;</w:t>
+          <w:b/>
+          <w:bCs/>
+          <w:color w:val="000000" w:themeColor="text1"/>
+          <w:sz w:val="24"/>
+          <w:szCs w:val="24"/>
+          <w:lang w:val="pt-BR"/>
+        </w:rPr>
+      </w:pPr>
+      <w:r>
+        <w:rPr>
+          <w:rFonts w:ascii="Arial" w:hAnsi="Arial" w:cs="Arial"/>
+          <w:b/>
+          <w:bCs/>
+          <w:color w:val="000000" w:themeColor="text1"/>
+          <w:sz w:val="24"/>
+          <w:szCs w:val="24"/>
+          <w:lang w:val="pt-BR"/>
+        </w:rPr>
+        <w:t>CONCLUSÃO</w:t>
       </w:r>
     </w:p>
     <w:p>
       <w:pPr>
-        <w:numPr>
-          <w:ilvl w:val="0"/>
-          <w:numId w:val="16"/>
-        </w:numPr>
         <w:jc w:val="both"/>
         <w:rPr>
           <w:rFonts w:ascii="Arial" w:hAnsi="Arial" w:cs="Arial"/>
@@ -1989,15 +3712,11 @@
           <w:szCs w:val="24"/>
           <w:lang w:val="pt-BR"/>
         </w:rPr>
-        <w:t>Emissão de ordens de produção;</w:t>
+        <w:t>O desenvolvimento do Sistema Inteligente de Controle de Estoque tem como objetivo resolver os problemas identificados na Fama Fashion durante as pesquisas realizadas com a empresa.</w:t>
       </w:r>
     </w:p>
     <w:p>
       <w:pPr>
-        <w:numPr>
-          <w:ilvl w:val="0"/>
-          <w:numId w:val="16"/>
-        </w:numPr>
         <w:jc w:val="both"/>
         <w:rPr>
           <w:rFonts w:ascii="Arial" w:hAnsi="Arial" w:cs="Arial"/>
@@ -2015,15 +3734,33 @@
           <w:szCs w:val="24"/>
           <w:lang w:val="pt-BR"/>
         </w:rPr>
-        <w:t>Acompanhamento do andamento das atividades;</w:t>
+        <w:t xml:space="preserve">Através da integração entre banco de dados, Business </w:t>
+      </w:r>
+      <w:proofErr w:type="spellStart"/>
+      <w:r>
+        <w:rPr>
+          <w:rFonts w:ascii="Arial" w:hAnsi="Arial" w:cs="Arial"/>
+          <w:color w:val="000000" w:themeColor="text1"/>
+          <w:sz w:val="24"/>
+          <w:szCs w:val="24"/>
+          <w:lang w:val="pt-BR"/>
+        </w:rPr>
+        <w:t>Intelligence</w:t>
+      </w:r>
+      <w:proofErr w:type="spellEnd"/>
+      <w:r>
+        <w:rPr>
+          <w:rFonts w:ascii="Arial" w:hAnsi="Arial" w:cs="Arial"/>
+          <w:color w:val="000000" w:themeColor="text1"/>
+          <w:sz w:val="24"/>
+          <w:szCs w:val="24"/>
+          <w:lang w:val="pt-BR"/>
+        </w:rPr>
+        <w:t xml:space="preserve"> e Inteligência Artificial, o sistema permitirá um controle mais eficiente dos produtos e ajudará a reduzir erros que acontecem no dia a dia.</w:t>
       </w:r>
     </w:p>
     <w:p>
       <w:pPr>
-        <w:numPr>
-          <w:ilvl w:val="0"/>
-          <w:numId w:val="16"/>
-        </w:numPr>
         <w:jc w:val="both"/>
         <w:rPr>
           <w:rFonts w:ascii="Arial" w:hAnsi="Arial" w:cs="Arial"/>
@@ -2041,7 +3778,27 @@
           <w:szCs w:val="24"/>
           <w:lang w:val="pt-BR"/>
         </w:rPr>
-        <w:t>Controle de desperdícios.</w:t>
+        <w:t>Além disso, os dashboards e as análises geradas pela Inteligência Artificial irão a</w:t>
+      </w:r>
+      <w:r>
+        <w:rPr>
+          <w:rFonts w:ascii="Arial" w:hAnsi="Arial" w:cs="Arial"/>
+          <w:color w:val="000000" w:themeColor="text1"/>
+          <w:sz w:val="24"/>
+          <w:szCs w:val="24"/>
+          <w:lang w:val="pt-BR"/>
+        </w:rPr>
+        <w:t>judar</w:t>
+      </w:r>
+      <w:r>
+        <w:rPr>
+          <w:rFonts w:ascii="Arial" w:hAnsi="Arial" w:cs="Arial"/>
+          <w:color w:val="000000" w:themeColor="text1"/>
+          <w:sz w:val="24"/>
+          <w:szCs w:val="24"/>
+          <w:lang w:val="pt-BR"/>
+        </w:rPr>
+        <w:t xml:space="preserve"> os responsáveis pela empresa a tomarem decisões mais seguras, melhorando o planejamento da produção e das vendas</w:t>
       </w:r>
     </w:p>
     <w:p>
@@ -2049,68 +3806,41 @@
         <w:jc w:val="both"/>
         <w:rPr>
           <w:rFonts w:ascii="Arial" w:hAnsi="Arial" w:cs="Arial"/>
-          <w:i/>
-          <w:iCs/>
-          <w:color w:val="000000" w:themeColor="text1"/>
-          <w:sz w:val="24"/>
-          <w:szCs w:val="24"/>
-          <w:lang w:val="pt-BR"/>
-        </w:rPr>
-      </w:pPr>
-      <w:r>
-        <w:rPr>
-          <w:noProof/>
-          <w:color w:val="000000" w:themeColor="text1"/>
-        </w:rPr>
-        <w:lastRenderedPageBreak/>
-        <w:drawing>
-          <wp:inline distT="0" distB="0" distL="0" distR="0" wp14:anchorId="3BC158EA" wp14:editId="0C18428B">
-            <wp:extent cx="5486400" cy="3239135"/>
-            <wp:effectExtent l="0" t="0" r="0" b="0"/>
-            <wp:docPr id="2083253929" name="Imagem 6"/>
-            <wp:cNvGraphicFramePr>
-              <a:graphicFrameLocks xmlns:a="http://schemas.openxmlformats.org/drawingml/2006/main" noChangeAspect="1"/>
-            </wp:cNvGraphicFramePr>
-            <a:graphic xmlns:a="http://schemas.openxmlformats.org/drawingml/2006/main">
-              <a:graphicData uri="http://schemas.openxmlformats.org/drawingml/2006/picture">
-                <pic:pic xmlns:pic="http://schemas.openxmlformats.org/drawingml/2006/picture">
-                  <pic:nvPicPr>
-                    <pic:cNvPr id="0" name="Picture 131"/>
-                    <pic:cNvPicPr>
-                      <a:picLocks noChangeAspect="1" noChangeArrowheads="1"/>
-                    </pic:cNvPicPr>
-                  </pic:nvPicPr>
-                  <pic:blipFill>
-                    <a:blip r:embed="rId10">
-                      <a:extLst>
-                        <a:ext uri="{28A0092B-C50C-407E-A947-70E740481C1C}">
-                          <a14:useLocalDpi xmlns:a14="http://schemas.microsoft.com/office/drawing/2010/main" val="0"/>
-                        </a:ext>
-                      </a:extLst>
-                    </a:blip>
-                    <a:srcRect/>
-                    <a:stretch>
-                      <a:fillRect/>
-                    </a:stretch>
-                  </pic:blipFill>
-                  <pic:spPr bwMode="auto">
-                    <a:xfrm>
-                      <a:off x="0" y="0"/>
-                      <a:ext cx="5486400" cy="3239135"/>
-                    </a:xfrm>
-                    <a:prstGeom prst="rect">
-                      <a:avLst/>
-                    </a:prstGeom>
-                    <a:noFill/>
-                    <a:ln>
-                      <a:noFill/>
-                    </a:ln>
-                  </pic:spPr>
-                </pic:pic>
-              </a:graphicData>
-            </a:graphic>
-          </wp:inline>
-        </w:drawing>
+          <w:color w:val="000000" w:themeColor="text1"/>
+          <w:sz w:val="24"/>
+          <w:szCs w:val="24"/>
+          <w:lang w:val="pt-BR"/>
+        </w:rPr>
+      </w:pPr>
+      <w:r>
+        <w:rPr>
+          <w:rFonts w:ascii="Arial" w:hAnsi="Arial" w:cs="Arial"/>
+          <w:color w:val="000000" w:themeColor="text1"/>
+          <w:sz w:val="24"/>
+          <w:szCs w:val="24"/>
+          <w:lang w:val="pt-BR"/>
+        </w:rPr>
+        <w:t xml:space="preserve">Com isso, a Fama Fashion poderá trabalhar de forma mais organizada, aumentar sua </w:t>
+      </w:r>
+      <w:r>
+        <w:rPr>
+          <w:rFonts w:ascii="Arial" w:hAnsi="Arial" w:cs="Arial"/>
+          <w:color w:val="000000" w:themeColor="text1"/>
+          <w:sz w:val="24"/>
+          <w:szCs w:val="24"/>
+          <w:lang w:val="pt-BR"/>
+        </w:rPr>
+        <w:t>produção</w:t>
+      </w:r>
+      <w:r>
+        <w:rPr>
+          <w:rFonts w:ascii="Arial" w:hAnsi="Arial" w:cs="Arial"/>
+          <w:color w:val="000000" w:themeColor="text1"/>
+          <w:sz w:val="24"/>
+          <w:szCs w:val="24"/>
+          <w:lang w:val="pt-BR"/>
+        </w:rPr>
+        <w:t xml:space="preserve"> e oferecer um atendimento ainda melhor aos seus clientes.</w:t>
       </w:r>
     </w:p>
     <w:p>
@@ -2118,8 +3848,6 @@
         <w:jc w:val="both"/>
         <w:rPr>
           <w:rFonts w:ascii="Arial" w:hAnsi="Arial" w:cs="Arial"/>
-          <w:i/>
-          <w:iCs/>
           <w:color w:val="000000" w:themeColor="text1"/>
           <w:sz w:val="24"/>
           <w:szCs w:val="24"/>
@@ -2132,11 +3860,152 @@
         <w:jc w:val="both"/>
         <w:rPr>
           <w:rFonts w:ascii="Arial" w:hAnsi="Arial" w:cs="Arial"/>
-          <w:i/>
-          <w:iCs/>
-          <w:color w:val="000000" w:themeColor="text1"/>
-          <w:sz w:val="24"/>
-          <w:szCs w:val="24"/>
+          <w:b/>
+          <w:bCs/>
+          <w:color w:val="000000" w:themeColor="text1"/>
+          <w:sz w:val="28"/>
+          <w:szCs w:val="28"/>
+          <w:lang w:val="pt-BR"/>
+        </w:rPr>
+      </w:pPr>
+      <w:r>
+        <w:rPr>
+          <w:rFonts w:ascii="Arial" w:hAnsi="Arial" w:cs="Arial"/>
+          <w:b/>
+          <w:bCs/>
+          <w:color w:val="000000" w:themeColor="text1"/>
+          <w:sz w:val="28"/>
+          <w:szCs w:val="28"/>
+          <w:lang w:val="pt-BR"/>
+        </w:rPr>
+        <w:lastRenderedPageBreak/>
+        <w:t xml:space="preserve">Esboço das </w:t>
+      </w:r>
+      <w:proofErr w:type="gramStart"/>
+      <w:r>
+        <w:rPr>
+          <w:rFonts w:ascii="Arial" w:hAnsi="Arial" w:cs="Arial"/>
+          <w:b/>
+          <w:bCs/>
+          <w:color w:val="000000" w:themeColor="text1"/>
+          <w:sz w:val="28"/>
+          <w:szCs w:val="28"/>
+          <w:lang w:val="pt-BR"/>
+        </w:rPr>
+        <w:t xml:space="preserve">Telas </w:t>
+      </w:r>
+      <w:r>
+        <w:rPr>
+          <w:rFonts w:ascii="Arial" w:hAnsi="Arial" w:cs="Arial"/>
+          <w:b/>
+          <w:bCs/>
+          <w:color w:val="000000" w:themeColor="text1"/>
+          <w:sz w:val="28"/>
+          <w:szCs w:val="28"/>
+          <w:lang w:val="pt-BR"/>
+        </w:rPr>
+        <w:t>:</w:t>
+      </w:r>
+      <w:proofErr w:type="gramEnd"/>
+    </w:p>
+    <w:tbl>
+      <w:tblPr>
+        <w:tblStyle w:val="Tabelacomgrade"/>
+        <w:tblW w:w="0" w:type="auto"/>
+        <w:tblLook w:val="04A0" w:firstRow="1" w:lastRow="0" w:firstColumn="1" w:lastColumn="0" w:noHBand="0" w:noVBand="1"/>
+      </w:tblPr>
+      <w:tblGrid>
+        <w:gridCol w:w="8630"/>
+      </w:tblGrid>
+      <w:tr>
+        <w:tc>
+          <w:tcPr>
+            <w:tcW w:w="8630" w:type="dxa"/>
+          </w:tcPr>
+          <w:p>
+            <w:pPr>
+              <w:jc w:val="both"/>
+              <w:rPr>
+                <w:rFonts w:ascii="Arial" w:hAnsi="Arial" w:cs="Arial"/>
+                <w:b/>
+                <w:bCs/>
+                <w:color w:val="000000" w:themeColor="text1"/>
+                <w:sz w:val="28"/>
+                <w:szCs w:val="28"/>
+                <w:lang w:val="pt-BR"/>
+              </w:rPr>
+            </w:pPr>
+            <w:r>
+              <w:rPr>
+                <w:rFonts w:ascii="Arial" w:hAnsi="Arial" w:cs="Arial"/>
+                <w:b/>
+                <w:bCs/>
+                <w:noProof/>
+                <w:color w:val="000000" w:themeColor="text1"/>
+                <w:sz w:val="28"/>
+                <w:szCs w:val="28"/>
+                <w:lang w:val="pt-BR"/>
+              </w:rPr>
+              <w:drawing>
+                <wp:inline distT="0" distB="0" distL="0" distR="0" wp14:anchorId="775BF35B" wp14:editId="1D93E6AB">
+                  <wp:extent cx="5447665" cy="3212356"/>
+                  <wp:effectExtent l="0" t="0" r="635" b="7620"/>
+                  <wp:docPr id="2072705012" name="Imagem 3"/>
+                  <wp:cNvGraphicFramePr>
+                    <a:graphicFrameLocks xmlns:a="http://schemas.openxmlformats.org/drawingml/2006/main" noChangeAspect="1"/>
+                  </wp:cNvGraphicFramePr>
+                  <a:graphic xmlns:a="http://schemas.openxmlformats.org/drawingml/2006/main">
+                    <a:graphicData uri="http://schemas.openxmlformats.org/drawingml/2006/picture">
+                      <pic:pic xmlns:pic="http://schemas.openxmlformats.org/drawingml/2006/picture">
+                        <pic:nvPicPr>
+                          <pic:cNvPr id="0" name="Picture 14"/>
+                          <pic:cNvPicPr>
+                            <a:picLocks noChangeAspect="1" noChangeArrowheads="1"/>
+                          </pic:cNvPicPr>
+                        </pic:nvPicPr>
+                        <pic:blipFill>
+                          <a:blip r:embed="rId6">
+                            <a:extLst>
+                              <a:ext uri="{28A0092B-C50C-407E-A947-70E740481C1C}">
+                                <a14:useLocalDpi xmlns:a14="http://schemas.microsoft.com/office/drawing/2010/main" val="0"/>
+                              </a:ext>
+                            </a:extLst>
+                          </a:blip>
+                          <a:srcRect/>
+                          <a:stretch>
+                            <a:fillRect/>
+                          </a:stretch>
+                        </pic:blipFill>
+                        <pic:spPr bwMode="auto">
+                          <a:xfrm>
+                            <a:off x="0" y="0"/>
+                            <a:ext cx="5469928" cy="3225484"/>
+                          </a:xfrm>
+                          <a:prstGeom prst="rect">
+                            <a:avLst/>
+                          </a:prstGeom>
+                          <a:noFill/>
+                        </pic:spPr>
+                      </pic:pic>
+                    </a:graphicData>
+                  </a:graphic>
+                </wp:inline>
+              </w:drawing>
+            </w:r>
+          </w:p>
+        </w:tc>
+      </w:tr>
+    </w:tbl>
+    <w:p>
+      <w:pPr>
+        <w:jc w:val="both"/>
+        <w:rPr>
+          <w:rFonts w:ascii="Arial" w:hAnsi="Arial" w:cs="Arial"/>
+          <w:b/>
+          <w:bCs/>
+          <w:color w:val="000000" w:themeColor="text1"/>
+          <w:sz w:val="28"/>
+          <w:szCs w:val="28"/>
           <w:lang w:val="pt-BR"/>
         </w:rPr>
       </w:pPr>
@@ -2146,47 +4015,11 @@
         <w:jc w:val="both"/>
         <w:rPr>
           <w:rFonts w:ascii="Arial" w:hAnsi="Arial" w:cs="Arial"/>
-          <w:color w:val="000000" w:themeColor="text1"/>
-          <w:sz w:val="24"/>
-          <w:szCs w:val="24"/>
-          <w:lang w:val="pt-BR"/>
-        </w:rPr>
-      </w:pPr>
-    </w:p>
-    <w:p>
-      <w:pPr>
-        <w:jc w:val="both"/>
-        <w:rPr>
-          <w:rFonts w:ascii="Arial" w:hAnsi="Arial" w:cs="Arial"/>
-          <w:color w:val="000000" w:themeColor="text1"/>
-          <w:sz w:val="24"/>
-          <w:szCs w:val="24"/>
-          <w:lang w:val="pt-BR"/>
-        </w:rPr>
-      </w:pPr>
-      <w:r>
-        <w:rPr>
-          <w:rFonts w:ascii="Arial" w:hAnsi="Arial" w:cs="Arial"/>
-          <w:color w:val="000000" w:themeColor="text1"/>
-          <w:sz w:val="24"/>
-          <w:szCs w:val="24"/>
-          <w:lang w:val="pt-BR"/>
-        </w:rPr>
-        <w:pict w14:anchorId="183843C5">
-          <v:rect id="_x0000_i1068" style="width:0;height:1.5pt" o:hralign="center" o:hrstd="t" o:hr="t" fillcolor="#a0a0a0" stroked="f"/>
-        </w:pict>
-      </w:r>
-    </w:p>
-    <w:p>
-      <w:pPr>
-        <w:jc w:val="both"/>
-        <w:rPr>
-          <w:rFonts w:ascii="Arial" w:hAnsi="Arial" w:cs="Arial"/>
           <w:b/>
           <w:bCs/>
           <w:color w:val="000000" w:themeColor="text1"/>
-          <w:sz w:val="24"/>
-          <w:szCs w:val="24"/>
+          <w:sz w:val="28"/>
+          <w:szCs w:val="28"/>
           <w:lang w:val="pt-BR"/>
         </w:rPr>
       </w:pPr>
@@ -2196,211 +4029,101 @@
           <w:b/>
           <w:bCs/>
           <w:color w:val="000000" w:themeColor="text1"/>
-          <w:sz w:val="24"/>
-          <w:szCs w:val="24"/>
-          <w:lang w:val="pt-BR"/>
-        </w:rPr>
-        <w:t>3.3 Digitalização dos Pedidos B2B</w:t>
+          <w:sz w:val="28"/>
+          <w:szCs w:val="28"/>
+          <w:lang w:val="pt-BR"/>
+        </w:rPr>
+        <w:t xml:space="preserve">                                                      //</w:t>
       </w:r>
     </w:p>
-    <w:p>
-      <w:pPr>
-        <w:jc w:val="both"/>
-        <w:rPr>
-          <w:rFonts w:ascii="Arial" w:hAnsi="Arial" w:cs="Arial"/>
-          <w:color w:val="000000" w:themeColor="text1"/>
-          <w:sz w:val="24"/>
-          <w:szCs w:val="24"/>
-          <w:lang w:val="pt-BR"/>
-        </w:rPr>
-      </w:pPr>
-      <w:r>
-        <w:rPr>
-          <w:rFonts w:ascii="Arial" w:hAnsi="Arial" w:cs="Arial"/>
-          <w:color w:val="000000" w:themeColor="text1"/>
-          <w:sz w:val="24"/>
-          <w:szCs w:val="24"/>
-          <w:lang w:val="pt-BR"/>
-        </w:rPr>
-        <w:t>O módulo de pedidos deverá substituir os processos informais atualmente utilizados.</w:t>
-      </w:r>
-    </w:p>
-    <w:p>
-      <w:pPr>
-        <w:jc w:val="both"/>
-        <w:rPr>
-          <w:rFonts w:ascii="Arial" w:hAnsi="Arial" w:cs="Arial"/>
-          <w:color w:val="000000" w:themeColor="text1"/>
-          <w:sz w:val="24"/>
-          <w:szCs w:val="24"/>
-          <w:lang w:val="pt-BR"/>
-        </w:rPr>
-      </w:pPr>
-      <w:r>
-        <w:rPr>
-          <w:rFonts w:ascii="Arial" w:hAnsi="Arial" w:cs="Arial"/>
-          <w:color w:val="000000" w:themeColor="text1"/>
-          <w:sz w:val="24"/>
-          <w:szCs w:val="24"/>
-          <w:lang w:val="pt-BR"/>
-        </w:rPr>
-        <w:t>Principais recursos:</w:t>
-      </w:r>
-    </w:p>
-    <w:p>
-      <w:pPr>
-        <w:numPr>
-          <w:ilvl w:val="0"/>
-          <w:numId w:val="17"/>
-        </w:numPr>
-        <w:jc w:val="both"/>
-        <w:rPr>
-          <w:rFonts w:ascii="Arial" w:hAnsi="Arial" w:cs="Arial"/>
-          <w:color w:val="000000" w:themeColor="text1"/>
-          <w:sz w:val="24"/>
-          <w:szCs w:val="24"/>
-          <w:lang w:val="pt-BR"/>
-        </w:rPr>
-      </w:pPr>
-      <w:r>
-        <w:rPr>
-          <w:rFonts w:ascii="Arial" w:hAnsi="Arial" w:cs="Arial"/>
-          <w:color w:val="000000" w:themeColor="text1"/>
-          <w:sz w:val="24"/>
-          <w:szCs w:val="24"/>
-          <w:lang w:val="pt-BR"/>
-        </w:rPr>
-        <w:t>Cadastro padronizado de pedidos;</w:t>
-      </w:r>
-    </w:p>
-    <w:p>
-      <w:pPr>
-        <w:numPr>
-          <w:ilvl w:val="0"/>
-          <w:numId w:val="17"/>
-        </w:numPr>
-        <w:jc w:val="both"/>
-        <w:rPr>
-          <w:rFonts w:ascii="Arial" w:hAnsi="Arial" w:cs="Arial"/>
-          <w:color w:val="000000" w:themeColor="text1"/>
-          <w:sz w:val="24"/>
-          <w:szCs w:val="24"/>
-          <w:lang w:val="pt-BR"/>
-        </w:rPr>
-      </w:pPr>
-      <w:r>
-        <w:rPr>
-          <w:rFonts w:ascii="Arial" w:hAnsi="Arial" w:cs="Arial"/>
-          <w:color w:val="000000" w:themeColor="text1"/>
-          <w:sz w:val="24"/>
-          <w:szCs w:val="24"/>
-          <w:lang w:val="pt-BR"/>
-        </w:rPr>
-        <w:t>Registro completo de clientes;</w:t>
-      </w:r>
-    </w:p>
-    <w:p>
-      <w:pPr>
-        <w:numPr>
-          <w:ilvl w:val="0"/>
-          <w:numId w:val="17"/>
-        </w:numPr>
-        <w:jc w:val="both"/>
-        <w:rPr>
-          <w:rFonts w:ascii="Arial" w:hAnsi="Arial" w:cs="Arial"/>
-          <w:color w:val="000000" w:themeColor="text1"/>
-          <w:sz w:val="24"/>
-          <w:szCs w:val="24"/>
-          <w:lang w:val="pt-BR"/>
-        </w:rPr>
-      </w:pPr>
-      <w:r>
-        <w:rPr>
-          <w:rFonts w:ascii="Arial" w:hAnsi="Arial" w:cs="Arial"/>
-          <w:color w:val="000000" w:themeColor="text1"/>
-          <w:sz w:val="24"/>
-          <w:szCs w:val="24"/>
-          <w:lang w:val="pt-BR"/>
-        </w:rPr>
-        <w:t>Controle de prazos e quantidades;</w:t>
-      </w:r>
-    </w:p>
-    <w:p>
-      <w:pPr>
-        <w:numPr>
-          <w:ilvl w:val="0"/>
-          <w:numId w:val="17"/>
-        </w:numPr>
-        <w:jc w:val="both"/>
-        <w:rPr>
-          <w:rFonts w:ascii="Arial" w:hAnsi="Arial" w:cs="Arial"/>
-          <w:color w:val="000000" w:themeColor="text1"/>
-          <w:sz w:val="24"/>
-          <w:szCs w:val="24"/>
-          <w:lang w:val="pt-BR"/>
-        </w:rPr>
-      </w:pPr>
-      <w:r>
-        <w:rPr>
-          <w:rFonts w:ascii="Arial" w:hAnsi="Arial" w:cs="Arial"/>
-          <w:color w:val="000000" w:themeColor="text1"/>
-          <w:sz w:val="24"/>
-          <w:szCs w:val="24"/>
-          <w:lang w:val="pt-BR"/>
-        </w:rPr>
-        <w:t>Histórico de alterações;</w:t>
-      </w:r>
-    </w:p>
-    <w:p>
-      <w:pPr>
-        <w:numPr>
-          <w:ilvl w:val="0"/>
-          <w:numId w:val="17"/>
-        </w:numPr>
-        <w:jc w:val="both"/>
-        <w:rPr>
-          <w:rFonts w:ascii="Arial" w:hAnsi="Arial" w:cs="Arial"/>
-          <w:color w:val="000000" w:themeColor="text1"/>
-          <w:sz w:val="24"/>
-          <w:szCs w:val="24"/>
-          <w:lang w:val="pt-BR"/>
-        </w:rPr>
-      </w:pPr>
-      <w:r>
-        <w:rPr>
-          <w:rFonts w:ascii="Arial" w:hAnsi="Arial" w:cs="Arial"/>
-          <w:color w:val="000000" w:themeColor="text1"/>
-          <w:sz w:val="24"/>
-          <w:szCs w:val="24"/>
-          <w:lang w:val="pt-BR"/>
-        </w:rPr>
-        <w:t>Acompanhamento do status dos pedidos.</w:t>
-      </w:r>
-    </w:p>
-    <w:p>
-      <w:pPr>
-        <w:jc w:val="both"/>
-        <w:rPr>
-          <w:rFonts w:ascii="Arial" w:hAnsi="Arial" w:cs="Arial"/>
-          <w:color w:val="000000" w:themeColor="text1"/>
-          <w:sz w:val="24"/>
-          <w:szCs w:val="24"/>
-          <w:lang w:val="pt-BR"/>
-        </w:rPr>
-      </w:pPr>
-      <w:r>
-        <w:rPr>
-          <w:rFonts w:ascii="Arial" w:hAnsi="Arial" w:cs="Arial"/>
-          <w:color w:val="000000" w:themeColor="text1"/>
-          <w:sz w:val="24"/>
-          <w:szCs w:val="24"/>
-          <w:lang w:val="pt-BR"/>
-        </w:rPr>
-        <w:pict w14:anchorId="418C9789">
-          <v:rect id="_x0000_i1069" style="width:0;height:1.5pt" o:hralign="center" o:hrstd="t" o:hr="t" fillcolor="#a0a0a0" stroked="f"/>
-        </w:pict>
-      </w:r>
-    </w:p>
+    <w:tbl>
+      <w:tblPr>
+        <w:tblStyle w:val="Tabelacomgrade"/>
+        <w:tblW w:w="0" w:type="auto"/>
+        <w:tblLook w:val="04A0" w:firstRow="1" w:lastRow="0" w:firstColumn="1" w:lastColumn="0" w:noHBand="0" w:noVBand="1"/>
+      </w:tblPr>
+      <w:tblGrid>
+        <w:gridCol w:w="8630"/>
+      </w:tblGrid>
+      <w:tr>
+        <w:tc>
+          <w:tcPr>
+            <w:tcW w:w="8630" w:type="dxa"/>
+          </w:tcPr>
+          <w:p>
+            <w:pPr>
+              <w:jc w:val="both"/>
+              <w:rPr>
+                <w:rFonts w:ascii="Arial" w:hAnsi="Arial" w:cs="Arial"/>
+                <w:b/>
+                <w:bCs/>
+                <w:color w:val="000000" w:themeColor="text1"/>
+                <w:sz w:val="28"/>
+                <w:szCs w:val="28"/>
+                <w:lang w:val="pt-BR"/>
+              </w:rPr>
+            </w:pPr>
+            <w:r>
+              <w:rPr>
+                <w:rFonts w:ascii="Arial" w:hAnsi="Arial" w:cs="Arial"/>
+                <w:b/>
+                <w:bCs/>
+                <w:noProof/>
+                <w:color w:val="000000" w:themeColor="text1"/>
+                <w:sz w:val="28"/>
+                <w:szCs w:val="28"/>
+                <w:lang w:val="pt-BR"/>
+              </w:rPr>
+              <w:drawing>
+                <wp:inline distT="0" distB="0" distL="0" distR="0" wp14:anchorId="5D090546" wp14:editId="23ECC943">
+                  <wp:extent cx="5447665" cy="3289300"/>
+                  <wp:effectExtent l="0" t="0" r="635" b="6350"/>
+                  <wp:docPr id="2809243" name="Imagem 5"/>
+                  <wp:cNvGraphicFramePr>
+                    <a:graphicFrameLocks xmlns:a="http://schemas.openxmlformats.org/drawingml/2006/main" noChangeAspect="1"/>
+                  </wp:cNvGraphicFramePr>
+                  <a:graphic xmlns:a="http://schemas.openxmlformats.org/drawingml/2006/main">
+                    <a:graphicData uri="http://schemas.openxmlformats.org/drawingml/2006/picture">
+                      <pic:pic xmlns:pic="http://schemas.openxmlformats.org/drawingml/2006/picture">
+                        <pic:nvPicPr>
+                          <pic:cNvPr id="0" name="Picture 15"/>
+                          <pic:cNvPicPr>
+                            <a:picLocks noChangeAspect="1" noChangeArrowheads="1"/>
+                          </pic:cNvPicPr>
+                        </pic:nvPicPr>
+                        <pic:blipFill>
+                          <a:blip r:embed="rId7">
+                            <a:extLst>
+                              <a:ext uri="{28A0092B-C50C-407E-A947-70E740481C1C}">
+                                <a14:useLocalDpi xmlns:a14="http://schemas.microsoft.com/office/drawing/2010/main" val="0"/>
+                              </a:ext>
+                            </a:extLst>
+                          </a:blip>
+                          <a:srcRect/>
+                          <a:stretch>
+                            <a:fillRect/>
+                          </a:stretch>
+                        </pic:blipFill>
+                        <pic:spPr bwMode="auto">
+                          <a:xfrm>
+                            <a:off x="0" y="0"/>
+                            <a:ext cx="5505693" cy="3324337"/>
+                          </a:xfrm>
+                          <a:prstGeom prst="rect">
+                            <a:avLst/>
+                          </a:prstGeom>
+                          <a:noFill/>
+                        </pic:spPr>
+                      </pic:pic>
+                    </a:graphicData>
+                  </a:graphic>
+                </wp:inline>
+              </w:drawing>
+            </w:r>
+          </w:p>
+        </w:tc>
+      </w:tr>
+    </w:tbl>
     <w:p>
       <w:pPr>
         <w:jc w:val="both"/>
@@ -2409,2682 +4132,825 @@
           <w:b/>
           <w:bCs/>
           <w:color w:val="000000" w:themeColor="text1"/>
-          <w:sz w:val="24"/>
-          <w:szCs w:val="24"/>
-          <w:lang w:val="pt-BR"/>
-        </w:rPr>
-      </w:pPr>
-      <w:r>
-        <w:rPr>
-          <w:rFonts w:ascii="Arial" w:hAnsi="Arial" w:cs="Arial"/>
-          <w:b/>
-          <w:bCs/>
-          <w:color w:val="000000" w:themeColor="text1"/>
-          <w:sz w:val="24"/>
-          <w:szCs w:val="24"/>
-          <w:lang w:val="pt-BR"/>
-        </w:rPr>
-        <w:t>3.4 Integração com Canais de Venda</w:t>
-      </w:r>
+          <w:sz w:val="28"/>
+          <w:szCs w:val="28"/>
+          <w:lang w:val="pt-BR"/>
+        </w:rPr>
+      </w:pPr>
     </w:p>
+    <w:tbl>
+      <w:tblPr>
+        <w:tblStyle w:val="Tabelacomgrade"/>
+        <w:tblW w:w="0" w:type="auto"/>
+        <w:tblLook w:val="04A0" w:firstRow="1" w:lastRow="0" w:firstColumn="1" w:lastColumn="0" w:noHBand="0" w:noVBand="1"/>
+      </w:tblPr>
+      <w:tblGrid>
+        <w:gridCol w:w="8630"/>
+      </w:tblGrid>
+      <w:tr>
+        <w:tc>
+          <w:tcPr>
+            <w:tcW w:w="8630" w:type="dxa"/>
+          </w:tcPr>
+          <w:p>
+            <w:pPr>
+              <w:pStyle w:val="Ttulo1"/>
+              <w:rPr>
+                <w:rFonts w:ascii="Arial" w:hAnsi="Arial" w:cs="Arial"/>
+                <w:color w:val="000000" w:themeColor="text1"/>
+              </w:rPr>
+            </w:pPr>
+            <w:r>
+              <w:rPr>
+                <w:rFonts w:ascii="Arial" w:hAnsi="Arial" w:cs="Arial"/>
+                <w:noProof/>
+                <w:color w:val="000000" w:themeColor="text1"/>
+              </w:rPr>
+              <w:lastRenderedPageBreak/>
+              <w:drawing>
+                <wp:inline distT="0" distB="0" distL="0" distR="0" wp14:anchorId="4C39E1FD" wp14:editId="26B02341">
+                  <wp:extent cx="5422604" cy="3534106"/>
+                  <wp:effectExtent l="0" t="0" r="6985" b="9525"/>
+                  <wp:docPr id="1870539985" name="Imagem 7"/>
+                  <wp:cNvGraphicFramePr>
+                    <a:graphicFrameLocks xmlns:a="http://schemas.openxmlformats.org/drawingml/2006/main" noChangeAspect="1"/>
+                  </wp:cNvGraphicFramePr>
+                  <a:graphic xmlns:a="http://schemas.openxmlformats.org/drawingml/2006/main">
+                    <a:graphicData uri="http://schemas.openxmlformats.org/drawingml/2006/picture">
+                      <pic:pic xmlns:pic="http://schemas.openxmlformats.org/drawingml/2006/picture">
+                        <pic:nvPicPr>
+                          <pic:cNvPr id="0" name="Picture 16"/>
+                          <pic:cNvPicPr>
+                            <a:picLocks noChangeAspect="1" noChangeArrowheads="1"/>
+                          </pic:cNvPicPr>
+                        </pic:nvPicPr>
+                        <pic:blipFill>
+                          <a:blip r:embed="rId8">
+                            <a:extLst>
+                              <a:ext uri="{28A0092B-C50C-407E-A947-70E740481C1C}">
+                                <a14:useLocalDpi xmlns:a14="http://schemas.microsoft.com/office/drawing/2010/main" val="0"/>
+                              </a:ext>
+                            </a:extLst>
+                          </a:blip>
+                          <a:srcRect/>
+                          <a:stretch>
+                            <a:fillRect/>
+                          </a:stretch>
+                        </pic:blipFill>
+                        <pic:spPr bwMode="auto">
+                          <a:xfrm>
+                            <a:off x="0" y="0"/>
+                            <a:ext cx="5457908" cy="3557115"/>
+                          </a:xfrm>
+                          <a:prstGeom prst="rect">
+                            <a:avLst/>
+                          </a:prstGeom>
+                          <a:noFill/>
+                        </pic:spPr>
+                      </pic:pic>
+                    </a:graphicData>
+                  </a:graphic>
+                </wp:inline>
+              </w:drawing>
+            </w:r>
+          </w:p>
+        </w:tc>
+      </w:tr>
+    </w:tbl>
     <w:p>
       <w:pPr>
-        <w:jc w:val="both"/>
-        <w:rPr>
-          <w:rFonts w:ascii="Arial" w:hAnsi="Arial" w:cs="Arial"/>
-          <w:color w:val="000000" w:themeColor="text1"/>
-          <w:sz w:val="24"/>
-          <w:szCs w:val="24"/>
-          <w:lang w:val="pt-BR"/>
-        </w:rPr>
-      </w:pPr>
-      <w:r>
-        <w:rPr>
-          <w:rFonts w:ascii="Arial" w:hAnsi="Arial" w:cs="Arial"/>
-          <w:color w:val="000000" w:themeColor="text1"/>
-          <w:sz w:val="24"/>
-          <w:szCs w:val="24"/>
-          <w:lang w:val="pt-BR"/>
+        <w:pStyle w:val="Ttulo1"/>
+        <w:rPr>
+          <w:rFonts w:ascii="Arial" w:hAnsi="Arial" w:cs="Arial"/>
+          <w:color w:val="000000" w:themeColor="text1"/>
+        </w:rPr>
+      </w:pPr>
+    </w:p>
+    <w:tbl>
+      <w:tblPr>
+        <w:tblStyle w:val="Tabelacomgrade"/>
+        <w:tblW w:w="0" w:type="auto"/>
+        <w:tblLook w:val="04A0" w:firstRow="1" w:lastRow="0" w:firstColumn="1" w:lastColumn="0" w:noHBand="0" w:noVBand="1"/>
+      </w:tblPr>
+      <w:tblGrid>
+        <w:gridCol w:w="8630"/>
+      </w:tblGrid>
+      <w:tr>
+        <w:tc>
+          <w:tcPr>
+            <w:tcW w:w="8630" w:type="dxa"/>
+          </w:tcPr>
+          <w:p>
+            <w:r>
+              <w:rPr>
+                <w:noProof/>
+              </w:rPr>
+              <w:drawing>
+                <wp:inline distT="0" distB="0" distL="0" distR="0" wp14:anchorId="24FB2050" wp14:editId="37CD624F">
+                  <wp:extent cx="5497032" cy="3479165"/>
+                  <wp:effectExtent l="0" t="0" r="8890" b="6985"/>
+                  <wp:docPr id="1170035901" name="Imagem 11"/>
+                  <wp:cNvGraphicFramePr>
+                    <a:graphicFrameLocks xmlns:a="http://schemas.openxmlformats.org/drawingml/2006/main" noChangeAspect="1"/>
+                  </wp:cNvGraphicFramePr>
+                  <a:graphic xmlns:a="http://schemas.openxmlformats.org/drawingml/2006/main">
+                    <a:graphicData uri="http://schemas.openxmlformats.org/drawingml/2006/picture">
+                      <pic:pic xmlns:pic="http://schemas.openxmlformats.org/drawingml/2006/picture">
+                        <pic:nvPicPr>
+                          <pic:cNvPr id="0" name="Picture 18"/>
+                          <pic:cNvPicPr>
+                            <a:picLocks noChangeAspect="1" noChangeArrowheads="1"/>
+                          </pic:cNvPicPr>
+                        </pic:nvPicPr>
+                        <pic:blipFill>
+                          <a:blip r:embed="rId9">
+                            <a:extLst>
+                              <a:ext uri="{28A0092B-C50C-407E-A947-70E740481C1C}">
+                                <a14:useLocalDpi xmlns:a14="http://schemas.microsoft.com/office/drawing/2010/main" val="0"/>
+                              </a:ext>
+                            </a:extLst>
+                          </a:blip>
+                          <a:srcRect/>
+                          <a:stretch>
+                            <a:fillRect/>
+                          </a:stretch>
+                        </pic:blipFill>
+                        <pic:spPr bwMode="auto">
+                          <a:xfrm>
+                            <a:off x="0" y="0"/>
+                            <a:ext cx="5538439" cy="3505372"/>
+                          </a:xfrm>
+                          <a:prstGeom prst="rect">
+                            <a:avLst/>
+                          </a:prstGeom>
+                          <a:noFill/>
+                        </pic:spPr>
+                      </pic:pic>
+                    </a:graphicData>
+                  </a:graphic>
+                </wp:inline>
+              </w:drawing>
+            </w:r>
+          </w:p>
+        </w:tc>
+      </w:tr>
+    </w:tbl>
+    <w:p/>
+    <w:p>
+      <w:pPr>
+        <w:pStyle w:val="Ttulo1"/>
+        <w:rPr>
+          <w:rFonts w:ascii="Arial" w:hAnsi="Arial" w:cs="Arial"/>
+          <w:color w:val="000000" w:themeColor="text1"/>
+        </w:rPr>
+      </w:pPr>
+      <w:proofErr w:type="spellStart"/>
+      <w:r>
+        <w:rPr>
+          <w:rFonts w:ascii="Arial" w:hAnsi="Arial" w:cs="Arial"/>
+          <w:color w:val="000000" w:themeColor="text1"/>
         </w:rPr>
         <w:lastRenderedPageBreak/>
-        <w:t xml:space="preserve">O sistema deverá utilizar APIs para integração com plataformas de e-commerce e </w:t>
-      </w:r>
-      <w:proofErr w:type="spellStart"/>
-      <w:r>
-        <w:rPr>
-          <w:rFonts w:ascii="Arial" w:hAnsi="Arial" w:cs="Arial"/>
-          <w:color w:val="000000" w:themeColor="text1"/>
-          <w:sz w:val="24"/>
-          <w:szCs w:val="24"/>
-          <w:lang w:val="pt-BR"/>
-        </w:rPr>
-        <w:t>marketplaces</w:t>
-      </w:r>
-      <w:proofErr w:type="spellEnd"/>
-      <w:r>
-        <w:rPr>
-          <w:rFonts w:ascii="Arial" w:hAnsi="Arial" w:cs="Arial"/>
-          <w:color w:val="000000" w:themeColor="text1"/>
-          <w:sz w:val="24"/>
-          <w:szCs w:val="24"/>
-          <w:lang w:val="pt-BR"/>
-        </w:rPr>
-        <w:t>.</w:t>
-      </w:r>
-    </w:p>
-    <w:p>
-      <w:pPr>
-        <w:jc w:val="both"/>
-        <w:rPr>
-          <w:rFonts w:ascii="Arial" w:hAnsi="Arial" w:cs="Arial"/>
-          <w:color w:val="000000" w:themeColor="text1"/>
-          <w:sz w:val="24"/>
-          <w:szCs w:val="24"/>
-          <w:lang w:val="pt-BR"/>
-        </w:rPr>
-      </w:pPr>
-      <w:r>
-        <w:rPr>
-          <w:rFonts w:ascii="Arial" w:hAnsi="Arial" w:cs="Arial"/>
-          <w:color w:val="000000" w:themeColor="text1"/>
-          <w:sz w:val="24"/>
-          <w:szCs w:val="24"/>
-          <w:lang w:val="pt-BR"/>
-        </w:rPr>
-        <w:t>Benefícios esperados:</w:t>
-      </w:r>
-    </w:p>
-    <w:p>
-      <w:pPr>
-        <w:numPr>
-          <w:ilvl w:val="0"/>
-          <w:numId w:val="18"/>
-        </w:numPr>
-        <w:jc w:val="both"/>
-        <w:rPr>
-          <w:rFonts w:ascii="Arial" w:hAnsi="Arial" w:cs="Arial"/>
-          <w:color w:val="000000" w:themeColor="text1"/>
-          <w:sz w:val="24"/>
-          <w:szCs w:val="24"/>
-          <w:lang w:val="pt-BR"/>
-        </w:rPr>
-      </w:pPr>
-      <w:r>
-        <w:rPr>
-          <w:rFonts w:ascii="Arial" w:hAnsi="Arial" w:cs="Arial"/>
-          <w:color w:val="000000" w:themeColor="text1"/>
-          <w:sz w:val="24"/>
-          <w:szCs w:val="24"/>
-          <w:lang w:val="pt-BR"/>
-        </w:rPr>
-        <w:t>Atualização automática de estoque;</w:t>
-      </w:r>
-    </w:p>
-    <w:p>
-      <w:pPr>
-        <w:numPr>
-          <w:ilvl w:val="0"/>
-          <w:numId w:val="18"/>
-        </w:numPr>
-        <w:jc w:val="both"/>
-        <w:rPr>
-          <w:rFonts w:ascii="Arial" w:hAnsi="Arial" w:cs="Arial"/>
-          <w:color w:val="000000" w:themeColor="text1"/>
-          <w:sz w:val="24"/>
-          <w:szCs w:val="24"/>
-          <w:lang w:val="pt-BR"/>
-        </w:rPr>
-      </w:pPr>
-      <w:r>
-        <w:rPr>
-          <w:rFonts w:ascii="Arial" w:hAnsi="Arial" w:cs="Arial"/>
-          <w:color w:val="000000" w:themeColor="text1"/>
-          <w:sz w:val="24"/>
-          <w:szCs w:val="24"/>
-          <w:lang w:val="pt-BR"/>
-        </w:rPr>
-        <w:t>Redução de erros de sincronização;</w:t>
-      </w:r>
-    </w:p>
-    <w:p>
-      <w:pPr>
-        <w:numPr>
-          <w:ilvl w:val="0"/>
-          <w:numId w:val="18"/>
-        </w:numPr>
-        <w:jc w:val="both"/>
-        <w:rPr>
-          <w:rFonts w:ascii="Arial" w:hAnsi="Arial" w:cs="Arial"/>
-          <w:color w:val="000000" w:themeColor="text1"/>
-          <w:sz w:val="24"/>
-          <w:szCs w:val="24"/>
-          <w:lang w:val="pt-BR"/>
-        </w:rPr>
-      </w:pPr>
-      <w:r>
-        <w:rPr>
-          <w:rFonts w:ascii="Arial" w:hAnsi="Arial" w:cs="Arial"/>
-          <w:color w:val="000000" w:themeColor="text1"/>
-          <w:sz w:val="24"/>
-          <w:szCs w:val="24"/>
-          <w:lang w:val="pt-BR"/>
-        </w:rPr>
-        <w:t>Maior velocidade na atualização das informações;</w:t>
-      </w:r>
-    </w:p>
-    <w:p>
-      <w:pPr>
-        <w:numPr>
-          <w:ilvl w:val="0"/>
-          <w:numId w:val="18"/>
-        </w:numPr>
-        <w:jc w:val="both"/>
-        <w:rPr>
-          <w:rFonts w:ascii="Arial" w:hAnsi="Arial" w:cs="Arial"/>
-          <w:color w:val="000000" w:themeColor="text1"/>
-          <w:sz w:val="24"/>
-          <w:szCs w:val="24"/>
-          <w:lang w:val="pt-BR"/>
-        </w:rPr>
-      </w:pPr>
-      <w:r>
-        <w:rPr>
-          <w:rFonts w:ascii="Arial" w:hAnsi="Arial" w:cs="Arial"/>
-          <w:color w:val="000000" w:themeColor="text1"/>
-          <w:sz w:val="24"/>
-          <w:szCs w:val="24"/>
-          <w:lang w:val="pt-BR"/>
-        </w:rPr>
-        <w:t>Aumento da confiabilidade dos dados.</w:t>
-      </w:r>
-    </w:p>
-    <w:p>
-      <w:pPr>
-        <w:jc w:val="both"/>
-        <w:rPr>
-          <w:rFonts w:ascii="Arial" w:hAnsi="Arial" w:cs="Arial"/>
-          <w:i/>
-          <w:iCs/>
-          <w:color w:val="000000" w:themeColor="text1"/>
-          <w:sz w:val="24"/>
-          <w:szCs w:val="24"/>
-          <w:lang w:val="pt-BR"/>
-        </w:rPr>
-      </w:pPr>
-    </w:p>
-    <w:p>
-      <w:pPr>
-        <w:jc w:val="both"/>
-        <w:rPr>
-          <w:rFonts w:ascii="Arial" w:hAnsi="Arial" w:cs="Arial"/>
-          <w:i/>
-          <w:iCs/>
-          <w:color w:val="000000" w:themeColor="text1"/>
-          <w:sz w:val="24"/>
-          <w:szCs w:val="24"/>
-          <w:lang w:val="pt-BR"/>
-        </w:rPr>
-      </w:pPr>
-    </w:p>
-    <w:p>
-      <w:pPr>
-        <w:jc w:val="both"/>
-        <w:rPr>
-          <w:rFonts w:ascii="Arial" w:hAnsi="Arial" w:cs="Arial"/>
-          <w:i/>
-          <w:iCs/>
-          <w:color w:val="000000" w:themeColor="text1"/>
-          <w:sz w:val="24"/>
-          <w:szCs w:val="24"/>
-          <w:lang w:val="pt-BR"/>
-        </w:rPr>
-      </w:pPr>
-    </w:p>
-    <w:p>
-      <w:pPr>
-        <w:jc w:val="both"/>
-        <w:rPr>
-          <w:rFonts w:ascii="Arial" w:hAnsi="Arial" w:cs="Arial"/>
-          <w:i/>
-          <w:iCs/>
-          <w:color w:val="000000" w:themeColor="text1"/>
-          <w:sz w:val="24"/>
-          <w:szCs w:val="24"/>
-          <w:lang w:val="pt-BR"/>
-        </w:rPr>
-      </w:pPr>
-    </w:p>
-    <w:p>
-      <w:pPr>
-        <w:jc w:val="both"/>
-        <w:rPr>
-          <w:rFonts w:ascii="Arial" w:hAnsi="Arial" w:cs="Arial"/>
-          <w:i/>
-          <w:iCs/>
-          <w:color w:val="000000" w:themeColor="text1"/>
-          <w:sz w:val="24"/>
-          <w:szCs w:val="24"/>
-          <w:lang w:val="pt-BR"/>
-        </w:rPr>
-      </w:pPr>
-    </w:p>
-    <w:p>
-      <w:pPr>
-        <w:jc w:val="both"/>
-        <w:rPr>
-          <w:rFonts w:ascii="Arial" w:hAnsi="Arial" w:cs="Arial"/>
-          <w:i/>
-          <w:iCs/>
-          <w:color w:val="000000" w:themeColor="text1"/>
-          <w:sz w:val="24"/>
-          <w:szCs w:val="24"/>
-          <w:lang w:val="pt-BR"/>
-        </w:rPr>
-      </w:pPr>
-    </w:p>
-    <w:p>
-      <w:pPr>
-        <w:jc w:val="both"/>
-        <w:rPr>
-          <w:rFonts w:ascii="Arial" w:hAnsi="Arial" w:cs="Arial"/>
-          <w:i/>
-          <w:iCs/>
-          <w:color w:val="000000" w:themeColor="text1"/>
-          <w:sz w:val="24"/>
-          <w:szCs w:val="24"/>
-          <w:lang w:val="pt-BR"/>
-        </w:rPr>
-      </w:pPr>
-    </w:p>
-    <w:p>
-      <w:pPr>
-        <w:jc w:val="both"/>
-        <w:rPr>
-          <w:rFonts w:ascii="Arial" w:hAnsi="Arial" w:cs="Arial"/>
-          <w:i/>
-          <w:iCs/>
-          <w:color w:val="000000" w:themeColor="text1"/>
-          <w:sz w:val="24"/>
-          <w:szCs w:val="24"/>
-          <w:lang w:val="pt-BR"/>
-        </w:rPr>
-      </w:pPr>
-    </w:p>
-    <w:p>
-      <w:pPr>
-        <w:jc w:val="both"/>
-        <w:rPr>
-          <w:rFonts w:ascii="Arial" w:hAnsi="Arial" w:cs="Arial"/>
-          <w:color w:val="000000" w:themeColor="text1"/>
-          <w:sz w:val="24"/>
-          <w:szCs w:val="24"/>
-          <w:lang w:val="pt-BR"/>
-        </w:rPr>
-      </w:pPr>
-      <w:r>
-        <w:rPr>
-          <w:rFonts w:ascii="Arial" w:hAnsi="Arial" w:cs="Arial"/>
-          <w:color w:val="000000" w:themeColor="text1"/>
-          <w:sz w:val="24"/>
-          <w:szCs w:val="24"/>
-          <w:lang w:val="pt-BR"/>
-        </w:rPr>
-        <w:pict w14:anchorId="499E3ABC">
-          <v:rect id="_x0000_i1070" style="width:0;height:1.5pt" o:hralign="center" o:hrstd="t" o:hr="t" fillcolor="#a0a0a0" stroked="f"/>
-        </w:pict>
-      </w:r>
-    </w:p>
-    <w:p>
-      <w:pPr>
-        <w:jc w:val="both"/>
-        <w:rPr>
-          <w:rFonts w:ascii="Arial" w:hAnsi="Arial" w:cs="Arial"/>
-          <w:b/>
-          <w:bCs/>
-          <w:color w:val="000000" w:themeColor="text1"/>
-          <w:sz w:val="24"/>
-          <w:szCs w:val="24"/>
-          <w:lang w:val="pt-BR"/>
-        </w:rPr>
-      </w:pPr>
-      <w:r>
-        <w:rPr>
-          <w:rFonts w:ascii="Arial" w:hAnsi="Arial" w:cs="Arial"/>
-          <w:b/>
-          <w:bCs/>
-          <w:color w:val="000000" w:themeColor="text1"/>
-          <w:sz w:val="24"/>
-          <w:szCs w:val="24"/>
-          <w:lang w:val="pt-BR"/>
-        </w:rPr>
-        <w:t>4. FUNDAMENTAÇÃO TEÓRICA</w:t>
-      </w:r>
-    </w:p>
-    <w:p>
-      <w:pPr>
-        <w:jc w:val="both"/>
-        <w:rPr>
-          <w:rFonts w:ascii="Arial" w:hAnsi="Arial" w:cs="Arial"/>
-          <w:color w:val="000000" w:themeColor="text1"/>
-          <w:sz w:val="24"/>
-          <w:szCs w:val="24"/>
-          <w:lang w:val="pt-BR"/>
-        </w:rPr>
-      </w:pPr>
-      <w:r>
-        <w:rPr>
-          <w:rFonts w:ascii="Arial" w:hAnsi="Arial" w:cs="Arial"/>
-          <w:color w:val="000000" w:themeColor="text1"/>
-          <w:sz w:val="24"/>
-          <w:szCs w:val="24"/>
-          <w:lang w:val="pt-BR"/>
-        </w:rPr>
-        <w:t xml:space="preserve">A literatura demonstra que sistemas ERP possuem papel fundamental na integração dos processos empresariais. Segundo </w:t>
-      </w:r>
-      <w:proofErr w:type="spellStart"/>
-      <w:r>
-        <w:rPr>
-          <w:rFonts w:ascii="Arial" w:hAnsi="Arial" w:cs="Arial"/>
-          <w:color w:val="000000" w:themeColor="text1"/>
-          <w:sz w:val="24"/>
-          <w:szCs w:val="24"/>
-          <w:lang w:val="pt-BR"/>
-        </w:rPr>
-        <w:t>Jenuino</w:t>
-      </w:r>
-      <w:proofErr w:type="spellEnd"/>
-      <w:r>
-        <w:rPr>
-          <w:rFonts w:ascii="Arial" w:hAnsi="Arial" w:cs="Arial"/>
-          <w:color w:val="000000" w:themeColor="text1"/>
-          <w:sz w:val="24"/>
-          <w:szCs w:val="24"/>
-          <w:lang w:val="pt-BR"/>
-        </w:rPr>
-        <w:t xml:space="preserve"> et al. (2023), a implementação de sistemas ERP contribui diretamente para o controle de estoques, geração de relatórios gerenciais e melhoria da confiabilidade das informações.</w:t>
-      </w:r>
-    </w:p>
-    <w:p>
-      <w:pPr>
-        <w:jc w:val="both"/>
-        <w:rPr>
-          <w:rFonts w:ascii="Arial" w:hAnsi="Arial" w:cs="Arial"/>
-          <w:color w:val="000000" w:themeColor="text1"/>
-          <w:sz w:val="24"/>
-          <w:szCs w:val="24"/>
-          <w:lang w:val="pt-BR"/>
-        </w:rPr>
-      </w:pPr>
-      <w:r>
-        <w:rPr>
-          <w:rFonts w:ascii="Arial" w:hAnsi="Arial" w:cs="Arial"/>
-          <w:color w:val="000000" w:themeColor="text1"/>
-          <w:sz w:val="24"/>
-          <w:szCs w:val="24"/>
-          <w:lang w:val="pt-BR"/>
-        </w:rPr>
-        <w:t>Além disso, estudos apontam que uma gestão eficiente de estoque reduz custos operacionais, melhora o aproveitamento de recursos e aumenta a produtividade das organizações.</w:t>
-      </w:r>
-    </w:p>
-    <w:p>
-      <w:pPr>
-        <w:jc w:val="both"/>
-        <w:rPr>
-          <w:rFonts w:ascii="Arial" w:hAnsi="Arial" w:cs="Arial"/>
-          <w:color w:val="000000" w:themeColor="text1"/>
-          <w:sz w:val="24"/>
-          <w:szCs w:val="24"/>
-          <w:lang w:val="pt-BR"/>
-        </w:rPr>
-      </w:pPr>
-      <w:r>
-        <w:rPr>
-          <w:rFonts w:ascii="Arial" w:hAnsi="Arial" w:cs="Arial"/>
-          <w:color w:val="000000" w:themeColor="text1"/>
-          <w:sz w:val="24"/>
-          <w:szCs w:val="24"/>
-          <w:lang w:val="pt-BR"/>
-        </w:rPr>
-        <w:t>Pesquisas recentes também destacam a utilização de tecnologias avançadas, como inteligência artificial e análise de dados, para otimizar previsões de demanda e decisões relacionadas ao estoque.</w:t>
-      </w:r>
-    </w:p>
-    <w:p>
-      <w:pPr>
-        <w:pStyle w:val="Ttulo1"/>
-        <w:rPr>
-          <w:color w:val="000000" w:themeColor="text1"/>
-        </w:rPr>
-      </w:pPr>
-      <w:r>
-        <w:rPr>
-          <w:color w:val="000000" w:themeColor="text1"/>
-        </w:rPr>
-        <w:lastRenderedPageBreak/>
-        <w:t>5</w:t>
-      </w:r>
-      <w:r>
-        <w:rPr>
-          <w:color w:val="000000" w:themeColor="text1"/>
-        </w:rPr>
-        <w:t xml:space="preserve">. </w:t>
-      </w:r>
-      <w:proofErr w:type="spellStart"/>
-      <w:r>
-        <w:rPr>
-          <w:color w:val="000000" w:themeColor="text1"/>
-        </w:rPr>
-        <w:t>Integração</w:t>
-      </w:r>
-      <w:proofErr w:type="spellEnd"/>
-      <w:r>
-        <w:rPr>
-          <w:color w:val="000000" w:themeColor="text1"/>
-        </w:rPr>
-        <w:t xml:space="preserve"> com </w:t>
-      </w:r>
-      <w:proofErr w:type="spellStart"/>
-      <w:r>
-        <w:rPr>
-          <w:color w:val="000000" w:themeColor="text1"/>
-        </w:rPr>
-        <w:t>Inteligência</w:t>
-      </w:r>
-      <w:proofErr w:type="spellEnd"/>
-      <w:r>
-        <w:rPr>
-          <w:color w:val="000000" w:themeColor="text1"/>
-        </w:rPr>
-        <w:t xml:space="preserve"> Artificial</w:t>
-      </w:r>
-    </w:p>
-    <w:p>
-      <w:pPr>
-        <w:pStyle w:val="Ttulo2"/>
-        <w:rPr>
-          <w:color w:val="000000" w:themeColor="text1"/>
-        </w:rPr>
-      </w:pPr>
-      <w:r>
-        <w:rPr>
-          <w:color w:val="000000" w:themeColor="text1"/>
-        </w:rPr>
-        <w:t>5.1</w:t>
-      </w:r>
-      <w:r>
-        <w:rPr>
-          <w:color w:val="000000" w:themeColor="text1"/>
-        </w:rPr>
-        <w:t xml:space="preserve"> </w:t>
-      </w:r>
-      <w:proofErr w:type="spellStart"/>
-      <w:r>
-        <w:rPr>
-          <w:color w:val="000000" w:themeColor="text1"/>
-        </w:rPr>
-        <w:t>Objetivo</w:t>
+        <w:t>Bibliografia</w:t>
       </w:r>
       <w:proofErr w:type="spellEnd"/>
     </w:p>
     <w:p>
       <w:pPr>
-        <w:pStyle w:val="NormalWeb"/>
-        <w:rPr>
-          <w:rFonts w:ascii="Arial" w:hAnsi="Arial" w:cs="Arial"/>
-          <w:color w:val="000000" w:themeColor="text1"/>
-        </w:rPr>
-      </w:pPr>
-      <w:r>
-        <w:rPr>
-          <w:rFonts w:ascii="Arial" w:hAnsi="Arial" w:cs="Arial"/>
-          <w:color w:val="000000" w:themeColor="text1"/>
-        </w:rPr>
-        <w:t>A integração com Inteligência Artificial tem como finalidade realizar análises automatizadas sobre os dados operacionais do sistema, gerando insights, previsões de demanda e recomendações estratégicas para apoio à tomada de decisão.</w:t>
-      </w:r>
+        <w:rPr>
+          <w:rFonts w:ascii="Arial" w:hAnsi="Arial" w:cs="Arial"/>
+        </w:rPr>
+      </w:pPr>
+      <w:r>
+        <w:rPr>
+          <w:rFonts w:ascii="Arial" w:hAnsi="Arial" w:cs="Arial"/>
+        </w:rPr>
+        <w:br/>
+      </w:r>
+      <w:proofErr w:type="spellStart"/>
+      <w:r>
+        <w:rPr>
+          <w:rFonts w:ascii="Arial" w:hAnsi="Arial" w:cs="Arial"/>
+          <w:b/>
+          <w:bCs/>
+        </w:rPr>
+        <w:t>Gestão</w:t>
+      </w:r>
+      <w:proofErr w:type="spellEnd"/>
+      <w:r>
+        <w:rPr>
+          <w:rFonts w:ascii="Arial" w:hAnsi="Arial" w:cs="Arial"/>
+          <w:b/>
+          <w:bCs/>
+        </w:rPr>
+        <w:t xml:space="preserve"> de Estoque</w:t>
+      </w:r>
+      <w:r>
+        <w:rPr>
+          <w:rFonts w:ascii="Arial" w:hAnsi="Arial" w:cs="Arial"/>
+        </w:rPr>
+        <w:br/>
+        <w:t xml:space="preserve">• </w:t>
+      </w:r>
+      <w:hyperlink r:id="rId10" w:history="1">
+        <w:r>
+          <w:rPr>
+            <w:rStyle w:val="Hyperlink"/>
+            <w:rFonts w:ascii="Arial" w:hAnsi="Arial" w:cs="Arial"/>
+          </w:rPr>
+          <w:t>https://www.totvs.com/blog/gest</w:t>
+        </w:r>
+        <w:r>
+          <w:rPr>
+            <w:rStyle w:val="Hyperlink"/>
+            <w:rFonts w:ascii="Arial" w:hAnsi="Arial" w:cs="Arial"/>
+          </w:rPr>
+          <w:t>a</w:t>
+        </w:r>
+        <w:r>
+          <w:rPr>
+            <w:rStyle w:val="Hyperlink"/>
+            <w:rFonts w:ascii="Arial" w:hAnsi="Arial" w:cs="Arial"/>
+          </w:rPr>
+          <w:t>o-empresarial/gestao-de-estoque/</w:t>
+        </w:r>
+      </w:hyperlink>
     </w:p>
     <w:p>
       <w:pPr>
-        <w:pStyle w:val="NormalWeb"/>
-        <w:rPr>
-          <w:rFonts w:ascii="Arial" w:hAnsi="Arial" w:cs="Arial"/>
-          <w:color w:val="000000" w:themeColor="text1"/>
-        </w:rPr>
-      </w:pPr>
-      <w:r>
-        <w:rPr>
-          <w:rFonts w:ascii="Arial" w:hAnsi="Arial" w:cs="Arial"/>
-          <w:color w:val="000000" w:themeColor="text1"/>
-        </w:rPr>
-        <w:t xml:space="preserve">A solução utiliza a API da </w:t>
-      </w:r>
-      <w:proofErr w:type="spellStart"/>
-      <w:r>
-        <w:rPr>
-          <w:rFonts w:ascii="Arial" w:hAnsi="Arial" w:cs="Arial"/>
-          <w:color w:val="000000" w:themeColor="text1"/>
-        </w:rPr>
-        <w:t>Anthropic</w:t>
-      </w:r>
-      <w:proofErr w:type="spellEnd"/>
-      <w:r>
-        <w:rPr>
-          <w:rFonts w:ascii="Arial" w:hAnsi="Arial" w:cs="Arial"/>
-          <w:color w:val="000000" w:themeColor="text1"/>
-        </w:rPr>
-        <w:t xml:space="preserve">, por meio do modelo </w:t>
-      </w:r>
-      <w:r>
-        <w:rPr>
-          <w:rStyle w:val="Forte"/>
-          <w:rFonts w:ascii="Arial" w:hAnsi="Arial" w:cs="Arial"/>
-          <w:color w:val="000000" w:themeColor="text1"/>
-        </w:rPr>
-        <w:t>Claude Opus 4.5</w:t>
-      </w:r>
-      <w:r>
-        <w:rPr>
-          <w:rFonts w:ascii="Arial" w:hAnsi="Arial" w:cs="Arial"/>
-          <w:color w:val="000000" w:themeColor="text1"/>
-        </w:rPr>
-        <w:t>, responsável pelo processamento dos dados e geração dos resultados analíticos.</w:t>
-      </w:r>
+        <w:rPr>
+          <w:rFonts w:ascii="Arial" w:hAnsi="Arial" w:cs="Arial"/>
+        </w:rPr>
+      </w:pPr>
     </w:p>
     <w:p>
       <w:pPr>
-        <w:pStyle w:val="Ttulo2"/>
-        <w:rPr>
-          <w:rFonts w:ascii="Arial" w:hAnsi="Arial" w:cs="Arial"/>
-          <w:color w:val="000000" w:themeColor="text1"/>
-        </w:rPr>
-      </w:pPr>
-      <w:r>
-        <w:rPr>
-          <w:rFonts w:ascii="Arial" w:hAnsi="Arial" w:cs="Arial"/>
-          <w:color w:val="000000" w:themeColor="text1"/>
-        </w:rPr>
-        <w:t>5</w:t>
-      </w:r>
-      <w:r>
-        <w:rPr>
-          <w:rFonts w:ascii="Arial" w:hAnsi="Arial" w:cs="Arial"/>
-          <w:color w:val="000000" w:themeColor="text1"/>
-        </w:rPr>
-        <w:t xml:space="preserve">.2 </w:t>
-      </w:r>
+        <w:rPr>
+          <w:rFonts w:ascii="Arial" w:hAnsi="Arial" w:cs="Arial"/>
+        </w:rPr>
+      </w:pPr>
       <w:proofErr w:type="spellStart"/>
       <w:r>
         <w:rPr>
           <w:rFonts w:ascii="Arial" w:hAnsi="Arial" w:cs="Arial"/>
-          <w:color w:val="000000" w:themeColor="text1"/>
-        </w:rPr>
-        <w:t>Arquitetura</w:t>
+          <w:b/>
+          <w:bCs/>
+        </w:rPr>
+        <w:t>Inteligência</w:t>
       </w:r>
       <w:proofErr w:type="spellEnd"/>
       <w:r>
         <w:rPr>
           <w:rFonts w:ascii="Arial" w:hAnsi="Arial" w:cs="Arial"/>
-          <w:color w:val="000000" w:themeColor="text1"/>
-        </w:rPr>
-        <w:t xml:space="preserve"> da </w:t>
+          <w:b/>
+          <w:bCs/>
+        </w:rPr>
+        <w:t xml:space="preserve"> Artificial </w:t>
       </w:r>
       <w:proofErr w:type="spellStart"/>
       <w:r>
         <w:rPr>
           <w:rFonts w:ascii="Arial" w:hAnsi="Arial" w:cs="Arial"/>
-          <w:color w:val="000000" w:themeColor="text1"/>
-        </w:rPr>
-        <w:t>Integração</w:t>
+          <w:b/>
+          <w:bCs/>
+        </w:rPr>
+        <w:t>Aplicada</w:t>
       </w:r>
       <w:proofErr w:type="spellEnd"/>
+      <w:r>
+        <w:rPr>
+          <w:rFonts w:ascii="Arial" w:hAnsi="Arial" w:cs="Arial"/>
+          <w:b/>
+          <w:bCs/>
+        </w:rPr>
+        <w:t xml:space="preserve"> à </w:t>
+      </w:r>
+      <w:proofErr w:type="spellStart"/>
+      <w:r>
+        <w:rPr>
+          <w:rFonts w:ascii="Arial" w:hAnsi="Arial" w:cs="Arial"/>
+          <w:b/>
+          <w:bCs/>
+        </w:rPr>
+        <w:t>Análise</w:t>
+      </w:r>
+      <w:proofErr w:type="spellEnd"/>
+      <w:r>
+        <w:rPr>
+          <w:rFonts w:ascii="Arial" w:hAnsi="Arial" w:cs="Arial"/>
+          <w:b/>
+          <w:bCs/>
+        </w:rPr>
+        <w:t xml:space="preserve"> de Dados</w:t>
+      </w:r>
+      <w:r>
+        <w:rPr>
+          <w:rFonts w:ascii="Arial" w:hAnsi="Arial" w:cs="Arial"/>
+        </w:rPr>
+        <w:br/>
+        <w:t xml:space="preserve">• </w:t>
+      </w:r>
+      <w:hyperlink r:id="rId11" w:history="1">
+        <w:r>
+          <w:rPr>
+            <w:rStyle w:val="Hyperlink"/>
+            <w:rFonts w:ascii="Arial" w:hAnsi="Arial" w:cs="Arial"/>
+          </w:rPr>
+          <w:t>https://www.oracle.com/br/artificia</w:t>
+        </w:r>
+        <w:r>
+          <w:rPr>
+            <w:rStyle w:val="Hyperlink"/>
+            <w:rFonts w:ascii="Arial" w:hAnsi="Arial" w:cs="Arial"/>
+          </w:rPr>
+          <w:t>l</w:t>
+        </w:r>
+        <w:r>
+          <w:rPr>
+            <w:rStyle w:val="Hyperlink"/>
+            <w:rFonts w:ascii="Arial" w:hAnsi="Arial" w:cs="Arial"/>
+          </w:rPr>
+          <w:t>-intelligence/what-is-ai/</w:t>
+        </w:r>
+      </w:hyperlink>
+      <w:r>
+        <w:rPr>
+          <w:rFonts w:ascii="Arial" w:hAnsi="Arial" w:cs="Arial"/>
+        </w:rPr>
+        <w:br/>
+        <w:t xml:space="preserve">• </w:t>
+      </w:r>
+      <w:hyperlink r:id="rId12" w:history="1">
+        <w:r>
+          <w:rPr>
+            <w:rStyle w:val="Hyperlink"/>
+            <w:rFonts w:ascii="Arial" w:hAnsi="Arial" w:cs="Arial"/>
+          </w:rPr>
+          <w:t>https://clo</w:t>
+        </w:r>
+        <w:r>
+          <w:rPr>
+            <w:rStyle w:val="Hyperlink"/>
+            <w:rFonts w:ascii="Arial" w:hAnsi="Arial" w:cs="Arial"/>
+          </w:rPr>
+          <w:t>u</w:t>
+        </w:r>
+        <w:r>
+          <w:rPr>
+            <w:rStyle w:val="Hyperlink"/>
+            <w:rFonts w:ascii="Arial" w:hAnsi="Arial" w:cs="Arial"/>
+          </w:rPr>
+          <w:t>d.google.com/learn/what-is-artificial-intelligence</w:t>
+        </w:r>
+      </w:hyperlink>
+      <w:r>
+        <w:rPr>
+          <w:rFonts w:ascii="Arial" w:hAnsi="Arial" w:cs="Arial"/>
+        </w:rPr>
+        <w:br/>
+        <w:t xml:space="preserve">• </w:t>
+      </w:r>
+      <w:hyperlink r:id="rId13" w:history="1">
+        <w:r>
+          <w:rPr>
+            <w:rStyle w:val="Hyperlink"/>
+            <w:rFonts w:ascii="Arial" w:hAnsi="Arial" w:cs="Arial"/>
+          </w:rPr>
+          <w:t>https://www.sas.com</w:t>
+        </w:r>
+        <w:r>
+          <w:rPr>
+            <w:rStyle w:val="Hyperlink"/>
+            <w:rFonts w:ascii="Arial" w:hAnsi="Arial" w:cs="Arial"/>
+          </w:rPr>
+          <w:t>/</w:t>
+        </w:r>
+        <w:r>
+          <w:rPr>
+            <w:rStyle w:val="Hyperlink"/>
+            <w:rFonts w:ascii="Arial" w:hAnsi="Arial" w:cs="Arial"/>
+          </w:rPr>
+          <w:t>pt_br/insights/analytics/machine-learning.html</w:t>
+        </w:r>
+      </w:hyperlink>
     </w:p>
     <w:p>
       <w:pPr>
-        <w:pStyle w:val="NormalWeb"/>
-        <w:rPr>
-          <w:rFonts w:ascii="Arial" w:hAnsi="Arial" w:cs="Arial"/>
-          <w:color w:val="000000" w:themeColor="text1"/>
-        </w:rPr>
-      </w:pPr>
-      <w:r>
-        <w:rPr>
-          <w:rFonts w:ascii="Arial" w:hAnsi="Arial" w:cs="Arial"/>
-          <w:color w:val="000000" w:themeColor="text1"/>
-        </w:rPr>
-        <w:t xml:space="preserve">A funcionalidade está implementada no módulo </w:t>
-      </w:r>
-      <w:proofErr w:type="spellStart"/>
-      <w:r>
-        <w:rPr>
-          <w:rStyle w:val="Forte"/>
-          <w:rFonts w:ascii="Arial" w:hAnsi="Arial" w:cs="Arial"/>
-          <w:color w:val="000000" w:themeColor="text1"/>
-        </w:rPr>
-        <w:t>analise-ia</w:t>
-      </w:r>
-      <w:proofErr w:type="spellEnd"/>
-      <w:r>
-        <w:rPr>
-          <w:rFonts w:ascii="Arial" w:hAnsi="Arial" w:cs="Arial"/>
-          <w:color w:val="000000" w:themeColor="text1"/>
-        </w:rPr>
-        <w:t xml:space="preserve">, responsável pela comunicação entre o sistema e a API da </w:t>
-      </w:r>
-      <w:proofErr w:type="spellStart"/>
-      <w:r>
-        <w:rPr>
-          <w:rFonts w:ascii="Arial" w:hAnsi="Arial" w:cs="Arial"/>
-          <w:color w:val="000000" w:themeColor="text1"/>
-        </w:rPr>
-        <w:t>Anthropic</w:t>
-      </w:r>
-      <w:proofErr w:type="spellEnd"/>
-      <w:r>
-        <w:rPr>
-          <w:rFonts w:ascii="Arial" w:hAnsi="Arial" w:cs="Arial"/>
-          <w:color w:val="000000" w:themeColor="text1"/>
-        </w:rPr>
-        <w:t>.</w:t>
-      </w:r>
+        <w:rPr>
+          <w:rFonts w:ascii="Arial" w:hAnsi="Arial" w:cs="Arial"/>
+        </w:rPr>
+      </w:pPr>
+      <w:r>
+        <w:rPr>
+          <w:rFonts w:ascii="Arial" w:hAnsi="Arial" w:cs="Arial"/>
+          <w:b/>
+          <w:bCs/>
+        </w:rPr>
+        <w:br/>
+        <w:t>Business Intelligence (BI)</w:t>
+      </w:r>
+      <w:r>
+        <w:rPr>
+          <w:rFonts w:ascii="Arial" w:hAnsi="Arial" w:cs="Arial"/>
+        </w:rPr>
+        <w:br/>
+        <w:t xml:space="preserve">• </w:t>
+      </w:r>
+      <w:hyperlink r:id="rId14" w:history="1">
+        <w:r>
+          <w:rPr>
+            <w:rStyle w:val="Hyperlink"/>
+            <w:rFonts w:ascii="Arial" w:hAnsi="Arial" w:cs="Arial"/>
+          </w:rPr>
+          <w:t>https://www.tableau.com/pt-br/learn/articles/business-intelligence</w:t>
+        </w:r>
+      </w:hyperlink>
     </w:p>
     <w:p>
       <w:pPr>
-        <w:pStyle w:val="NormalWeb"/>
-        <w:rPr>
-          <w:rFonts w:ascii="Arial" w:hAnsi="Arial" w:cs="Arial"/>
-          <w:color w:val="000000" w:themeColor="text1"/>
-        </w:rPr>
-      </w:pPr>
-      <w:r>
-        <w:rPr>
-          <w:rFonts w:ascii="Arial" w:hAnsi="Arial" w:cs="Arial"/>
-          <w:color w:val="000000" w:themeColor="text1"/>
-        </w:rPr>
-        <w:t xml:space="preserve">O processamento ocorre no </w:t>
-      </w:r>
-      <w:proofErr w:type="spellStart"/>
-      <w:r>
-        <w:rPr>
-          <w:rFonts w:ascii="Arial" w:hAnsi="Arial" w:cs="Arial"/>
-          <w:color w:val="000000" w:themeColor="text1"/>
-        </w:rPr>
-        <w:t>backend</w:t>
-      </w:r>
-      <w:proofErr w:type="spellEnd"/>
-      <w:r>
-        <w:rPr>
-          <w:rFonts w:ascii="Arial" w:hAnsi="Arial" w:cs="Arial"/>
-          <w:color w:val="000000" w:themeColor="text1"/>
-        </w:rPr>
-        <w:t>, que coleta informações do banco de dados, constrói o contexto da análise, envia a requisição ao modelo de IA e armazena os resultados retornados.</w:t>
-      </w:r>
+        <w:rPr>
+          <w:rFonts w:ascii="Arial" w:hAnsi="Arial" w:cs="Arial"/>
+        </w:rPr>
+      </w:pPr>
+      <w:r>
+        <w:rPr>
+          <w:rFonts w:ascii="Arial" w:hAnsi="Arial" w:cs="Arial"/>
+        </w:rPr>
+        <w:t xml:space="preserve">• </w:t>
+      </w:r>
+      <w:hyperlink r:id="rId15" w:history="1">
+        <w:r>
+          <w:rPr>
+            <w:rStyle w:val="Hyperlink"/>
+            <w:rFonts w:ascii="Arial" w:hAnsi="Arial" w:cs="Arial"/>
+          </w:rPr>
+          <w:t>https://powerbi.microsoft.com/pt-br/what-is-business-intelligence/</w:t>
+        </w:r>
+      </w:hyperlink>
     </w:p>
     <w:p>
       <w:pPr>
-        <w:pStyle w:val="NormalWeb"/>
-        <w:rPr>
-          <w:rFonts w:ascii="Arial" w:hAnsi="Arial" w:cs="Arial"/>
-          <w:color w:val="000000" w:themeColor="text1"/>
-        </w:rPr>
-      </w:pPr>
-      <w:r>
-        <w:rPr>
-          <w:rFonts w:ascii="Arial" w:hAnsi="Arial" w:cs="Arial"/>
-          <w:color w:val="000000" w:themeColor="text1"/>
-        </w:rPr>
-        <w:t>Os dados utilizados na análise incluem:</w:t>
-      </w:r>
+        <w:rPr>
+          <w:rFonts w:ascii="Arial" w:hAnsi="Arial" w:cs="Arial"/>
+        </w:rPr>
+      </w:pPr>
+      <w:r>
+        <w:rPr>
+          <w:rFonts w:ascii="Arial" w:hAnsi="Arial" w:cs="Arial"/>
+          <w:b/>
+          <w:bCs/>
+        </w:rPr>
+        <w:br/>
+        <w:t>Dashboards</w:t>
+      </w:r>
+      <w:r>
+        <w:rPr>
+          <w:rFonts w:ascii="Arial" w:hAnsi="Arial" w:cs="Arial"/>
+        </w:rPr>
+        <w:br/>
+        <w:t xml:space="preserve">• </w:t>
+      </w:r>
+      <w:hyperlink r:id="rId16" w:history="1">
+        <w:r>
+          <w:rPr>
+            <w:rStyle w:val="Hyperlink"/>
+            <w:rFonts w:ascii="Arial" w:hAnsi="Arial" w:cs="Arial"/>
+          </w:rPr>
+          <w:t>https://www.tableau.com/pt-br/learn/articles/dashboards</w:t>
+        </w:r>
+      </w:hyperlink>
+      <w:r>
+        <w:rPr>
+          <w:rFonts w:ascii="Arial" w:hAnsi="Arial" w:cs="Arial"/>
+        </w:rPr>
+        <w:br/>
+        <w:t xml:space="preserve">• </w:t>
+      </w:r>
+      <w:hyperlink r:id="rId17" w:history="1">
+        <w:r>
+          <w:rPr>
+            <w:rStyle w:val="Hyperlink"/>
+            <w:rFonts w:ascii="Arial" w:hAnsi="Arial" w:cs="Arial"/>
+          </w:rPr>
+          <w:t>https://blog.dsacademy.com.br/o-que-e-dashboard/</w:t>
+        </w:r>
+      </w:hyperlink>
     </w:p>
     <w:p>
       <w:pPr>
-        <w:pStyle w:val="NormalWeb"/>
-        <w:numPr>
-          <w:ilvl w:val="0"/>
-          <w:numId w:val="20"/>
-        </w:numPr>
-        <w:rPr>
-          <w:rFonts w:ascii="Arial" w:hAnsi="Arial" w:cs="Arial"/>
-          <w:color w:val="000000" w:themeColor="text1"/>
-        </w:rPr>
-      </w:pPr>
-      <w:r>
-        <w:rPr>
-          <w:rFonts w:ascii="Arial" w:hAnsi="Arial" w:cs="Arial"/>
-          <w:color w:val="000000" w:themeColor="text1"/>
-        </w:rPr>
-        <w:t>Produtos cadastrados;</w:t>
-      </w:r>
+        <w:rPr>
+          <w:rFonts w:ascii="Arial" w:hAnsi="Arial" w:cs="Arial"/>
+        </w:rPr>
+      </w:pPr>
+      <w:r>
+        <w:rPr>
+          <w:rFonts w:ascii="Arial" w:hAnsi="Arial" w:cs="Arial"/>
+        </w:rPr>
+        <w:br/>
+      </w:r>
+      <w:proofErr w:type="spellStart"/>
+      <w:r>
+        <w:rPr>
+          <w:rFonts w:ascii="Arial" w:hAnsi="Arial" w:cs="Arial"/>
+          <w:b/>
+          <w:bCs/>
+        </w:rPr>
+        <w:t>Análise</w:t>
+      </w:r>
+      <w:proofErr w:type="spellEnd"/>
+      <w:r>
+        <w:rPr>
+          <w:rFonts w:ascii="Arial" w:hAnsi="Arial" w:cs="Arial"/>
+          <w:b/>
+          <w:bCs/>
+        </w:rPr>
+        <w:t xml:space="preserve"> de Dados</w:t>
+      </w:r>
+      <w:r>
+        <w:rPr>
+          <w:rFonts w:ascii="Arial" w:hAnsi="Arial" w:cs="Arial"/>
+        </w:rPr>
+        <w:br/>
+        <w:t xml:space="preserve">• </w:t>
+      </w:r>
+      <w:hyperlink r:id="rId18" w:history="1">
+        <w:r>
+          <w:rPr>
+            <w:rStyle w:val="Hyperlink"/>
+            <w:rFonts w:ascii="Arial" w:hAnsi="Arial" w:cs="Arial"/>
+          </w:rPr>
+          <w:t>https://www.sas.com/pt_br/insights/analytics/what-is-data-analytics.html</w:t>
+        </w:r>
+      </w:hyperlink>
+      <w:r>
+        <w:rPr>
+          <w:rFonts w:ascii="Arial" w:hAnsi="Arial" w:cs="Arial"/>
+        </w:rPr>
+        <w:br/>
+        <w:t xml:space="preserve">• </w:t>
+      </w:r>
+      <w:hyperlink r:id="rId19" w:history="1">
+        <w:r>
+          <w:rPr>
+            <w:rStyle w:val="Hyperlink"/>
+            <w:rFonts w:ascii="Arial" w:hAnsi="Arial" w:cs="Arial"/>
+          </w:rPr>
+          <w:t>https://cloud.google.com/learn/what-is-data-analytics</w:t>
+        </w:r>
+      </w:hyperlink>
     </w:p>
     <w:p>
       <w:pPr>
-        <w:pStyle w:val="NormalWeb"/>
-        <w:numPr>
-          <w:ilvl w:val="0"/>
-          <w:numId w:val="20"/>
-        </w:numPr>
-        <w:rPr>
-          <w:rFonts w:ascii="Arial" w:hAnsi="Arial" w:cs="Arial"/>
-          <w:color w:val="000000" w:themeColor="text1"/>
-        </w:rPr>
-      </w:pPr>
-      <w:r>
-        <w:rPr>
-          <w:rFonts w:ascii="Arial" w:hAnsi="Arial" w:cs="Arial"/>
-          <w:color w:val="000000" w:themeColor="text1"/>
-        </w:rPr>
-        <w:t>Níveis de estoque;</w:t>
-      </w:r>
+        <w:rPr>
+          <w:rFonts w:ascii="Arial" w:hAnsi="Arial" w:cs="Arial"/>
+        </w:rPr>
+      </w:pPr>
+      <w:r>
+        <w:rPr>
+          <w:rFonts w:ascii="Arial" w:hAnsi="Arial" w:cs="Arial"/>
+        </w:rPr>
+        <w:br/>
+      </w:r>
+      <w:r>
+        <w:rPr>
+          <w:rFonts w:ascii="Arial" w:hAnsi="Arial" w:cs="Arial"/>
+          <w:b/>
+          <w:bCs/>
+        </w:rPr>
+        <w:t>Scrum</w:t>
+      </w:r>
+      <w:r>
+        <w:rPr>
+          <w:rFonts w:ascii="Arial" w:hAnsi="Arial" w:cs="Arial"/>
+        </w:rPr>
+        <w:br/>
+        <w:t xml:space="preserve">• </w:t>
+      </w:r>
+      <w:hyperlink r:id="rId20" w:history="1">
+        <w:r>
+          <w:rPr>
+            <w:rStyle w:val="Hyperlink"/>
+            <w:rFonts w:ascii="Arial" w:hAnsi="Arial" w:cs="Arial"/>
+          </w:rPr>
+          <w:t>https://scrumguides.org/docs/scrumguide/v2020/2020-Scrum-Guide-Portuguese-Brazilian.pdf</w:t>
+        </w:r>
+      </w:hyperlink>
+      <w:r>
+        <w:rPr>
+          <w:rFonts w:ascii="Arial" w:hAnsi="Arial" w:cs="Arial"/>
+        </w:rPr>
+        <w:br/>
+        <w:t xml:space="preserve">• </w:t>
+      </w:r>
+      <w:hyperlink r:id="rId21" w:history="1">
+        <w:r>
+          <w:rPr>
+            <w:rStyle w:val="Hyperlink"/>
+            <w:rFonts w:ascii="Arial" w:hAnsi="Arial" w:cs="Arial"/>
+          </w:rPr>
+          <w:t>https://www.atlassian.com/br/agile/scrum</w:t>
+        </w:r>
+      </w:hyperlink>
     </w:p>
     <w:p>
       <w:pPr>
-        <w:pStyle w:val="NormalWeb"/>
-        <w:numPr>
-          <w:ilvl w:val="0"/>
-          <w:numId w:val="20"/>
-        </w:numPr>
-        <w:rPr>
-          <w:rFonts w:ascii="Arial" w:hAnsi="Arial" w:cs="Arial"/>
-          <w:color w:val="000000" w:themeColor="text1"/>
-        </w:rPr>
-      </w:pPr>
-      <w:r>
-        <w:rPr>
-          <w:rFonts w:ascii="Arial" w:hAnsi="Arial" w:cs="Arial"/>
-          <w:color w:val="000000" w:themeColor="text1"/>
-        </w:rPr>
-        <w:t>Histórico de movimentações;</w:t>
-      </w:r>
+        <w:rPr>
+          <w:rFonts w:ascii="Arial" w:hAnsi="Arial" w:cs="Arial"/>
+        </w:rPr>
+      </w:pPr>
+      <w:r>
+        <w:rPr>
+          <w:rFonts w:ascii="Arial" w:hAnsi="Arial" w:cs="Arial"/>
+        </w:rPr>
+        <w:br/>
+      </w:r>
+      <w:proofErr w:type="spellStart"/>
+      <w:r>
+        <w:rPr>
+          <w:rFonts w:ascii="Arial" w:hAnsi="Arial" w:cs="Arial"/>
+          <w:b/>
+          <w:bCs/>
+        </w:rPr>
+        <w:t>Metodologias</w:t>
+      </w:r>
+      <w:proofErr w:type="spellEnd"/>
+      <w:r>
+        <w:rPr>
+          <w:rFonts w:ascii="Arial" w:hAnsi="Arial" w:cs="Arial"/>
+          <w:b/>
+          <w:bCs/>
+        </w:rPr>
+        <w:t xml:space="preserve"> </w:t>
+      </w:r>
+      <w:proofErr w:type="spellStart"/>
+      <w:r>
+        <w:rPr>
+          <w:rFonts w:ascii="Arial" w:hAnsi="Arial" w:cs="Arial"/>
+          <w:b/>
+          <w:bCs/>
+        </w:rPr>
+        <w:t>Ágeis</w:t>
+      </w:r>
+      <w:proofErr w:type="spellEnd"/>
+      <w:r>
+        <w:rPr>
+          <w:rFonts w:ascii="Arial" w:hAnsi="Arial" w:cs="Arial"/>
+        </w:rPr>
+        <w:br/>
+        <w:t xml:space="preserve">• </w:t>
+      </w:r>
+      <w:hyperlink r:id="rId22" w:history="1">
+        <w:r>
+          <w:rPr>
+            <w:rStyle w:val="Hyperlink"/>
+            <w:rFonts w:ascii="Arial" w:hAnsi="Arial" w:cs="Arial"/>
+          </w:rPr>
+          <w:t>https://www.atlassian.com/br/agile</w:t>
+        </w:r>
+      </w:hyperlink>
+      <w:r>
+        <w:rPr>
+          <w:rFonts w:ascii="Arial" w:hAnsi="Arial" w:cs="Arial"/>
+        </w:rPr>
+        <w:br/>
+        <w:t xml:space="preserve">• </w:t>
+      </w:r>
+      <w:hyperlink r:id="rId23" w:history="1">
+        <w:r>
+          <w:rPr>
+            <w:rStyle w:val="Hyperlink"/>
+            <w:rFonts w:ascii="Arial" w:hAnsi="Arial" w:cs="Arial"/>
+          </w:rPr>
+          <w:t>https://www.ibm.com/br-pt/topics/agile-methodology</w:t>
+        </w:r>
+      </w:hyperlink>
     </w:p>
     <w:p>
       <w:pPr>
-        <w:pStyle w:val="NormalWeb"/>
-        <w:numPr>
-          <w:ilvl w:val="0"/>
-          <w:numId w:val="20"/>
-        </w:numPr>
-        <w:rPr>
-          <w:rFonts w:ascii="Arial" w:hAnsi="Arial" w:cs="Arial"/>
-          <w:color w:val="000000" w:themeColor="text1"/>
-        </w:rPr>
-      </w:pPr>
-      <w:r>
-        <w:rPr>
-          <w:rFonts w:ascii="Arial" w:hAnsi="Arial" w:cs="Arial"/>
-          <w:color w:val="000000" w:themeColor="text1"/>
-        </w:rPr>
-        <w:t>Indicadores operacionais do período selecionado.</w:t>
-      </w:r>
+        <w:rPr>
+          <w:rFonts w:ascii="Arial" w:hAnsi="Arial" w:cs="Arial"/>
+        </w:rPr>
+      </w:pPr>
+      <w:r>
+        <w:rPr>
+          <w:rFonts w:ascii="Arial" w:hAnsi="Arial" w:cs="Arial"/>
+        </w:rPr>
+        <w:br/>
+      </w:r>
+      <w:r>
+        <w:rPr>
+          <w:rFonts w:ascii="Arial" w:hAnsi="Arial" w:cs="Arial"/>
+          <w:b/>
+          <w:bCs/>
+        </w:rPr>
+        <w:t>Sistema de Controle de Estoqu</w:t>
+      </w:r>
+      <w:r>
+        <w:rPr>
+          <w:rFonts w:ascii="Arial" w:hAnsi="Arial" w:cs="Arial"/>
+          <w:b/>
+          <w:bCs/>
+        </w:rPr>
+        <w:t>e</w:t>
+      </w:r>
+      <w:r>
+        <w:rPr>
+          <w:rFonts w:ascii="Arial" w:hAnsi="Arial" w:cs="Arial"/>
+        </w:rPr>
+        <w:br/>
+        <w:t xml:space="preserve">• </w:t>
+      </w:r>
+      <w:hyperlink r:id="rId24" w:history="1">
+        <w:r>
+          <w:rPr>
+            <w:rStyle w:val="Hyperlink"/>
+            <w:rFonts w:ascii="Arial" w:hAnsi="Arial" w:cs="Arial"/>
+          </w:rPr>
+          <w:t>https://www.bling.com.br/blog/controle-de-estoque/</w:t>
+        </w:r>
+      </w:hyperlink>
+      <w:r>
+        <w:rPr>
+          <w:rFonts w:ascii="Arial" w:hAnsi="Arial" w:cs="Arial"/>
+        </w:rPr>
+        <w:br/>
+      </w:r>
+      <w:r>
+        <w:rPr>
+          <w:rFonts w:ascii="Arial" w:hAnsi="Arial" w:cs="Arial"/>
+        </w:rPr>
+        <w:br/>
+      </w:r>
+      <w:proofErr w:type="spellStart"/>
+      <w:r>
+        <w:rPr>
+          <w:rFonts w:ascii="Arial" w:hAnsi="Arial" w:cs="Arial"/>
+          <w:b/>
+          <w:bCs/>
+        </w:rPr>
+        <w:t>Diagrama</w:t>
+      </w:r>
+      <w:proofErr w:type="spellEnd"/>
+      <w:r>
+        <w:rPr>
+          <w:rFonts w:ascii="Arial" w:hAnsi="Arial" w:cs="Arial"/>
+          <w:b/>
+          <w:bCs/>
+        </w:rPr>
+        <w:t xml:space="preserve"> de Gantt</w:t>
+      </w:r>
+      <w:r>
+        <w:rPr>
+          <w:rFonts w:ascii="Arial" w:hAnsi="Arial" w:cs="Arial"/>
+        </w:rPr>
+        <w:br/>
+        <w:t xml:space="preserve">• </w:t>
+      </w:r>
+      <w:hyperlink r:id="rId25" w:history="1">
+        <w:r>
+          <w:rPr>
+            <w:rStyle w:val="Hyperlink"/>
+            <w:rFonts w:ascii="Arial" w:hAnsi="Arial" w:cs="Arial"/>
+          </w:rPr>
+          <w:t>https://www.atlassian.com/br/agile/project-management/gantt-chart</w:t>
+        </w:r>
+      </w:hyperlink>
     </w:p>
     <w:p>
       <w:pPr>
-        <w:pStyle w:val="Ttulo2"/>
-        <w:rPr>
-          <w:rFonts w:ascii="Arial" w:hAnsi="Arial" w:cs="Arial"/>
-          <w:color w:val="000000" w:themeColor="text1"/>
-        </w:rPr>
-      </w:pPr>
+        <w:rPr>
+          <w:rFonts w:ascii="Arial" w:hAnsi="Arial" w:cs="Arial"/>
+        </w:rPr>
+      </w:pPr>
+      <w:r>
+        <w:rPr>
+          <w:rFonts w:ascii="Arial" w:hAnsi="Arial" w:cs="Arial"/>
+        </w:rPr>
+        <w:t xml:space="preserve">• </w:t>
+      </w:r>
+      <w:hyperlink r:id="rId26" w:history="1">
+        <w:r>
+          <w:rPr>
+            <w:rStyle w:val="Hyperlink"/>
+            <w:rFonts w:ascii="Arial" w:hAnsi="Arial" w:cs="Arial"/>
+          </w:rPr>
+          <w:t>https://asana.com/pt/resources/gantt-chart</w:t>
+        </w:r>
+      </w:hyperlink>
     </w:p>
     <w:p>
       <w:pPr>
-        <w:pStyle w:val="Ttulo2"/>
-        <w:rPr>
-          <w:rFonts w:ascii="Arial" w:hAnsi="Arial" w:cs="Arial"/>
-          <w:color w:val="000000" w:themeColor="text1"/>
-        </w:rPr>
-      </w:pPr>
-    </w:p>
-    <w:p>
-      <w:pPr>
-        <w:pStyle w:val="Ttulo2"/>
-        <w:rPr>
-          <w:rFonts w:ascii="Arial" w:hAnsi="Arial" w:cs="Arial"/>
-          <w:color w:val="000000" w:themeColor="text1"/>
-        </w:rPr>
-      </w:pPr>
-    </w:p>
-    <w:p>
-      <w:pPr>
-        <w:pStyle w:val="Ttulo2"/>
-        <w:rPr>
-          <w:rFonts w:ascii="Arial" w:hAnsi="Arial" w:cs="Arial"/>
-          <w:color w:val="000000" w:themeColor="text1"/>
-        </w:rPr>
-      </w:pPr>
-    </w:p>
-    <w:p>
-      <w:pPr>
-        <w:pStyle w:val="Ttulo2"/>
-        <w:rPr>
-          <w:rFonts w:ascii="Arial" w:hAnsi="Arial" w:cs="Arial"/>
-          <w:color w:val="000000" w:themeColor="text1"/>
-        </w:rPr>
-      </w:pPr>
-    </w:p>
-    <w:p>
-      <w:pPr>
-        <w:pStyle w:val="Ttulo2"/>
-        <w:rPr>
-          <w:rFonts w:ascii="Arial" w:hAnsi="Arial" w:cs="Arial"/>
-          <w:color w:val="000000" w:themeColor="text1"/>
-        </w:rPr>
-      </w:pPr>
-    </w:p>
-    <w:p>
-      <w:pPr>
-        <w:pStyle w:val="Ttulo2"/>
-        <w:rPr>
-          <w:rFonts w:ascii="Arial" w:hAnsi="Arial" w:cs="Arial"/>
-          <w:color w:val="000000" w:themeColor="text1"/>
-        </w:rPr>
-      </w:pPr>
-    </w:p>
-    <w:p>
-      <w:pPr>
-        <w:pStyle w:val="Ttulo2"/>
-        <w:rPr>
-          <w:rFonts w:ascii="Arial" w:hAnsi="Arial" w:cs="Arial"/>
-          <w:color w:val="000000" w:themeColor="text1"/>
-        </w:rPr>
-      </w:pPr>
-    </w:p>
-    <w:p>
-      <w:pPr>
-        <w:pStyle w:val="Ttulo2"/>
-        <w:rPr>
-          <w:rFonts w:ascii="Arial" w:hAnsi="Arial" w:cs="Arial"/>
-          <w:color w:val="000000" w:themeColor="text1"/>
-        </w:rPr>
-      </w:pPr>
-      <w:r>
-        <w:rPr>
-          <w:rFonts w:ascii="Arial" w:hAnsi="Arial" w:cs="Arial"/>
-          <w:color w:val="000000" w:themeColor="text1"/>
-        </w:rPr>
-        <w:t>5</w:t>
-      </w:r>
-      <w:r>
-        <w:rPr>
-          <w:rFonts w:ascii="Arial" w:hAnsi="Arial" w:cs="Arial"/>
-          <w:color w:val="000000" w:themeColor="text1"/>
-        </w:rPr>
-        <w:t xml:space="preserve">.3 </w:t>
-      </w:r>
-      <w:proofErr w:type="spellStart"/>
-      <w:r>
-        <w:rPr>
-          <w:rFonts w:ascii="Arial" w:hAnsi="Arial" w:cs="Arial"/>
-          <w:color w:val="000000" w:themeColor="text1"/>
-        </w:rPr>
-        <w:t>Fluxo</w:t>
-      </w:r>
-      <w:proofErr w:type="spellEnd"/>
-      <w:r>
-        <w:rPr>
-          <w:rFonts w:ascii="Arial" w:hAnsi="Arial" w:cs="Arial"/>
-          <w:color w:val="000000" w:themeColor="text1"/>
-        </w:rPr>
-        <w:t xml:space="preserve"> de </w:t>
-      </w:r>
-      <w:proofErr w:type="spellStart"/>
-      <w:r>
-        <w:rPr>
-          <w:rFonts w:ascii="Arial" w:hAnsi="Arial" w:cs="Arial"/>
-          <w:color w:val="000000" w:themeColor="text1"/>
-        </w:rPr>
-        <w:t>Processamento</w:t>
-      </w:r>
-      <w:proofErr w:type="spellEnd"/>
-    </w:p>
-    <w:p>
-      <w:pPr>
-        <w:pStyle w:val="NormalWeb"/>
-        <w:rPr>
-          <w:rFonts w:ascii="Arial" w:hAnsi="Arial" w:cs="Arial"/>
-          <w:color w:val="000000" w:themeColor="text1"/>
-        </w:rPr>
-      </w:pPr>
-      <w:r>
-        <w:rPr>
-          <w:rFonts w:ascii="Arial" w:hAnsi="Arial" w:cs="Arial"/>
-          <w:color w:val="000000" w:themeColor="text1"/>
-        </w:rPr>
-        <w:t>O processo de geração da análise segue as etapas abaixo:</w:t>
-      </w:r>
-    </w:p>
-    <w:p>
-      <w:pPr>
-        <w:pStyle w:val="NormalWeb"/>
-        <w:numPr>
-          <w:ilvl w:val="0"/>
-          <w:numId w:val="21"/>
-        </w:numPr>
-        <w:rPr>
-          <w:rFonts w:ascii="Arial" w:hAnsi="Arial" w:cs="Arial"/>
-          <w:color w:val="000000" w:themeColor="text1"/>
-        </w:rPr>
-      </w:pPr>
-      <w:r>
-        <w:rPr>
-          <w:rFonts w:ascii="Arial" w:hAnsi="Arial" w:cs="Arial"/>
-          <w:color w:val="000000" w:themeColor="text1"/>
-        </w:rPr>
-        <w:t xml:space="preserve">O usuário solicita a análise através do </w:t>
-      </w:r>
-      <w:proofErr w:type="spellStart"/>
-      <w:r>
-        <w:rPr>
-          <w:rFonts w:ascii="Arial" w:hAnsi="Arial" w:cs="Arial"/>
-          <w:color w:val="000000" w:themeColor="text1"/>
-        </w:rPr>
-        <w:t>endpoint</w:t>
-      </w:r>
-      <w:proofErr w:type="spellEnd"/>
-      <w:r>
-        <w:rPr>
-          <w:rFonts w:ascii="Arial" w:hAnsi="Arial" w:cs="Arial"/>
-          <w:color w:val="000000" w:themeColor="text1"/>
-        </w:rPr>
-        <w:t>:</w:t>
-      </w:r>
-    </w:p>
-    <w:p>
-      <w:pPr>
-        <w:pStyle w:val="Pr-formataoHTML"/>
-        <w:rPr>
-          <w:rStyle w:val="CdigoHTML"/>
-          <w:rFonts w:ascii="Arial" w:eastAsiaTheme="majorEastAsia" w:hAnsi="Arial" w:cs="Arial"/>
-          <w:color w:val="000000" w:themeColor="text1"/>
-        </w:rPr>
-      </w:pPr>
-      <w:r>
-        <w:rPr>
-          <w:rStyle w:val="CdigoHTML"/>
-          <w:rFonts w:ascii="Arial" w:eastAsiaTheme="majorEastAsia" w:hAnsi="Arial" w:cs="Arial"/>
-          <w:color w:val="000000" w:themeColor="text1"/>
-        </w:rPr>
-        <w:t>POST /</w:t>
-      </w:r>
-      <w:proofErr w:type="spellStart"/>
-      <w:r>
-        <w:rPr>
-          <w:rStyle w:val="CdigoHTML"/>
-          <w:rFonts w:ascii="Arial" w:eastAsiaTheme="majorEastAsia" w:hAnsi="Arial" w:cs="Arial"/>
-          <w:color w:val="000000" w:themeColor="text1"/>
-        </w:rPr>
-        <w:t>api</w:t>
-      </w:r>
-      <w:proofErr w:type="spellEnd"/>
-      <w:r>
-        <w:rPr>
-          <w:rStyle w:val="CdigoHTML"/>
-          <w:rFonts w:ascii="Arial" w:eastAsiaTheme="majorEastAsia" w:hAnsi="Arial" w:cs="Arial"/>
-          <w:color w:val="000000" w:themeColor="text1"/>
-        </w:rPr>
-        <w:t>/</w:t>
-      </w:r>
-      <w:proofErr w:type="spellStart"/>
-      <w:r>
-        <w:rPr>
-          <w:rStyle w:val="CdigoHTML"/>
-          <w:rFonts w:ascii="Arial" w:eastAsiaTheme="majorEastAsia" w:hAnsi="Arial" w:cs="Arial"/>
-          <w:color w:val="000000" w:themeColor="text1"/>
-        </w:rPr>
-        <w:t>analise-ia</w:t>
-      </w:r>
-      <w:proofErr w:type="spellEnd"/>
-      <w:r>
-        <w:rPr>
-          <w:rStyle w:val="CdigoHTML"/>
-          <w:rFonts w:ascii="Arial" w:eastAsiaTheme="majorEastAsia" w:hAnsi="Arial" w:cs="Arial"/>
-          <w:color w:val="000000" w:themeColor="text1"/>
-        </w:rPr>
-        <w:t>/</w:t>
-      </w:r>
-      <w:proofErr w:type="spellStart"/>
-      <w:r>
-        <w:rPr>
-          <w:rStyle w:val="CdigoHTML"/>
-          <w:rFonts w:ascii="Arial" w:eastAsiaTheme="majorEastAsia" w:hAnsi="Arial" w:cs="Arial"/>
-          <w:color w:val="000000" w:themeColor="text1"/>
-        </w:rPr>
-        <w:t>gerar?periodo</w:t>
-      </w:r>
-      <w:proofErr w:type="spellEnd"/>
-      <w:r>
-        <w:rPr>
-          <w:rStyle w:val="CdigoHTML"/>
-          <w:rFonts w:ascii="Arial" w:eastAsiaTheme="majorEastAsia" w:hAnsi="Arial" w:cs="Arial"/>
-          <w:color w:val="000000" w:themeColor="text1"/>
-        </w:rPr>
-        <w:t>=</w:t>
-      </w:r>
-      <w:proofErr w:type="spellStart"/>
-      <w:r>
-        <w:rPr>
-          <w:rStyle w:val="CdigoHTML"/>
-          <w:rFonts w:ascii="Arial" w:eastAsiaTheme="majorEastAsia" w:hAnsi="Arial" w:cs="Arial"/>
-          <w:color w:val="000000" w:themeColor="text1"/>
-        </w:rPr>
-        <w:t>ultimo-mes</w:t>
-      </w:r>
-      <w:proofErr w:type="spellEnd"/>
-    </w:p>
-    <w:p>
-      <w:pPr>
-        <w:pStyle w:val="NormalWeb"/>
-        <w:numPr>
-          <w:ilvl w:val="0"/>
-          <w:numId w:val="22"/>
-        </w:numPr>
-        <w:rPr>
-          <w:rFonts w:ascii="Arial" w:hAnsi="Arial" w:cs="Arial"/>
-          <w:color w:val="000000" w:themeColor="text1"/>
-        </w:rPr>
-      </w:pPr>
-      <w:r>
-        <w:rPr>
-          <w:rFonts w:ascii="Arial" w:hAnsi="Arial" w:cs="Arial"/>
-          <w:color w:val="000000" w:themeColor="text1"/>
-        </w:rPr>
-        <w:t xml:space="preserve">O </w:t>
-      </w:r>
-      <w:proofErr w:type="spellStart"/>
-      <w:r>
-        <w:rPr>
-          <w:rFonts w:ascii="Arial" w:hAnsi="Arial" w:cs="Arial"/>
-          <w:color w:val="000000" w:themeColor="text1"/>
-        </w:rPr>
-        <w:t>backend</w:t>
-      </w:r>
-      <w:proofErr w:type="spellEnd"/>
-      <w:r>
-        <w:rPr>
-          <w:rFonts w:ascii="Arial" w:hAnsi="Arial" w:cs="Arial"/>
-          <w:color w:val="000000" w:themeColor="text1"/>
-        </w:rPr>
-        <w:t xml:space="preserve"> consulta o banco de dados e coleta os dados necessários para a análise.</w:t>
-      </w:r>
-    </w:p>
-    <w:p>
-      <w:pPr>
-        <w:pStyle w:val="NormalWeb"/>
-        <w:numPr>
-          <w:ilvl w:val="0"/>
-          <w:numId w:val="22"/>
-        </w:numPr>
-        <w:rPr>
-          <w:rFonts w:ascii="Arial" w:hAnsi="Arial" w:cs="Arial"/>
-          <w:color w:val="000000" w:themeColor="text1"/>
-        </w:rPr>
-      </w:pPr>
-      <w:r>
-        <w:rPr>
-          <w:rFonts w:ascii="Arial" w:hAnsi="Arial" w:cs="Arial"/>
-          <w:color w:val="000000" w:themeColor="text1"/>
-        </w:rPr>
-        <w:t xml:space="preserve">Os dados são organizados em um </w:t>
-      </w:r>
-      <w:proofErr w:type="spellStart"/>
-      <w:r>
-        <w:rPr>
-          <w:rFonts w:ascii="Arial" w:hAnsi="Arial" w:cs="Arial"/>
-          <w:color w:val="000000" w:themeColor="text1"/>
-        </w:rPr>
-        <w:t>prompt</w:t>
-      </w:r>
-      <w:proofErr w:type="spellEnd"/>
-      <w:r>
-        <w:rPr>
-          <w:rFonts w:ascii="Arial" w:hAnsi="Arial" w:cs="Arial"/>
-          <w:color w:val="000000" w:themeColor="text1"/>
-        </w:rPr>
-        <w:t xml:space="preserve"> estruturado contendo o contexto operacional do sistema.</w:t>
-      </w:r>
-    </w:p>
-    <w:p>
-      <w:pPr>
-        <w:pStyle w:val="NormalWeb"/>
-        <w:numPr>
-          <w:ilvl w:val="0"/>
-          <w:numId w:val="22"/>
-        </w:numPr>
-        <w:rPr>
-          <w:rFonts w:ascii="Arial" w:hAnsi="Arial" w:cs="Arial"/>
-          <w:color w:val="000000" w:themeColor="text1"/>
-        </w:rPr>
-      </w:pPr>
-      <w:r>
-        <w:rPr>
-          <w:rFonts w:ascii="Arial" w:hAnsi="Arial" w:cs="Arial"/>
-          <w:color w:val="000000" w:themeColor="text1"/>
-        </w:rPr>
-        <w:t xml:space="preserve">O </w:t>
-      </w:r>
-      <w:proofErr w:type="spellStart"/>
-      <w:r>
-        <w:rPr>
-          <w:rFonts w:ascii="Arial" w:hAnsi="Arial" w:cs="Arial"/>
-          <w:color w:val="000000" w:themeColor="text1"/>
-        </w:rPr>
-        <w:t>prompt</w:t>
-      </w:r>
-      <w:proofErr w:type="spellEnd"/>
-      <w:r>
-        <w:rPr>
-          <w:rFonts w:ascii="Arial" w:hAnsi="Arial" w:cs="Arial"/>
-          <w:color w:val="000000" w:themeColor="text1"/>
-        </w:rPr>
-        <w:t xml:space="preserve"> é enviado à API da </w:t>
-      </w:r>
-      <w:proofErr w:type="spellStart"/>
-      <w:r>
-        <w:rPr>
-          <w:rFonts w:ascii="Arial" w:hAnsi="Arial" w:cs="Arial"/>
-          <w:color w:val="000000" w:themeColor="text1"/>
-        </w:rPr>
-        <w:t>Anthropic</w:t>
-      </w:r>
-      <w:proofErr w:type="spellEnd"/>
-      <w:r>
-        <w:rPr>
-          <w:rFonts w:ascii="Arial" w:hAnsi="Arial" w:cs="Arial"/>
-          <w:color w:val="000000" w:themeColor="text1"/>
-        </w:rPr>
-        <w:t xml:space="preserve"> utilizando o modelo Claude Opus 4.5.</w:t>
-      </w:r>
-    </w:p>
-    <w:p>
-      <w:pPr>
-        <w:pStyle w:val="NormalWeb"/>
-        <w:numPr>
-          <w:ilvl w:val="0"/>
-          <w:numId w:val="22"/>
-        </w:numPr>
-        <w:rPr>
-          <w:rFonts w:ascii="Arial" w:hAnsi="Arial" w:cs="Arial"/>
-          <w:color w:val="000000" w:themeColor="text1"/>
-        </w:rPr>
-      </w:pPr>
-      <w:r>
-        <w:rPr>
-          <w:rFonts w:ascii="Arial" w:hAnsi="Arial" w:cs="Arial"/>
-          <w:color w:val="000000" w:themeColor="text1"/>
-        </w:rPr>
-        <w:t>O modelo processa as informações e retorna uma resposta estruturada em formato JSON.</w:t>
-      </w:r>
-    </w:p>
-    <w:p>
-      <w:pPr>
-        <w:pStyle w:val="NormalWeb"/>
-        <w:numPr>
-          <w:ilvl w:val="0"/>
-          <w:numId w:val="22"/>
-        </w:numPr>
-        <w:rPr>
-          <w:rFonts w:ascii="Arial" w:hAnsi="Arial" w:cs="Arial"/>
-          <w:color w:val="000000" w:themeColor="text1"/>
-        </w:rPr>
-      </w:pPr>
-      <w:r>
-        <w:rPr>
-          <w:rFonts w:ascii="Arial" w:hAnsi="Arial" w:cs="Arial"/>
-          <w:color w:val="000000" w:themeColor="text1"/>
-        </w:rPr>
-        <w:t xml:space="preserve">O </w:t>
-      </w:r>
-      <w:proofErr w:type="spellStart"/>
-      <w:r>
-        <w:rPr>
-          <w:rFonts w:ascii="Arial" w:hAnsi="Arial" w:cs="Arial"/>
-          <w:color w:val="000000" w:themeColor="text1"/>
-        </w:rPr>
-        <w:t>backend</w:t>
-      </w:r>
-      <w:proofErr w:type="spellEnd"/>
-      <w:r>
-        <w:rPr>
-          <w:rFonts w:ascii="Arial" w:hAnsi="Arial" w:cs="Arial"/>
-          <w:color w:val="000000" w:themeColor="text1"/>
-        </w:rPr>
-        <w:t xml:space="preserve"> realiza a validação e interpretação dos dados recebidos.</w:t>
-      </w:r>
-    </w:p>
-    <w:p>
-      <w:pPr>
-        <w:pStyle w:val="NormalWeb"/>
-        <w:numPr>
-          <w:ilvl w:val="0"/>
-          <w:numId w:val="22"/>
-        </w:numPr>
-        <w:rPr>
-          <w:rFonts w:ascii="Arial" w:hAnsi="Arial" w:cs="Arial"/>
-          <w:color w:val="000000" w:themeColor="text1"/>
-        </w:rPr>
-      </w:pPr>
-      <w:r>
-        <w:rPr>
-          <w:rFonts w:ascii="Arial" w:hAnsi="Arial" w:cs="Arial"/>
-          <w:color w:val="000000" w:themeColor="text1"/>
-        </w:rPr>
-        <w:t xml:space="preserve">Os resultados são persistidos na tabela </w:t>
-      </w:r>
-      <w:proofErr w:type="spellStart"/>
-      <w:r>
-        <w:rPr>
-          <w:rStyle w:val="CdigoHTML"/>
-          <w:rFonts w:ascii="Arial" w:eastAsiaTheme="majorEastAsia" w:hAnsi="Arial" w:cs="Arial"/>
-          <w:color w:val="000000" w:themeColor="text1"/>
-        </w:rPr>
-        <w:t>analise_ia</w:t>
-      </w:r>
-      <w:proofErr w:type="spellEnd"/>
-      <w:r>
-        <w:rPr>
-          <w:rFonts w:ascii="Arial" w:hAnsi="Arial" w:cs="Arial"/>
-          <w:color w:val="000000" w:themeColor="text1"/>
-        </w:rPr>
-        <w:t>.</w:t>
-      </w:r>
-    </w:p>
-    <w:p>
-      <w:pPr>
-        <w:pStyle w:val="NormalWeb"/>
-        <w:numPr>
-          <w:ilvl w:val="0"/>
-          <w:numId w:val="22"/>
-        </w:numPr>
-        <w:rPr>
-          <w:rStyle w:val="CdigoHTML"/>
-          <w:rFonts w:ascii="Arial" w:hAnsi="Arial" w:cs="Arial"/>
-          <w:color w:val="000000" w:themeColor="text1"/>
-          <w:sz w:val="24"/>
-          <w:szCs w:val="24"/>
-        </w:rPr>
-      </w:pPr>
-      <w:r>
-        <w:rPr>
-          <w:rFonts w:ascii="Arial" w:hAnsi="Arial" w:cs="Arial"/>
-          <w:color w:val="000000" w:themeColor="text1"/>
-        </w:rPr>
-        <w:t xml:space="preserve">A resposta processada é disponibilizada ao </w:t>
-      </w:r>
-      <w:proofErr w:type="spellStart"/>
-      <w:r>
-        <w:rPr>
-          <w:rFonts w:ascii="Arial" w:hAnsi="Arial" w:cs="Arial"/>
-          <w:color w:val="000000" w:themeColor="text1"/>
-        </w:rPr>
-        <w:t>frontend</w:t>
-      </w:r>
-      <w:proofErr w:type="spellEnd"/>
-      <w:r>
-        <w:rPr>
-          <w:rFonts w:ascii="Arial" w:hAnsi="Arial" w:cs="Arial"/>
-          <w:color w:val="000000" w:themeColor="text1"/>
-        </w:rPr>
-        <w:t>.</w:t>
-      </w:r>
-    </w:p>
-    <w:p>
-      <w:pPr>
-        <w:pStyle w:val="Ttulo2"/>
-        <w:rPr>
-          <w:rFonts w:ascii="Arial" w:hAnsi="Arial" w:cs="Arial"/>
-          <w:color w:val="000000" w:themeColor="text1"/>
-        </w:rPr>
-      </w:pPr>
-    </w:p>
-    <w:p/>
-    <w:p/>
-    <w:p/>
-    <w:p>
-      <w:pPr>
-        <w:pStyle w:val="Ttulo2"/>
-        <w:rPr>
-          <w:rFonts w:ascii="Arial" w:hAnsi="Arial" w:cs="Arial"/>
-          <w:color w:val="000000" w:themeColor="text1"/>
-        </w:rPr>
-      </w:pPr>
-      <w:r>
-        <w:rPr>
-          <w:rFonts w:ascii="Arial" w:hAnsi="Arial" w:cs="Arial"/>
-          <w:color w:val="000000" w:themeColor="text1"/>
+        <w:rPr>
+          <w:rFonts w:ascii="Arial" w:hAnsi="Arial" w:cs="Arial"/>
+        </w:rPr>
+      </w:pPr>
+      <w:r>
+        <w:rPr>
+          <w:rFonts w:ascii="Arial" w:hAnsi="Arial" w:cs="Arial"/>
         </w:rPr>
         <w:lastRenderedPageBreak/>
-        <w:t>5</w:t>
-      </w:r>
-      <w:r>
-        <w:rPr>
-          <w:rFonts w:ascii="Arial" w:hAnsi="Arial" w:cs="Arial"/>
-          <w:color w:val="000000" w:themeColor="text1"/>
-        </w:rPr>
-        <w:t>.</w:t>
-      </w:r>
-      <w:r>
-        <w:rPr>
-          <w:rFonts w:ascii="Arial" w:hAnsi="Arial" w:cs="Arial"/>
-          <w:color w:val="000000" w:themeColor="text1"/>
-        </w:rPr>
-        <w:t>4</w:t>
-      </w:r>
-      <w:r>
-        <w:rPr>
-          <w:rFonts w:ascii="Arial" w:hAnsi="Arial" w:cs="Arial"/>
-          <w:color w:val="000000" w:themeColor="text1"/>
-        </w:rPr>
-        <w:t xml:space="preserve"> </w:t>
-      </w:r>
-      <w:proofErr w:type="spellStart"/>
-      <w:r>
-        <w:rPr>
-          <w:rFonts w:ascii="Arial" w:hAnsi="Arial" w:cs="Arial"/>
-          <w:color w:val="000000" w:themeColor="text1"/>
-        </w:rPr>
-        <w:t>Mecanismo</w:t>
-      </w:r>
-      <w:proofErr w:type="spellEnd"/>
-      <w:r>
-        <w:rPr>
-          <w:rFonts w:ascii="Arial" w:hAnsi="Arial" w:cs="Arial"/>
-          <w:color w:val="000000" w:themeColor="text1"/>
-        </w:rPr>
-        <w:t xml:space="preserve"> de </w:t>
-      </w:r>
-      <w:proofErr w:type="spellStart"/>
-      <w:r>
-        <w:rPr>
-          <w:rFonts w:ascii="Arial" w:hAnsi="Arial" w:cs="Arial"/>
-          <w:color w:val="000000" w:themeColor="text1"/>
-        </w:rPr>
-        <w:t>Contingência</w:t>
-      </w:r>
-      <w:proofErr w:type="spellEnd"/>
-    </w:p>
-    <w:p>
-      <w:pPr>
-        <w:pStyle w:val="NormalWeb"/>
-        <w:rPr>
-          <w:rFonts w:ascii="Arial" w:hAnsi="Arial" w:cs="Arial"/>
-          <w:color w:val="000000" w:themeColor="text1"/>
-        </w:rPr>
-      </w:pPr>
-      <w:r>
-        <w:rPr>
-          <w:rFonts w:ascii="Arial" w:hAnsi="Arial" w:cs="Arial"/>
-          <w:color w:val="000000" w:themeColor="text1"/>
-        </w:rPr>
-        <w:t xml:space="preserve">Para garantir a continuidade da aplicação durante o desenvolvimento ou em situações de indisponibilidade da API, foi implementado um mecanismo de </w:t>
-      </w:r>
-      <w:proofErr w:type="spellStart"/>
-      <w:r>
-        <w:rPr>
-          <w:rFonts w:ascii="Arial" w:hAnsi="Arial" w:cs="Arial"/>
-          <w:color w:val="000000" w:themeColor="text1"/>
-        </w:rPr>
-        <w:t>fallback</w:t>
-      </w:r>
-      <w:proofErr w:type="spellEnd"/>
-      <w:r>
-        <w:rPr>
-          <w:rFonts w:ascii="Arial" w:hAnsi="Arial" w:cs="Arial"/>
-          <w:color w:val="000000" w:themeColor="text1"/>
-        </w:rPr>
-        <w:t>.</w:t>
-      </w:r>
-    </w:p>
-    <w:p>
-      <w:pPr>
-        <w:pStyle w:val="NormalWeb"/>
-        <w:rPr>
-          <w:rFonts w:ascii="Arial" w:hAnsi="Arial" w:cs="Arial"/>
-          <w:color w:val="000000" w:themeColor="text1"/>
-        </w:rPr>
-      </w:pPr>
-      <w:r>
-        <w:rPr>
-          <w:rFonts w:ascii="Arial" w:hAnsi="Arial" w:cs="Arial"/>
-          <w:color w:val="000000" w:themeColor="text1"/>
-        </w:rPr>
-        <w:t xml:space="preserve">Quando a variável de ambiente </w:t>
-      </w:r>
-      <w:r>
-        <w:rPr>
-          <w:rStyle w:val="CdigoHTML"/>
-          <w:rFonts w:ascii="Arial" w:eastAsiaTheme="majorEastAsia" w:hAnsi="Arial" w:cs="Arial"/>
-          <w:color w:val="000000" w:themeColor="text1"/>
-        </w:rPr>
-        <w:t>ANTHROPIC_API_KEY</w:t>
-      </w:r>
-      <w:r>
-        <w:rPr>
-          <w:rFonts w:ascii="Arial" w:hAnsi="Arial" w:cs="Arial"/>
-          <w:color w:val="000000" w:themeColor="text1"/>
-        </w:rPr>
-        <w:t xml:space="preserve"> não está configurada, o sistema executa uma análise simulada baseada nos dados reais armazenados no banco de dados. A estrutura da resposta permanece idêntica à utilizada pelo modelo de </w:t>
-      </w:r>
-      <w:proofErr w:type="gramStart"/>
-      <w:r>
-        <w:rPr>
-          <w:rFonts w:ascii="Arial" w:hAnsi="Arial" w:cs="Arial"/>
-          <w:color w:val="000000" w:themeColor="text1"/>
-        </w:rPr>
-        <w:t>IA, garantindo</w:t>
-      </w:r>
-      <w:proofErr w:type="gramEnd"/>
-      <w:r>
-        <w:rPr>
-          <w:rFonts w:ascii="Arial" w:hAnsi="Arial" w:cs="Arial"/>
-          <w:color w:val="000000" w:themeColor="text1"/>
-        </w:rPr>
-        <w:t xml:space="preserve"> compatibilidade com os demais componentes da aplicação.</w:t>
-      </w:r>
-    </w:p>
-    <w:p>
-      <w:pPr>
-        <w:pStyle w:val="Ttulo2"/>
-        <w:rPr>
-          <w:rFonts w:ascii="Arial" w:hAnsi="Arial" w:cs="Arial"/>
-          <w:color w:val="000000" w:themeColor="text1"/>
-        </w:rPr>
-      </w:pPr>
-      <w:r>
-        <w:rPr>
-          <w:rFonts w:ascii="Arial" w:hAnsi="Arial" w:cs="Arial"/>
-          <w:color w:val="000000" w:themeColor="text1"/>
-        </w:rPr>
-        <w:t>5</w:t>
-      </w:r>
-      <w:r>
-        <w:rPr>
-          <w:rFonts w:ascii="Arial" w:hAnsi="Arial" w:cs="Arial"/>
-          <w:color w:val="000000" w:themeColor="text1"/>
-        </w:rPr>
-        <w:t>.</w:t>
-      </w:r>
-      <w:r>
-        <w:rPr>
-          <w:rFonts w:ascii="Arial" w:hAnsi="Arial" w:cs="Arial"/>
-          <w:color w:val="000000" w:themeColor="text1"/>
-        </w:rPr>
-        <w:t>5</w:t>
-      </w:r>
-      <w:r>
-        <w:rPr>
-          <w:rFonts w:ascii="Arial" w:hAnsi="Arial" w:cs="Arial"/>
-          <w:color w:val="000000" w:themeColor="text1"/>
-        </w:rPr>
-        <w:t xml:space="preserve"> </w:t>
-      </w:r>
-      <w:proofErr w:type="spellStart"/>
-      <w:r>
-        <w:rPr>
-          <w:rFonts w:ascii="Arial" w:hAnsi="Arial" w:cs="Arial"/>
-          <w:color w:val="000000" w:themeColor="text1"/>
-        </w:rPr>
-        <w:t>Armazenamento</w:t>
-      </w:r>
-      <w:proofErr w:type="spellEnd"/>
-      <w:r>
-        <w:rPr>
-          <w:rFonts w:ascii="Arial" w:hAnsi="Arial" w:cs="Arial"/>
-          <w:color w:val="000000" w:themeColor="text1"/>
-        </w:rPr>
-        <w:t xml:space="preserve"> dos </w:t>
-      </w:r>
-      <w:proofErr w:type="spellStart"/>
-      <w:r>
-        <w:rPr>
-          <w:rFonts w:ascii="Arial" w:hAnsi="Arial" w:cs="Arial"/>
-          <w:color w:val="000000" w:themeColor="text1"/>
-        </w:rPr>
-        <w:t>Resultados</w:t>
-      </w:r>
-      <w:proofErr w:type="spellEnd"/>
-    </w:p>
-    <w:p>
-      <w:pPr>
-        <w:pStyle w:val="NormalWeb"/>
-        <w:rPr>
-          <w:rFonts w:ascii="Arial" w:hAnsi="Arial" w:cs="Arial"/>
-          <w:color w:val="000000" w:themeColor="text1"/>
-        </w:rPr>
-      </w:pPr>
-      <w:r>
-        <w:rPr>
-          <w:rFonts w:ascii="Arial" w:hAnsi="Arial" w:cs="Arial"/>
-          <w:color w:val="000000" w:themeColor="text1"/>
-        </w:rPr>
-        <w:t xml:space="preserve">Após o processamento, os dados retornados pela IA são armazenados na tabela </w:t>
-      </w:r>
-      <w:proofErr w:type="spellStart"/>
-      <w:r>
-        <w:rPr>
-          <w:rStyle w:val="CdigoHTML"/>
-          <w:rFonts w:ascii="Arial" w:eastAsiaTheme="majorEastAsia" w:hAnsi="Arial" w:cs="Arial"/>
-          <w:color w:val="000000" w:themeColor="text1"/>
-        </w:rPr>
-        <w:t>analise_</w:t>
-      </w:r>
-      <w:proofErr w:type="gramStart"/>
-      <w:r>
-        <w:rPr>
-          <w:rStyle w:val="CdigoHTML"/>
-          <w:rFonts w:ascii="Arial" w:eastAsiaTheme="majorEastAsia" w:hAnsi="Arial" w:cs="Arial"/>
-          <w:color w:val="000000" w:themeColor="text1"/>
-        </w:rPr>
-        <w:t>ia</w:t>
-      </w:r>
-      <w:proofErr w:type="spellEnd"/>
-      <w:r>
-        <w:rPr>
-          <w:rFonts w:ascii="Arial" w:hAnsi="Arial" w:cs="Arial"/>
-          <w:color w:val="000000" w:themeColor="text1"/>
-        </w:rPr>
-        <w:t>, permitindo</w:t>
-      </w:r>
-      <w:proofErr w:type="gramEnd"/>
-      <w:r>
-        <w:rPr>
-          <w:rFonts w:ascii="Arial" w:hAnsi="Arial" w:cs="Arial"/>
-          <w:color w:val="000000" w:themeColor="text1"/>
-        </w:rPr>
-        <w:t xml:space="preserve"> a consulta de análises anteriores sem a necessidade de novas requisições ao serviço externo.</w:t>
-      </w:r>
-    </w:p>
-    <w:p>
-      <w:pPr>
-        <w:pStyle w:val="NormalWeb"/>
-        <w:rPr>
-          <w:rFonts w:ascii="Arial" w:hAnsi="Arial" w:cs="Arial"/>
-          <w:color w:val="000000" w:themeColor="text1"/>
-        </w:rPr>
-      </w:pPr>
-      <w:r>
-        <w:rPr>
-          <w:rFonts w:ascii="Arial" w:hAnsi="Arial" w:cs="Arial"/>
-          <w:color w:val="000000" w:themeColor="text1"/>
-        </w:rPr>
-        <w:t>O armazenamento contempla:</w:t>
-      </w:r>
-    </w:p>
-    <w:p>
-      <w:pPr>
-        <w:pStyle w:val="NormalWeb"/>
-        <w:numPr>
-          <w:ilvl w:val="0"/>
-          <w:numId w:val="23"/>
-        </w:numPr>
-        <w:rPr>
-          <w:rFonts w:ascii="Arial" w:hAnsi="Arial" w:cs="Arial"/>
-          <w:color w:val="000000" w:themeColor="text1"/>
-        </w:rPr>
-      </w:pPr>
-      <w:r>
-        <w:rPr>
-          <w:rFonts w:ascii="Arial" w:hAnsi="Arial" w:cs="Arial"/>
-          <w:color w:val="000000" w:themeColor="text1"/>
-        </w:rPr>
-        <w:t>Data da análise;</w:t>
-      </w:r>
-    </w:p>
-    <w:p>
-      <w:pPr>
-        <w:pStyle w:val="NormalWeb"/>
-        <w:numPr>
-          <w:ilvl w:val="0"/>
-          <w:numId w:val="23"/>
-        </w:numPr>
-        <w:rPr>
-          <w:rFonts w:ascii="Arial" w:hAnsi="Arial" w:cs="Arial"/>
-          <w:color w:val="000000" w:themeColor="text1"/>
-        </w:rPr>
-      </w:pPr>
-      <w:r>
-        <w:rPr>
-          <w:rFonts w:ascii="Arial" w:hAnsi="Arial" w:cs="Arial"/>
-          <w:color w:val="000000" w:themeColor="text1"/>
-        </w:rPr>
-        <w:t>Período analisado;</w:t>
-      </w:r>
-    </w:p>
-    <w:p>
-      <w:pPr>
-        <w:pStyle w:val="NormalWeb"/>
-        <w:numPr>
-          <w:ilvl w:val="0"/>
-          <w:numId w:val="23"/>
-        </w:numPr>
-        <w:rPr>
-          <w:rFonts w:ascii="Arial" w:hAnsi="Arial" w:cs="Arial"/>
-          <w:color w:val="000000" w:themeColor="text1"/>
-        </w:rPr>
-      </w:pPr>
-      <w:r>
-        <w:rPr>
-          <w:rFonts w:ascii="Arial" w:hAnsi="Arial" w:cs="Arial"/>
-          <w:color w:val="000000" w:themeColor="text1"/>
-        </w:rPr>
-        <w:t>Insights gerados;</w:t>
-      </w:r>
-    </w:p>
-    <w:p>
-      <w:pPr>
-        <w:pStyle w:val="NormalWeb"/>
-        <w:numPr>
-          <w:ilvl w:val="0"/>
-          <w:numId w:val="23"/>
-        </w:numPr>
-        <w:rPr>
-          <w:rFonts w:ascii="Arial" w:hAnsi="Arial" w:cs="Arial"/>
-          <w:color w:val="000000" w:themeColor="text1"/>
-        </w:rPr>
-      </w:pPr>
-      <w:r>
-        <w:rPr>
-          <w:rFonts w:ascii="Arial" w:hAnsi="Arial" w:cs="Arial"/>
-          <w:color w:val="000000" w:themeColor="text1"/>
-        </w:rPr>
-        <w:t>Previsões de demanda;</w:t>
-      </w:r>
-    </w:p>
-    <w:p>
-      <w:pPr>
-        <w:pStyle w:val="NormalWeb"/>
-        <w:numPr>
-          <w:ilvl w:val="0"/>
-          <w:numId w:val="23"/>
-        </w:numPr>
-        <w:rPr>
-          <w:rFonts w:ascii="Arial" w:hAnsi="Arial" w:cs="Arial"/>
-          <w:color w:val="000000" w:themeColor="text1"/>
-        </w:rPr>
-      </w:pPr>
-      <w:r>
-        <w:rPr>
-          <w:rFonts w:ascii="Arial" w:hAnsi="Arial" w:cs="Arial"/>
-          <w:color w:val="000000" w:themeColor="text1"/>
-        </w:rPr>
-        <w:t>Recomendações emitidas.</w:t>
-      </w:r>
-    </w:p>
-    <w:p>
-      <w:pPr>
-        <w:pStyle w:val="Ttulo2"/>
-        <w:rPr>
-          <w:rFonts w:ascii="Arial" w:hAnsi="Arial" w:cs="Arial"/>
-          <w:color w:val="000000" w:themeColor="text1"/>
-        </w:rPr>
-      </w:pPr>
-    </w:p>
-    <w:p>
-      <w:pPr>
-        <w:pStyle w:val="Ttulo2"/>
-        <w:rPr>
-          <w:rFonts w:ascii="Arial" w:hAnsi="Arial" w:cs="Arial"/>
-          <w:color w:val="000000" w:themeColor="text1"/>
-        </w:rPr>
-      </w:pPr>
-    </w:p>
-    <w:p>
-      <w:pPr>
-        <w:pStyle w:val="Ttulo2"/>
-        <w:rPr>
-          <w:rFonts w:ascii="Arial" w:hAnsi="Arial" w:cs="Arial"/>
-          <w:color w:val="000000" w:themeColor="text1"/>
-        </w:rPr>
-      </w:pPr>
-    </w:p>
-    <w:p>
-      <w:pPr>
-        <w:pStyle w:val="Ttulo2"/>
-        <w:rPr>
-          <w:rFonts w:ascii="Arial" w:hAnsi="Arial" w:cs="Arial"/>
-          <w:color w:val="000000" w:themeColor="text1"/>
-        </w:rPr>
-      </w:pPr>
-    </w:p>
-    <w:p>
-      <w:pPr>
-        <w:pStyle w:val="Ttulo2"/>
-        <w:rPr>
-          <w:rFonts w:ascii="Arial" w:hAnsi="Arial" w:cs="Arial"/>
-          <w:color w:val="000000" w:themeColor="text1"/>
-        </w:rPr>
-      </w:pPr>
-    </w:p>
-    <w:p>
-      <w:pPr>
-        <w:pStyle w:val="Ttulo2"/>
-        <w:rPr>
-          <w:rFonts w:ascii="Arial" w:hAnsi="Arial" w:cs="Arial"/>
-          <w:color w:val="000000" w:themeColor="text1"/>
-        </w:rPr>
-      </w:pPr>
-    </w:p>
-    <w:p>
-      <w:pPr>
-        <w:pStyle w:val="Ttulo2"/>
-        <w:rPr>
-          <w:rFonts w:ascii="Arial" w:hAnsi="Arial" w:cs="Arial"/>
-          <w:color w:val="000000" w:themeColor="text1"/>
-        </w:rPr>
-      </w:pPr>
-    </w:p>
-    <w:p>
-      <w:pPr>
-        <w:pStyle w:val="Ttulo2"/>
-        <w:rPr>
-          <w:rFonts w:ascii="Arial" w:hAnsi="Arial" w:cs="Arial"/>
-          <w:color w:val="000000" w:themeColor="text1"/>
-        </w:rPr>
-      </w:pPr>
-    </w:p>
-    <w:p>
-      <w:pPr>
-        <w:pStyle w:val="Ttulo2"/>
-        <w:rPr>
-          <w:rFonts w:ascii="Arial" w:hAnsi="Arial" w:cs="Arial"/>
-          <w:color w:val="000000" w:themeColor="text1"/>
-        </w:rPr>
-      </w:pPr>
-    </w:p>
-    <w:p>
-      <w:pPr>
-        <w:pStyle w:val="Ttulo2"/>
-        <w:rPr>
-          <w:rFonts w:ascii="Arial" w:hAnsi="Arial" w:cs="Arial"/>
-          <w:color w:val="000000" w:themeColor="text1"/>
-        </w:rPr>
-      </w:pPr>
-      <w:r>
-        <w:rPr>
-          <w:rFonts w:ascii="Arial" w:hAnsi="Arial" w:cs="Arial"/>
-          <w:color w:val="000000" w:themeColor="text1"/>
-        </w:rPr>
-        <w:t>5</w:t>
-      </w:r>
-      <w:r>
-        <w:rPr>
-          <w:rFonts w:ascii="Arial" w:hAnsi="Arial" w:cs="Arial"/>
-          <w:color w:val="000000" w:themeColor="text1"/>
-        </w:rPr>
-        <w:t>.</w:t>
-      </w:r>
-      <w:r>
-        <w:rPr>
-          <w:rFonts w:ascii="Arial" w:hAnsi="Arial" w:cs="Arial"/>
-          <w:color w:val="000000" w:themeColor="text1"/>
-        </w:rPr>
-        <w:t>6</w:t>
-      </w:r>
-      <w:r>
-        <w:rPr>
-          <w:rFonts w:ascii="Arial" w:hAnsi="Arial" w:cs="Arial"/>
-          <w:color w:val="000000" w:themeColor="text1"/>
-        </w:rPr>
-        <w:t xml:space="preserve"> </w:t>
-      </w:r>
-      <w:proofErr w:type="spellStart"/>
-      <w:r>
-        <w:rPr>
-          <w:rFonts w:ascii="Arial" w:hAnsi="Arial" w:cs="Arial"/>
-          <w:color w:val="000000" w:themeColor="text1"/>
-        </w:rPr>
-        <w:t>Benefícios</w:t>
-      </w:r>
-      <w:proofErr w:type="spellEnd"/>
-      <w:r>
-        <w:rPr>
-          <w:rFonts w:ascii="Arial" w:hAnsi="Arial" w:cs="Arial"/>
-          <w:color w:val="000000" w:themeColor="text1"/>
-        </w:rPr>
-        <w:t xml:space="preserve"> da </w:t>
-      </w:r>
-      <w:proofErr w:type="spellStart"/>
-      <w:r>
-        <w:rPr>
-          <w:rFonts w:ascii="Arial" w:hAnsi="Arial" w:cs="Arial"/>
-          <w:color w:val="000000" w:themeColor="text1"/>
-        </w:rPr>
-        <w:t>Solução</w:t>
-      </w:r>
-      <w:proofErr w:type="spellEnd"/>
-    </w:p>
-    <w:p>
-      <w:pPr>
-        <w:pStyle w:val="NormalWeb"/>
-        <w:rPr>
-          <w:rFonts w:ascii="Arial" w:hAnsi="Arial" w:cs="Arial"/>
-          <w:color w:val="000000" w:themeColor="text1"/>
-        </w:rPr>
-      </w:pPr>
-      <w:r>
-        <w:rPr>
-          <w:rFonts w:ascii="Arial" w:hAnsi="Arial" w:cs="Arial"/>
-          <w:color w:val="000000" w:themeColor="text1"/>
-        </w:rPr>
-        <w:t xml:space="preserve">A integração com Inteligência Artificial permite automatizar a análise dos dados operacionais, identificar tendências, antecipar demandas futuras e </w:t>
-      </w:r>
-      <w:proofErr w:type="spellStart"/>
-      <w:r>
-        <w:rPr>
-          <w:rFonts w:ascii="Arial" w:hAnsi="Arial" w:cs="Arial"/>
-          <w:color w:val="000000" w:themeColor="text1"/>
-        </w:rPr>
-        <w:t>fornecer</w:t>
-      </w:r>
-      <w:proofErr w:type="spellEnd"/>
-      <w:r>
-        <w:rPr>
-          <w:rFonts w:ascii="Arial" w:hAnsi="Arial" w:cs="Arial"/>
-          <w:color w:val="000000" w:themeColor="text1"/>
-        </w:rPr>
-        <w:t xml:space="preserve"> recomendações para otimização da gestão de estoque. Dessa forma, o sistema passa a oferecer suporte analítico para tomada de decisão</w:t>
-      </w:r>
-      <w:r>
-        <w:rPr>
-          <w:color w:val="000000" w:themeColor="text1"/>
-        </w:rPr>
-        <w:t xml:space="preserve"> </w:t>
-      </w:r>
-      <w:r>
-        <w:rPr>
-          <w:rFonts w:ascii="Arial" w:hAnsi="Arial" w:cs="Arial"/>
-          <w:color w:val="000000" w:themeColor="text1"/>
-        </w:rPr>
-        <w:t>baseada em dados históricos e indicadores operacionais</w:t>
-      </w:r>
-    </w:p>
-    <w:p>
-      <w:pPr>
-        <w:pStyle w:val="NormalWeb"/>
-        <w:rPr>
-          <w:rFonts w:ascii="Arial" w:hAnsi="Arial" w:cs="Arial"/>
-          <w:color w:val="000000" w:themeColor="text1"/>
-        </w:rPr>
-      </w:pPr>
-      <w:r>
-        <w:rPr>
-          <w:noProof/>
-        </w:rPr>
-        <w:drawing>
-          <wp:inline distT="0" distB="0" distL="0" distR="0" wp14:anchorId="3B081DBA" wp14:editId="037D8688">
-            <wp:extent cx="5486400" cy="3153431"/>
-            <wp:effectExtent l="0" t="0" r="0" b="8890"/>
-            <wp:docPr id="3" name="Imagem 3" descr="Análise_com_IA.png"/>
-            <wp:cNvGraphicFramePr>
-              <a:graphicFrameLocks xmlns:a="http://schemas.openxmlformats.org/drawingml/2006/main" noChangeAspect="1"/>
-            </wp:cNvGraphicFramePr>
-            <a:graphic xmlns:a="http://schemas.openxmlformats.org/drawingml/2006/main">
-              <a:graphicData uri="http://schemas.openxmlformats.org/drawingml/2006/picture">
-                <pic:pic xmlns:pic="http://schemas.openxmlformats.org/drawingml/2006/picture">
-                  <pic:nvPicPr>
-                    <pic:cNvPr id="0" name="Picture 122" descr="Análise_com_IA.png"/>
-                    <pic:cNvPicPr>
-                      <a:picLocks noChangeAspect="1" noChangeArrowheads="1"/>
-                    </pic:cNvPicPr>
-                  </pic:nvPicPr>
-                  <pic:blipFill>
-                    <a:blip r:embed="rId11">
-                      <a:extLst>
-                        <a:ext uri="{28A0092B-C50C-407E-A947-70E740481C1C}">
-                          <a14:useLocalDpi xmlns:a14="http://schemas.microsoft.com/office/drawing/2010/main" val="0"/>
-                        </a:ext>
-                      </a:extLst>
-                    </a:blip>
-                    <a:srcRect/>
-                    <a:stretch>
-                      <a:fillRect/>
-                    </a:stretch>
-                  </pic:blipFill>
-                  <pic:spPr bwMode="auto">
-                    <a:xfrm>
-                      <a:off x="0" y="0"/>
-                      <a:ext cx="5486400" cy="3153431"/>
-                    </a:xfrm>
-                    <a:prstGeom prst="rect">
-                      <a:avLst/>
-                    </a:prstGeom>
-                    <a:noFill/>
-                    <a:ln>
-                      <a:noFill/>
-                    </a:ln>
-                  </pic:spPr>
-                </pic:pic>
-              </a:graphicData>
-            </a:graphic>
-          </wp:inline>
-        </w:drawing>
-      </w:r>
-    </w:p>
-    <w:p>
-      <w:pPr>
-        <w:jc w:val="both"/>
-        <w:rPr>
-          <w:rFonts w:ascii="Arial" w:hAnsi="Arial" w:cs="Arial"/>
-          <w:i/>
-          <w:iCs/>
-          <w:color w:val="000000" w:themeColor="text1"/>
-          <w:sz w:val="24"/>
-          <w:szCs w:val="24"/>
-          <w:lang w:val="pt-BR"/>
-        </w:rPr>
-      </w:pPr>
-      <w:bookmarkStart w:id="0" w:name="_GoBack"/>
-      <w:bookmarkEnd w:id="0"/>
-    </w:p>
-    <w:p>
-      <w:pPr>
-        <w:jc w:val="both"/>
-        <w:rPr>
-          <w:rFonts w:ascii="Arial" w:hAnsi="Arial" w:cs="Arial"/>
-          <w:iCs/>
-          <w:color w:val="000000" w:themeColor="text1"/>
-          <w:sz w:val="24"/>
-          <w:szCs w:val="24"/>
-          <w:lang w:val="pt-BR"/>
-        </w:rPr>
-      </w:pPr>
-      <w:r>
-        <w:rPr>
-          <w:rFonts w:ascii="Arial" w:hAnsi="Arial" w:cs="Arial"/>
-          <w:iCs/>
-          <w:noProof/>
-          <w:color w:val="000000" w:themeColor="text1"/>
-          <w:sz w:val="24"/>
-          <w:szCs w:val="24"/>
-          <w:lang w:val="pt-BR"/>
-        </w:rPr>
-        <w:lastRenderedPageBreak/>
-        <w:drawing>
-          <wp:inline distT="0" distB="0" distL="0" distR="0" wp14:anchorId="29CC094A" wp14:editId="78564BBD">
-            <wp:extent cx="6027821" cy="4018547"/>
-            <wp:effectExtent l="0" t="0" r="0" b="1270"/>
-            <wp:docPr id="6" name="Imagem 6"/>
-            <wp:cNvGraphicFramePr>
-              <a:graphicFrameLocks xmlns:a="http://schemas.openxmlformats.org/drawingml/2006/main" noChangeAspect="1"/>
-            </wp:cNvGraphicFramePr>
-            <a:graphic xmlns:a="http://schemas.openxmlformats.org/drawingml/2006/main">
-              <a:graphicData uri="http://schemas.openxmlformats.org/drawingml/2006/picture">
-                <pic:pic xmlns:pic="http://schemas.openxmlformats.org/drawingml/2006/picture">
-                  <pic:nvPicPr>
-                    <pic:cNvPr id="0" name="Picture 14"/>
-                    <pic:cNvPicPr>
-                      <a:picLocks noChangeAspect="1" noChangeArrowheads="1"/>
-                    </pic:cNvPicPr>
-                  </pic:nvPicPr>
-                  <pic:blipFill>
-                    <a:blip r:embed="rId12">
-                      <a:extLst>
-                        <a:ext uri="{28A0092B-C50C-407E-A947-70E740481C1C}">
-                          <a14:useLocalDpi xmlns:a14="http://schemas.microsoft.com/office/drawing/2010/main" val="0"/>
-                        </a:ext>
-                      </a:extLst>
-                    </a:blip>
-                    <a:srcRect/>
-                    <a:stretch>
-                      <a:fillRect/>
-                    </a:stretch>
-                  </pic:blipFill>
-                  <pic:spPr bwMode="auto">
-                    <a:xfrm>
-                      <a:off x="0" y="0"/>
-                      <a:ext cx="6045823" cy="4030548"/>
-                    </a:xfrm>
-                    <a:prstGeom prst="rect">
-                      <a:avLst/>
-                    </a:prstGeom>
-                    <a:noFill/>
-                  </pic:spPr>
-                </pic:pic>
-              </a:graphicData>
-            </a:graphic>
-          </wp:inline>
-        </w:drawing>
-      </w:r>
-    </w:p>
-    <w:p>
-      <w:pPr>
-        <w:jc w:val="both"/>
-        <w:rPr>
-          <w:rFonts w:ascii="Arial" w:hAnsi="Arial" w:cs="Arial"/>
-          <w:i/>
-          <w:iCs/>
-          <w:color w:val="000000" w:themeColor="text1"/>
-          <w:sz w:val="24"/>
-          <w:szCs w:val="24"/>
-          <w:lang w:val="pt-BR"/>
-        </w:rPr>
-      </w:pPr>
-      <w:r>
-        <w:rPr>
-          <w:noProof/>
-        </w:rPr>
-        <mc:AlternateContent>
-          <mc:Choice Requires="wps">
-            <w:drawing>
-              <wp:inline distT="0" distB="0" distL="0" distR="0" wp14:anchorId="6CE5034A" wp14:editId="73A9E359">
-                <wp:extent cx="304800" cy="304800"/>
-                <wp:effectExtent l="0" t="0" r="0" b="0"/>
-                <wp:docPr id="4" name="Retângulo 4" descr="DER_MER.jpeg"/>
-                <wp:cNvGraphicFramePr>
-                  <a:graphicFrameLocks xmlns:a="http://schemas.openxmlformats.org/drawingml/2006/main" noChangeAspect="1"/>
-                </wp:cNvGraphicFramePr>
-                <a:graphic xmlns:a="http://schemas.openxmlformats.org/drawingml/2006/main">
-                  <a:graphicData uri="http://schemas.microsoft.com/office/word/2010/wordprocessingShape">
-                    <wps:wsp>
-                      <wps:cNvSpPr>
-                        <a:spLocks noChangeAspect="1" noChangeArrowheads="1"/>
-                      </wps:cNvSpPr>
-                      <wps:spPr bwMode="auto">
-                        <a:xfrm>
-                          <a:off x="0" y="0"/>
-                          <a:ext cx="304800" cy="304800"/>
-                        </a:xfrm>
-                        <a:prstGeom prst="rect">
-                          <a:avLst/>
-                        </a:prstGeom>
-                        <a:noFill/>
-                        <a:ln>
-                          <a:noFill/>
-                        </a:ln>
-                        <a:extLst>
-                          <a:ext uri="{909E8E84-426E-40DD-AFC4-6F175D3DCCD1}">
-                            <a14:hiddenFill xmlns:a14="http://schemas.microsoft.com/office/drawing/2010/main">
-                              <a:solidFill>
-                                <a:srgbClr val="FFFFFF"/>
-                              </a:solidFill>
-                            </a14:hiddenFill>
-                          </a:ext>
-                          <a:ext uri="{91240B29-F687-4F45-9708-019B960494DF}">
-                            <a14:hiddenLine xmlns:a14="http://schemas.microsoft.com/office/drawing/2010/main" w="9525">
-                              <a:solidFill>
-                                <a:srgbClr val="000000"/>
-                              </a:solidFill>
-                              <a:miter lim="800000"/>
-                              <a:headEnd/>
-                              <a:tailEnd/>
-                            </a14:hiddenLine>
-                          </a:ext>
-                        </a:extLst>
-                      </wps:spPr>
-                      <wps:bodyPr rot="0" vert="horz" wrap="square" lIns="91440" tIns="45720" rIns="91440" bIns="45720" anchor="t" anchorCtr="0" upright="1">
-                        <a:noAutofit/>
-                      </wps:bodyPr>
-                    </wps:wsp>
-                  </a:graphicData>
-                </a:graphic>
-              </wp:inline>
-            </w:drawing>
-          </mc:Choice>
-          <mc:Fallback>
-            <w:pict>
-              <v:rect w14:anchorId="21BE3649" id="Retângulo 4" o:spid="_x0000_s1026" alt="DER_MER.jpeg" style="width:24pt;height:24pt;visibility:visible;mso-wrap-style:square;mso-left-percent:-10001;mso-top-percent:-10001;mso-position-horizontal:absolute;mso-position-horizontal-relative:char;mso-position-vertical:absolute;mso-position-vertical-relative:line;mso-left-percent:-10001;mso-top-percent:-10001;v-text-anchor:top" o:gfxdata="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" filled="f" stroked="f">
-                <o:lock v:ext="edit" aspectratio="t"/>
-                <w10:anchorlock/>
-              </v:rect>
-            </w:pict>
-          </mc:Fallback>
-        </mc:AlternateContent>
-      </w:r>
-    </w:p>
-    <w:p>
-      <w:pPr>
-        <w:jc w:val="both"/>
-        <w:rPr>
-          <w:rFonts w:ascii="Arial" w:hAnsi="Arial" w:cs="Arial"/>
-          <w:i/>
-          <w:iCs/>
-          <w:color w:val="000000" w:themeColor="text1"/>
-          <w:sz w:val="24"/>
-          <w:szCs w:val="24"/>
-          <w:lang w:val="pt-BR"/>
-        </w:rPr>
-      </w:pPr>
-    </w:p>
-    <w:p>
-      <w:pPr>
-        <w:jc w:val="both"/>
-        <w:rPr>
-          <w:rFonts w:ascii="Arial" w:hAnsi="Arial" w:cs="Arial"/>
-          <w:i/>
-          <w:iCs/>
-          <w:color w:val="000000" w:themeColor="text1"/>
-          <w:sz w:val="24"/>
-          <w:szCs w:val="24"/>
-          <w:lang w:val="pt-BR"/>
-        </w:rPr>
-      </w:pPr>
-    </w:p>
-    <w:p>
-      <w:pPr>
-        <w:jc w:val="both"/>
-        <w:rPr>
-          <w:rFonts w:ascii="Arial" w:hAnsi="Arial" w:cs="Arial"/>
-          <w:i/>
-          <w:iCs/>
-          <w:color w:val="000000" w:themeColor="text1"/>
-          <w:sz w:val="24"/>
-          <w:szCs w:val="24"/>
-          <w:lang w:val="pt-BR"/>
-        </w:rPr>
-      </w:pPr>
-    </w:p>
-    <w:p>
-      <w:pPr>
-        <w:jc w:val="both"/>
-        <w:rPr>
-          <w:rFonts w:ascii="Arial" w:hAnsi="Arial" w:cs="Arial"/>
-          <w:i/>
-          <w:iCs/>
-          <w:color w:val="000000" w:themeColor="text1"/>
-          <w:sz w:val="24"/>
-          <w:szCs w:val="24"/>
-          <w:lang w:val="pt-BR"/>
-        </w:rPr>
-      </w:pPr>
-    </w:p>
-    <w:p>
-      <w:pPr>
-        <w:jc w:val="both"/>
-        <w:rPr>
-          <w:rFonts w:ascii="Arial" w:hAnsi="Arial" w:cs="Arial"/>
-          <w:color w:val="000000" w:themeColor="text1"/>
-          <w:sz w:val="24"/>
-          <w:szCs w:val="24"/>
-          <w:lang w:val="pt-BR"/>
-        </w:rPr>
-      </w:pPr>
-      <w:r>
-        <w:rPr>
-          <w:rFonts w:ascii="Arial" w:hAnsi="Arial" w:cs="Arial"/>
-          <w:color w:val="000000" w:themeColor="text1"/>
-          <w:sz w:val="24"/>
-          <w:szCs w:val="24"/>
-          <w:lang w:val="pt-BR"/>
-        </w:rPr>
-        <w:pict w14:anchorId="56402193">
-          <v:rect id="_x0000_i1071" style="width:0;height:1.5pt" o:hralign="center" o:hrstd="t" o:hr="t" fillcolor="#a0a0a0" stroked="f"/>
-        </w:pict>
-      </w:r>
-    </w:p>
-    <w:p>
-      <w:pPr>
-        <w:jc w:val="both"/>
-        <w:rPr>
-          <w:rFonts w:ascii="Arial" w:hAnsi="Arial" w:cs="Arial"/>
-          <w:b/>
-          <w:bCs/>
-          <w:color w:val="000000" w:themeColor="text1"/>
-          <w:sz w:val="24"/>
-          <w:szCs w:val="24"/>
-          <w:lang w:val="pt-BR"/>
-        </w:rPr>
-      </w:pPr>
-      <w:r>
-        <w:rPr>
-          <w:rFonts w:ascii="Arial" w:hAnsi="Arial" w:cs="Arial"/>
-          <w:b/>
-          <w:bCs/>
-          <w:color w:val="000000" w:themeColor="text1"/>
-          <w:sz w:val="24"/>
-          <w:szCs w:val="24"/>
-          <w:lang w:val="pt-BR"/>
-        </w:rPr>
-        <w:t>6</w:t>
-      </w:r>
-      <w:r>
-        <w:rPr>
-          <w:rFonts w:ascii="Arial" w:hAnsi="Arial" w:cs="Arial"/>
-          <w:b/>
-          <w:bCs/>
-          <w:color w:val="000000" w:themeColor="text1"/>
-          <w:sz w:val="24"/>
-          <w:szCs w:val="24"/>
-          <w:lang w:val="pt-BR"/>
-        </w:rPr>
-        <w:t>. CONCLUSÃO</w:t>
-      </w:r>
-    </w:p>
-    <w:p>
-      <w:pPr>
-        <w:jc w:val="both"/>
-        <w:rPr>
-          <w:rFonts w:ascii="Arial" w:hAnsi="Arial" w:cs="Arial"/>
-          <w:color w:val="000000" w:themeColor="text1"/>
-          <w:sz w:val="24"/>
-          <w:szCs w:val="24"/>
-          <w:lang w:val="pt-BR"/>
-        </w:rPr>
-      </w:pPr>
-      <w:r>
-        <w:rPr>
-          <w:rFonts w:ascii="Arial" w:hAnsi="Arial" w:cs="Arial"/>
-          <w:color w:val="000000" w:themeColor="text1"/>
-          <w:sz w:val="24"/>
-          <w:szCs w:val="24"/>
-          <w:lang w:val="pt-BR"/>
-        </w:rPr>
-        <w:t>A implementação de um sistema ERP integrado permitirá à empresa centralizar informações, automatizar processos e aumentar a eficiência operacional.</w:t>
-      </w:r>
-    </w:p>
-    <w:p>
-      <w:pPr>
-        <w:jc w:val="both"/>
-        <w:rPr>
-          <w:rFonts w:ascii="Arial" w:hAnsi="Arial" w:cs="Arial"/>
-          <w:color w:val="000000" w:themeColor="text1"/>
-          <w:sz w:val="24"/>
-          <w:szCs w:val="24"/>
-          <w:lang w:val="pt-BR"/>
-        </w:rPr>
-      </w:pPr>
-      <w:r>
-        <w:rPr>
-          <w:rFonts w:ascii="Arial" w:hAnsi="Arial" w:cs="Arial"/>
-          <w:color w:val="000000" w:themeColor="text1"/>
-          <w:sz w:val="24"/>
-          <w:szCs w:val="24"/>
-          <w:lang w:val="pt-BR"/>
-        </w:rPr>
-        <w:t>Entre os principais benefícios esperados destacam-se:</w:t>
-      </w:r>
-    </w:p>
-    <w:p>
-      <w:pPr>
-        <w:numPr>
-          <w:ilvl w:val="0"/>
-          <w:numId w:val="19"/>
-        </w:numPr>
-        <w:jc w:val="both"/>
-        <w:rPr>
-          <w:rFonts w:ascii="Arial" w:hAnsi="Arial" w:cs="Arial"/>
-          <w:color w:val="000000" w:themeColor="text1"/>
-          <w:sz w:val="24"/>
-          <w:szCs w:val="24"/>
-          <w:lang w:val="pt-BR"/>
-        </w:rPr>
-      </w:pPr>
-      <w:r>
-        <w:rPr>
-          <w:rFonts w:ascii="Arial" w:hAnsi="Arial" w:cs="Arial"/>
-          <w:color w:val="000000" w:themeColor="text1"/>
-          <w:sz w:val="24"/>
-          <w:szCs w:val="24"/>
-          <w:lang w:val="pt-BR"/>
-        </w:rPr>
-        <w:t>Redução de erros humanos;</w:t>
-      </w:r>
-    </w:p>
-    <w:p>
-      <w:pPr>
-        <w:numPr>
-          <w:ilvl w:val="0"/>
-          <w:numId w:val="19"/>
-        </w:numPr>
-        <w:jc w:val="both"/>
-        <w:rPr>
-          <w:rFonts w:ascii="Arial" w:hAnsi="Arial" w:cs="Arial"/>
-          <w:color w:val="000000" w:themeColor="text1"/>
-          <w:sz w:val="24"/>
-          <w:szCs w:val="24"/>
-          <w:lang w:val="pt-BR"/>
-        </w:rPr>
-      </w:pPr>
-      <w:r>
-        <w:rPr>
-          <w:rFonts w:ascii="Arial" w:hAnsi="Arial" w:cs="Arial"/>
-          <w:color w:val="000000" w:themeColor="text1"/>
-          <w:sz w:val="24"/>
-          <w:szCs w:val="24"/>
-          <w:lang w:val="pt-BR"/>
-        </w:rPr>
-        <w:t>Controle preciso de estoque;</w:t>
-      </w:r>
-    </w:p>
-    <w:p>
-      <w:pPr>
-        <w:numPr>
-          <w:ilvl w:val="0"/>
-          <w:numId w:val="19"/>
-        </w:numPr>
-        <w:jc w:val="both"/>
-        <w:rPr>
-          <w:rFonts w:ascii="Arial" w:hAnsi="Arial" w:cs="Arial"/>
-          <w:color w:val="000000" w:themeColor="text1"/>
-          <w:sz w:val="24"/>
-          <w:szCs w:val="24"/>
-          <w:lang w:val="pt-BR"/>
-        </w:rPr>
-      </w:pPr>
-      <w:r>
-        <w:rPr>
-          <w:rFonts w:ascii="Arial" w:hAnsi="Arial" w:cs="Arial"/>
-          <w:color w:val="000000" w:themeColor="text1"/>
-          <w:sz w:val="24"/>
-          <w:szCs w:val="24"/>
-          <w:lang w:val="pt-BR"/>
-        </w:rPr>
-        <w:lastRenderedPageBreak/>
-        <w:t>Melhor planejamento da produção;</w:t>
-      </w:r>
-    </w:p>
-    <w:p>
-      <w:pPr>
-        <w:numPr>
-          <w:ilvl w:val="0"/>
-          <w:numId w:val="19"/>
-        </w:numPr>
-        <w:jc w:val="both"/>
-        <w:rPr>
-          <w:rFonts w:ascii="Arial" w:hAnsi="Arial" w:cs="Arial"/>
-          <w:color w:val="000000" w:themeColor="text1"/>
-          <w:sz w:val="24"/>
-          <w:szCs w:val="24"/>
-          <w:lang w:val="pt-BR"/>
-        </w:rPr>
-      </w:pPr>
-      <w:r>
-        <w:rPr>
-          <w:rFonts w:ascii="Arial" w:hAnsi="Arial" w:cs="Arial"/>
-          <w:color w:val="000000" w:themeColor="text1"/>
-          <w:sz w:val="24"/>
-          <w:szCs w:val="24"/>
-          <w:lang w:val="pt-BR"/>
-        </w:rPr>
-        <w:t>Maior rastreabilidade dos pedidos;</w:t>
-      </w:r>
-    </w:p>
-    <w:p>
-      <w:pPr>
-        <w:numPr>
-          <w:ilvl w:val="0"/>
-          <w:numId w:val="19"/>
-        </w:numPr>
-        <w:jc w:val="both"/>
-        <w:rPr>
-          <w:rFonts w:ascii="Arial" w:hAnsi="Arial" w:cs="Arial"/>
-          <w:color w:val="000000" w:themeColor="text1"/>
-          <w:sz w:val="24"/>
-          <w:szCs w:val="24"/>
-          <w:lang w:val="pt-BR"/>
-        </w:rPr>
-      </w:pPr>
-      <w:r>
-        <w:rPr>
-          <w:rFonts w:ascii="Arial" w:hAnsi="Arial" w:cs="Arial"/>
-          <w:color w:val="000000" w:themeColor="text1"/>
-          <w:sz w:val="24"/>
-          <w:szCs w:val="24"/>
-          <w:lang w:val="pt-BR"/>
-        </w:rPr>
-        <w:t>Integração entre setores;</w:t>
-      </w:r>
-    </w:p>
-    <w:p>
-      <w:pPr>
-        <w:numPr>
-          <w:ilvl w:val="0"/>
-          <w:numId w:val="19"/>
-        </w:numPr>
-        <w:jc w:val="both"/>
-        <w:rPr>
-          <w:rFonts w:ascii="Arial" w:hAnsi="Arial" w:cs="Arial"/>
-          <w:color w:val="000000" w:themeColor="text1"/>
-          <w:sz w:val="24"/>
-          <w:szCs w:val="24"/>
-          <w:lang w:val="pt-BR"/>
-        </w:rPr>
-      </w:pPr>
-      <w:r>
-        <w:rPr>
-          <w:rFonts w:ascii="Arial" w:hAnsi="Arial" w:cs="Arial"/>
-          <w:color w:val="000000" w:themeColor="text1"/>
-          <w:sz w:val="24"/>
-          <w:szCs w:val="24"/>
-          <w:lang w:val="pt-BR"/>
-        </w:rPr>
-        <w:t>Melhoria na tomada de decisões.</w:t>
-      </w:r>
-    </w:p>
-    <w:p>
-      <w:pPr>
-        <w:jc w:val="both"/>
-        <w:rPr>
-          <w:rFonts w:ascii="Arial" w:hAnsi="Arial" w:cs="Arial"/>
-          <w:color w:val="000000" w:themeColor="text1"/>
-          <w:sz w:val="24"/>
-          <w:szCs w:val="24"/>
-          <w:lang w:val="pt-BR"/>
-        </w:rPr>
-      </w:pPr>
-      <w:r>
-        <w:rPr>
-          <w:rFonts w:ascii="Arial" w:hAnsi="Arial" w:cs="Arial"/>
-          <w:color w:val="000000" w:themeColor="text1"/>
-          <w:sz w:val="24"/>
-          <w:szCs w:val="24"/>
-          <w:lang w:val="pt-BR"/>
-        </w:rPr>
-        <w:t>Dessa forma, o projeto contribuirá para a modernização da gestão empresarial e para o aumento da competitividade da organização.</w:t>
-      </w:r>
-    </w:p>
-    <w:p>
-      <w:pPr>
-        <w:jc w:val="both"/>
-        <w:rPr>
-          <w:rFonts w:ascii="Arial" w:hAnsi="Arial" w:cs="Arial"/>
-          <w:color w:val="000000" w:themeColor="text1"/>
-          <w:sz w:val="24"/>
-          <w:szCs w:val="24"/>
-          <w:lang w:val="pt-BR"/>
-        </w:rPr>
-      </w:pPr>
-      <w:r>
-        <w:rPr>
-          <w:rFonts w:ascii="Arial" w:hAnsi="Arial" w:cs="Arial"/>
-          <w:color w:val="000000" w:themeColor="text1"/>
-          <w:sz w:val="24"/>
-          <w:szCs w:val="24"/>
-          <w:lang w:val="pt-BR"/>
-        </w:rPr>
-        <w:pict w14:anchorId="7554F817">
-          <v:rect id="_x0000_i1072" style="width:0;height:1.5pt" o:hralign="center" o:hrstd="t" o:hr="t" fillcolor="#a0a0a0" stroked="f"/>
-        </w:pict>
-      </w:r>
-    </w:p>
-    <w:p>
-      <w:pPr>
-        <w:jc w:val="both"/>
-        <w:rPr>
-          <w:rFonts w:ascii="Arial" w:hAnsi="Arial" w:cs="Arial"/>
-          <w:b/>
-          <w:bCs/>
-          <w:color w:val="000000" w:themeColor="text1"/>
-          <w:sz w:val="24"/>
-          <w:szCs w:val="24"/>
-          <w:lang w:val="pt-BR"/>
-        </w:rPr>
-      </w:pPr>
-      <w:r>
-        <w:rPr>
-          <w:rFonts w:ascii="Arial" w:hAnsi="Arial" w:cs="Arial"/>
-          <w:b/>
-          <w:bCs/>
-          <w:color w:val="000000" w:themeColor="text1"/>
-          <w:sz w:val="24"/>
-          <w:szCs w:val="24"/>
-          <w:lang w:val="pt-BR"/>
-        </w:rPr>
-        <w:t>7</w:t>
-      </w:r>
-      <w:r>
-        <w:rPr>
-          <w:rFonts w:ascii="Arial" w:hAnsi="Arial" w:cs="Arial"/>
-          <w:b/>
-          <w:bCs/>
-          <w:color w:val="000000" w:themeColor="text1"/>
-          <w:sz w:val="24"/>
-          <w:szCs w:val="24"/>
-          <w:lang w:val="pt-BR"/>
-        </w:rPr>
-        <w:t>. REFERÊNCIAS BIBLIOGRÁFICAS</w:t>
-      </w:r>
-    </w:p>
-    <w:p>
-      <w:pPr>
-        <w:jc w:val="both"/>
-        <w:rPr>
-          <w:rFonts w:ascii="Arial" w:hAnsi="Arial" w:cs="Arial"/>
-          <w:color w:val="000000" w:themeColor="text1"/>
-          <w:sz w:val="24"/>
-          <w:szCs w:val="24"/>
-          <w:lang w:val="pt-BR"/>
-        </w:rPr>
-      </w:pPr>
-      <w:r>
-        <w:rPr>
-          <w:rFonts w:ascii="Arial" w:hAnsi="Arial" w:cs="Arial"/>
-          <w:color w:val="000000" w:themeColor="text1"/>
-          <w:sz w:val="24"/>
-          <w:szCs w:val="24"/>
-          <w:lang w:val="pt-BR"/>
-        </w:rPr>
-        <w:t xml:space="preserve">JENUINO, T. F.; BUSCARIOLO, L.; KUMANAYA, D. R. G.; BUENO, M. J. C. </w:t>
-      </w:r>
-      <w:r>
-        <w:rPr>
-          <w:rFonts w:ascii="Arial" w:hAnsi="Arial" w:cs="Arial"/>
-          <w:b/>
-          <w:bCs/>
-          <w:color w:val="000000" w:themeColor="text1"/>
-          <w:sz w:val="24"/>
-          <w:szCs w:val="24"/>
-          <w:lang w:val="pt-BR"/>
-        </w:rPr>
-        <w:t xml:space="preserve">A Aplicação de Sistema ERP em Gestão de Estoques: Um Estudo </w:t>
-      </w:r>
-      <w:proofErr w:type="spellStart"/>
-      <w:r>
-        <w:rPr>
-          <w:rFonts w:ascii="Arial" w:hAnsi="Arial" w:cs="Arial"/>
-          <w:b/>
-          <w:bCs/>
-          <w:color w:val="000000" w:themeColor="text1"/>
-          <w:sz w:val="24"/>
-          <w:szCs w:val="24"/>
-          <w:lang w:val="pt-BR"/>
-        </w:rPr>
-        <w:t>Multicaso</w:t>
-      </w:r>
-      <w:proofErr w:type="spellEnd"/>
-      <w:r>
-        <w:rPr>
-          <w:rFonts w:ascii="Arial" w:hAnsi="Arial" w:cs="Arial"/>
-          <w:color w:val="000000" w:themeColor="text1"/>
-          <w:sz w:val="24"/>
-          <w:szCs w:val="24"/>
-          <w:lang w:val="pt-BR"/>
-        </w:rPr>
-        <w:t>. 2023.</w:t>
-      </w:r>
-    </w:p>
-    <w:p>
-      <w:pPr>
-        <w:jc w:val="both"/>
-        <w:rPr>
-          <w:rFonts w:ascii="Arial" w:hAnsi="Arial" w:cs="Arial"/>
-          <w:color w:val="000000" w:themeColor="text1"/>
-          <w:sz w:val="24"/>
-          <w:szCs w:val="24"/>
-          <w:lang w:val="pt-BR"/>
-        </w:rPr>
-      </w:pPr>
-      <w:r>
-        <w:rPr>
-          <w:rFonts w:ascii="Arial" w:hAnsi="Arial" w:cs="Arial"/>
-          <w:color w:val="000000" w:themeColor="text1"/>
-          <w:sz w:val="24"/>
-          <w:szCs w:val="24"/>
-          <w:lang w:val="pt-BR"/>
-        </w:rPr>
-        <w:t xml:space="preserve">SILVA, D. K. G.; MOURA, E. S.; RIBAS, V. H. L. </w:t>
-      </w:r>
-      <w:r>
-        <w:rPr>
-          <w:rFonts w:ascii="Arial" w:hAnsi="Arial" w:cs="Arial"/>
-          <w:b/>
-          <w:bCs/>
-          <w:color w:val="000000" w:themeColor="text1"/>
-          <w:sz w:val="24"/>
-          <w:szCs w:val="24"/>
-          <w:lang w:val="pt-BR"/>
-        </w:rPr>
-        <w:t>A Importância da Gestão de Estoque para o Aumento da Produtividade nas Organizações</w:t>
-      </w:r>
-      <w:r>
-        <w:rPr>
-          <w:rFonts w:ascii="Arial" w:hAnsi="Arial" w:cs="Arial"/>
-          <w:color w:val="000000" w:themeColor="text1"/>
-          <w:sz w:val="24"/>
-          <w:szCs w:val="24"/>
-          <w:lang w:val="pt-BR"/>
-        </w:rPr>
-        <w:t>. Recife: UNIBRA, 2023.</w:t>
-      </w:r>
-    </w:p>
-    <w:p>
-      <w:pPr>
-        <w:jc w:val="both"/>
-        <w:rPr>
-          <w:rFonts w:ascii="Arial" w:hAnsi="Arial" w:cs="Arial"/>
-          <w:color w:val="000000" w:themeColor="text1"/>
-          <w:sz w:val="24"/>
-          <w:szCs w:val="24"/>
-          <w:lang w:val="pt-BR"/>
-        </w:rPr>
-      </w:pPr>
-      <w:r>
-        <w:rPr>
-          <w:rFonts w:ascii="Arial" w:hAnsi="Arial" w:cs="Arial"/>
-          <w:color w:val="000000" w:themeColor="text1"/>
-          <w:sz w:val="24"/>
-          <w:szCs w:val="24"/>
-          <w:lang w:val="pt-BR"/>
-        </w:rPr>
-        <w:t xml:space="preserve">VENÂNCIO, M. L. M. S.; BUENO, F. C. </w:t>
-      </w:r>
-      <w:r>
-        <w:rPr>
-          <w:rFonts w:ascii="Arial" w:hAnsi="Arial" w:cs="Arial"/>
-          <w:b/>
-          <w:bCs/>
-          <w:color w:val="000000" w:themeColor="text1"/>
-          <w:sz w:val="24"/>
-          <w:szCs w:val="24"/>
-          <w:lang w:val="pt-BR"/>
-        </w:rPr>
-        <w:t>Gestão de Estoque e a Inteligência Artificial: Um Estudo de Caso em um Supermercado de Médio Porte</w:t>
-      </w:r>
-      <w:r>
-        <w:rPr>
-          <w:rFonts w:ascii="Arial" w:hAnsi="Arial" w:cs="Arial"/>
-          <w:color w:val="000000" w:themeColor="text1"/>
-          <w:sz w:val="24"/>
-          <w:szCs w:val="24"/>
-          <w:lang w:val="pt-BR"/>
-        </w:rPr>
-        <w:t>. 2023.</w:t>
-      </w:r>
-    </w:p>
-    <w:p>
-      <w:pPr>
-        <w:jc w:val="both"/>
-        <w:rPr>
-          <w:rFonts w:ascii="Arial" w:hAnsi="Arial" w:cs="Arial"/>
-          <w:sz w:val="24"/>
-          <w:szCs w:val="24"/>
-          <w:lang w:val="pt-BR"/>
-        </w:rPr>
-      </w:pPr>
+        <w:br/>
+      </w:r>
     </w:p>
     <w:p>
       <w:pPr>
@@ -5108,7 +4974,7 @@
 </file>
 
 <file path=word/numbering.xml><?xml version="1.0" encoding="utf-8"?>
-<w:numbering xmlns:wpc="http://schemas.microsoft.com/office/word/2010/wordprocessingCanvas" xmlns:cx="http://schemas.microsoft.com/office/drawing/2014/chartex" xmlns:cx1="http://schemas.microsoft.com/office/drawing/2015/9/8/chartex" xmlns:cx2="http://schemas.microsoft.com/office/drawing/2015/10/21/chartex" xmlns:cx3="http://schemas.microsoft.com/office/drawing/2016/5/9/chartex" xmlns:cx4="http://schemas.microsoft.com/office/drawing/2016/5/10/chartex" xmlns:cx5="http://schemas.microsoft.com/office/drawing/2016/5/11/chartex" xmlns:cx6="http://schemas.microsoft.com/office/drawing/2016/5/12/chartex" xmlns:cx7="http://schemas.microsoft.com/office/drawing/2016/5/13/chartex" xmlns:cx8="http://schemas.microsoft.com/office/drawing/2016/5/14/chartex" xmlns:mc="http://schemas.openxmlformats.org/markup-compatibility/2006" xmlns:aink="http://schemas.microsoft.com/office/drawing/2016/ink" xmlns:am3d="http://schemas.microsoft.com/office/drawing/2017/model3d" xmlns:o="urn:schemas-microsoft-com:office:office" xmlns:r="http://schemas.openxmlformats.org/officeDocument/2006/relationships" xmlns:m="http://schemas.openxmlformats.org/officeDocument/2006/math" xmlns:v="urn:schemas-microsoft-com:vml" xmlns:wp14="http://schemas.microsoft.com/office/word/2010/wordprocessingDrawing" xmlns:wp="http://schemas.openxmlformats.org/drawingml/2006/wordprocessingDrawing" xmlns:w10="urn:schemas-microsoft-com:office:word" xmlns:w="http://schemas.openxmlformats.org/wordprocessingml/2006/main" xmlns:w14="http://schemas.microsoft.com/office/word/2010/wordml" xmlns:w15="http://schemas.microsoft.com/office/word/2012/wordml" xmlns:w16cid="http://schemas.microsoft.com/office/word/2016/wordml/cid" xmlns:w16se="http://schemas.microsoft.com/office/word/2015/wordml/symex" xmlns:wpg="http://schemas.microsoft.com/office/word/2010/wordprocessingGroup" xmlns:wpi="http://schemas.microsoft.com/office/word/2010/wordprocessingInk" xmlns:wne="http://schemas.microsoft.com/office/word/2006/wordml" xmlns:wps="http://schemas.microsoft.com/office/word/2010/wordprocessingShape" mc:Ignorable="w14 w15 w16se w16cid wp14">
+<w:numbering xmlns:wpc="http://schemas.microsoft.com/office/word/2010/wordprocessingCanvas" xmlns:cx="http://schemas.microsoft.com/office/drawing/2014/chartex" xmlns:cx1="http://schemas.microsoft.com/office/drawing/2015/9/8/chartex" xmlns:cx2="http://schemas.microsoft.com/office/drawing/2015/10/21/chartex" xmlns:cx3="http://schemas.microsoft.com/office/drawing/2016/5/9/chartex" xmlns:cx4="http://schemas.microsoft.com/office/drawing/2016/5/10/chartex" xmlns:cx5="http://schemas.microsoft.com/office/drawing/2016/5/11/chartex" xmlns:cx6="http://schemas.microsoft.com/office/drawing/2016/5/12/chartex" xmlns:cx7="http://schemas.microsoft.com/office/drawing/2016/5/13/chartex" xmlns:cx8="http://schemas.microsoft.com/office/drawing/2016/5/14/chartex" xmlns:mc="http://schemas.openxmlformats.org/markup-compatibility/2006" xmlns:aink="http://schemas.microsoft.com/office/drawing/2016/ink" xmlns:am3d="http://schemas.microsoft.com/office/drawing/2017/model3d" xmlns:o="urn:schemas-microsoft-com:office:office" xmlns:oel="http://schemas.microsoft.com/office/2019/extlst" xmlns:r="http://schemas.openxmlformats.org/officeDocument/2006/relationships" xmlns:m="http://schemas.openxmlformats.org/officeDocument/2006/math" xmlns:v="urn:schemas-microsoft-com:vml" xmlns:wp14="http://schemas.microsoft.com/office/word/2010/wordprocessingDrawing" xmlns:wp="http://schemas.openxmlformats.org/drawingml/2006/wordprocessingDrawing" xmlns:w10="urn:schemas-microsoft-com:office:word" xmlns:w="http://schemas.openxmlformats.org/wordprocessingml/2006/main" xmlns:w14="http://schemas.microsoft.com/office/word/2010/wordml" xmlns:w15="http://schemas.microsoft.com/office/word/2012/wordml" xmlns:w16cex="http://schemas.microsoft.com/office/word/2018/wordml/cex" xmlns:w16cid="http://schemas.microsoft.com/office/word/2016/wordml/cid" xmlns:w16="http://schemas.microsoft.com/office/word/2018/wordml" xmlns:w16du="http://schemas.microsoft.com/office/word/2023/wordml/word16du" xmlns:w16sdtdh="http://schemas.microsoft.com/office/word/2020/wordml/sdtdatahash" xmlns:w16sdtfl="http://schemas.microsoft.com/office/word/2024/wordml/sdtformatlock" xmlns:w16se="http://schemas.microsoft.com/office/word/2015/wordml/symex" xmlns:wpg="http://schemas.microsoft.com/office/word/2010/wordprocessingGroup" xmlns:wpi="http://schemas.microsoft.com/office/word/2010/wordprocessingInk" xmlns:wne="http://schemas.microsoft.com/office/word/2006/wordml" xmlns:wps="http://schemas.microsoft.com/office/word/2010/wordprocessingShape" mc:Ignorable="w14 w15 w16se w16cid w16 w16cex w16sdtdh w16sdtfl w16du wp14">
   <w:abstractNum w:abstractNumId="0" w15:restartNumberingAfterBreak="0">
     <w:nsid w:val="FFFFFF7C"/>
     <w:multiLevelType w:val="singleLevel"/>
@@ -5692,6 +5558,453 @@
     </w:lvl>
   </w:abstractNum>
   <w:abstractNum w:abstractNumId="12" w15:restartNumberingAfterBreak="0">
+    <w:nsid w:val="246D13DA"/>
+    <w:multiLevelType w:val="multilevel"/>
+    <w:tmpl w:val="830CC98A"/>
+    <w:lvl w:ilvl="0">
+      <w:start w:val="1"/>
+      <w:numFmt w:val="bullet"/>
+      <w:lvlText w:val=""/>
+      <w:lvlJc w:val="left"/>
+      <w:pPr>
+        <w:tabs>
+          <w:tab w:val="num" w:pos="720"/>
+        </w:tabs>
+        <w:ind w:left="720" w:hanging="360"/>
+      </w:pPr>
+      <w:rPr>
+        <w:rFonts w:ascii="Symbol" w:hAnsi="Symbol" w:hint="default"/>
+        <w:sz w:val="20"/>
+      </w:rPr>
+    </w:lvl>
+    <w:lvl w:ilvl="1" w:tentative="1">
+      <w:start w:val="1"/>
+      <w:numFmt w:val="bullet"/>
+      <w:lvlText w:val="o"/>
+      <w:lvlJc w:val="left"/>
+      <w:pPr>
+        <w:tabs>
+          <w:tab w:val="num" w:pos="1440"/>
+        </w:tabs>
+        <w:ind w:left="1440" w:hanging="360"/>
+      </w:pPr>
+      <w:rPr>
+        <w:rFonts w:ascii="Courier New" w:hAnsi="Courier New" w:hint="default"/>
+        <w:sz w:val="20"/>
+      </w:rPr>
+    </w:lvl>
+    <w:lvl w:ilvl="2" w:tentative="1">
+      <w:start w:val="1"/>
+      <w:numFmt w:val="bullet"/>
+      <w:lvlText w:val=""/>
+      <w:lvlJc w:val="left"/>
+      <w:pPr>
+        <w:tabs>
+          <w:tab w:val="num" w:pos="2160"/>
+        </w:tabs>
+        <w:ind w:left="2160" w:hanging="360"/>
+      </w:pPr>
+      <w:rPr>
+        <w:rFonts w:ascii="Wingdings" w:hAnsi="Wingdings" w:hint="default"/>
+        <w:sz w:val="20"/>
+      </w:rPr>
+    </w:lvl>
+    <w:lvl w:ilvl="3" w:tentative="1">
+      <w:start w:val="1"/>
+      <w:numFmt w:val="bullet"/>
+      <w:lvlText w:val=""/>
+      <w:lvlJc w:val="left"/>
+      <w:pPr>
+        <w:tabs>
+          <w:tab w:val="num" w:pos="2880"/>
+        </w:tabs>
+        <w:ind w:left="2880" w:hanging="360"/>
+      </w:pPr>
+      <w:rPr>
+        <w:rFonts w:ascii="Wingdings" w:hAnsi="Wingdings" w:hint="default"/>
+        <w:sz w:val="20"/>
+      </w:rPr>
+    </w:lvl>
+    <w:lvl w:ilvl="4" w:tentative="1">
+      <w:start w:val="1"/>
+      <w:numFmt w:val="bullet"/>
+      <w:lvlText w:val=""/>
+      <w:lvlJc w:val="left"/>
+      <w:pPr>
+        <w:tabs>
+          <w:tab w:val="num" w:pos="3600"/>
+        </w:tabs>
+        <w:ind w:left="3600" w:hanging="360"/>
+      </w:pPr>
+      <w:rPr>
+        <w:rFonts w:ascii="Wingdings" w:hAnsi="Wingdings" w:hint="default"/>
+        <w:sz w:val="20"/>
+      </w:rPr>
+    </w:lvl>
+    <w:lvl w:ilvl="5" w:tentative="1">
+      <w:start w:val="1"/>
+      <w:numFmt w:val="bullet"/>
+      <w:lvlText w:val=""/>
+      <w:lvlJc w:val="left"/>
+      <w:pPr>
+        <w:tabs>
+          <w:tab w:val="num" w:pos="4320"/>
+        </w:tabs>
+        <w:ind w:left="4320" w:hanging="360"/>
+      </w:pPr>
+      <w:rPr>
+        <w:rFonts w:ascii="Wingdings" w:hAnsi="Wingdings" w:hint="default"/>
+        <w:sz w:val="20"/>
+      </w:rPr>
+    </w:lvl>
+    <w:lvl w:ilvl="6" w:tentative="1">
+      <w:start w:val="1"/>
+      <w:numFmt w:val="bullet"/>
+      <w:lvlText w:val=""/>
+      <w:lvlJc w:val="left"/>
+      <w:pPr>
+        <w:tabs>
+          <w:tab w:val="num" w:pos="5040"/>
+        </w:tabs>
+        <w:ind w:left="5040" w:hanging="360"/>
+      </w:pPr>
+      <w:rPr>
+        <w:rFonts w:ascii="Wingdings" w:hAnsi="Wingdings" w:hint="default"/>
+        <w:sz w:val="20"/>
+      </w:rPr>
+    </w:lvl>
+    <w:lvl w:ilvl="7" w:tentative="1">
+      <w:start w:val="1"/>
+      <w:numFmt w:val="bullet"/>
+      <w:lvlText w:val=""/>
+      <w:lvlJc w:val="left"/>
+      <w:pPr>
+        <w:tabs>
+          <w:tab w:val="num" w:pos="5760"/>
+        </w:tabs>
+        <w:ind w:left="5760" w:hanging="360"/>
+      </w:pPr>
+      <w:rPr>
+        <w:rFonts w:ascii="Wingdings" w:hAnsi="Wingdings" w:hint="default"/>
+        <w:sz w:val="20"/>
+      </w:rPr>
+    </w:lvl>
+    <w:lvl w:ilvl="8" w:tentative="1">
+      <w:start w:val="1"/>
+      <w:numFmt w:val="bullet"/>
+      <w:lvlText w:val=""/>
+      <w:lvlJc w:val="left"/>
+      <w:pPr>
+        <w:tabs>
+          <w:tab w:val="num" w:pos="6480"/>
+        </w:tabs>
+        <w:ind w:left="6480" w:hanging="360"/>
+      </w:pPr>
+      <w:rPr>
+        <w:rFonts w:ascii="Wingdings" w:hAnsi="Wingdings" w:hint="default"/>
+        <w:sz w:val="20"/>
+      </w:rPr>
+    </w:lvl>
+  </w:abstractNum>
+  <w:abstractNum w:abstractNumId="13" w15:restartNumberingAfterBreak="0">
+    <w:nsid w:val="261A6CFD"/>
+    <w:multiLevelType w:val="multilevel"/>
+    <w:tmpl w:val="CDE4460E"/>
+    <w:lvl w:ilvl="0">
+      <w:start w:val="1"/>
+      <w:numFmt w:val="bullet"/>
+      <w:lvlText w:val=""/>
+      <w:lvlJc w:val="left"/>
+      <w:pPr>
+        <w:tabs>
+          <w:tab w:val="num" w:pos="720"/>
+        </w:tabs>
+        <w:ind w:left="720" w:hanging="360"/>
+      </w:pPr>
+      <w:rPr>
+        <w:rFonts w:ascii="Symbol" w:hAnsi="Symbol" w:hint="default"/>
+        <w:sz w:val="20"/>
+      </w:rPr>
+    </w:lvl>
+    <w:lvl w:ilvl="1" w:tentative="1">
+      <w:start w:val="1"/>
+      <w:numFmt w:val="bullet"/>
+      <w:lvlText w:val="o"/>
+      <w:lvlJc w:val="left"/>
+      <w:pPr>
+        <w:tabs>
+          <w:tab w:val="num" w:pos="1440"/>
+        </w:tabs>
+        <w:ind w:left="1440" w:hanging="360"/>
+      </w:pPr>
+      <w:rPr>
+        <w:rFonts w:ascii="Courier New" w:hAnsi="Courier New" w:hint="default"/>
+        <w:sz w:val="20"/>
+      </w:rPr>
+    </w:lvl>
+    <w:lvl w:ilvl="2" w:tentative="1">
+      <w:start w:val="1"/>
+      <w:numFmt w:val="bullet"/>
+      <w:lvlText w:val=""/>
+      <w:lvlJc w:val="left"/>
+      <w:pPr>
+        <w:tabs>
+          <w:tab w:val="num" w:pos="2160"/>
+        </w:tabs>
+        <w:ind w:left="2160" w:hanging="360"/>
+      </w:pPr>
+      <w:rPr>
+        <w:rFonts w:ascii="Wingdings" w:hAnsi="Wingdings" w:hint="default"/>
+        <w:sz w:val="20"/>
+      </w:rPr>
+    </w:lvl>
+    <w:lvl w:ilvl="3" w:tentative="1">
+      <w:start w:val="1"/>
+      <w:numFmt w:val="bullet"/>
+      <w:lvlText w:val=""/>
+      <w:lvlJc w:val="left"/>
+      <w:pPr>
+        <w:tabs>
+          <w:tab w:val="num" w:pos="2880"/>
+        </w:tabs>
+        <w:ind w:left="2880" w:hanging="360"/>
+      </w:pPr>
+      <w:rPr>
+        <w:rFonts w:ascii="Wingdings" w:hAnsi="Wingdings" w:hint="default"/>
+        <w:sz w:val="20"/>
+      </w:rPr>
+    </w:lvl>
+    <w:lvl w:ilvl="4" w:tentative="1">
+      <w:start w:val="1"/>
+      <w:numFmt w:val="bullet"/>
+      <w:lvlText w:val=""/>
+      <w:lvlJc w:val="left"/>
+      <w:pPr>
+        <w:tabs>
+          <w:tab w:val="num" w:pos="3600"/>
+        </w:tabs>
+        <w:ind w:left="3600" w:hanging="360"/>
+      </w:pPr>
+      <w:rPr>
+        <w:rFonts w:ascii="Wingdings" w:hAnsi="Wingdings" w:hint="default"/>
+        <w:sz w:val="20"/>
+      </w:rPr>
+    </w:lvl>
+    <w:lvl w:ilvl="5" w:tentative="1">
+      <w:start w:val="1"/>
+      <w:numFmt w:val="bullet"/>
+      <w:lvlText w:val=""/>
+      <w:lvlJc w:val="left"/>
+      <w:pPr>
+        <w:tabs>
+          <w:tab w:val="num" w:pos="4320"/>
+        </w:tabs>
+        <w:ind w:left="4320" w:hanging="360"/>
+      </w:pPr>
+      <w:rPr>
+        <w:rFonts w:ascii="Wingdings" w:hAnsi="Wingdings" w:hint="default"/>
+        <w:sz w:val="20"/>
+      </w:rPr>
+    </w:lvl>
+    <w:lvl w:ilvl="6" w:tentative="1">
+      <w:start w:val="1"/>
+      <w:numFmt w:val="bullet"/>
+      <w:lvlText w:val=""/>
+      <w:lvlJc w:val="left"/>
+      <w:pPr>
+        <w:tabs>
+          <w:tab w:val="num" w:pos="5040"/>
+        </w:tabs>
+        <w:ind w:left="5040" w:hanging="360"/>
+      </w:pPr>
+      <w:rPr>
+        <w:rFonts w:ascii="Wingdings" w:hAnsi="Wingdings" w:hint="default"/>
+        <w:sz w:val="20"/>
+      </w:rPr>
+    </w:lvl>
+    <w:lvl w:ilvl="7" w:tentative="1">
+      <w:start w:val="1"/>
+      <w:numFmt w:val="bullet"/>
+      <w:lvlText w:val=""/>
+      <w:lvlJc w:val="left"/>
+      <w:pPr>
+        <w:tabs>
+          <w:tab w:val="num" w:pos="5760"/>
+        </w:tabs>
+        <w:ind w:left="5760" w:hanging="360"/>
+      </w:pPr>
+      <w:rPr>
+        <w:rFonts w:ascii="Wingdings" w:hAnsi="Wingdings" w:hint="default"/>
+        <w:sz w:val="20"/>
+      </w:rPr>
+    </w:lvl>
+    <w:lvl w:ilvl="8" w:tentative="1">
+      <w:start w:val="1"/>
+      <w:numFmt w:val="bullet"/>
+      <w:lvlText w:val=""/>
+      <w:lvlJc w:val="left"/>
+      <w:pPr>
+        <w:tabs>
+          <w:tab w:val="num" w:pos="6480"/>
+        </w:tabs>
+        <w:ind w:left="6480" w:hanging="360"/>
+      </w:pPr>
+      <w:rPr>
+        <w:rFonts w:ascii="Wingdings" w:hAnsi="Wingdings" w:hint="default"/>
+        <w:sz w:val="20"/>
+      </w:rPr>
+    </w:lvl>
+  </w:abstractNum>
+  <w:abstractNum w:abstractNumId="14" w15:restartNumberingAfterBreak="0">
+    <w:nsid w:val="292A72AF"/>
+    <w:multiLevelType w:val="multilevel"/>
+    <w:tmpl w:val="0B7E3DA2"/>
+    <w:lvl w:ilvl="0">
+      <w:start w:val="1"/>
+      <w:numFmt w:val="bullet"/>
+      <w:lvlText w:val=""/>
+      <w:lvlJc w:val="left"/>
+      <w:pPr>
+        <w:tabs>
+          <w:tab w:val="num" w:pos="720"/>
+        </w:tabs>
+        <w:ind w:left="720" w:hanging="360"/>
+      </w:pPr>
+      <w:rPr>
+        <w:rFonts w:ascii="Symbol" w:hAnsi="Symbol" w:hint="default"/>
+        <w:sz w:val="20"/>
+      </w:rPr>
+    </w:lvl>
+    <w:lvl w:ilvl="1" w:tentative="1">
+      <w:start w:val="1"/>
+      <w:numFmt w:val="bullet"/>
+      <w:lvlText w:val="o"/>
+      <w:lvlJc w:val="left"/>
+      <w:pPr>
+        <w:tabs>
+          <w:tab w:val="num" w:pos="1440"/>
+        </w:tabs>
+        <w:ind w:left="1440" w:hanging="360"/>
+      </w:pPr>
+      <w:rPr>
+        <w:rFonts w:ascii="Courier New" w:hAnsi="Courier New" w:hint="default"/>
+        <w:sz w:val="20"/>
+      </w:rPr>
+    </w:lvl>
+    <w:lvl w:ilvl="2" w:tentative="1">
+      <w:start w:val="1"/>
+      <w:numFmt w:val="bullet"/>
+      <w:lvlText w:val=""/>
+      <w:lvlJc w:val="left"/>
+      <w:pPr>
+        <w:tabs>
+          <w:tab w:val="num" w:pos="2160"/>
+        </w:tabs>
+        <w:ind w:left="2160" w:hanging="360"/>
+      </w:pPr>
+      <w:rPr>
+        <w:rFonts w:ascii="Wingdings" w:hAnsi="Wingdings" w:hint="default"/>
+        <w:sz w:val="20"/>
+      </w:rPr>
+    </w:lvl>
+    <w:lvl w:ilvl="3" w:tentative="1">
+      <w:start w:val="1"/>
+      <w:numFmt w:val="bullet"/>
+      <w:lvlText w:val=""/>
+      <w:lvlJc w:val="left"/>
+      <w:pPr>
+        <w:tabs>
+          <w:tab w:val="num" w:pos="2880"/>
+        </w:tabs>
+        <w:ind w:left="2880" w:hanging="360"/>
+      </w:pPr>
+      <w:rPr>
+        <w:rFonts w:ascii="Wingdings" w:hAnsi="Wingdings" w:hint="default"/>
+        <w:sz w:val="20"/>
+      </w:rPr>
+    </w:lvl>
+    <w:lvl w:ilvl="4" w:tentative="1">
+      <w:start w:val="1"/>
+      <w:numFmt w:val="bullet"/>
+      <w:lvlText w:val=""/>
+      <w:lvlJc w:val="left"/>
+      <w:pPr>
+        <w:tabs>
+          <w:tab w:val="num" w:pos="3600"/>
+        </w:tabs>
+        <w:ind w:left="3600" w:hanging="360"/>
+      </w:pPr>
+      <w:rPr>
+        <w:rFonts w:ascii="Wingdings" w:hAnsi="Wingdings" w:hint="default"/>
+        <w:sz w:val="20"/>
+      </w:rPr>
+    </w:lvl>
+    <w:lvl w:ilvl="5" w:tentative="1">
+      <w:start w:val="1"/>
+      <w:numFmt w:val="bullet"/>
+      <w:lvlText w:val=""/>
+      <w:lvlJc w:val="left"/>
+      <w:pPr>
+        <w:tabs>
+          <w:tab w:val="num" w:pos="4320"/>
+        </w:tabs>
+        <w:ind w:left="4320" w:hanging="360"/>
+      </w:pPr>
+      <w:rPr>
+        <w:rFonts w:ascii="Wingdings" w:hAnsi="Wingdings" w:hint="default"/>
+        <w:sz w:val="20"/>
+      </w:rPr>
+    </w:lvl>
+    <w:lvl w:ilvl="6" w:tentative="1">
+      <w:start w:val="1"/>
+      <w:numFmt w:val="bullet"/>
+      <w:lvlText w:val=""/>
+      <w:lvlJc w:val="left"/>
+      <w:pPr>
+        <w:tabs>
+          <w:tab w:val="num" w:pos="5040"/>
+        </w:tabs>
+        <w:ind w:left="5040" w:hanging="360"/>
+      </w:pPr>
+      <w:rPr>
+        <w:rFonts w:ascii="Wingdings" w:hAnsi="Wingdings" w:hint="default"/>
+        <w:sz w:val="20"/>
+      </w:rPr>
+    </w:lvl>
+    <w:lvl w:ilvl="7" w:tentative="1">
+      <w:start w:val="1"/>
+      <w:numFmt w:val="bullet"/>
+      <w:lvlText w:val=""/>
+      <w:lvlJc w:val="left"/>
+      <w:pPr>
+        <w:tabs>
+          <w:tab w:val="num" w:pos="5760"/>
+        </w:tabs>
+        <w:ind w:left="5760" w:hanging="360"/>
+      </w:pPr>
+      <w:rPr>
+        <w:rFonts w:ascii="Wingdings" w:hAnsi="Wingdings" w:hint="default"/>
+        <w:sz w:val="20"/>
+      </w:rPr>
+    </w:lvl>
+    <w:lvl w:ilvl="8" w:tentative="1">
+      <w:start w:val="1"/>
+      <w:numFmt w:val="bullet"/>
+      <w:lvlText w:val=""/>
+      <w:lvlJc w:val="left"/>
+      <w:pPr>
+        <w:tabs>
+          <w:tab w:val="num" w:pos="6480"/>
+        </w:tabs>
+        <w:ind w:left="6480" w:hanging="360"/>
+      </w:pPr>
+      <w:rPr>
+        <w:rFonts w:ascii="Wingdings" w:hAnsi="Wingdings" w:hint="default"/>
+        <w:sz w:val="20"/>
+      </w:rPr>
+    </w:lvl>
+  </w:abstractNum>
+  <w:abstractNum w:abstractNumId="15" w15:restartNumberingAfterBreak="0">
     <w:nsid w:val="2B395C30"/>
     <w:multiLevelType w:val="multilevel"/>
     <w:tmpl w:val="BDAC21AE"/>
@@ -5840,7 +6153,454 @@
       </w:rPr>
     </w:lvl>
   </w:abstractNum>
-  <w:abstractNum w:abstractNumId="13" w15:restartNumberingAfterBreak="0">
+  <w:abstractNum w:abstractNumId="16" w15:restartNumberingAfterBreak="0">
+    <w:nsid w:val="32EE0903"/>
+    <w:multiLevelType w:val="multilevel"/>
+    <w:tmpl w:val="D36C79A6"/>
+    <w:lvl w:ilvl="0">
+      <w:start w:val="1"/>
+      <w:numFmt w:val="bullet"/>
+      <w:lvlText w:val=""/>
+      <w:lvlJc w:val="left"/>
+      <w:pPr>
+        <w:tabs>
+          <w:tab w:val="num" w:pos="720"/>
+        </w:tabs>
+        <w:ind w:left="720" w:hanging="360"/>
+      </w:pPr>
+      <w:rPr>
+        <w:rFonts w:ascii="Symbol" w:hAnsi="Symbol" w:hint="default"/>
+        <w:sz w:val="20"/>
+      </w:rPr>
+    </w:lvl>
+    <w:lvl w:ilvl="1" w:tentative="1">
+      <w:start w:val="1"/>
+      <w:numFmt w:val="bullet"/>
+      <w:lvlText w:val="o"/>
+      <w:lvlJc w:val="left"/>
+      <w:pPr>
+        <w:tabs>
+          <w:tab w:val="num" w:pos="1440"/>
+        </w:tabs>
+        <w:ind w:left="1440" w:hanging="360"/>
+      </w:pPr>
+      <w:rPr>
+        <w:rFonts w:ascii="Courier New" w:hAnsi="Courier New" w:hint="default"/>
+        <w:sz w:val="20"/>
+      </w:rPr>
+    </w:lvl>
+    <w:lvl w:ilvl="2" w:tentative="1">
+      <w:start w:val="1"/>
+      <w:numFmt w:val="bullet"/>
+      <w:lvlText w:val=""/>
+      <w:lvlJc w:val="left"/>
+      <w:pPr>
+        <w:tabs>
+          <w:tab w:val="num" w:pos="2160"/>
+        </w:tabs>
+        <w:ind w:left="2160" w:hanging="360"/>
+      </w:pPr>
+      <w:rPr>
+        <w:rFonts w:ascii="Wingdings" w:hAnsi="Wingdings" w:hint="default"/>
+        <w:sz w:val="20"/>
+      </w:rPr>
+    </w:lvl>
+    <w:lvl w:ilvl="3" w:tentative="1">
+      <w:start w:val="1"/>
+      <w:numFmt w:val="bullet"/>
+      <w:lvlText w:val=""/>
+      <w:lvlJc w:val="left"/>
+      <w:pPr>
+        <w:tabs>
+          <w:tab w:val="num" w:pos="2880"/>
+        </w:tabs>
+        <w:ind w:left="2880" w:hanging="360"/>
+      </w:pPr>
+      <w:rPr>
+        <w:rFonts w:ascii="Wingdings" w:hAnsi="Wingdings" w:hint="default"/>
+        <w:sz w:val="20"/>
+      </w:rPr>
+    </w:lvl>
+    <w:lvl w:ilvl="4" w:tentative="1">
+      <w:start w:val="1"/>
+      <w:numFmt w:val="bullet"/>
+      <w:lvlText w:val=""/>
+      <w:lvlJc w:val="left"/>
+      <w:pPr>
+        <w:tabs>
+          <w:tab w:val="num" w:pos="3600"/>
+        </w:tabs>
+        <w:ind w:left="3600" w:hanging="360"/>
+      </w:pPr>
+      <w:rPr>
+        <w:rFonts w:ascii="Wingdings" w:hAnsi="Wingdings" w:hint="default"/>
+        <w:sz w:val="20"/>
+      </w:rPr>
+    </w:lvl>
+    <w:lvl w:ilvl="5" w:tentative="1">
+      <w:start w:val="1"/>
+      <w:numFmt w:val="bullet"/>
+      <w:lvlText w:val=""/>
+      <w:lvlJc w:val="left"/>
+      <w:pPr>
+        <w:tabs>
+          <w:tab w:val="num" w:pos="4320"/>
+        </w:tabs>
+        <w:ind w:left="4320" w:hanging="360"/>
+      </w:pPr>
+      <w:rPr>
+        <w:rFonts w:ascii="Wingdings" w:hAnsi="Wingdings" w:hint="default"/>
+        <w:sz w:val="20"/>
+      </w:rPr>
+    </w:lvl>
+    <w:lvl w:ilvl="6" w:tentative="1">
+      <w:start w:val="1"/>
+      <w:numFmt w:val="bullet"/>
+      <w:lvlText w:val=""/>
+      <w:lvlJc w:val="left"/>
+      <w:pPr>
+        <w:tabs>
+          <w:tab w:val="num" w:pos="5040"/>
+        </w:tabs>
+        <w:ind w:left="5040" w:hanging="360"/>
+      </w:pPr>
+      <w:rPr>
+        <w:rFonts w:ascii="Wingdings" w:hAnsi="Wingdings" w:hint="default"/>
+        <w:sz w:val="20"/>
+      </w:rPr>
+    </w:lvl>
+    <w:lvl w:ilvl="7" w:tentative="1">
+      <w:start w:val="1"/>
+      <w:numFmt w:val="bullet"/>
+      <w:lvlText w:val=""/>
+      <w:lvlJc w:val="left"/>
+      <w:pPr>
+        <w:tabs>
+          <w:tab w:val="num" w:pos="5760"/>
+        </w:tabs>
+        <w:ind w:left="5760" w:hanging="360"/>
+      </w:pPr>
+      <w:rPr>
+        <w:rFonts w:ascii="Wingdings" w:hAnsi="Wingdings" w:hint="default"/>
+        <w:sz w:val="20"/>
+      </w:rPr>
+    </w:lvl>
+    <w:lvl w:ilvl="8" w:tentative="1">
+      <w:start w:val="1"/>
+      <w:numFmt w:val="bullet"/>
+      <w:lvlText w:val=""/>
+      <w:lvlJc w:val="left"/>
+      <w:pPr>
+        <w:tabs>
+          <w:tab w:val="num" w:pos="6480"/>
+        </w:tabs>
+        <w:ind w:left="6480" w:hanging="360"/>
+      </w:pPr>
+      <w:rPr>
+        <w:rFonts w:ascii="Wingdings" w:hAnsi="Wingdings" w:hint="default"/>
+        <w:sz w:val="20"/>
+      </w:rPr>
+    </w:lvl>
+  </w:abstractNum>
+  <w:abstractNum w:abstractNumId="17" w15:restartNumberingAfterBreak="0">
+    <w:nsid w:val="35E60612"/>
+    <w:multiLevelType w:val="multilevel"/>
+    <w:tmpl w:val="44722532"/>
+    <w:lvl w:ilvl="0">
+      <w:start w:val="1"/>
+      <w:numFmt w:val="bullet"/>
+      <w:lvlText w:val=""/>
+      <w:lvlJc w:val="left"/>
+      <w:pPr>
+        <w:tabs>
+          <w:tab w:val="num" w:pos="720"/>
+        </w:tabs>
+        <w:ind w:left="720" w:hanging="360"/>
+      </w:pPr>
+      <w:rPr>
+        <w:rFonts w:ascii="Symbol" w:hAnsi="Symbol" w:hint="default"/>
+        <w:sz w:val="20"/>
+      </w:rPr>
+    </w:lvl>
+    <w:lvl w:ilvl="1" w:tentative="1">
+      <w:start w:val="1"/>
+      <w:numFmt w:val="bullet"/>
+      <w:lvlText w:val="o"/>
+      <w:lvlJc w:val="left"/>
+      <w:pPr>
+        <w:tabs>
+          <w:tab w:val="num" w:pos="1440"/>
+        </w:tabs>
+        <w:ind w:left="1440" w:hanging="360"/>
+      </w:pPr>
+      <w:rPr>
+        <w:rFonts w:ascii="Courier New" w:hAnsi="Courier New" w:hint="default"/>
+        <w:sz w:val="20"/>
+      </w:rPr>
+    </w:lvl>
+    <w:lvl w:ilvl="2" w:tentative="1">
+      <w:start w:val="1"/>
+      <w:numFmt w:val="bullet"/>
+      <w:lvlText w:val=""/>
+      <w:lvlJc w:val="left"/>
+      <w:pPr>
+        <w:tabs>
+          <w:tab w:val="num" w:pos="2160"/>
+        </w:tabs>
+        <w:ind w:left="2160" w:hanging="360"/>
+      </w:pPr>
+      <w:rPr>
+        <w:rFonts w:ascii="Wingdings" w:hAnsi="Wingdings" w:hint="default"/>
+        <w:sz w:val="20"/>
+      </w:rPr>
+    </w:lvl>
+    <w:lvl w:ilvl="3" w:tentative="1">
+      <w:start w:val="1"/>
+      <w:numFmt w:val="bullet"/>
+      <w:lvlText w:val=""/>
+      <w:lvlJc w:val="left"/>
+      <w:pPr>
+        <w:tabs>
+          <w:tab w:val="num" w:pos="2880"/>
+        </w:tabs>
+        <w:ind w:left="2880" w:hanging="360"/>
+      </w:pPr>
+      <w:rPr>
+        <w:rFonts w:ascii="Wingdings" w:hAnsi="Wingdings" w:hint="default"/>
+        <w:sz w:val="20"/>
+      </w:rPr>
+    </w:lvl>
+    <w:lvl w:ilvl="4" w:tentative="1">
+      <w:start w:val="1"/>
+      <w:numFmt w:val="bullet"/>
+      <w:lvlText w:val=""/>
+      <w:lvlJc w:val="left"/>
+      <w:pPr>
+        <w:tabs>
+          <w:tab w:val="num" w:pos="3600"/>
+        </w:tabs>
+        <w:ind w:left="3600" w:hanging="360"/>
+      </w:pPr>
+      <w:rPr>
+        <w:rFonts w:ascii="Wingdings" w:hAnsi="Wingdings" w:hint="default"/>
+        <w:sz w:val="20"/>
+      </w:rPr>
+    </w:lvl>
+    <w:lvl w:ilvl="5" w:tentative="1">
+      <w:start w:val="1"/>
+      <w:numFmt w:val="bullet"/>
+      <w:lvlText w:val=""/>
+      <w:lvlJc w:val="left"/>
+      <w:pPr>
+        <w:tabs>
+          <w:tab w:val="num" w:pos="4320"/>
+        </w:tabs>
+        <w:ind w:left="4320" w:hanging="360"/>
+      </w:pPr>
+      <w:rPr>
+        <w:rFonts w:ascii="Wingdings" w:hAnsi="Wingdings" w:hint="default"/>
+        <w:sz w:val="20"/>
+      </w:rPr>
+    </w:lvl>
+    <w:lvl w:ilvl="6" w:tentative="1">
+      <w:start w:val="1"/>
+      <w:numFmt w:val="bullet"/>
+      <w:lvlText w:val=""/>
+      <w:lvlJc w:val="left"/>
+      <w:pPr>
+        <w:tabs>
+          <w:tab w:val="num" w:pos="5040"/>
+        </w:tabs>
+        <w:ind w:left="5040" w:hanging="360"/>
+      </w:pPr>
+      <w:rPr>
+        <w:rFonts w:ascii="Wingdings" w:hAnsi="Wingdings" w:hint="default"/>
+        <w:sz w:val="20"/>
+      </w:rPr>
+    </w:lvl>
+    <w:lvl w:ilvl="7" w:tentative="1">
+      <w:start w:val="1"/>
+      <w:numFmt w:val="bullet"/>
+      <w:lvlText w:val=""/>
+      <w:lvlJc w:val="left"/>
+      <w:pPr>
+        <w:tabs>
+          <w:tab w:val="num" w:pos="5760"/>
+        </w:tabs>
+        <w:ind w:left="5760" w:hanging="360"/>
+      </w:pPr>
+      <w:rPr>
+        <w:rFonts w:ascii="Wingdings" w:hAnsi="Wingdings" w:hint="default"/>
+        <w:sz w:val="20"/>
+      </w:rPr>
+    </w:lvl>
+    <w:lvl w:ilvl="8" w:tentative="1">
+      <w:start w:val="1"/>
+      <w:numFmt w:val="bullet"/>
+      <w:lvlText w:val=""/>
+      <w:lvlJc w:val="left"/>
+      <w:pPr>
+        <w:tabs>
+          <w:tab w:val="num" w:pos="6480"/>
+        </w:tabs>
+        <w:ind w:left="6480" w:hanging="360"/>
+      </w:pPr>
+      <w:rPr>
+        <w:rFonts w:ascii="Wingdings" w:hAnsi="Wingdings" w:hint="default"/>
+        <w:sz w:val="20"/>
+      </w:rPr>
+    </w:lvl>
+  </w:abstractNum>
+  <w:abstractNum w:abstractNumId="18" w15:restartNumberingAfterBreak="0">
+    <w:nsid w:val="3BEC19E4"/>
+    <w:multiLevelType w:val="multilevel"/>
+    <w:tmpl w:val="E808FEDE"/>
+    <w:lvl w:ilvl="0">
+      <w:start w:val="1"/>
+      <w:numFmt w:val="bullet"/>
+      <w:lvlText w:val=""/>
+      <w:lvlJc w:val="left"/>
+      <w:pPr>
+        <w:tabs>
+          <w:tab w:val="num" w:pos="720"/>
+        </w:tabs>
+        <w:ind w:left="720" w:hanging="360"/>
+      </w:pPr>
+      <w:rPr>
+        <w:rFonts w:ascii="Symbol" w:hAnsi="Symbol" w:hint="default"/>
+        <w:sz w:val="20"/>
+      </w:rPr>
+    </w:lvl>
+    <w:lvl w:ilvl="1" w:tentative="1">
+      <w:start w:val="1"/>
+      <w:numFmt w:val="bullet"/>
+      <w:lvlText w:val="o"/>
+      <w:lvlJc w:val="left"/>
+      <w:pPr>
+        <w:tabs>
+          <w:tab w:val="num" w:pos="1440"/>
+        </w:tabs>
+        <w:ind w:left="1440" w:hanging="360"/>
+      </w:pPr>
+      <w:rPr>
+        <w:rFonts w:ascii="Courier New" w:hAnsi="Courier New" w:hint="default"/>
+        <w:sz w:val="20"/>
+      </w:rPr>
+    </w:lvl>
+    <w:lvl w:ilvl="2" w:tentative="1">
+      <w:start w:val="1"/>
+      <w:numFmt w:val="bullet"/>
+      <w:lvlText w:val=""/>
+      <w:lvlJc w:val="left"/>
+      <w:pPr>
+        <w:tabs>
+          <w:tab w:val="num" w:pos="2160"/>
+        </w:tabs>
+        <w:ind w:left="2160" w:hanging="360"/>
+      </w:pPr>
+      <w:rPr>
+        <w:rFonts w:ascii="Wingdings" w:hAnsi="Wingdings" w:hint="default"/>
+        <w:sz w:val="20"/>
+      </w:rPr>
+    </w:lvl>
+    <w:lvl w:ilvl="3" w:tentative="1">
+      <w:start w:val="1"/>
+      <w:numFmt w:val="bullet"/>
+      <w:lvlText w:val=""/>
+      <w:lvlJc w:val="left"/>
+      <w:pPr>
+        <w:tabs>
+          <w:tab w:val="num" w:pos="2880"/>
+        </w:tabs>
+        <w:ind w:left="2880" w:hanging="360"/>
+      </w:pPr>
+      <w:rPr>
+        <w:rFonts w:ascii="Wingdings" w:hAnsi="Wingdings" w:hint="default"/>
+        <w:sz w:val="20"/>
+      </w:rPr>
+    </w:lvl>
+    <w:lvl w:ilvl="4" w:tentative="1">
+      <w:start w:val="1"/>
+      <w:numFmt w:val="bullet"/>
+      <w:lvlText w:val=""/>
+      <w:lvlJc w:val="left"/>
+      <w:pPr>
+        <w:tabs>
+          <w:tab w:val="num" w:pos="3600"/>
+        </w:tabs>
+        <w:ind w:left="3600" w:hanging="360"/>
+      </w:pPr>
+      <w:rPr>
+        <w:rFonts w:ascii="Wingdings" w:hAnsi="Wingdings" w:hint="default"/>
+        <w:sz w:val="20"/>
+      </w:rPr>
+    </w:lvl>
+    <w:lvl w:ilvl="5" w:tentative="1">
+      <w:start w:val="1"/>
+      <w:numFmt w:val="bullet"/>
+      <w:lvlText w:val=""/>
+      <w:lvlJc w:val="left"/>
+      <w:pPr>
+        <w:tabs>
+          <w:tab w:val="num" w:pos="4320"/>
+        </w:tabs>
+        <w:ind w:left="4320" w:hanging="360"/>
+      </w:pPr>
+      <w:rPr>
+        <w:rFonts w:ascii="Wingdings" w:hAnsi="Wingdings" w:hint="default"/>
+        <w:sz w:val="20"/>
+      </w:rPr>
+    </w:lvl>
+    <w:lvl w:ilvl="6" w:tentative="1">
+      <w:start w:val="1"/>
+      <w:numFmt w:val="bullet"/>
+      <w:lvlText w:val=""/>
+      <w:lvlJc w:val="left"/>
+      <w:pPr>
+        <w:tabs>
+          <w:tab w:val="num" w:pos="5040"/>
+        </w:tabs>
+        <w:ind w:left="5040" w:hanging="360"/>
+      </w:pPr>
+      <w:rPr>
+        <w:rFonts w:ascii="Wingdings" w:hAnsi="Wingdings" w:hint="default"/>
+        <w:sz w:val="20"/>
+      </w:rPr>
+    </w:lvl>
+    <w:lvl w:ilvl="7" w:tentative="1">
+      <w:start w:val="1"/>
+      <w:numFmt w:val="bullet"/>
+      <w:lvlText w:val=""/>
+      <w:lvlJc w:val="left"/>
+      <w:pPr>
+        <w:tabs>
+          <w:tab w:val="num" w:pos="5760"/>
+        </w:tabs>
+        <w:ind w:left="5760" w:hanging="360"/>
+      </w:pPr>
+      <w:rPr>
+        <w:rFonts w:ascii="Wingdings" w:hAnsi="Wingdings" w:hint="default"/>
+        <w:sz w:val="20"/>
+      </w:rPr>
+    </w:lvl>
+    <w:lvl w:ilvl="8" w:tentative="1">
+      <w:start w:val="1"/>
+      <w:numFmt w:val="bullet"/>
+      <w:lvlText w:val=""/>
+      <w:lvlJc w:val="left"/>
+      <w:pPr>
+        <w:tabs>
+          <w:tab w:val="num" w:pos="6480"/>
+        </w:tabs>
+        <w:ind w:left="6480" w:hanging="360"/>
+      </w:pPr>
+      <w:rPr>
+        <w:rFonts w:ascii="Wingdings" w:hAnsi="Wingdings" w:hint="default"/>
+        <w:sz w:val="20"/>
+      </w:rPr>
+    </w:lvl>
+  </w:abstractNum>
+  <w:abstractNum w:abstractNumId="19" w15:restartNumberingAfterBreak="0">
     <w:nsid w:val="3C1F41DA"/>
     <w:multiLevelType w:val="multilevel"/>
     <w:tmpl w:val="32F09528"/>
@@ -5953,7 +6713,305 @@
       </w:pPr>
     </w:lvl>
   </w:abstractNum>
-  <w:abstractNum w:abstractNumId="14" w15:restartNumberingAfterBreak="0">
+  <w:abstractNum w:abstractNumId="20" w15:restartNumberingAfterBreak="0">
+    <w:nsid w:val="3C2C2C48"/>
+    <w:multiLevelType w:val="multilevel"/>
+    <w:tmpl w:val="03AA057A"/>
+    <w:lvl w:ilvl="0">
+      <w:start w:val="1"/>
+      <w:numFmt w:val="bullet"/>
+      <w:lvlText w:val=""/>
+      <w:lvlJc w:val="left"/>
+      <w:pPr>
+        <w:tabs>
+          <w:tab w:val="num" w:pos="720"/>
+        </w:tabs>
+        <w:ind w:left="720" w:hanging="360"/>
+      </w:pPr>
+      <w:rPr>
+        <w:rFonts w:ascii="Symbol" w:hAnsi="Symbol" w:hint="default"/>
+        <w:sz w:val="20"/>
+      </w:rPr>
+    </w:lvl>
+    <w:lvl w:ilvl="1" w:tentative="1">
+      <w:start w:val="1"/>
+      <w:numFmt w:val="bullet"/>
+      <w:lvlText w:val="o"/>
+      <w:lvlJc w:val="left"/>
+      <w:pPr>
+        <w:tabs>
+          <w:tab w:val="num" w:pos="1440"/>
+        </w:tabs>
+        <w:ind w:left="1440" w:hanging="360"/>
+      </w:pPr>
+      <w:rPr>
+        <w:rFonts w:ascii="Courier New" w:hAnsi="Courier New" w:hint="default"/>
+        <w:sz w:val="20"/>
+      </w:rPr>
+    </w:lvl>
+    <w:lvl w:ilvl="2" w:tentative="1">
+      <w:start w:val="1"/>
+      <w:numFmt w:val="bullet"/>
+      <w:lvlText w:val=""/>
+      <w:lvlJc w:val="left"/>
+      <w:pPr>
+        <w:tabs>
+          <w:tab w:val="num" w:pos="2160"/>
+        </w:tabs>
+        <w:ind w:left="2160" w:hanging="360"/>
+      </w:pPr>
+      <w:rPr>
+        <w:rFonts w:ascii="Wingdings" w:hAnsi="Wingdings" w:hint="default"/>
+        <w:sz w:val="20"/>
+      </w:rPr>
+    </w:lvl>
+    <w:lvl w:ilvl="3" w:tentative="1">
+      <w:start w:val="1"/>
+      <w:numFmt w:val="bullet"/>
+      <w:lvlText w:val=""/>
+      <w:lvlJc w:val="left"/>
+      <w:pPr>
+        <w:tabs>
+          <w:tab w:val="num" w:pos="2880"/>
+        </w:tabs>
+        <w:ind w:left="2880" w:hanging="360"/>
+      </w:pPr>
+      <w:rPr>
+        <w:rFonts w:ascii="Wingdings" w:hAnsi="Wingdings" w:hint="default"/>
+        <w:sz w:val="20"/>
+      </w:rPr>
+    </w:lvl>
+    <w:lvl w:ilvl="4" w:tentative="1">
+      <w:start w:val="1"/>
+      <w:numFmt w:val="bullet"/>
+      <w:lvlText w:val=""/>
+      <w:lvlJc w:val="left"/>
+      <w:pPr>
+        <w:tabs>
+          <w:tab w:val="num" w:pos="3600"/>
+        </w:tabs>
+        <w:ind w:left="3600" w:hanging="360"/>
+      </w:pPr>
+      <w:rPr>
+        <w:rFonts w:ascii="Wingdings" w:hAnsi="Wingdings" w:hint="default"/>
+        <w:sz w:val="20"/>
+      </w:rPr>
+    </w:lvl>
+    <w:lvl w:ilvl="5" w:tentative="1">
+      <w:start w:val="1"/>
+      <w:numFmt w:val="bullet"/>
+      <w:lvlText w:val=""/>
+      <w:lvlJc w:val="left"/>
+      <w:pPr>
+        <w:tabs>
+          <w:tab w:val="num" w:pos="4320"/>
+        </w:tabs>
+        <w:ind w:left="4320" w:hanging="360"/>
+      </w:pPr>
+      <w:rPr>
+        <w:rFonts w:ascii="Wingdings" w:hAnsi="Wingdings" w:hint="default"/>
+        <w:sz w:val="20"/>
+      </w:rPr>
+    </w:lvl>
+    <w:lvl w:ilvl="6" w:tentative="1">
+      <w:start w:val="1"/>
+      <w:numFmt w:val="bullet"/>
+      <w:lvlText w:val=""/>
+      <w:lvlJc w:val="left"/>
+      <w:pPr>
+        <w:tabs>
+          <w:tab w:val="num" w:pos="5040"/>
+        </w:tabs>
+        <w:ind w:left="5040" w:hanging="360"/>
+      </w:pPr>
+      <w:rPr>
+        <w:rFonts w:ascii="Wingdings" w:hAnsi="Wingdings" w:hint="default"/>
+        <w:sz w:val="20"/>
+      </w:rPr>
+    </w:lvl>
+    <w:lvl w:ilvl="7" w:tentative="1">
+      <w:start w:val="1"/>
+      <w:numFmt w:val="bullet"/>
+      <w:lvlText w:val=""/>
+      <w:lvlJc w:val="left"/>
+      <w:pPr>
+        <w:tabs>
+          <w:tab w:val="num" w:pos="5760"/>
+        </w:tabs>
+        <w:ind w:left="5760" w:hanging="360"/>
+      </w:pPr>
+      <w:rPr>
+        <w:rFonts w:ascii="Wingdings" w:hAnsi="Wingdings" w:hint="default"/>
+        <w:sz w:val="20"/>
+      </w:rPr>
+    </w:lvl>
+    <w:lvl w:ilvl="8" w:tentative="1">
+      <w:start w:val="1"/>
+      <w:numFmt w:val="bullet"/>
+      <w:lvlText w:val=""/>
+      <w:lvlJc w:val="left"/>
+      <w:pPr>
+        <w:tabs>
+          <w:tab w:val="num" w:pos="6480"/>
+        </w:tabs>
+        <w:ind w:left="6480" w:hanging="360"/>
+      </w:pPr>
+      <w:rPr>
+        <w:rFonts w:ascii="Wingdings" w:hAnsi="Wingdings" w:hint="default"/>
+        <w:sz w:val="20"/>
+      </w:rPr>
+    </w:lvl>
+  </w:abstractNum>
+  <w:abstractNum w:abstractNumId="21" w15:restartNumberingAfterBreak="0">
+    <w:nsid w:val="4377738E"/>
+    <w:multiLevelType w:val="multilevel"/>
+    <w:tmpl w:val="A6F22BB8"/>
+    <w:lvl w:ilvl="0">
+      <w:start w:val="1"/>
+      <w:numFmt w:val="bullet"/>
+      <w:lvlText w:val=""/>
+      <w:lvlJc w:val="left"/>
+      <w:pPr>
+        <w:tabs>
+          <w:tab w:val="num" w:pos="720"/>
+        </w:tabs>
+        <w:ind w:left="720" w:hanging="360"/>
+      </w:pPr>
+      <w:rPr>
+        <w:rFonts w:ascii="Symbol" w:hAnsi="Symbol" w:hint="default"/>
+        <w:sz w:val="20"/>
+      </w:rPr>
+    </w:lvl>
+    <w:lvl w:ilvl="1" w:tentative="1">
+      <w:start w:val="1"/>
+      <w:numFmt w:val="bullet"/>
+      <w:lvlText w:val="o"/>
+      <w:lvlJc w:val="left"/>
+      <w:pPr>
+        <w:tabs>
+          <w:tab w:val="num" w:pos="1440"/>
+        </w:tabs>
+        <w:ind w:left="1440" w:hanging="360"/>
+      </w:pPr>
+      <w:rPr>
+        <w:rFonts w:ascii="Courier New" w:hAnsi="Courier New" w:hint="default"/>
+        <w:sz w:val="20"/>
+      </w:rPr>
+    </w:lvl>
+    <w:lvl w:ilvl="2" w:tentative="1">
+      <w:start w:val="1"/>
+      <w:numFmt w:val="bullet"/>
+      <w:lvlText w:val=""/>
+      <w:lvlJc w:val="left"/>
+      <w:pPr>
+        <w:tabs>
+          <w:tab w:val="num" w:pos="2160"/>
+        </w:tabs>
+        <w:ind w:left="2160" w:hanging="360"/>
+      </w:pPr>
+      <w:rPr>
+        <w:rFonts w:ascii="Wingdings" w:hAnsi="Wingdings" w:hint="default"/>
+        <w:sz w:val="20"/>
+      </w:rPr>
+    </w:lvl>
+    <w:lvl w:ilvl="3" w:tentative="1">
+      <w:start w:val="1"/>
+      <w:numFmt w:val="bullet"/>
+      <w:lvlText w:val=""/>
+      <w:lvlJc w:val="left"/>
+      <w:pPr>
+        <w:tabs>
+          <w:tab w:val="num" w:pos="2880"/>
+        </w:tabs>
+        <w:ind w:left="2880" w:hanging="360"/>
+      </w:pPr>
+      <w:rPr>
+        <w:rFonts w:ascii="Wingdings" w:hAnsi="Wingdings" w:hint="default"/>
+        <w:sz w:val="20"/>
+      </w:rPr>
+    </w:lvl>
+    <w:lvl w:ilvl="4" w:tentative="1">
+      <w:start w:val="1"/>
+      <w:numFmt w:val="bullet"/>
+      <w:lvlText w:val=""/>
+      <w:lvlJc w:val="left"/>
+      <w:pPr>
+        <w:tabs>
+          <w:tab w:val="num" w:pos="3600"/>
+        </w:tabs>
+        <w:ind w:left="3600" w:hanging="360"/>
+      </w:pPr>
+      <w:rPr>
+        <w:rFonts w:ascii="Wingdings" w:hAnsi="Wingdings" w:hint="default"/>
+        <w:sz w:val="20"/>
+      </w:rPr>
+    </w:lvl>
+    <w:lvl w:ilvl="5" w:tentative="1">
+      <w:start w:val="1"/>
+      <w:numFmt w:val="bullet"/>
+      <w:lvlText w:val=""/>
+      <w:lvlJc w:val="left"/>
+      <w:pPr>
+        <w:tabs>
+          <w:tab w:val="num" w:pos="4320"/>
+        </w:tabs>
+        <w:ind w:left="4320" w:hanging="360"/>
+      </w:pPr>
+      <w:rPr>
+        <w:rFonts w:ascii="Wingdings" w:hAnsi="Wingdings" w:hint="default"/>
+        <w:sz w:val="20"/>
+      </w:rPr>
+    </w:lvl>
+    <w:lvl w:ilvl="6" w:tentative="1">
+      <w:start w:val="1"/>
+      <w:numFmt w:val="bullet"/>
+      <w:lvlText w:val=""/>
+      <w:lvlJc w:val="left"/>
+      <w:pPr>
+        <w:tabs>
+          <w:tab w:val="num" w:pos="5040"/>
+        </w:tabs>
+        <w:ind w:left="5040" w:hanging="360"/>
+      </w:pPr>
+      <w:rPr>
+        <w:rFonts w:ascii="Wingdings" w:hAnsi="Wingdings" w:hint="default"/>
+        <w:sz w:val="20"/>
+      </w:rPr>
+    </w:lvl>
+    <w:lvl w:ilvl="7" w:tentative="1">
+      <w:start w:val="1"/>
+      <w:numFmt w:val="bullet"/>
+      <w:lvlText w:val=""/>
+      <w:lvlJc w:val="left"/>
+      <w:pPr>
+        <w:tabs>
+          <w:tab w:val="num" w:pos="5760"/>
+        </w:tabs>
+        <w:ind w:left="5760" w:hanging="360"/>
+      </w:pPr>
+      <w:rPr>
+        <w:rFonts w:ascii="Wingdings" w:hAnsi="Wingdings" w:hint="default"/>
+        <w:sz w:val="20"/>
+      </w:rPr>
+    </w:lvl>
+    <w:lvl w:ilvl="8" w:tentative="1">
+      <w:start w:val="1"/>
+      <w:numFmt w:val="bullet"/>
+      <w:lvlText w:val=""/>
+      <w:lvlJc w:val="left"/>
+      <w:pPr>
+        <w:tabs>
+          <w:tab w:val="num" w:pos="6480"/>
+        </w:tabs>
+        <w:ind w:left="6480" w:hanging="360"/>
+      </w:pPr>
+      <w:rPr>
+        <w:rFonts w:ascii="Wingdings" w:hAnsi="Wingdings" w:hint="default"/>
+        <w:sz w:val="20"/>
+      </w:rPr>
+    </w:lvl>
+  </w:abstractNum>
+  <w:abstractNum w:abstractNumId="22" w15:restartNumberingAfterBreak="0">
     <w:nsid w:val="54F8638F"/>
     <w:multiLevelType w:val="multilevel"/>
     <w:tmpl w:val="81F4F126"/>
@@ -6102,7 +7160,7 @@
       </w:rPr>
     </w:lvl>
   </w:abstractNum>
-  <w:abstractNum w:abstractNumId="15" w15:restartNumberingAfterBreak="0">
+  <w:abstractNum w:abstractNumId="23" w15:restartNumberingAfterBreak="0">
     <w:nsid w:val="56651C64"/>
     <w:multiLevelType w:val="multilevel"/>
     <w:tmpl w:val="D8A6E6C2"/>
@@ -6251,7 +7309,156 @@
       </w:rPr>
     </w:lvl>
   </w:abstractNum>
-  <w:abstractNum w:abstractNumId="16" w15:restartNumberingAfterBreak="0">
+  <w:abstractNum w:abstractNumId="24" w15:restartNumberingAfterBreak="0">
+    <w:nsid w:val="578A08B5"/>
+    <w:multiLevelType w:val="multilevel"/>
+    <w:tmpl w:val="4F6E7ED0"/>
+    <w:lvl w:ilvl="0">
+      <w:start w:val="1"/>
+      <w:numFmt w:val="bullet"/>
+      <w:lvlText w:val=""/>
+      <w:lvlJc w:val="left"/>
+      <w:pPr>
+        <w:tabs>
+          <w:tab w:val="num" w:pos="720"/>
+        </w:tabs>
+        <w:ind w:left="720" w:hanging="360"/>
+      </w:pPr>
+      <w:rPr>
+        <w:rFonts w:ascii="Symbol" w:hAnsi="Symbol" w:hint="default"/>
+        <w:sz w:val="20"/>
+      </w:rPr>
+    </w:lvl>
+    <w:lvl w:ilvl="1" w:tentative="1">
+      <w:start w:val="1"/>
+      <w:numFmt w:val="bullet"/>
+      <w:lvlText w:val="o"/>
+      <w:lvlJc w:val="left"/>
+      <w:pPr>
+        <w:tabs>
+          <w:tab w:val="num" w:pos="1440"/>
+        </w:tabs>
+        <w:ind w:left="1440" w:hanging="360"/>
+      </w:pPr>
+      <w:rPr>
+        <w:rFonts w:ascii="Courier New" w:hAnsi="Courier New" w:hint="default"/>
+        <w:sz w:val="20"/>
+      </w:rPr>
+    </w:lvl>
+    <w:lvl w:ilvl="2" w:tentative="1">
+      <w:start w:val="1"/>
+      <w:numFmt w:val="bullet"/>
+      <w:lvlText w:val=""/>
+      <w:lvlJc w:val="left"/>
+      <w:pPr>
+        <w:tabs>
+          <w:tab w:val="num" w:pos="2160"/>
+        </w:tabs>
+        <w:ind w:left="2160" w:hanging="360"/>
+      </w:pPr>
+      <w:rPr>
+        <w:rFonts w:ascii="Wingdings" w:hAnsi="Wingdings" w:hint="default"/>
+        <w:sz w:val="20"/>
+      </w:rPr>
+    </w:lvl>
+    <w:lvl w:ilvl="3" w:tentative="1">
+      <w:start w:val="1"/>
+      <w:numFmt w:val="bullet"/>
+      <w:lvlText w:val=""/>
+      <w:lvlJc w:val="left"/>
+      <w:pPr>
+        <w:tabs>
+          <w:tab w:val="num" w:pos="2880"/>
+        </w:tabs>
+        <w:ind w:left="2880" w:hanging="360"/>
+      </w:pPr>
+      <w:rPr>
+        <w:rFonts w:ascii="Wingdings" w:hAnsi="Wingdings" w:hint="default"/>
+        <w:sz w:val="20"/>
+      </w:rPr>
+    </w:lvl>
+    <w:lvl w:ilvl="4" w:tentative="1">
+      <w:start w:val="1"/>
+      <w:numFmt w:val="bullet"/>
+      <w:lvlText w:val=""/>
+      <w:lvlJc w:val="left"/>
+      <w:pPr>
+        <w:tabs>
+          <w:tab w:val="num" w:pos="3600"/>
+        </w:tabs>
+        <w:ind w:left="3600" w:hanging="360"/>
+      </w:pPr>
+      <w:rPr>
+        <w:rFonts w:ascii="Wingdings" w:hAnsi="Wingdings" w:hint="default"/>
+        <w:sz w:val="20"/>
+      </w:rPr>
+    </w:lvl>
+    <w:lvl w:ilvl="5" w:tentative="1">
+      <w:start w:val="1"/>
+      <w:numFmt w:val="bullet"/>
+      <w:lvlText w:val=""/>
+      <w:lvlJc w:val="left"/>
+      <w:pPr>
+        <w:tabs>
+          <w:tab w:val="num" w:pos="4320"/>
+        </w:tabs>
+        <w:ind w:left="4320" w:hanging="360"/>
+      </w:pPr>
+      <w:rPr>
+        <w:rFonts w:ascii="Wingdings" w:hAnsi="Wingdings" w:hint="default"/>
+        <w:sz w:val="20"/>
+      </w:rPr>
+    </w:lvl>
+    <w:lvl w:ilvl="6" w:tentative="1">
+      <w:start w:val="1"/>
+      <w:numFmt w:val="bullet"/>
+      <w:lvlText w:val=""/>
+      <w:lvlJc w:val="left"/>
+      <w:pPr>
+        <w:tabs>
+          <w:tab w:val="num" w:pos="5040"/>
+        </w:tabs>
+        <w:ind w:left="5040" w:hanging="360"/>
+      </w:pPr>
+      <w:rPr>
+        <w:rFonts w:ascii="Wingdings" w:hAnsi="Wingdings" w:hint="default"/>
+        <w:sz w:val="20"/>
+      </w:rPr>
+    </w:lvl>
+    <w:lvl w:ilvl="7" w:tentative="1">
+      <w:start w:val="1"/>
+      <w:numFmt w:val="bullet"/>
+      <w:lvlText w:val=""/>
+      <w:lvlJc w:val="left"/>
+      <w:pPr>
+        <w:tabs>
+          <w:tab w:val="num" w:pos="5760"/>
+        </w:tabs>
+        <w:ind w:left="5760" w:hanging="360"/>
+      </w:pPr>
+      <w:rPr>
+        <w:rFonts w:ascii="Wingdings" w:hAnsi="Wingdings" w:hint="default"/>
+        <w:sz w:val="20"/>
+      </w:rPr>
+    </w:lvl>
+    <w:lvl w:ilvl="8" w:tentative="1">
+      <w:start w:val="1"/>
+      <w:numFmt w:val="bullet"/>
+      <w:lvlText w:val=""/>
+      <w:lvlJc w:val="left"/>
+      <w:pPr>
+        <w:tabs>
+          <w:tab w:val="num" w:pos="6480"/>
+        </w:tabs>
+        <w:ind w:left="6480" w:hanging="360"/>
+      </w:pPr>
+      <w:rPr>
+        <w:rFonts w:ascii="Wingdings" w:hAnsi="Wingdings" w:hint="default"/>
+        <w:sz w:val="20"/>
+      </w:rPr>
+    </w:lvl>
+  </w:abstractNum>
+  <w:abstractNum w:abstractNumId="25" w15:restartNumberingAfterBreak="0">
     <w:nsid w:val="5A7B6C15"/>
     <w:multiLevelType w:val="multilevel"/>
     <w:tmpl w:val="3E7A5DB6"/>
@@ -6400,7 +7607,7 @@
       </w:rPr>
     </w:lvl>
   </w:abstractNum>
-  <w:abstractNum w:abstractNumId="17" w15:restartNumberingAfterBreak="0">
+  <w:abstractNum w:abstractNumId="26" w15:restartNumberingAfterBreak="0">
     <w:nsid w:val="626744AF"/>
     <w:multiLevelType w:val="multilevel"/>
     <w:tmpl w:val="53D8E82A"/>
@@ -6513,7 +7720,454 @@
       </w:pPr>
     </w:lvl>
   </w:abstractNum>
-  <w:abstractNum w:abstractNumId="18" w15:restartNumberingAfterBreak="0">
+  <w:abstractNum w:abstractNumId="27" w15:restartNumberingAfterBreak="0">
+    <w:nsid w:val="62AD5FC6"/>
+    <w:multiLevelType w:val="multilevel"/>
+    <w:tmpl w:val="0CEAC98C"/>
+    <w:lvl w:ilvl="0">
+      <w:start w:val="1"/>
+      <w:numFmt w:val="bullet"/>
+      <w:lvlText w:val=""/>
+      <w:lvlJc w:val="left"/>
+      <w:pPr>
+        <w:tabs>
+          <w:tab w:val="num" w:pos="720"/>
+        </w:tabs>
+        <w:ind w:left="720" w:hanging="360"/>
+      </w:pPr>
+      <w:rPr>
+        <w:rFonts w:ascii="Symbol" w:hAnsi="Symbol" w:hint="default"/>
+        <w:sz w:val="20"/>
+      </w:rPr>
+    </w:lvl>
+    <w:lvl w:ilvl="1" w:tentative="1">
+      <w:start w:val="1"/>
+      <w:numFmt w:val="bullet"/>
+      <w:lvlText w:val="o"/>
+      <w:lvlJc w:val="left"/>
+      <w:pPr>
+        <w:tabs>
+          <w:tab w:val="num" w:pos="1440"/>
+        </w:tabs>
+        <w:ind w:left="1440" w:hanging="360"/>
+      </w:pPr>
+      <w:rPr>
+        <w:rFonts w:ascii="Courier New" w:hAnsi="Courier New" w:hint="default"/>
+        <w:sz w:val="20"/>
+      </w:rPr>
+    </w:lvl>
+    <w:lvl w:ilvl="2" w:tentative="1">
+      <w:start w:val="1"/>
+      <w:numFmt w:val="bullet"/>
+      <w:lvlText w:val=""/>
+      <w:lvlJc w:val="left"/>
+      <w:pPr>
+        <w:tabs>
+          <w:tab w:val="num" w:pos="2160"/>
+        </w:tabs>
+        <w:ind w:left="2160" w:hanging="360"/>
+      </w:pPr>
+      <w:rPr>
+        <w:rFonts w:ascii="Wingdings" w:hAnsi="Wingdings" w:hint="default"/>
+        <w:sz w:val="20"/>
+      </w:rPr>
+    </w:lvl>
+    <w:lvl w:ilvl="3" w:tentative="1">
+      <w:start w:val="1"/>
+      <w:numFmt w:val="bullet"/>
+      <w:lvlText w:val=""/>
+      <w:lvlJc w:val="left"/>
+      <w:pPr>
+        <w:tabs>
+          <w:tab w:val="num" w:pos="2880"/>
+        </w:tabs>
+        <w:ind w:left="2880" w:hanging="360"/>
+      </w:pPr>
+      <w:rPr>
+        <w:rFonts w:ascii="Wingdings" w:hAnsi="Wingdings" w:hint="default"/>
+        <w:sz w:val="20"/>
+      </w:rPr>
+    </w:lvl>
+    <w:lvl w:ilvl="4" w:tentative="1">
+      <w:start w:val="1"/>
+      <w:numFmt w:val="bullet"/>
+      <w:lvlText w:val=""/>
+      <w:lvlJc w:val="left"/>
+      <w:pPr>
+        <w:tabs>
+          <w:tab w:val="num" w:pos="3600"/>
+        </w:tabs>
+        <w:ind w:left="3600" w:hanging="360"/>
+      </w:pPr>
+      <w:rPr>
+        <w:rFonts w:ascii="Wingdings" w:hAnsi="Wingdings" w:hint="default"/>
+        <w:sz w:val="20"/>
+      </w:rPr>
+    </w:lvl>
+    <w:lvl w:ilvl="5" w:tentative="1">
+      <w:start w:val="1"/>
+      <w:numFmt w:val="bullet"/>
+      <w:lvlText w:val=""/>
+      <w:lvlJc w:val="left"/>
+      <w:pPr>
+        <w:tabs>
+          <w:tab w:val="num" w:pos="4320"/>
+        </w:tabs>
+        <w:ind w:left="4320" w:hanging="360"/>
+      </w:pPr>
+      <w:rPr>
+        <w:rFonts w:ascii="Wingdings" w:hAnsi="Wingdings" w:hint="default"/>
+        <w:sz w:val="20"/>
+      </w:rPr>
+    </w:lvl>
+    <w:lvl w:ilvl="6" w:tentative="1">
+      <w:start w:val="1"/>
+      <w:numFmt w:val="bullet"/>
+      <w:lvlText w:val=""/>
+      <w:lvlJc w:val="left"/>
+      <w:pPr>
+        <w:tabs>
+          <w:tab w:val="num" w:pos="5040"/>
+        </w:tabs>
+        <w:ind w:left="5040" w:hanging="360"/>
+      </w:pPr>
+      <w:rPr>
+        <w:rFonts w:ascii="Wingdings" w:hAnsi="Wingdings" w:hint="default"/>
+        <w:sz w:val="20"/>
+      </w:rPr>
+    </w:lvl>
+    <w:lvl w:ilvl="7" w:tentative="1">
+      <w:start w:val="1"/>
+      <w:numFmt w:val="bullet"/>
+      <w:lvlText w:val=""/>
+      <w:lvlJc w:val="left"/>
+      <w:pPr>
+        <w:tabs>
+          <w:tab w:val="num" w:pos="5760"/>
+        </w:tabs>
+        <w:ind w:left="5760" w:hanging="360"/>
+      </w:pPr>
+      <w:rPr>
+        <w:rFonts w:ascii="Wingdings" w:hAnsi="Wingdings" w:hint="default"/>
+        <w:sz w:val="20"/>
+      </w:rPr>
+    </w:lvl>
+    <w:lvl w:ilvl="8" w:tentative="1">
+      <w:start w:val="1"/>
+      <w:numFmt w:val="bullet"/>
+      <w:lvlText w:val=""/>
+      <w:lvlJc w:val="left"/>
+      <w:pPr>
+        <w:tabs>
+          <w:tab w:val="num" w:pos="6480"/>
+        </w:tabs>
+        <w:ind w:left="6480" w:hanging="360"/>
+      </w:pPr>
+      <w:rPr>
+        <w:rFonts w:ascii="Wingdings" w:hAnsi="Wingdings" w:hint="default"/>
+        <w:sz w:val="20"/>
+      </w:rPr>
+    </w:lvl>
+  </w:abstractNum>
+  <w:abstractNum w:abstractNumId="28" w15:restartNumberingAfterBreak="0">
+    <w:nsid w:val="66F63347"/>
+    <w:multiLevelType w:val="multilevel"/>
+    <w:tmpl w:val="DB18AA40"/>
+    <w:lvl w:ilvl="0">
+      <w:start w:val="1"/>
+      <w:numFmt w:val="bullet"/>
+      <w:lvlText w:val=""/>
+      <w:lvlJc w:val="left"/>
+      <w:pPr>
+        <w:tabs>
+          <w:tab w:val="num" w:pos="720"/>
+        </w:tabs>
+        <w:ind w:left="720" w:hanging="360"/>
+      </w:pPr>
+      <w:rPr>
+        <w:rFonts w:ascii="Symbol" w:hAnsi="Symbol" w:hint="default"/>
+        <w:sz w:val="20"/>
+      </w:rPr>
+    </w:lvl>
+    <w:lvl w:ilvl="1" w:tentative="1">
+      <w:start w:val="1"/>
+      <w:numFmt w:val="bullet"/>
+      <w:lvlText w:val="o"/>
+      <w:lvlJc w:val="left"/>
+      <w:pPr>
+        <w:tabs>
+          <w:tab w:val="num" w:pos="1440"/>
+        </w:tabs>
+        <w:ind w:left="1440" w:hanging="360"/>
+      </w:pPr>
+      <w:rPr>
+        <w:rFonts w:ascii="Courier New" w:hAnsi="Courier New" w:hint="default"/>
+        <w:sz w:val="20"/>
+      </w:rPr>
+    </w:lvl>
+    <w:lvl w:ilvl="2" w:tentative="1">
+      <w:start w:val="1"/>
+      <w:numFmt w:val="bullet"/>
+      <w:lvlText w:val=""/>
+      <w:lvlJc w:val="left"/>
+      <w:pPr>
+        <w:tabs>
+          <w:tab w:val="num" w:pos="2160"/>
+        </w:tabs>
+        <w:ind w:left="2160" w:hanging="360"/>
+      </w:pPr>
+      <w:rPr>
+        <w:rFonts w:ascii="Wingdings" w:hAnsi="Wingdings" w:hint="default"/>
+        <w:sz w:val="20"/>
+      </w:rPr>
+    </w:lvl>
+    <w:lvl w:ilvl="3" w:tentative="1">
+      <w:start w:val="1"/>
+      <w:numFmt w:val="bullet"/>
+      <w:lvlText w:val=""/>
+      <w:lvlJc w:val="left"/>
+      <w:pPr>
+        <w:tabs>
+          <w:tab w:val="num" w:pos="2880"/>
+        </w:tabs>
+        <w:ind w:left="2880" w:hanging="360"/>
+      </w:pPr>
+      <w:rPr>
+        <w:rFonts w:ascii="Wingdings" w:hAnsi="Wingdings" w:hint="default"/>
+        <w:sz w:val="20"/>
+      </w:rPr>
+    </w:lvl>
+    <w:lvl w:ilvl="4" w:tentative="1">
+      <w:start w:val="1"/>
+      <w:numFmt w:val="bullet"/>
+      <w:lvlText w:val=""/>
+      <w:lvlJc w:val="left"/>
+      <w:pPr>
+        <w:tabs>
+          <w:tab w:val="num" w:pos="3600"/>
+        </w:tabs>
+        <w:ind w:left="3600" w:hanging="360"/>
+      </w:pPr>
+      <w:rPr>
+        <w:rFonts w:ascii="Wingdings" w:hAnsi="Wingdings" w:hint="default"/>
+        <w:sz w:val="20"/>
+      </w:rPr>
+    </w:lvl>
+    <w:lvl w:ilvl="5" w:tentative="1">
+      <w:start w:val="1"/>
+      <w:numFmt w:val="bullet"/>
+      <w:lvlText w:val=""/>
+      <w:lvlJc w:val="left"/>
+      <w:pPr>
+        <w:tabs>
+          <w:tab w:val="num" w:pos="4320"/>
+        </w:tabs>
+        <w:ind w:left="4320" w:hanging="360"/>
+      </w:pPr>
+      <w:rPr>
+        <w:rFonts w:ascii="Wingdings" w:hAnsi="Wingdings" w:hint="default"/>
+        <w:sz w:val="20"/>
+      </w:rPr>
+    </w:lvl>
+    <w:lvl w:ilvl="6" w:tentative="1">
+      <w:start w:val="1"/>
+      <w:numFmt w:val="bullet"/>
+      <w:lvlText w:val=""/>
+      <w:lvlJc w:val="left"/>
+      <w:pPr>
+        <w:tabs>
+          <w:tab w:val="num" w:pos="5040"/>
+        </w:tabs>
+        <w:ind w:left="5040" w:hanging="360"/>
+      </w:pPr>
+      <w:rPr>
+        <w:rFonts w:ascii="Wingdings" w:hAnsi="Wingdings" w:hint="default"/>
+        <w:sz w:val="20"/>
+      </w:rPr>
+    </w:lvl>
+    <w:lvl w:ilvl="7" w:tentative="1">
+      <w:start w:val="1"/>
+      <w:numFmt w:val="bullet"/>
+      <w:lvlText w:val=""/>
+      <w:lvlJc w:val="left"/>
+      <w:pPr>
+        <w:tabs>
+          <w:tab w:val="num" w:pos="5760"/>
+        </w:tabs>
+        <w:ind w:left="5760" w:hanging="360"/>
+      </w:pPr>
+      <w:rPr>
+        <w:rFonts w:ascii="Wingdings" w:hAnsi="Wingdings" w:hint="default"/>
+        <w:sz w:val="20"/>
+      </w:rPr>
+    </w:lvl>
+    <w:lvl w:ilvl="8" w:tentative="1">
+      <w:start w:val="1"/>
+      <w:numFmt w:val="bullet"/>
+      <w:lvlText w:val=""/>
+      <w:lvlJc w:val="left"/>
+      <w:pPr>
+        <w:tabs>
+          <w:tab w:val="num" w:pos="6480"/>
+        </w:tabs>
+        <w:ind w:left="6480" w:hanging="360"/>
+      </w:pPr>
+      <w:rPr>
+        <w:rFonts w:ascii="Wingdings" w:hAnsi="Wingdings" w:hint="default"/>
+        <w:sz w:val="20"/>
+      </w:rPr>
+    </w:lvl>
+  </w:abstractNum>
+  <w:abstractNum w:abstractNumId="29" w15:restartNumberingAfterBreak="0">
+    <w:nsid w:val="6AD95BEC"/>
+    <w:multiLevelType w:val="multilevel"/>
+    <w:tmpl w:val="51A0E358"/>
+    <w:lvl w:ilvl="0">
+      <w:start w:val="1"/>
+      <w:numFmt w:val="bullet"/>
+      <w:lvlText w:val=""/>
+      <w:lvlJc w:val="left"/>
+      <w:pPr>
+        <w:tabs>
+          <w:tab w:val="num" w:pos="720"/>
+        </w:tabs>
+        <w:ind w:left="720" w:hanging="360"/>
+      </w:pPr>
+      <w:rPr>
+        <w:rFonts w:ascii="Symbol" w:hAnsi="Symbol" w:hint="default"/>
+        <w:sz w:val="20"/>
+      </w:rPr>
+    </w:lvl>
+    <w:lvl w:ilvl="1" w:tentative="1">
+      <w:start w:val="1"/>
+      <w:numFmt w:val="bullet"/>
+      <w:lvlText w:val="o"/>
+      <w:lvlJc w:val="left"/>
+      <w:pPr>
+        <w:tabs>
+          <w:tab w:val="num" w:pos="1440"/>
+        </w:tabs>
+        <w:ind w:left="1440" w:hanging="360"/>
+      </w:pPr>
+      <w:rPr>
+        <w:rFonts w:ascii="Courier New" w:hAnsi="Courier New" w:hint="default"/>
+        <w:sz w:val="20"/>
+      </w:rPr>
+    </w:lvl>
+    <w:lvl w:ilvl="2" w:tentative="1">
+      <w:start w:val="1"/>
+      <w:numFmt w:val="bullet"/>
+      <w:lvlText w:val=""/>
+      <w:lvlJc w:val="left"/>
+      <w:pPr>
+        <w:tabs>
+          <w:tab w:val="num" w:pos="2160"/>
+        </w:tabs>
+        <w:ind w:left="2160" w:hanging="360"/>
+      </w:pPr>
+      <w:rPr>
+        <w:rFonts w:ascii="Wingdings" w:hAnsi="Wingdings" w:hint="default"/>
+        <w:sz w:val="20"/>
+      </w:rPr>
+    </w:lvl>
+    <w:lvl w:ilvl="3" w:tentative="1">
+      <w:start w:val="1"/>
+      <w:numFmt w:val="bullet"/>
+      <w:lvlText w:val=""/>
+      <w:lvlJc w:val="left"/>
+      <w:pPr>
+        <w:tabs>
+          <w:tab w:val="num" w:pos="2880"/>
+        </w:tabs>
+        <w:ind w:left="2880" w:hanging="360"/>
+      </w:pPr>
+      <w:rPr>
+        <w:rFonts w:ascii="Wingdings" w:hAnsi="Wingdings" w:hint="default"/>
+        <w:sz w:val="20"/>
+      </w:rPr>
+    </w:lvl>
+    <w:lvl w:ilvl="4" w:tentative="1">
+      <w:start w:val="1"/>
+      <w:numFmt w:val="bullet"/>
+      <w:lvlText w:val=""/>
+      <w:lvlJc w:val="left"/>
+      <w:pPr>
+        <w:tabs>
+          <w:tab w:val="num" w:pos="3600"/>
+        </w:tabs>
+        <w:ind w:left="3600" w:hanging="360"/>
+      </w:pPr>
+      <w:rPr>
+        <w:rFonts w:ascii="Wingdings" w:hAnsi="Wingdings" w:hint="default"/>
+        <w:sz w:val="20"/>
+      </w:rPr>
+    </w:lvl>
+    <w:lvl w:ilvl="5" w:tentative="1">
+      <w:start w:val="1"/>
+      <w:numFmt w:val="bullet"/>
+      <w:lvlText w:val=""/>
+      <w:lvlJc w:val="left"/>
+      <w:pPr>
+        <w:tabs>
+          <w:tab w:val="num" w:pos="4320"/>
+        </w:tabs>
+        <w:ind w:left="4320" w:hanging="360"/>
+      </w:pPr>
+      <w:rPr>
+        <w:rFonts w:ascii="Wingdings" w:hAnsi="Wingdings" w:hint="default"/>
+        <w:sz w:val="20"/>
+      </w:rPr>
+    </w:lvl>
+    <w:lvl w:ilvl="6" w:tentative="1">
+      <w:start w:val="1"/>
+      <w:numFmt w:val="bullet"/>
+      <w:lvlText w:val=""/>
+      <w:lvlJc w:val="left"/>
+      <w:pPr>
+        <w:tabs>
+          <w:tab w:val="num" w:pos="5040"/>
+        </w:tabs>
+        <w:ind w:left="5040" w:hanging="360"/>
+      </w:pPr>
+      <w:rPr>
+        <w:rFonts w:ascii="Wingdings" w:hAnsi="Wingdings" w:hint="default"/>
+        <w:sz w:val="20"/>
+      </w:rPr>
+    </w:lvl>
+    <w:lvl w:ilvl="7" w:tentative="1">
+      <w:start w:val="1"/>
+      <w:numFmt w:val="bullet"/>
+      <w:lvlText w:val=""/>
+      <w:lvlJc w:val="left"/>
+      <w:pPr>
+        <w:tabs>
+          <w:tab w:val="num" w:pos="5760"/>
+        </w:tabs>
+        <w:ind w:left="5760" w:hanging="360"/>
+      </w:pPr>
+      <w:rPr>
+        <w:rFonts w:ascii="Wingdings" w:hAnsi="Wingdings" w:hint="default"/>
+        <w:sz w:val="20"/>
+      </w:rPr>
+    </w:lvl>
+    <w:lvl w:ilvl="8" w:tentative="1">
+      <w:start w:val="1"/>
+      <w:numFmt w:val="bullet"/>
+      <w:lvlText w:val=""/>
+      <w:lvlJc w:val="left"/>
+      <w:pPr>
+        <w:tabs>
+          <w:tab w:val="num" w:pos="6480"/>
+        </w:tabs>
+        <w:ind w:left="6480" w:hanging="360"/>
+      </w:pPr>
+      <w:rPr>
+        <w:rFonts w:ascii="Wingdings" w:hAnsi="Wingdings" w:hint="default"/>
+        <w:sz w:val="20"/>
+      </w:rPr>
+    </w:lvl>
+  </w:abstractNum>
+  <w:abstractNum w:abstractNumId="30" w15:restartNumberingAfterBreak="0">
     <w:nsid w:val="703334D5"/>
     <w:multiLevelType w:val="multilevel"/>
     <w:tmpl w:val="0F4AF9C0"/>
@@ -6662,7 +8316,7 @@
       </w:rPr>
     </w:lvl>
   </w:abstractNum>
-  <w:abstractNum w:abstractNumId="19" w15:restartNumberingAfterBreak="0">
+  <w:abstractNum w:abstractNumId="31" w15:restartNumberingAfterBreak="0">
     <w:nsid w:val="70BF2FE1"/>
     <w:multiLevelType w:val="multilevel"/>
     <w:tmpl w:val="227E7C8E"/>
@@ -6811,7 +8465,7 @@
       </w:rPr>
     </w:lvl>
   </w:abstractNum>
-  <w:abstractNum w:abstractNumId="20" w15:restartNumberingAfterBreak="0">
+  <w:abstractNum w:abstractNumId="32" w15:restartNumberingAfterBreak="0">
     <w:nsid w:val="72253C43"/>
     <w:multiLevelType w:val="multilevel"/>
     <w:tmpl w:val="4B38085C"/>
@@ -6960,7 +8614,156 @@
       </w:rPr>
     </w:lvl>
   </w:abstractNum>
-  <w:abstractNum w:abstractNumId="21" w15:restartNumberingAfterBreak="0">
+  <w:abstractNum w:abstractNumId="33" w15:restartNumberingAfterBreak="0">
+    <w:nsid w:val="76282B66"/>
+    <w:multiLevelType w:val="multilevel"/>
+    <w:tmpl w:val="37BA3100"/>
+    <w:lvl w:ilvl="0">
+      <w:start w:val="1"/>
+      <w:numFmt w:val="bullet"/>
+      <w:lvlText w:val=""/>
+      <w:lvlJc w:val="left"/>
+      <w:pPr>
+        <w:tabs>
+          <w:tab w:val="num" w:pos="720"/>
+        </w:tabs>
+        <w:ind w:left="720" w:hanging="360"/>
+      </w:pPr>
+      <w:rPr>
+        <w:rFonts w:ascii="Symbol" w:hAnsi="Symbol" w:hint="default"/>
+        <w:sz w:val="20"/>
+      </w:rPr>
+    </w:lvl>
+    <w:lvl w:ilvl="1" w:tentative="1">
+      <w:start w:val="1"/>
+      <w:numFmt w:val="bullet"/>
+      <w:lvlText w:val="o"/>
+      <w:lvlJc w:val="left"/>
+      <w:pPr>
+        <w:tabs>
+          <w:tab w:val="num" w:pos="1440"/>
+        </w:tabs>
+        <w:ind w:left="1440" w:hanging="360"/>
+      </w:pPr>
+      <w:rPr>
+        <w:rFonts w:ascii="Courier New" w:hAnsi="Courier New" w:hint="default"/>
+        <w:sz w:val="20"/>
+      </w:rPr>
+    </w:lvl>
+    <w:lvl w:ilvl="2" w:tentative="1">
+      <w:start w:val="1"/>
+      <w:numFmt w:val="bullet"/>
+      <w:lvlText w:val=""/>
+      <w:lvlJc w:val="left"/>
+      <w:pPr>
+        <w:tabs>
+          <w:tab w:val="num" w:pos="2160"/>
+        </w:tabs>
+        <w:ind w:left="2160" w:hanging="360"/>
+      </w:pPr>
+      <w:rPr>
+        <w:rFonts w:ascii="Wingdings" w:hAnsi="Wingdings" w:hint="default"/>
+        <w:sz w:val="20"/>
+      </w:rPr>
+    </w:lvl>
+    <w:lvl w:ilvl="3" w:tentative="1">
+      <w:start w:val="1"/>
+      <w:numFmt w:val="bullet"/>
+      <w:lvlText w:val=""/>
+      <w:lvlJc w:val="left"/>
+      <w:pPr>
+        <w:tabs>
+          <w:tab w:val="num" w:pos="2880"/>
+        </w:tabs>
+        <w:ind w:left="2880" w:hanging="360"/>
+      </w:pPr>
+      <w:rPr>
+        <w:rFonts w:ascii="Wingdings" w:hAnsi="Wingdings" w:hint="default"/>
+        <w:sz w:val="20"/>
+      </w:rPr>
+    </w:lvl>
+    <w:lvl w:ilvl="4" w:tentative="1">
+      <w:start w:val="1"/>
+      <w:numFmt w:val="bullet"/>
+      <w:lvlText w:val=""/>
+      <w:lvlJc w:val="left"/>
+      <w:pPr>
+        <w:tabs>
+          <w:tab w:val="num" w:pos="3600"/>
+        </w:tabs>
+        <w:ind w:left="3600" w:hanging="360"/>
+      </w:pPr>
+      <w:rPr>
+        <w:rFonts w:ascii="Wingdings" w:hAnsi="Wingdings" w:hint="default"/>
+        <w:sz w:val="20"/>
+      </w:rPr>
+    </w:lvl>
+    <w:lvl w:ilvl="5" w:tentative="1">
+      <w:start w:val="1"/>
+      <w:numFmt w:val="bullet"/>
+      <w:lvlText w:val=""/>
+      <w:lvlJc w:val="left"/>
+      <w:pPr>
+        <w:tabs>
+          <w:tab w:val="num" w:pos="4320"/>
+        </w:tabs>
+        <w:ind w:left="4320" w:hanging="360"/>
+      </w:pPr>
+      <w:rPr>
+        <w:rFonts w:ascii="Wingdings" w:hAnsi="Wingdings" w:hint="default"/>
+        <w:sz w:val="20"/>
+      </w:rPr>
+    </w:lvl>
+    <w:lvl w:ilvl="6" w:tentative="1">
+      <w:start w:val="1"/>
+      <w:numFmt w:val="bullet"/>
+      <w:lvlText w:val=""/>
+      <w:lvlJc w:val="left"/>
+      <w:pPr>
+        <w:tabs>
+          <w:tab w:val="num" w:pos="5040"/>
+        </w:tabs>
+        <w:ind w:left="5040" w:hanging="360"/>
+      </w:pPr>
+      <w:rPr>
+        <w:rFonts w:ascii="Wingdings" w:hAnsi="Wingdings" w:hint="default"/>
+        <w:sz w:val="20"/>
+      </w:rPr>
+    </w:lvl>
+    <w:lvl w:ilvl="7" w:tentative="1">
+      <w:start w:val="1"/>
+      <w:numFmt w:val="bullet"/>
+      <w:lvlText w:val=""/>
+      <w:lvlJc w:val="left"/>
+      <w:pPr>
+        <w:tabs>
+          <w:tab w:val="num" w:pos="5760"/>
+        </w:tabs>
+        <w:ind w:left="5760" w:hanging="360"/>
+      </w:pPr>
+      <w:rPr>
+        <w:rFonts w:ascii="Wingdings" w:hAnsi="Wingdings" w:hint="default"/>
+        <w:sz w:val="20"/>
+      </w:rPr>
+    </w:lvl>
+    <w:lvl w:ilvl="8" w:tentative="1">
+      <w:start w:val="1"/>
+      <w:numFmt w:val="bullet"/>
+      <w:lvlText w:val=""/>
+      <w:lvlJc w:val="left"/>
+      <w:pPr>
+        <w:tabs>
+          <w:tab w:val="num" w:pos="6480"/>
+        </w:tabs>
+        <w:ind w:left="6480" w:hanging="360"/>
+      </w:pPr>
+      <w:rPr>
+        <w:rFonts w:ascii="Wingdings" w:hAnsi="Wingdings" w:hint="default"/>
+        <w:sz w:val="20"/>
+      </w:rPr>
+    </w:lvl>
+  </w:abstractNum>
+  <w:abstractNum w:abstractNumId="34" w15:restartNumberingAfterBreak="0">
     <w:nsid w:val="7C977D40"/>
     <w:multiLevelType w:val="multilevel"/>
     <w:tmpl w:val="C4FA3E62"/>
@@ -7109,7 +8912,7 @@
       </w:rPr>
     </w:lvl>
   </w:abstractNum>
-  <w:abstractNum w:abstractNumId="22" w15:restartNumberingAfterBreak="0">
+  <w:abstractNum w:abstractNumId="35" w15:restartNumberingAfterBreak="0">
     <w:nsid w:val="7CCA31A3"/>
     <w:multiLevelType w:val="multilevel"/>
     <w:tmpl w:val="D1C05BC2"/>
@@ -7258,80 +9061,119 @@
       </w:rPr>
     </w:lvl>
   </w:abstractNum>
-  <w:num w:numId="1">
+  <w:num w:numId="1" w16cid:durableId="1960451587">
     <w:abstractNumId w:val="8"/>
   </w:num>
-  <w:num w:numId="2">
+  <w:num w:numId="2" w16cid:durableId="229272505">
     <w:abstractNumId w:val="6"/>
   </w:num>
-  <w:num w:numId="3">
+  <w:num w:numId="3" w16cid:durableId="758984014">
     <w:abstractNumId w:val="5"/>
   </w:num>
-  <w:num w:numId="4">
+  <w:num w:numId="4" w16cid:durableId="564948441">
     <w:abstractNumId w:val="4"/>
   </w:num>
-  <w:num w:numId="5">
+  <w:num w:numId="5" w16cid:durableId="880556882">
     <w:abstractNumId w:val="7"/>
   </w:num>
-  <w:num w:numId="6">
+  <w:num w:numId="6" w16cid:durableId="298268179">
     <w:abstractNumId w:val="3"/>
   </w:num>
-  <w:num w:numId="7">
+  <w:num w:numId="7" w16cid:durableId="2085570052">
     <w:abstractNumId w:val="2"/>
   </w:num>
-  <w:num w:numId="8">
+  <w:num w:numId="8" w16cid:durableId="457532088">
     <w:abstractNumId w:val="1"/>
   </w:num>
-  <w:num w:numId="9">
+  <w:num w:numId="9" w16cid:durableId="1048071140">
     <w:abstractNumId w:val="0"/>
   </w:num>
-  <w:num w:numId="10">
+  <w:num w:numId="10" w16cid:durableId="1131938820">
+    <w:abstractNumId w:val="35"/>
+  </w:num>
+  <w:num w:numId="11" w16cid:durableId="1223060083">
+    <w:abstractNumId w:val="32"/>
+  </w:num>
+  <w:num w:numId="12" w16cid:durableId="670762407">
+    <w:abstractNumId w:val="34"/>
+  </w:num>
+  <w:num w:numId="13" w16cid:durableId="1517384832">
     <w:abstractNumId w:val="22"/>
   </w:num>
-  <w:num w:numId="11">
+  <w:num w:numId="14" w16cid:durableId="1006441419">
+    <w:abstractNumId w:val="19"/>
+  </w:num>
+  <w:num w:numId="15" w16cid:durableId="995915226">
+    <w:abstractNumId w:val="15"/>
+  </w:num>
+  <w:num w:numId="16" w16cid:durableId="1426656965">
+    <w:abstractNumId w:val="31"/>
+  </w:num>
+  <w:num w:numId="17" w16cid:durableId="1720671144">
+    <w:abstractNumId w:val="9"/>
+  </w:num>
+  <w:num w:numId="18" w16cid:durableId="227738293">
+    <w:abstractNumId w:val="23"/>
+  </w:num>
+  <w:num w:numId="19" w16cid:durableId="23017533">
+    <w:abstractNumId w:val="25"/>
+  </w:num>
+  <w:num w:numId="20" w16cid:durableId="739786487">
+    <w:abstractNumId w:val="30"/>
+  </w:num>
+  <w:num w:numId="21" w16cid:durableId="1624538183">
+    <w:abstractNumId w:val="26"/>
+  </w:num>
+  <w:num w:numId="22" w16cid:durableId="1595093016">
+    <w:abstractNumId w:val="11"/>
+  </w:num>
+  <w:num w:numId="23" w16cid:durableId="1980039659">
+    <w:abstractNumId w:val="10"/>
+  </w:num>
+  <w:num w:numId="24" w16cid:durableId="165436393">
+    <w:abstractNumId w:val="18"/>
+  </w:num>
+  <w:num w:numId="25" w16cid:durableId="986085599">
+    <w:abstractNumId w:val="17"/>
+  </w:num>
+  <w:num w:numId="26" w16cid:durableId="1248881196">
+    <w:abstractNumId w:val="21"/>
+  </w:num>
+  <w:num w:numId="27" w16cid:durableId="1029331022">
+    <w:abstractNumId w:val="24"/>
+  </w:num>
+  <w:num w:numId="28" w16cid:durableId="204486030">
+    <w:abstractNumId w:val="33"/>
+  </w:num>
+  <w:num w:numId="29" w16cid:durableId="1111127003">
     <w:abstractNumId w:val="20"/>
   </w:num>
-  <w:num w:numId="12">
-    <w:abstractNumId w:val="21"/>
+  <w:num w:numId="30" w16cid:durableId="1847330116">
+    <w:abstractNumId w:val="28"/>
   </w:num>
-  <w:num w:numId="13">
+  <w:num w:numId="31" w16cid:durableId="1903367887">
     <w:abstractNumId w:val="14"/>
   </w:num>
-  <w:num w:numId="14">
+  <w:num w:numId="32" w16cid:durableId="1813715870">
     <w:abstractNumId w:val="13"/>
   </w:num>
-  <w:num w:numId="15">
-    <w:abstractNumId w:val="12"/>
-  </w:num>
-  <w:num w:numId="16">
-    <w:abstractNumId w:val="19"/>
-  </w:num>
-  <w:num w:numId="17">
-    <w:abstractNumId w:val="9"/>
-  </w:num>
-  <w:num w:numId="18">
-    <w:abstractNumId w:val="15"/>
-  </w:num>
-  <w:num w:numId="19">
+  <w:num w:numId="33" w16cid:durableId="483661920">
     <w:abstractNumId w:val="16"/>
   </w:num>
-  <w:num w:numId="20">
-    <w:abstractNumId w:val="18"/>
+  <w:num w:numId="34" w16cid:durableId="1346252028">
+    <w:abstractNumId w:val="27"/>
   </w:num>
-  <w:num w:numId="21">
-    <w:abstractNumId w:val="17"/>
+  <w:num w:numId="35" w16cid:durableId="508255298">
+    <w:abstractNumId w:val="29"/>
   </w:num>
-  <w:num w:numId="22">
-    <w:abstractNumId w:val="11"/>
-  </w:num>
-  <w:num w:numId="23">
-    <w:abstractNumId w:val="10"/>
+  <w:num w:numId="36" w16cid:durableId="461995707">
+    <w:abstractNumId w:val="12"/>
   </w:num>
 </w:numbering>
 </file>
 
 <file path=word/styles.xml><?xml version="1.0" encoding="utf-8"?>
-<w:styles xmlns:mc="http://schemas.openxmlformats.org/markup-compatibility/2006" xmlns:r="http://schemas.openxmlformats.org/officeDocument/2006/relationships" xmlns:w="http://schemas.openxmlformats.org/wordprocessingml/2006/main" xmlns:w14="http://schemas.microsoft.com/office/word/2010/wordml" xmlns:w15="http://schemas.microsoft.com/office/word/2012/wordml" xmlns:w16cid="http://schemas.microsoft.com/office/word/2016/wordml/cid" xmlns:w16se="http://schemas.microsoft.com/office/word/2015/wordml/symex" mc:Ignorable="w14 w15 w16se w16cid">
+<w:styles xmlns:mc="http://schemas.openxmlformats.org/markup-compatibility/2006" xmlns:r="http://schemas.openxmlformats.org/officeDocument/2006/relationships" xmlns:w="http://schemas.openxmlformats.org/wordprocessingml/2006/main" xmlns:w14="http://schemas.microsoft.com/office/word/2010/wordml" xmlns:w15="http://schemas.microsoft.com/office/word/2012/wordml" xmlns:w16cex="http://schemas.microsoft.com/office/word/2018/wordml/cex" xmlns:w16cid="http://schemas.microsoft.com/office/word/2016/wordml/cid" xmlns:w16="http://schemas.microsoft.com/office/word/2018/wordml" xmlns:w16du="http://schemas.microsoft.com/office/word/2023/wordml/word16du" xmlns:w16sdtdh="http://schemas.microsoft.com/office/word/2020/wordml/sdtdatahash" xmlns:w16sdtfl="http://schemas.microsoft.com/office/word/2024/wordml/sdtformatlock" xmlns:w16se="http://schemas.microsoft.com/office/word/2015/wordml/symex" mc:Ignorable="w14 w15 w16se w16cid w16 w16cex w16sdtdh w16sdtfl w16du">
   <w:docDefaults>
     <w:rPrDefault>
       <w:rPr>
@@ -7347,7 +9189,7 @@
       </w:pPr>
     </w:pPrDefault>
   </w:docDefaults>
-  <w:latentStyles w:defLockedState="0" w:defUIPriority="99" w:defSemiHidden="0" w:defUnhideWhenUsed="0" w:defQFormat="0" w:count="375">
+  <w:latentStyles w:defLockedState="0" w:defUIPriority="99" w:defSemiHidden="0" w:defUnhideWhenUsed="0" w:defQFormat="0" w:count="376">
     <w:lsdException w:name="Normal" w:uiPriority="0" w:qFormat="1"/>
     <w:lsdException w:name="heading 1" w:uiPriority="9" w:qFormat="1"/>
     <w:lsdException w:name="heading 2" w:semiHidden="1" w:uiPriority="9" w:unhideWhenUsed="1" w:qFormat="1"/>
@@ -7714,6 +9556,7 @@
     <w:lsdException w:name="Smart Hyperlink" w:semiHidden="1" w:unhideWhenUsed="1"/>
     <w:lsdException w:name="Hashtag" w:semiHidden="1" w:unhideWhenUsed="1"/>
     <w:lsdException w:name="Unresolved Mention" w:semiHidden="1" w:unhideWhenUsed="1"/>
+    <w:lsdException w:name="Smart Link" w:semiHidden="1" w:unhideWhenUsed="1"/>
   </w:latentStyles>
   <w:style w:type="paragraph" w:default="1" w:styleId="Normal">
     <w:name w:val="Normal"/>
@@ -7932,7 +9775,6 @@
   <w:style w:type="character" w:default="1" w:styleId="Fontepargpadro">
     <w:name w:val="Default Paragraph Font"/>
     <w:uiPriority w:val="1"/>
-    <w:semiHidden/>
     <w:unhideWhenUsed/>
   </w:style>
   <w:style w:type="table" w:default="1" w:styleId="Tabelanormal">
@@ -18788,6 +20630,41 @@
       <w:szCs w:val="20"/>
     </w:rPr>
   </w:style>
+  <w:style w:type="character" w:styleId="Hyperlink">
+    <w:name w:val="Hyperlink"/>
+    <w:basedOn w:val="Fontepargpadro"/>
+    <w:uiPriority w:val="99"/>
+    <w:unhideWhenUsed/>
+    <w:rsid w:val="00127281"/>
+    <w:rPr>
+      <w:color w:val="0000FF" w:themeColor="hyperlink"/>
+      <w:u w:val="single"/>
+    </w:rPr>
+  </w:style>
+  <w:style w:type="character" w:styleId="MenoPendente">
+    <w:name w:val="Unresolved Mention"/>
+    <w:basedOn w:val="Fontepargpadro"/>
+    <w:uiPriority w:val="99"/>
+    <w:semiHidden/>
+    <w:unhideWhenUsed/>
+    <w:rsid w:val="00127281"/>
+    <w:rPr>
+      <w:color w:val="605E5C"/>
+      <w:shd w:val="clear" w:color="auto" w:fill="E1DFDD"/>
+    </w:rPr>
+  </w:style>
+  <w:style w:type="character" w:styleId="HiperlinkVisitado">
+    <w:name w:val="FollowedHyperlink"/>
+    <w:basedOn w:val="Fontepargpadro"/>
+    <w:uiPriority w:val="99"/>
+    <w:semiHidden/>
+    <w:unhideWhenUsed/>
+    <w:rsid w:val="003B433F"/>
+    <w:rPr>
+      <w:color w:val="800080" w:themeColor="followedHyperlink"/>
+      <w:u w:val="single"/>
+    </w:rPr>
+  </w:style>
 </w:styles>
 </file>
 
